--- a/BSC-495--The-Hidden-World-s-Code.docx
+++ b/BSC-495--The-Hidden-World-s-Code.docx
@@ -4811,7 +4811,7 @@
     <w:bookmarkEnd w:id="43"/>
     <w:bookmarkEnd w:id="44"/>
     <w:bookmarkEnd w:id="45"/>
-    <w:bookmarkStart w:id="106" w:name="module-1-fungal-sampling"/>
+    <w:bookmarkStart w:id="108" w:name="module-1-fungal-sampling"/>
     <w:p>
       <w:pPr>
         <w:pStyle w:val="Heading1"/>
@@ -5157,7 +5157,7 @@
           <w:b/>
           <w:bCs/>
         </w:rPr>
-        <w:t xml:space="preserve">Lab Prep and Sterility:</w:t>
+        <w:t xml:space="preserve">Lab Prep and Sterility</w:t>
       </w:r>
       <w:r>
         <w:t xml:space="preserve"> </w:t>
@@ -5567,7 +5567,7 @@
         <w:t xml:space="preserve"> </w:t>
       </w:r>
       <w:r>
-        <w:t xml:space="preserve">You have leaves collected from a maple tree on your campus. This tree was logged in iNaturalist and given a unique field number MycoED_004 (or whatever format the field numbers are provided in by your instructor/TA). Let’s assume your initials are ABC. From this collection, you have three leaves that you culture from: leaf 1, leaf 2, and leaf 3. From each of these leaves, you take six segments or sections, so these are letters a-f. So, if you isolate a fungus from the second leaf, third section, and your initials are ABC, the name of the isolate would look like MycoED_004_ABC_2c.</w:t>
+        <w:t xml:space="preserve">You have leaves collected from a maple tree on your campus. This tree was logged in iNaturalist and given a unique field number MycoED_004 (or whatever format the field numbers are provided in by your instructor/TA and iNaturalist). Let’s assume your initials are ABC. From this collection, you have three leaves that you culture from: leaf 1, leaf 2, and leaf 3. From each of these leaves, you take six segments or sections, so these are letters a-f. So, if you isolate a fungus from the second leaf, third section, and your initials are ABC, the name of the isolate would look like MycoED_004_ABC_2c.</w:t>
       </w:r>
     </w:p>
     <w:p>
@@ -6961,7 +6961,7 @@
     <w:bookmarkEnd w:id="77"/>
     <w:bookmarkEnd w:id="78"/>
     <w:bookmarkEnd w:id="79"/>
-    <w:bookmarkStart w:id="105" w:name="module-1.4-fungal-sampling-and-culturing"/>
+    <w:bookmarkStart w:id="107" w:name="module-1.4-fungal-sampling-and-culturing"/>
     <w:p>
       <w:pPr>
         <w:pStyle w:val="Heading2"/>
@@ -7200,13 +7200,13 @@
       </w:r>
     </w:p>
     <w:bookmarkEnd w:id="86"/>
-    <w:bookmarkStart w:id="87" w:name="lab-supplies"/>
+    <w:bookmarkStart w:id="87" w:name="materials-1"/>
     <w:p>
       <w:pPr>
         <w:pStyle w:val="Heading3"/>
       </w:pPr>
       <w:r>
-        <w:t xml:space="preserve">Lab Supplies</w:t>
+        <w:t xml:space="preserve">Materials</w:t>
       </w:r>
     </w:p>
     <w:p>
@@ -7218,7 +7218,7 @@
         </w:numPr>
       </w:pPr>
       <w:r>
-        <w:t xml:space="preserve">3 large water agar Petri plates (150 x 10 mm) - these are for initial isolation</w:t>
+        <w:t xml:space="preserve">3 large water agar Petri plates (150 x 10 mm)per student - these are for initial isolation</w:t>
       </w:r>
     </w:p>
     <w:p>
@@ -7330,7 +7330,7 @@
       </w:r>
     </w:p>
     <w:bookmarkEnd w:id="87"/>
-    <w:bookmarkStart w:id="104" w:name="instructions"/>
+    <w:bookmarkStart w:id="106" w:name="instructions"/>
     <w:p>
       <w:pPr>
         <w:pStyle w:val="Heading3"/>
@@ -7752,7 +7752,7 @@
       </w:tr>
     </w:tbl>
     <w:bookmarkEnd w:id="94"/>
-    <w:bookmarkStart w:id="103" w:name="culturing-fungi-from-leaves"/>
+    <w:bookmarkStart w:id="105" w:name="culturing-fungi-from-leaves"/>
     <w:p>
       <w:pPr>
         <w:pStyle w:val="Heading4"/>
@@ -8050,6 +8050,122 @@
     <w:tbl>
       <w:tblPr>
         <w:tblStyle w:val="Table"/>
+        <w:tblLook w:firstRow="0" w:lastRow="0" w:firstColumn="0" w:lastColumn="0" w:noHBand="0" w:noVBand="0" w:val="0000"/>
+        <w:tblBorders>
+          <w:top w:val="single" w:sz="4" w:space="0" w:color="0758E5"/>
+          <w:left w:val="single" w:sz="24" w:space="0" w:color="0758E5"/>
+          <w:bottom w:val="single" w:sz="4" w:space="0" w:color="0758E5"/>
+          <w:right w:val="single" w:sz="4" w:space="0" w:color="0758E5"/>
+        </w:tblBorders>
+        <w:tblCellMar>
+          <w:left w:w="144" w:type="dxa"/>
+          <w:right w:w="144" w:type="dxa"/>
+        </w:tblCellMar>
+        <w:tblLook w:firstRow="0" w:lastRow="0" w:firstColumn="0" w:lastColumn="0" w:noHBand="0" w:noVBand="0" w:val="0000"/>
+      </w:tblPr>
+      <w:tr>
+        <w:trPr>
+          <w:cantSplit/>
+        </w:trPr>
+        <w:tc>
+          <w:tcPr>
+            <w:shd w:color="auto" w:fill="dae6fb" w:val="clear"/>
+            <w:tcMar>
+              <w:top w:w="92" w:type="dxa"/>
+              <w:bottom w:w="92" w:type="dxa"/>
+            </w:tcMar>
+          </w:tcPr>
+          <w:p>
+            <w:pPr>
+              <w:pStyle w:val="FirstParagraph"/>
+            </w:pPr>
+            <w:pPr>
+              <w:spacing w:before="0" w:after="0"/>
+              <w:textAlignment w:val="center"/>
+            </w:pPr>
+            <w:r>
+              <w:drawing>
+                <wp:inline>
+                  <wp:extent cx="152400" cy="152400"/>
+                  <wp:effectExtent b="0" l="0" r="0" t="0"/>
+                  <wp:docPr descr="" title="" id="99" name="Picture"/>
+                  <a:graphic>
+                    <a:graphicData uri="http://schemas.openxmlformats.org/drawingml/2006/picture">
+                      <pic:pic>
+                        <pic:nvPicPr>
+                          <pic:cNvPr descr="/opt/quarto/share/formats/docx/note.png" id="100" name="Picture"/>
+                          <pic:cNvPicPr>
+                            <a:picLocks noChangeArrowheads="1" noChangeAspect="1"/>
+                          </pic:cNvPicPr>
+                        </pic:nvPicPr>
+                        <pic:blipFill>
+                          <a:blip r:embed="rId28"/>
+                          <a:stretch>
+                            <a:fillRect/>
+                          </a:stretch>
+                        </pic:blipFill>
+                        <pic:spPr bwMode="auto">
+                          <a:xfrm>
+                            <a:off x="0" y="0"/>
+                            <a:ext cx="152400" cy="152400"/>
+                          </a:xfrm>
+                          <a:prstGeom prst="rect">
+                            <a:avLst/>
+                          </a:prstGeom>
+                          <a:noFill/>
+                          <a:ln w="9525">
+                            <a:noFill/>
+                            <a:headEnd/>
+                            <a:tailEnd/>
+                          </a:ln>
+                        </pic:spPr>
+                      </pic:pic>
+                    </a:graphicData>
+                  </a:graphic>
+                </wp:inline>
+              </w:drawing>
+            </w:r>
+            <w:r>
+              <w:t xml:space="preserve"> </w:t>
+            </w:r>
+            <w:r>
+              <w:t xml:space="preserve"> </w:t>
+            </w:r>
+            <w:r>
+              <w:t xml:space="preserve">Note</w:t>
+            </w:r>
+          </w:p>
+        </w:tc>
+      </w:tr>
+      <w:tr>
+        <w:trPr>
+          <w:cantSplit/>
+        </w:trPr>
+        <w:tc>
+          <w:tcPr>
+            <w:tcMar>
+              <w:top w:w="108" w:type="dxa"/>
+              <w:bottom w:w="108" w:type="dxa"/>
+            </w:tcMar>
+          </w:tcPr>
+          <w:p>
+            <w:pPr>
+              <w:pStyle w:val="BodyText"/>
+            </w:pPr>
+            <w:pPr>
+              <w:spacing w:before="16" w:after="16"/>
+            </w:pPr>
+            <w:r>
+              <w:t xml:space="preserve">In the summer of 2026 we incubated at 28 °C, but room temperature is fine. You should see fungal growth within 3-7 days. If you do not see growth after 7 days, you can try re-plating the leaf tissue on a fresh water agar plate. If you have access to a laminar flow hood or clean bench, you can also try plating on PDA media which may facilitate fungal growth.</w:t>
+            </w:r>
+          </w:p>
+          <w:p/>
+        </w:tc>
+      </w:tr>
+    </w:tbl>
+    <w:tbl>
+      <w:tblPr>
+        <w:tblStyle w:val="Table"/>
         <w:tblW w:type="pct" w:w="5000"/>
         <w:tblLayout w:type="fixed"/>
         <w:tblLook w:firstRow="0" w:lastRow="0" w:firstColumn="0" w:lastColumn="0" w:noHBand="0" w:noVBand="0" w:val="0000"/>
@@ -8060,7 +8176,7 @@
       <w:tr>
         <w:tc>
           <w:tcPr/>
-          <w:bookmarkStart w:id="102" w:name="fig-SamplesWaterAgar"/>
+          <w:bookmarkStart w:id="104" w:name="fig-SamplesWaterAgar"/>
           <w:p>
             <w:pPr>
               <w:pStyle w:val="Compact"/>
@@ -8071,18 +8187,18 @@
                 <wp:inline>
                   <wp:extent cx="5334000" cy="3733799"/>
                   <wp:effectExtent b="0" l="0" r="0" t="0"/>
-                  <wp:docPr descr="" title="" id="100" name="Picture"/>
+                  <wp:docPr descr="" title="" id="102" name="Picture"/>
                   <a:graphic>
                     <a:graphicData uri="http://schemas.openxmlformats.org/drawingml/2006/picture">
                       <pic:pic>
                         <pic:nvPicPr>
-                          <pic:cNvPr descr="images/LeafSamplesWaterAgar.png" id="101" name="Picture"/>
+                          <pic:cNvPr descr="images/LeafSamplesWaterAgar.png" id="103" name="Picture"/>
                           <pic:cNvPicPr>
                             <a:picLocks noChangeArrowheads="1" noChangeAspect="1"/>
                           </pic:cNvPicPr>
                         </pic:nvPicPr>
                         <pic:blipFill>
-                          <a:blip r:embed="rId99"/>
+                          <a:blip r:embed="rId101"/>
                           <a:stretch>
                             <a:fillRect/>
                           </a:stretch>
@@ -8122,15 +8238,15 @@
               <w:t xml:space="preserve">Figure 4: Place Leaf Samples on Water Agar Plates. Take a large water agar plate and divide it into six sections using a ruler and marker. Place leaf samples in each section after surface sterilizing and rinsing in ethanol. Figure created with BioRender.com.</w:t>
             </w:r>
           </w:p>
-          <w:bookmarkEnd w:id="102"/>
+          <w:bookmarkEnd w:id="104"/>
         </w:tc>
       </w:tr>
     </w:tbl>
-    <w:bookmarkEnd w:id="103"/>
-    <w:bookmarkEnd w:id="104"/>
     <w:bookmarkEnd w:id="105"/>
     <w:bookmarkEnd w:id="106"/>
-    <w:bookmarkStart w:id="137" w:name="module-2-fungal-isolation"/>
+    <w:bookmarkEnd w:id="107"/>
+    <w:bookmarkEnd w:id="108"/>
+    <w:bookmarkStart w:id="139" w:name="module-2-fungal-isolation"/>
     <w:p>
       <w:pPr>
         <w:pStyle w:val="Heading1"/>
@@ -8180,12 +8296,12 @@
                 <wp:inline>
                   <wp:extent cx="152400" cy="152400"/>
                   <wp:effectExtent b="0" l="0" r="0" t="0"/>
-                  <wp:docPr descr="" title="" id="107" name="Picture"/>
+                  <wp:docPr descr="" title="" id="109" name="Picture"/>
                   <a:graphic>
                     <a:graphicData uri="http://schemas.openxmlformats.org/drawingml/2006/picture">
                       <pic:pic>
                         <pic:nvPicPr>
-                          <pic:cNvPr descr="/opt/quarto/share/formats/docx/tip.png" id="108" name="Picture"/>
+                          <pic:cNvPr descr="/opt/quarto/share/formats/docx/tip.png" id="110" name="Picture"/>
                           <pic:cNvPicPr>
                             <a:picLocks noChangeArrowheads="1" noChangeAspect="1"/>
                           </pic:cNvPicPr>
@@ -8260,7 +8376,7 @@
         </w:tc>
       </w:tr>
     </w:tbl>
-    <w:bookmarkStart w:id="118" w:name="module-2.1-lab-prep-overview"/>
+    <w:bookmarkStart w:id="120" w:name="module-2.1-lab-prep-overview"/>
     <w:p>
       <w:pPr>
         <w:pStyle w:val="Heading2"/>
@@ -8269,7 +8385,7 @@
         <w:t xml:space="preserve">Module 2.1 – Lab Prep Overview</w:t>
       </w:r>
     </w:p>
-    <w:bookmarkStart w:id="117" w:name="X607910f6b5d5ec784b2986740c973a9a0beb010"/>
+    <w:bookmarkStart w:id="119" w:name="X607910f6b5d5ec784b2986740c973a9a0beb010"/>
     <w:p>
       <w:pPr>
         <w:pStyle w:val="Heading3"/>
@@ -8278,7 +8394,7 @@
         <w:t xml:space="preserve">Instructor Laboratory Preparation Instructions</w:t>
       </w:r>
     </w:p>
-    <w:bookmarkStart w:id="116" w:name="materials-1"/>
+    <w:bookmarkStart w:id="118" w:name="materials-2"/>
     <w:p>
       <w:pPr>
         <w:pStyle w:val="Heading4"/>
@@ -8464,7 +8580,7 @@
           <w:b/>
           <w:bCs/>
         </w:rPr>
-        <w:t xml:space="preserve">Lab Prep:</w:t>
+        <w:t xml:space="preserve">Lab Prep</w:t>
       </w:r>
     </w:p>
     <w:tbl>
@@ -8508,18 +8624,18 @@
                 <wp:inline>
                   <wp:extent cx="152400" cy="152400"/>
                   <wp:effectExtent b="0" l="0" r="0" t="0"/>
-                  <wp:docPr descr="" title="" id="110" name="Picture"/>
+                  <wp:docPr descr="" title="" id="112" name="Picture"/>
                   <a:graphic>
                     <a:graphicData uri="http://schemas.openxmlformats.org/drawingml/2006/picture">
                       <pic:pic>
                         <pic:nvPicPr>
-                          <pic:cNvPr descr="/opt/quarto/share/formats/docx/important.png" id="111" name="Picture"/>
+                          <pic:cNvPr descr="/opt/quarto/share/formats/docx/important.png" id="113" name="Picture"/>
                           <pic:cNvPicPr>
                             <a:picLocks noChangeArrowheads="1" noChangeAspect="1"/>
                           </pic:cNvPicPr>
                         </pic:nvPicPr>
                         <pic:blipFill>
-                          <a:blip r:embed="rId109"/>
+                          <a:blip r:embed="rId111"/>
                           <a:stretch>
                             <a:fillRect/>
                           </a:stretch>
@@ -8678,12 +8794,12 @@
                 <wp:inline>
                   <wp:extent cx="152400" cy="152400"/>
                   <wp:effectExtent b="0" l="0" r="0" t="0"/>
-                  <wp:docPr descr="" title="" id="112" name="Picture"/>
+                  <wp:docPr descr="" title="" id="114" name="Picture"/>
                   <a:graphic>
                     <a:graphicData uri="http://schemas.openxmlformats.org/drawingml/2006/picture">
                       <pic:pic>
                         <pic:nvPicPr>
-                          <pic:cNvPr descr="/opt/quarto/share/formats/docx/note.png" id="113" name="Picture"/>
+                          <pic:cNvPr descr="/opt/quarto/share/formats/docx/note.png" id="115" name="Picture"/>
                           <pic:cNvPicPr>
                             <a:picLocks noChangeArrowheads="1" noChangeAspect="1"/>
                           </pic:cNvPicPr>
@@ -8868,18 +8984,18 @@
                 <wp:inline>
                   <wp:extent cx="152400" cy="152400"/>
                   <wp:effectExtent b="0" l="0" r="0" t="0"/>
-                  <wp:docPr descr="" title="" id="114" name="Picture"/>
+                  <wp:docPr descr="" title="" id="116" name="Picture"/>
                   <a:graphic>
                     <a:graphicData uri="http://schemas.openxmlformats.org/drawingml/2006/picture">
                       <pic:pic>
                         <pic:nvPicPr>
-                          <pic:cNvPr descr="/opt/quarto/share/formats/docx/important.png" id="115" name="Picture"/>
+                          <pic:cNvPr descr="/opt/quarto/share/formats/docx/important.png" id="117" name="Picture"/>
                           <pic:cNvPicPr>
                             <a:picLocks noChangeArrowheads="1" noChangeAspect="1"/>
                           </pic:cNvPicPr>
                         </pic:nvPicPr>
                         <pic:blipFill>
-                          <a:blip r:embed="rId109"/>
+                          <a:blip r:embed="rId111"/>
                           <a:stretch>
                             <a:fillRect/>
                           </a:stretch>
@@ -8943,10 +9059,10 @@
         </w:tc>
       </w:tr>
     </w:tbl>
-    <w:bookmarkEnd w:id="116"/>
-    <w:bookmarkEnd w:id="117"/>
     <w:bookmarkEnd w:id="118"/>
-    <w:bookmarkStart w:id="136" w:name="module-2.2---fungal-isolation"/>
+    <w:bookmarkEnd w:id="119"/>
+    <w:bookmarkEnd w:id="120"/>
+    <w:bookmarkStart w:id="138" w:name="module-2.2---fungal-isolation"/>
     <w:p>
       <w:pPr>
         <w:pStyle w:val="Heading2"/>
@@ -8955,7 +9071,7 @@
         <w:t xml:space="preserve">Module 2.2 - Fungal Isolation</w:t>
       </w:r>
     </w:p>
-    <w:bookmarkStart w:id="121" w:name="purpose-1"/>
+    <w:bookmarkStart w:id="123" w:name="purpose-1"/>
     <w:p>
       <w:pPr>
         <w:pStyle w:val="Heading3"/>
@@ -9013,12 +9129,12 @@
                 <wp:inline>
                   <wp:extent cx="152400" cy="152400"/>
                   <wp:effectExtent b="0" l="0" r="0" t="0"/>
-                  <wp:docPr descr="" title="" id="119" name="Picture"/>
+                  <wp:docPr descr="" title="" id="121" name="Picture"/>
                   <a:graphic>
                     <a:graphicData uri="http://schemas.openxmlformats.org/drawingml/2006/picture">
                       <pic:pic>
                         <pic:nvPicPr>
-                          <pic:cNvPr descr="/opt/quarto/share/formats/docx/warning.png" id="120" name="Picture"/>
+                          <pic:cNvPr descr="/opt/quarto/share/formats/docx/warning.png" id="122" name="Picture"/>
                           <pic:cNvPicPr>
                             <a:picLocks noChangeArrowheads="1" noChangeAspect="1"/>
                           </pic:cNvPicPr>
@@ -9099,8 +9215,8 @@
         </w:tc>
       </w:tr>
     </w:tbl>
-    <w:bookmarkEnd w:id="121"/>
-    <w:bookmarkStart w:id="122" w:name="introduction-2"/>
+    <w:bookmarkEnd w:id="123"/>
+    <w:bookmarkStart w:id="124" w:name="introduction-2"/>
     <w:p>
       <w:pPr>
         <w:pStyle w:val="Heading3"/>
@@ -9147,8 +9263,8 @@
         <w:t xml:space="preserve">. The goal of this long-term research project is to develop annotated genomes of fungal endophytes to better understand their ecology and how they impact their host plants.</w:t>
       </w:r>
     </w:p>
-    <w:bookmarkEnd w:id="122"/>
-    <w:bookmarkStart w:id="123" w:name="learning-goals-1"/>
+    <w:bookmarkEnd w:id="124"/>
+    <w:bookmarkStart w:id="125" w:name="learning-goals-1"/>
     <w:p>
       <w:pPr>
         <w:pStyle w:val="Heading3"/>
@@ -9241,8 +9357,8 @@
         <w:t xml:space="preserve">Create growth curves</w:t>
       </w:r>
     </w:p>
-    <w:bookmarkEnd w:id="123"/>
-    <w:bookmarkStart w:id="135" w:name="instructions-1"/>
+    <w:bookmarkEnd w:id="125"/>
+    <w:bookmarkStart w:id="137" w:name="instructions-1"/>
     <w:p>
       <w:pPr>
         <w:pStyle w:val="Heading3"/>
@@ -9251,7 +9367,7 @@
         <w:t xml:space="preserve">Instructions</w:t>
       </w:r>
     </w:p>
-    <w:bookmarkStart w:id="124" w:name="materials-2"/>
+    <w:bookmarkStart w:id="126" w:name="materials-3"/>
     <w:p>
       <w:pPr>
         <w:pStyle w:val="Heading4"/>
@@ -9404,8 +9520,8 @@
         <w:t xml:space="preserve">Autclave</w:t>
       </w:r>
     </w:p>
-    <w:bookmarkEnd w:id="124"/>
-    <w:bookmarkStart w:id="129" w:name="X2a686204ef2636cfa94f5241192951a8a671134"/>
+    <w:bookmarkEnd w:id="126"/>
+    <w:bookmarkStart w:id="131" w:name="X2a686204ef2636cfa94f5241192951a8a671134"/>
     <w:p>
       <w:pPr>
         <w:pStyle w:val="Heading4"/>
@@ -9452,7 +9568,7 @@
       <w:tr>
         <w:tc>
           <w:tcPr/>
-          <w:bookmarkStart w:id="128" w:name="fig-fungalhyphae"/>
+          <w:bookmarkStart w:id="130" w:name="fig-fungalhyphae"/>
           <w:p>
             <w:pPr>
               <w:pStyle w:val="Compact"/>
@@ -9463,18 +9579,18 @@
                 <wp:inline>
                   <wp:extent cx="5334000" cy="3733799"/>
                   <wp:effectExtent b="0" l="0" r="0" t="0"/>
-                  <wp:docPr descr="" title="" id="126" name="Picture"/>
+                  <wp:docPr descr="" title="" id="128" name="Picture"/>
                   <a:graphic>
                     <a:graphicData uri="http://schemas.openxmlformats.org/drawingml/2006/picture">
                       <pic:pic>
                         <pic:nvPicPr>
-                          <pic:cNvPr descr="images/FungalHyphae.png" id="127" name="Picture"/>
+                          <pic:cNvPr descr="images/FungalHyphae.png" id="129" name="Picture"/>
                           <pic:cNvPicPr>
                             <a:picLocks noChangeArrowheads="1" noChangeAspect="1"/>
                           </pic:cNvPicPr>
                         </pic:nvPicPr>
                         <pic:blipFill>
-                          <a:blip r:embed="rId125"/>
+                          <a:blip r:embed="rId127"/>
                           <a:stretch>
                             <a:fillRect/>
                           </a:stretch>
@@ -9514,7 +9630,7 @@
               <w:t xml:space="preserve">Figure 5: Fungal Hyphae Emerging from Green Leaf Tissue. Leaves have different shapes and sizes. Leaf pathologies and diseases can be identified by inspection of leaves. Figure created with BioRender.com.</w:t>
             </w:r>
           </w:p>
-          <w:bookmarkEnd w:id="128"/>
+          <w:bookmarkEnd w:id="130"/>
         </w:tc>
       </w:tr>
     </w:tbl>
@@ -9675,8 +9791,8 @@
         <w:t xml:space="preserve">Close the lid of the PDA Petri dish lid as quickly as possible. Seal with parafilm.</w:t>
       </w:r>
     </w:p>
-    <w:bookmarkEnd w:id="129"/>
-    <w:bookmarkStart w:id="134" w:name="part-ii-measuring-growth-rates"/>
+    <w:bookmarkEnd w:id="131"/>
+    <w:bookmarkStart w:id="136" w:name="part-ii-measuring-growth-rates"/>
     <w:p>
       <w:pPr>
         <w:pStyle w:val="Heading4"/>
@@ -9736,7 +9852,7 @@
       <w:tr>
         <w:tc>
           <w:tcPr/>
-          <w:bookmarkStart w:id="133" w:name="fig-measuregrowth"/>
+          <w:bookmarkStart w:id="135" w:name="fig-measuregrowth"/>
           <w:p>
             <w:pPr>
               <w:pStyle w:val="Compact"/>
@@ -9747,18 +9863,18 @@
                 <wp:inline>
                   <wp:extent cx="5334000" cy="3733799"/>
                   <wp:effectExtent b="0" l="0" r="0" t="0"/>
-                  <wp:docPr descr="" title="" id="131" name="Picture"/>
+                  <wp:docPr descr="" title="" id="133" name="Picture"/>
                   <a:graphic>
                     <a:graphicData uri="http://schemas.openxmlformats.org/drawingml/2006/picture">
                       <pic:pic>
                         <pic:nvPicPr>
-                          <pic:cNvPr descr="images/MeasureGrowthPDA.png" id="132" name="Picture"/>
+                          <pic:cNvPr descr="images/MeasureGrowthPDA.png" id="134" name="Picture"/>
                           <pic:cNvPicPr>
                             <a:picLocks noChangeArrowheads="1" noChangeAspect="1"/>
                           </pic:cNvPicPr>
                         </pic:nvPicPr>
                         <pic:blipFill>
-                          <a:blip r:embed="rId130"/>
+                          <a:blip r:embed="rId132"/>
                           <a:stretch>
                             <a:fillRect/>
                           </a:stretch>
@@ -9798,7 +9914,7 @@
               <w:t xml:space="preserve">Figure 6: Measure Growth on PDA Plates. Divide the plate into eight segments using a ruler and marker. Then measure the growth at each segment starting at the end of the water agar plug and ending at the edge of the growth. Image the plate from top and bottom. Record measurements and images in your lab notebook. Figure created with BioRender.com.</w:t>
             </w:r>
           </w:p>
-          <w:bookmarkEnd w:id="133"/>
+          <w:bookmarkEnd w:id="135"/>
         </w:tc>
       </w:tr>
     </w:tbl>
@@ -10149,11 +10265,11 @@
         <w:t xml:space="preserve">Submit images and your data sheet and a graph of growth rates in your lab blog post for this project. Please take images to add to your lab notebook.</w:t>
       </w:r>
     </w:p>
-    <w:bookmarkEnd w:id="134"/>
-    <w:bookmarkEnd w:id="135"/>
     <w:bookmarkEnd w:id="136"/>
     <w:bookmarkEnd w:id="137"/>
-    <w:bookmarkStart w:id="149" w:name="module-3-phenotypic-assays"/>
+    <w:bookmarkEnd w:id="138"/>
+    <w:bookmarkEnd w:id="139"/>
+    <w:bookmarkStart w:id="163" w:name="module-3-phenotypic-assays"/>
     <w:p>
       <w:pPr>
         <w:pStyle w:val="Heading1"/>
@@ -10203,12 +10319,12 @@
                 <wp:inline>
                   <wp:extent cx="152400" cy="152400"/>
                   <wp:effectExtent b="0" l="0" r="0" t="0"/>
-                  <wp:docPr descr="" title="" id="138" name="Picture"/>
+                  <wp:docPr descr="" title="" id="140" name="Picture"/>
                   <a:graphic>
                     <a:graphicData uri="http://schemas.openxmlformats.org/drawingml/2006/picture">
                       <pic:pic>
                         <pic:nvPicPr>
-                          <pic:cNvPr descr="/opt/quarto/share/formats/docx/tip.png" id="139" name="Picture"/>
+                          <pic:cNvPr descr="/opt/quarto/share/formats/docx/tip.png" id="141" name="Picture"/>
                           <pic:cNvPicPr>
                             <a:picLocks noChangeArrowheads="1" noChangeAspect="1"/>
                           </pic:cNvPicPr>
@@ -10283,7 +10399,7 @@
         </w:tc>
       </w:tr>
     </w:tbl>
-    <w:bookmarkStart w:id="142" w:name="module-3.1-phenotypic-assays"/>
+    <w:bookmarkStart w:id="146" w:name="module-3.1-phenotypic-assays"/>
     <w:p>
       <w:pPr>
         <w:pStyle w:val="Heading2"/>
@@ -10292,7 +10408,7 @@
         <w:t xml:space="preserve">Module 3.1 – Phenotypic Assays</w:t>
       </w:r>
     </w:p>
-    <w:bookmarkStart w:id="141" w:name="X7ceddf16062824a3bde6cd0475f549d1fd9a5ed"/>
+    <w:bookmarkStart w:id="145" w:name="X7ceddf16062824a3bde6cd0475f549d1fd9a5ed"/>
     <w:p>
       <w:pPr>
         <w:pStyle w:val="Heading3"/>
@@ -10301,7 +10417,7 @@
         <w:t xml:space="preserve">Instructor Laboratory Preparation Instructions</w:t>
       </w:r>
     </w:p>
-    <w:bookmarkStart w:id="140" w:name="materials-and-equipment"/>
+    <w:bookmarkStart w:id="144" w:name="materials-and-equipment"/>
     <w:p>
       <w:pPr>
         <w:pStyle w:val="Heading4"/>
@@ -10367,7 +10483,7 @@
         </w:numPr>
       </w:pPr>
       <w:r>
-        <w:t xml:space="preserve">Potato Dextrose Agar (PDA) with antibiotics</w:t>
+        <w:t xml:space="preserve">Potato Dextrose Agar (PDA)</w:t>
       </w:r>
     </w:p>
     <w:p>
@@ -10379,6 +10495,18 @@
         </w:numPr>
       </w:pPr>
       <w:r>
+        <w:t xml:space="preserve">Streptomycin (50 mg/ml) [optional, but recommended to prevent bacterial contamination]</w:t>
+      </w:r>
+    </w:p>
+    <w:p>
+      <w:pPr>
+        <w:pStyle w:val="Compact"/>
+        <w:numPr>
+          <w:ilvl w:val="0"/>
+          <w:numId w:val="1127"/>
+        </w:numPr>
+      </w:pPr>
+      <w:r>
         <w:t xml:space="preserve">Zinc sulfate</w:t>
       </w:r>
     </w:p>
@@ -10387,22 +10515,22 @@
         <w:pStyle w:val="Compact"/>
         <w:numPr>
           <w:ilvl w:val="0"/>
-          <w:numId w:val="1127"/>
-        </w:numPr>
-      </w:pPr>
-      <w:r>
-        <w:t xml:space="preserve">Cellophane discs</w:t>
-      </w:r>
-    </w:p>
-    <w:p>
-      <w:pPr>
-        <w:pStyle w:val="Compact"/>
-        <w:numPr>
-          <w:ilvl w:val="0"/>
           <w:numId w:val="1128"/>
         </w:numPr>
       </w:pPr>
       <w:r>
+        <w:t xml:space="preserve">Cellophane discs (rinsed and autoclaved individually)</w:t>
+      </w:r>
+    </w:p>
+    <w:p>
+      <w:pPr>
+        <w:pStyle w:val="Compact"/>
+        <w:numPr>
+          <w:ilvl w:val="0"/>
+          <w:numId w:val="1129"/>
+        </w:numPr>
+      </w:pPr>
+      <w:r>
         <w:t xml:space="preserve">Forceps</w:t>
       </w:r>
     </w:p>
@@ -10411,16 +10539,276 @@
         <w:pStyle w:val="Compact"/>
         <w:numPr>
           <w:ilvl w:val="0"/>
-          <w:numId w:val="1129"/>
-        </w:numPr>
-      </w:pPr>
-      <w:r>
-        <w:t xml:space="preserve">Scalpel (sterilized)</w:t>
+          <w:numId w:val="1130"/>
+        </w:numPr>
+      </w:pPr>
+      <w:r>
+        <w:t xml:space="preserve">Scalpel (sterilized or disposable)</w:t>
+      </w:r>
+    </w:p>
+    <w:p>
+      <w:pPr>
+        <w:pStyle w:val="Compact"/>
+        <w:numPr>
+          <w:ilvl w:val="0"/>
+          <w:numId w:val="1131"/>
+        </w:numPr>
+      </w:pPr>
+      <w:r>
+        <w:t xml:space="preserve">Ethanol jar</w:t>
+      </w:r>
+    </w:p>
+    <w:p>
+      <w:pPr>
+        <w:pStyle w:val="Compact"/>
+        <w:numPr>
+          <w:ilvl w:val="0"/>
+          <w:numId w:val="1132"/>
+        </w:numPr>
+      </w:pPr>
+      <w:r>
+        <w:t xml:space="preserve">Parafilm</w:t>
+      </w:r>
+    </w:p>
+    <w:p>
+      <w:pPr>
+        <w:pStyle w:val="Compact"/>
+        <w:numPr>
+          <w:ilvl w:val="0"/>
+          <w:numId w:val="1133"/>
+        </w:numPr>
+      </w:pPr>
+      <w:r>
+        <w:t xml:space="preserve">Marker for labeling plates</w:t>
+      </w:r>
+    </w:p>
+    <w:p>
+      <w:pPr>
+        <w:pStyle w:val="Compact"/>
+        <w:numPr>
+          <w:ilvl w:val="0"/>
+          <w:numId w:val="1134"/>
+        </w:numPr>
+      </w:pPr>
+      <w:r>
+        <w:t xml:space="preserve">Ruler for measuring growth (mm ruler)</w:t>
+      </w:r>
+    </w:p>
+    <w:p>
+      <w:pPr>
+        <w:pStyle w:val="Compact"/>
+        <w:numPr>
+          <w:ilvl w:val="0"/>
+          <w:numId w:val="1135"/>
+        </w:numPr>
+      </w:pPr>
+      <w:r>
+        <w:t xml:space="preserve">Incubators set to 4 °C, room temperature (~20 °C), and 28 °C</w:t>
+      </w:r>
+    </w:p>
+    <w:p>
+      <w:pPr>
+        <w:pStyle w:val="Compact"/>
+        <w:numPr>
+          <w:ilvl w:val="0"/>
+          <w:numId w:val="1136"/>
+        </w:numPr>
+      </w:pPr>
+      <w:r>
+        <w:t xml:space="preserve">Refrigerator for storing plates at ~4 °C</w:t>
+      </w:r>
+    </w:p>
+    <w:p>
+      <w:pPr>
+        <w:pStyle w:val="Compact"/>
+        <w:numPr>
+          <w:ilvl w:val="0"/>
+          <w:numId w:val="1137"/>
+        </w:numPr>
+      </w:pPr>
+      <w:r>
+        <w:t xml:space="preserve">70% ethanol for sterilization</w:t>
       </w:r>
     </w:p>
     <w:p>
       <w:pPr>
         <w:pStyle w:val="FirstParagraph"/>
+      </w:pPr>
+      <w:r>
+        <w:rPr>
+          <w:b/>
+          <w:bCs/>
+        </w:rPr>
+        <w:t xml:space="preserve">Lab Prep and Sterility</w:t>
+      </w:r>
+      <w:r>
+        <w:t xml:space="preserve"> </w:t>
+      </w:r>
+      <w:r>
+        <w:t xml:space="preserve">We will be working at the bench and without Bunsen burners.</w:t>
+      </w:r>
+      <w:r>
+        <w:t xml:space="preserve"> </w:t>
+      </w:r>
+      <w:r>
+        <w:rPr>
+          <w:b/>
+          <w:bCs/>
+        </w:rPr>
+        <w:t xml:space="preserve">Be very careful and do not leave plates open for long periods.</w:t>
+      </w:r>
+      <w:r>
+        <w:t xml:space="preserve"> </w:t>
+      </w:r>
+      <w:r>
+        <w:t xml:space="preserve">First, clean your work area with bleach, and/or ethanol. We will use clean benches and laminar flow hoods when available, but this is a good alternative for those without access to these resources.</w:t>
+      </w:r>
+    </w:p>
+    <w:tbl>
+      <w:tblPr>
+        <w:tblStyle w:val="Table"/>
+        <w:tblLook w:firstRow="0" w:lastRow="0" w:firstColumn="0" w:lastColumn="0" w:noHBand="0" w:noVBand="0" w:val="0000"/>
+        <w:tblBorders>
+          <w:top w:val="single" w:sz="4" w:space="0" w:color="EB9113"/>
+          <w:left w:val="single" w:sz="24" w:space="0" w:color="EB9113"/>
+          <w:bottom w:val="single" w:sz="4" w:space="0" w:color="EB9113"/>
+          <w:right w:val="single" w:sz="4" w:space="0" w:color="EB9113"/>
+        </w:tblBorders>
+        <w:tblCellMar>
+          <w:left w:w="144" w:type="dxa"/>
+          <w:right w:w="144" w:type="dxa"/>
+        </w:tblCellMar>
+        <w:tblLook w:firstRow="0" w:lastRow="0" w:firstColumn="0" w:lastColumn="0" w:noHBand="0" w:noVBand="0" w:val="0000"/>
+      </w:tblPr>
+      <w:tr>
+        <w:trPr>
+          <w:cantSplit/>
+        </w:trPr>
+        <w:tc>
+          <w:tcPr>
+            <w:shd w:color="auto" w:fill="fcefdc" w:val="clear"/>
+            <w:tcMar>
+              <w:top w:w="92" w:type="dxa"/>
+              <w:bottom w:w="92" w:type="dxa"/>
+            </w:tcMar>
+          </w:tcPr>
+          <w:p>
+            <w:pPr>
+              <w:pStyle w:val="BodyText"/>
+            </w:pPr>
+            <w:pPr>
+              <w:spacing w:before="0" w:after="0"/>
+              <w:textAlignment w:val="center"/>
+            </w:pPr>
+            <w:r>
+              <w:drawing>
+                <wp:inline>
+                  <wp:extent cx="152400" cy="152400"/>
+                  <wp:effectExtent b="0" l="0" r="0" t="0"/>
+                  <wp:docPr descr="" title="" id="142" name="Picture"/>
+                  <a:graphic>
+                    <a:graphicData uri="http://schemas.openxmlformats.org/drawingml/2006/picture">
+                      <pic:pic>
+                        <pic:nvPicPr>
+                          <pic:cNvPr descr="/opt/quarto/share/formats/docx/warning.png" id="143" name="Picture"/>
+                          <pic:cNvPicPr>
+                            <a:picLocks noChangeArrowheads="1" noChangeAspect="1"/>
+                          </pic:cNvPicPr>
+                        </pic:nvPicPr>
+                        <pic:blipFill>
+                          <a:blip r:embed="rId48"/>
+                          <a:stretch>
+                            <a:fillRect/>
+                          </a:stretch>
+                        </pic:blipFill>
+                        <pic:spPr bwMode="auto">
+                          <a:xfrm>
+                            <a:off x="0" y="0"/>
+                            <a:ext cx="152400" cy="152400"/>
+                          </a:xfrm>
+                          <a:prstGeom prst="rect">
+                            <a:avLst/>
+                          </a:prstGeom>
+                          <a:noFill/>
+                          <a:ln w="9525">
+                            <a:noFill/>
+                            <a:headEnd/>
+                            <a:tailEnd/>
+                          </a:ln>
+                        </pic:spPr>
+                      </pic:pic>
+                    </a:graphicData>
+                  </a:graphic>
+                </wp:inline>
+              </w:drawing>
+            </w:r>
+            <w:r>
+              <w:t xml:space="preserve"> </w:t>
+            </w:r>
+            <w:r>
+              <w:t xml:space="preserve"> </w:t>
+            </w:r>
+            <w:r>
+              <w:t xml:space="preserve">Warning</w:t>
+            </w:r>
+          </w:p>
+        </w:tc>
+      </w:tr>
+      <w:tr>
+        <w:trPr>
+          <w:cantSplit/>
+        </w:trPr>
+        <w:tc>
+          <w:tcPr>
+            <w:tcMar>
+              <w:top w:w="108" w:type="dxa"/>
+              <w:bottom w:w="108" w:type="dxa"/>
+            </w:tcMar>
+          </w:tcPr>
+          <w:p>
+            <w:pPr>
+              <w:pStyle w:val="BodyText"/>
+            </w:pPr>
+            <w:pPr>
+              <w:spacing w:before="16" w:after="16"/>
+            </w:pPr>
+            <w:r>
+              <w:t xml:space="preserve">We are working with</w:t>
+            </w:r>
+            <w:r>
+              <w:t xml:space="preserve"> </w:t>
+            </w:r>
+            <w:r>
+              <w:rPr>
+                <w:i/>
+                <w:iCs/>
+              </w:rPr>
+              <w:t xml:space="preserve">unknown</w:t>
+            </w:r>
+            <w:r>
+              <w:t xml:space="preserve"> </w:t>
+            </w:r>
+            <w:r>
+              <w:t xml:space="preserve">fungi, which are generally not harmful to humans, but can cause allergic reactions in some individuals. Always practice good sterile technique and handle all materials with care. If you have any concerns about allergies or sensitivities, please consult with your instructor before beginning the lab.</w:t>
+            </w:r>
+            <w:r>
+              <w:t xml:space="preserve"> </w:t>
+            </w:r>
+            <w:r>
+              <w:rPr>
+                <w:b/>
+                <w:bCs/>
+              </w:rPr>
+              <w:t xml:space="preserve">Work carefully and do not leave plates open for long periods of time.</w:t>
+            </w:r>
+          </w:p>
+          <w:p/>
+        </w:tc>
+      </w:tr>
+    </w:tbl>
+    <w:p>
+      <w:pPr>
+        <w:pStyle w:val="BodyText"/>
       </w:pPr>
       <w:r>
         <w:rPr>
@@ -10482,10 +10870,10 @@
         <w:t xml:space="preserve">technique. Dip your forceps into the container with the discs until you touch a disc. Using the forceps as a probe (not pinched) slide the disc to the side of the container and up the side of the container. Often, you’ll pull out one disc. Sometimes more than one disc will slide up, but it’s usually easy to see the individual discs at this point. You can then use your forceps to pull out one disc. If you grasp one disc with your forceps, you can swirl it in the water in the container to dislodge any other discs that might be attached. Open the lid of the Petri dish and lay the cellophane onto the solid agar.</w:t>
       </w:r>
     </w:p>
-    <w:bookmarkEnd w:id="140"/>
-    <w:bookmarkEnd w:id="141"/>
-    <w:bookmarkEnd w:id="142"/>
-    <w:bookmarkStart w:id="148" w:name="module-3.2-phenotypic-assays"/>
+    <w:bookmarkEnd w:id="144"/>
+    <w:bookmarkEnd w:id="145"/>
+    <w:bookmarkEnd w:id="146"/>
+    <w:bookmarkStart w:id="162" w:name="module-3.2-phenotypic-assays"/>
     <w:p>
       <w:pPr>
         <w:pStyle w:val="Heading2"/>
@@ -10494,18 +10882,880 @@
         <w:t xml:space="preserve">Module 3.2 – Phenotypic Assays</w:t>
       </w:r>
     </w:p>
-    <w:bookmarkStart w:id="143" w:name="phenotypic-assays"/>
+    <w:bookmarkStart w:id="147" w:name="purpose-2"/>
     <w:p>
       <w:pPr>
         <w:pStyle w:val="Heading3"/>
       </w:pPr>
       <w:r>
-        <w:t xml:space="preserve">Phenotypic Assays</w:t>
+        <w:t xml:space="preserve">Purpose</w:t>
       </w:r>
     </w:p>
     <w:p>
       <w:pPr>
         <w:pStyle w:val="FirstParagraph"/>
+      </w:pPr>
+      <w:r>
+        <w:t xml:space="preserve">This lab will introduce you to sterile technique, culturing fungi, isolating cultures, and documenting fungal growth. We will be investigating how fungal isolates react to environmental stressors, including zinc (Zn) and temperature. We will also be characterizing the morphology of fungal cultures and creating data spreadsheets to record growth rates. Finally, we will be isolating fungi for molecular extraction and analysis in the next module.</w:t>
+      </w:r>
+    </w:p>
+    <w:bookmarkEnd w:id="147"/>
+    <w:bookmarkStart w:id="148" w:name="learning-goals-2"/>
+    <w:p>
+      <w:pPr>
+        <w:pStyle w:val="Heading3"/>
+      </w:pPr>
+      <w:r>
+        <w:t xml:space="preserve">Learning Goals</w:t>
+      </w:r>
+    </w:p>
+    <w:p>
+      <w:pPr>
+        <w:pStyle w:val="Compact"/>
+        <w:numPr>
+          <w:ilvl w:val="0"/>
+          <w:numId w:val="1138"/>
+        </w:numPr>
+      </w:pPr>
+      <w:r>
+        <w:t xml:space="preserve">Determine how fungal isolates react to environmental stressors</w:t>
+      </w:r>
+    </w:p>
+    <w:p>
+      <w:pPr>
+        <w:pStyle w:val="Compact"/>
+        <w:numPr>
+          <w:ilvl w:val="0"/>
+          <w:numId w:val="1138"/>
+        </w:numPr>
+      </w:pPr>
+      <w:r>
+        <w:t xml:space="preserve">Practice sterile technique</w:t>
+      </w:r>
+    </w:p>
+    <w:p>
+      <w:pPr>
+        <w:pStyle w:val="Compact"/>
+        <w:numPr>
+          <w:ilvl w:val="0"/>
+          <w:numId w:val="1138"/>
+        </w:numPr>
+      </w:pPr>
+      <w:r>
+        <w:t xml:space="preserve">Culture and isolate fungi</w:t>
+      </w:r>
+    </w:p>
+    <w:p>
+      <w:pPr>
+        <w:pStyle w:val="Compact"/>
+        <w:numPr>
+          <w:ilvl w:val="0"/>
+          <w:numId w:val="1138"/>
+        </w:numPr>
+      </w:pPr>
+      <w:r>
+        <w:t xml:space="preserve">Investigate fungal endophytes</w:t>
+      </w:r>
+    </w:p>
+    <w:p>
+      <w:pPr>
+        <w:pStyle w:val="Compact"/>
+        <w:numPr>
+          <w:ilvl w:val="0"/>
+          <w:numId w:val="1138"/>
+        </w:numPr>
+      </w:pPr>
+      <w:r>
+        <w:t xml:space="preserve">Characterize morphology of fungal cultures</w:t>
+      </w:r>
+    </w:p>
+    <w:p>
+      <w:pPr>
+        <w:pStyle w:val="Compact"/>
+        <w:numPr>
+          <w:ilvl w:val="0"/>
+          <w:numId w:val="1138"/>
+        </w:numPr>
+      </w:pPr>
+      <w:r>
+        <w:t xml:space="preserve">Create data spreadsheets</w:t>
+      </w:r>
+    </w:p>
+    <w:p>
+      <w:pPr>
+        <w:pStyle w:val="Compact"/>
+        <w:numPr>
+          <w:ilvl w:val="0"/>
+          <w:numId w:val="1138"/>
+        </w:numPr>
+      </w:pPr>
+      <w:r>
+        <w:t xml:space="preserve">Isolate fungi for molecular extraction and analysis</w:t>
+      </w:r>
+    </w:p>
+    <w:p>
+      <w:pPr>
+        <w:pStyle w:val="Compact"/>
+        <w:numPr>
+          <w:ilvl w:val="0"/>
+          <w:numId w:val="1138"/>
+        </w:numPr>
+      </w:pPr>
+      <w:r>
+        <w:t xml:space="preserve">Record data to create growth curves</w:t>
+      </w:r>
+    </w:p>
+    <w:bookmarkEnd w:id="148"/>
+    <w:bookmarkStart w:id="159" w:name="instructions-2"/>
+    <w:p>
+      <w:pPr>
+        <w:pStyle w:val="Heading3"/>
+      </w:pPr>
+      <w:r>
+        <w:t xml:space="preserve">Instructions</w:t>
+      </w:r>
+    </w:p>
+    <w:bookmarkStart w:id="149" w:name="materials-4"/>
+    <w:p>
+      <w:pPr>
+        <w:pStyle w:val="Heading4"/>
+      </w:pPr>
+      <w:r>
+        <w:t xml:space="preserve">Materials</w:t>
+      </w:r>
+    </w:p>
+    <w:p>
+      <w:pPr>
+        <w:pStyle w:val="Compact"/>
+        <w:numPr>
+          <w:ilvl w:val="0"/>
+          <w:numId w:val="1139"/>
+        </w:numPr>
+      </w:pPr>
+      <w:r>
+        <w:t xml:space="preserve">Student fungal isolates</w:t>
+      </w:r>
+    </w:p>
+    <w:p>
+      <w:pPr>
+        <w:pStyle w:val="Compact"/>
+        <w:numPr>
+          <w:ilvl w:val="0"/>
+          <w:numId w:val="1140"/>
+        </w:numPr>
+      </w:pPr>
+      <w:r>
+        <w:t xml:space="preserve">PDA with antibiotics (3 per student)</w:t>
+      </w:r>
+    </w:p>
+    <w:p>
+      <w:pPr>
+        <w:pStyle w:val="Compact"/>
+        <w:numPr>
+          <w:ilvl w:val="0"/>
+          <w:numId w:val="1141"/>
+        </w:numPr>
+      </w:pPr>
+      <w:r>
+        <w:t xml:space="preserve">PDA with antibiotics and Zn (3 per student)</w:t>
+      </w:r>
+    </w:p>
+    <w:p>
+      <w:pPr>
+        <w:pStyle w:val="Compact"/>
+        <w:numPr>
+          <w:ilvl w:val="0"/>
+          <w:numId w:val="1142"/>
+        </w:numPr>
+      </w:pPr>
+      <w:r>
+        <w:t xml:space="preserve">Fine tip Sharpie or marker</w:t>
+      </w:r>
+    </w:p>
+    <w:p>
+      <w:pPr>
+        <w:pStyle w:val="Compact"/>
+        <w:numPr>
+          <w:ilvl w:val="0"/>
+          <w:numId w:val="1143"/>
+        </w:numPr>
+      </w:pPr>
+      <w:r>
+        <w:t xml:space="preserve">Agar cutting tool and whole punch</w:t>
+      </w:r>
+    </w:p>
+    <w:p>
+      <w:pPr>
+        <w:pStyle w:val="Compact"/>
+        <w:numPr>
+          <w:ilvl w:val="0"/>
+          <w:numId w:val="1144"/>
+        </w:numPr>
+      </w:pPr>
+      <w:r>
+        <w:t xml:space="preserve">Ethanol jar for sterilization</w:t>
+      </w:r>
+    </w:p>
+    <w:p>
+      <w:pPr>
+        <w:pStyle w:val="Compact"/>
+        <w:numPr>
+          <w:ilvl w:val="0"/>
+          <w:numId w:val="1145"/>
+        </w:numPr>
+      </w:pPr>
+      <w:r>
+        <w:t xml:space="preserve">Incubators set to 4 °C, room temperature (~20 °C), and 28 °C</w:t>
+      </w:r>
+    </w:p>
+    <w:p>
+      <w:pPr>
+        <w:pStyle w:val="FirstParagraph"/>
+      </w:pPr>
+      <w:r>
+        <w:rPr>
+          <w:b/>
+          <w:bCs/>
+        </w:rPr>
+        <w:t xml:space="preserve">Procedures</w:t>
+      </w:r>
+      <w:r>
+        <w:t xml:space="preserve"> </w:t>
+      </w:r>
+      <w:r>
+        <w:t xml:space="preserve">- Observe your fungal cultures and determine if they are pure cultures</w:t>
+      </w:r>
+      <w:r>
+        <w:t xml:space="preserve"> </w:t>
+      </w:r>
+      <w:r>
+        <w:t xml:space="preserve">- We will use these cultures to set up stress tests (Zn assay and temperature assay) and for molecular identification.</w:t>
+      </w:r>
+    </w:p>
+    <w:bookmarkEnd w:id="149"/>
+    <w:bookmarkStart w:id="150" w:name="part-i-zn-stress-assay"/>
+    <w:p>
+      <w:pPr>
+        <w:pStyle w:val="Heading4"/>
+      </w:pPr>
+      <w:r>
+        <w:t xml:space="preserve">Part I: Zn Stress Assay</w:t>
+      </w:r>
+    </w:p>
+    <w:p>
+      <w:pPr>
+        <w:pStyle w:val="FirstParagraph"/>
+      </w:pPr>
+      <w:r>
+        <w:t xml:space="preserve">In this lab, we will be investigating the tolerance and growth response of foliar fungal endophytes to varying concentrations of zinc (Zn). Zinc is an essential trace element for many biological processes, but in elevated concentrations, it can become toxic to fungi and other microorganisms. To understand how these fungi cope with different levels of Zn, we will isolate fungal endophytes from plant leaves and subject them to media containing 0 mM, 1 mM, and 10 mM of Zn. By measuring their growth rates over several weeks, we aim to determine the impact of Zn on their growth and survival.</w:t>
+      </w:r>
+    </w:p>
+    <w:p>
+      <w:pPr>
+        <w:pStyle w:val="BodyText"/>
+      </w:pPr>
+      <w:r>
+        <w:t xml:space="preserve">Testing foliar fungal endophytes for Zn tolerance is particularly relevant as these fungi play crucial roles in plant health and ecosystem functioning. Endophytes can enhance plant growth, provide resistance to pathogens, and contribute to nutrient cycling. Understanding their tolerance to heavy metals like Zn is important for ecological studies, especially in areas affected by pollution or where plants are used in phytoremediation efforts. By assessing their ability to thrive in environments with varying Zn concentrations, we can gain insights into their resilience and potential applications in sustainable agriculture and environmental management.</w:t>
+      </w:r>
+    </w:p>
+    <w:bookmarkEnd w:id="150"/>
+    <w:bookmarkStart w:id="151" w:name="objectives"/>
+    <w:p>
+      <w:pPr>
+        <w:pStyle w:val="Heading4"/>
+      </w:pPr>
+      <w:r>
+        <w:t xml:space="preserve">Objectives</w:t>
+      </w:r>
+    </w:p>
+    <w:p>
+      <w:pPr>
+        <w:numPr>
+          <w:ilvl w:val="0"/>
+          <w:numId w:val="1146"/>
+        </w:numPr>
+      </w:pPr>
+      <w:r>
+        <w:t xml:space="preserve">Determine if the fungal isolates are tolerant of Zn.</w:t>
+      </w:r>
+    </w:p>
+    <w:p>
+      <w:pPr>
+        <w:numPr>
+          <w:ilvl w:val="0"/>
+          <w:numId w:val="1146"/>
+        </w:numPr>
+      </w:pPr>
+      <w:r>
+        <w:t xml:space="preserve">Measure how different concentrations of Zn influence fungal growth rates.</w:t>
+      </w:r>
+    </w:p>
+    <w:bookmarkEnd w:id="151"/>
+    <w:bookmarkStart w:id="152" w:name="materials-5"/>
+    <w:p>
+      <w:pPr>
+        <w:pStyle w:val="Heading4"/>
+      </w:pPr>
+      <w:r>
+        <w:t xml:space="preserve">Materials</w:t>
+      </w:r>
+    </w:p>
+    <w:p>
+      <w:pPr>
+        <w:pStyle w:val="Compact"/>
+        <w:numPr>
+          <w:ilvl w:val="0"/>
+          <w:numId w:val="1147"/>
+        </w:numPr>
+      </w:pPr>
+      <w:r>
+        <w:t xml:space="preserve">Pure fungal cultures</w:t>
+      </w:r>
+    </w:p>
+    <w:p>
+      <w:pPr>
+        <w:pStyle w:val="Compact"/>
+        <w:numPr>
+          <w:ilvl w:val="0"/>
+          <w:numId w:val="1148"/>
+        </w:numPr>
+      </w:pPr>
+      <w:r>
+        <w:t xml:space="preserve">PDA 0 mM Zn + antibiotics</w:t>
+      </w:r>
+    </w:p>
+    <w:p>
+      <w:pPr>
+        <w:pStyle w:val="Compact"/>
+        <w:numPr>
+          <w:ilvl w:val="0"/>
+          <w:numId w:val="1149"/>
+        </w:numPr>
+      </w:pPr>
+      <w:r>
+        <w:t xml:space="preserve">PDA 1 mM Zn + antibiotics</w:t>
+      </w:r>
+    </w:p>
+    <w:p>
+      <w:pPr>
+        <w:pStyle w:val="Compact"/>
+        <w:numPr>
+          <w:ilvl w:val="0"/>
+          <w:numId w:val="1150"/>
+        </w:numPr>
+      </w:pPr>
+      <w:r>
+        <w:t xml:space="preserve">PDA 10 mM Zn + antibiotics</w:t>
+      </w:r>
+    </w:p>
+    <w:p>
+      <w:pPr>
+        <w:pStyle w:val="Compact"/>
+        <w:numPr>
+          <w:ilvl w:val="0"/>
+          <w:numId w:val="1151"/>
+        </w:numPr>
+      </w:pPr>
+      <w:r>
+        <w:t xml:space="preserve">Fine tip Sharpie or marker</w:t>
+      </w:r>
+    </w:p>
+    <w:p>
+      <w:pPr>
+        <w:pStyle w:val="Compact"/>
+        <w:numPr>
+          <w:ilvl w:val="0"/>
+          <w:numId w:val="1152"/>
+        </w:numPr>
+      </w:pPr>
+      <w:r>
+        <w:t xml:space="preserve">Agar cutting tool and whole punch</w:t>
+      </w:r>
+    </w:p>
+    <w:p>
+      <w:pPr>
+        <w:pStyle w:val="Compact"/>
+        <w:numPr>
+          <w:ilvl w:val="0"/>
+          <w:numId w:val="1153"/>
+        </w:numPr>
+      </w:pPr>
+      <w:r>
+        <w:t xml:space="preserve">Ethanol jar</w:t>
+      </w:r>
+    </w:p>
+    <w:p>
+      <w:pPr>
+        <w:pStyle w:val="FirstParagraph"/>
+      </w:pPr>
+      <w:r>
+        <w:rPr>
+          <w:b/>
+          <w:bCs/>
+        </w:rPr>
+        <w:t xml:space="preserve">Procedure:</w:t>
+      </w:r>
+      <w:r>
+        <w:t xml:space="preserve"> </w:t>
+      </w:r>
+      <w:r>
+        <w:t xml:space="preserve">- Label your plates with identifying information</w:t>
+      </w:r>
+      <w:r>
+        <w:t xml:space="preserve"> </w:t>
+      </w:r>
+      <w:r>
+        <w:t xml:space="preserve">- On the bottom of each plate, draw four lines that intersect in the center of the plate</w:t>
+      </w:r>
+      <w:r>
+        <w:t xml:space="preserve"> </w:t>
+      </w:r>
+      <w:r>
+        <w:t xml:space="preserve">- Cut out three 0.5 cm² chunks from the edge of your pure culture and place one in the center of each of the Zn plates</w:t>
+      </w:r>
+      <w:r>
+        <w:t xml:space="preserve"> </w:t>
+      </w:r>
+      <w:r>
+        <w:t xml:space="preserve">- Close and parafilm your plates</w:t>
+      </w:r>
+      <w:r>
+        <w:t xml:space="preserve"> </w:t>
+      </w:r>
+      <w:r>
+        <w:t xml:space="preserve">- Carefully, flip the plates over and trace the cube using a fine tip Sharpie</w:t>
+      </w:r>
+      <w:r>
+        <w:t xml:space="preserve"> </w:t>
+      </w:r>
+      <w:r>
+        <w:t xml:space="preserve">- Place the plate (unflipped) at room temperature in the dark and observe growth over the next few weeks</w:t>
+      </w:r>
+    </w:p>
+    <w:bookmarkEnd w:id="152"/>
+    <w:bookmarkStart w:id="153" w:name="part-ii-fungal-microscopy"/>
+    <w:p>
+      <w:pPr>
+        <w:pStyle w:val="Heading4"/>
+      </w:pPr>
+      <w:r>
+        <w:t xml:space="preserve">Part II: Fungal Microscopy</w:t>
+      </w:r>
+    </w:p>
+    <w:p>
+      <w:pPr>
+        <w:pStyle w:val="FirstParagraph"/>
+      </w:pPr>
+      <w:r>
+        <w:t xml:space="preserve">In this lab, we will perform microscopic examinations of the fungal cultures to analyze their morphology and cellular characteristics.</w:t>
+      </w:r>
+    </w:p>
+    <w:p>
+      <w:pPr>
+        <w:pStyle w:val="BodyText"/>
+      </w:pPr>
+      <w:r>
+        <w:t xml:space="preserve">We will prepare slides of our fungal isolates and use a compound microscope to observe their structures. This will allow us to identify key features such as hyphal structure, spore formation, and other morphological traits that can help in the identification and characterization of the fungi. By comparing these microscopic observations with known fungal characteristics, we can gain insights into the diversity and taxonomy of our isolates.</w:t>
+      </w:r>
+    </w:p>
+    <w:bookmarkEnd w:id="153"/>
+    <w:bookmarkStart w:id="154" w:name="objectives-1"/>
+    <w:p>
+      <w:pPr>
+        <w:pStyle w:val="Heading4"/>
+      </w:pPr>
+      <w:r>
+        <w:t xml:space="preserve">Objectives</w:t>
+      </w:r>
+    </w:p>
+    <w:p>
+      <w:pPr>
+        <w:numPr>
+          <w:ilvl w:val="0"/>
+          <w:numId w:val="1154"/>
+        </w:numPr>
+      </w:pPr>
+      <w:r>
+        <w:t xml:space="preserve">Prepare slides of fungal cultures for microscopic examination.</w:t>
+      </w:r>
+    </w:p>
+    <w:p>
+      <w:pPr>
+        <w:numPr>
+          <w:ilvl w:val="0"/>
+          <w:numId w:val="1154"/>
+        </w:numPr>
+      </w:pPr>
+      <w:r>
+        <w:t xml:space="preserve">Document and analyze the morphological characteristics of the fungal isolates under the microscope.</w:t>
+      </w:r>
+    </w:p>
+    <w:bookmarkEnd w:id="154"/>
+    <w:bookmarkStart w:id="158" w:name="materials-6"/>
+    <w:p>
+      <w:pPr>
+        <w:pStyle w:val="Heading4"/>
+      </w:pPr>
+      <w:r>
+        <w:t xml:space="preserve">Materials</w:t>
+      </w:r>
+    </w:p>
+    <w:p>
+      <w:pPr>
+        <w:pStyle w:val="Compact"/>
+        <w:numPr>
+          <w:ilvl w:val="0"/>
+          <w:numId w:val="1155"/>
+        </w:numPr>
+      </w:pPr>
+      <w:r>
+        <w:t xml:space="preserve">Pure fungal cultures</w:t>
+      </w:r>
+    </w:p>
+    <w:p>
+      <w:pPr>
+        <w:pStyle w:val="Compact"/>
+        <w:numPr>
+          <w:ilvl w:val="0"/>
+          <w:numId w:val="1156"/>
+        </w:numPr>
+      </w:pPr>
+      <w:r>
+        <w:t xml:space="preserve">Microscope slides and cover slips</w:t>
+      </w:r>
+    </w:p>
+    <w:p>
+      <w:pPr>
+        <w:pStyle w:val="Compact"/>
+        <w:numPr>
+          <w:ilvl w:val="0"/>
+          <w:numId w:val="1157"/>
+        </w:numPr>
+      </w:pPr>
+      <w:r>
+        <w:t xml:space="preserve">Staining reagents (e.g., lactophenol cotton blue)</w:t>
+      </w:r>
+    </w:p>
+    <w:p>
+      <w:pPr>
+        <w:pStyle w:val="Compact"/>
+        <w:numPr>
+          <w:ilvl w:val="0"/>
+          <w:numId w:val="1158"/>
+        </w:numPr>
+      </w:pPr>
+      <w:r>
+        <w:t xml:space="preserve">Hardy Diagnostics BlueMount, Permanent Fungal Stain, Lactophenol Cotton Blue with PVA</w:t>
+      </w:r>
+    </w:p>
+    <w:p>
+      <w:pPr>
+        <w:pStyle w:val="Compact"/>
+        <w:numPr>
+          <w:ilvl w:val="0"/>
+          <w:numId w:val="1159"/>
+        </w:numPr>
+      </w:pPr>
+      <w:r>
+        <w:t xml:space="preserve">Compound microscope with appropriate magnification</w:t>
+      </w:r>
+    </w:p>
+    <w:p>
+      <w:pPr>
+        <w:pStyle w:val="Compact"/>
+        <w:numPr>
+          <w:ilvl w:val="0"/>
+          <w:numId w:val="1160"/>
+        </w:numPr>
+      </w:pPr>
+      <w:r>
+        <w:t xml:space="preserve">Fine tip Sharpie or marker</w:t>
+      </w:r>
+    </w:p>
+    <w:p>
+      <w:pPr>
+        <w:pStyle w:val="Compact"/>
+        <w:numPr>
+          <w:ilvl w:val="0"/>
+          <w:numId w:val="1161"/>
+        </w:numPr>
+      </w:pPr>
+      <w:r>
+        <w:t xml:space="preserve">Agar cutting tool and whole punch</w:t>
+      </w:r>
+    </w:p>
+    <w:p>
+      <w:pPr>
+        <w:pStyle w:val="Compact"/>
+        <w:numPr>
+          <w:ilvl w:val="0"/>
+          <w:numId w:val="1162"/>
+        </w:numPr>
+      </w:pPr>
+      <w:r>
+        <w:t xml:space="preserve">Ethanol jar</w:t>
+      </w:r>
+    </w:p>
+    <w:p>
+      <w:pPr>
+        <w:pStyle w:val="Compact"/>
+        <w:numPr>
+          <w:ilvl w:val="0"/>
+          <w:numId w:val="1163"/>
+        </w:numPr>
+      </w:pPr>
+      <w:r>
+        <w:t xml:space="preserve">Parafilm</w:t>
+      </w:r>
+    </w:p>
+    <w:p>
+      <w:pPr>
+        <w:pStyle w:val="Compact"/>
+        <w:numPr>
+          <w:ilvl w:val="0"/>
+          <w:numId w:val="1164"/>
+        </w:numPr>
+      </w:pPr>
+      <w:r>
+        <w:t xml:space="preserve">Sterile tip or forceps for handling fungal samples</w:t>
+      </w:r>
+    </w:p>
+    <w:p>
+      <w:pPr>
+        <w:pStyle w:val="FirstParagraph"/>
+      </w:pPr>
+      <w:r>
+        <w:rPr>
+          <w:b/>
+          <w:bCs/>
+        </w:rPr>
+        <w:t xml:space="preserve">Procedure:</w:t>
+      </w:r>
+      <w:r>
+        <w:t xml:space="preserve"> </w:t>
+      </w:r>
+      <w:r>
+        <w:t xml:space="preserve">Adapted from Hardy Diagnostics Fungal Stain Protocol: BlueMount™, Permanent Fungal Stain, Lactophenol Cotton Blue with PVA, Hardy Diagnostics</w:t>
+      </w:r>
+      <w:r>
+        <w:t xml:space="preserve"> </w:t>
+      </w:r>
+      <w:hyperlink r:id="rId155">
+        <w:r>
+          <w:rPr>
+            <w:rStyle w:val="Hyperlink"/>
+          </w:rPr>
+          <w:t xml:space="preserve">BlueMount Permanent Fungal Stain</w:t>
+        </w:r>
+      </w:hyperlink>
+      <w:r>
+        <w:t xml:space="preserve">.</w:t>
+      </w:r>
+      <w:r>
+        <w:t xml:space="preserve"> </w:t>
+      </w:r>
+      <w:r>
+        <w:t xml:space="preserve">1. Place one drop of BlueMount™ in the center of a clean slide.</w:t>
+      </w:r>
+      <w:r>
+        <w:t xml:space="preserve"> </w:t>
+      </w:r>
+      <w:r>
+        <w:t xml:space="preserve">2. Remove a fragment of the fungus colony 2-3 mm from the colony edge using an innoculating loop or p1000 tip.</w:t>
+      </w:r>
+      <w:r>
+        <w:t xml:space="preserve"> </w:t>
+      </w:r>
+      <w:r>
+        <w:t xml:space="preserve">3. Place the fragment in the drop of stain and tease gently</w:t>
+      </w:r>
+      <w:r>
+        <w:t xml:space="preserve"> </w:t>
+      </w:r>
+      <w:r>
+        <w:t xml:space="preserve">4. Place the fragment in the drop of stain and tease gently.</w:t>
+      </w:r>
+      <w:r>
+        <w:t xml:space="preserve"> </w:t>
+      </w:r>
+      <w:r>
+        <w:t xml:space="preserve">5. Apply a coverslip.</w:t>
+      </w:r>
+    </w:p>
+    <w:tbl>
+      <w:tblPr>
+        <w:tblStyle w:val="Table"/>
+        <w:tblLook w:firstRow="0" w:lastRow="0" w:firstColumn="0" w:lastColumn="0" w:noHBand="0" w:noVBand="0" w:val="0000"/>
+        <w:tblBorders>
+          <w:top w:val="single" w:sz="4" w:space="0" w:color="EB9113"/>
+          <w:left w:val="single" w:sz="24" w:space="0" w:color="EB9113"/>
+          <w:bottom w:val="single" w:sz="4" w:space="0" w:color="EB9113"/>
+          <w:right w:val="single" w:sz="4" w:space="0" w:color="EB9113"/>
+        </w:tblBorders>
+        <w:tblCellMar>
+          <w:left w:w="144" w:type="dxa"/>
+          <w:right w:w="144" w:type="dxa"/>
+        </w:tblCellMar>
+        <w:tblLook w:firstRow="0" w:lastRow="0" w:firstColumn="0" w:lastColumn="0" w:noHBand="0" w:noVBand="0" w:val="0000"/>
+      </w:tblPr>
+      <w:tr>
+        <w:trPr>
+          <w:cantSplit/>
+        </w:trPr>
+        <w:tc>
+          <w:tcPr>
+            <w:shd w:color="auto" w:fill="fcefdc" w:val="clear"/>
+            <w:tcMar>
+              <w:top w:w="92" w:type="dxa"/>
+              <w:bottom w:w="92" w:type="dxa"/>
+            </w:tcMar>
+          </w:tcPr>
+          <w:p>
+            <w:pPr>
+              <w:pStyle w:val="BodyText"/>
+            </w:pPr>
+            <w:pPr>
+              <w:spacing w:before="0" w:after="0"/>
+              <w:textAlignment w:val="center"/>
+            </w:pPr>
+            <w:r>
+              <w:drawing>
+                <wp:inline>
+                  <wp:extent cx="152400" cy="152400"/>
+                  <wp:effectExtent b="0" l="0" r="0" t="0"/>
+                  <wp:docPr descr="" title="" id="156" name="Picture"/>
+                  <a:graphic>
+                    <a:graphicData uri="http://schemas.openxmlformats.org/drawingml/2006/picture">
+                      <pic:pic>
+                        <pic:nvPicPr>
+                          <pic:cNvPr descr="/opt/quarto/share/formats/docx/warning.png" id="157" name="Picture"/>
+                          <pic:cNvPicPr>
+                            <a:picLocks noChangeArrowheads="1" noChangeAspect="1"/>
+                          </pic:cNvPicPr>
+                        </pic:nvPicPr>
+                        <pic:blipFill>
+                          <a:blip r:embed="rId48"/>
+                          <a:stretch>
+                            <a:fillRect/>
+                          </a:stretch>
+                        </pic:blipFill>
+                        <pic:spPr bwMode="auto">
+                          <a:xfrm>
+                            <a:off x="0" y="0"/>
+                            <a:ext cx="152400" cy="152400"/>
+                          </a:xfrm>
+                          <a:prstGeom prst="rect">
+                            <a:avLst/>
+                          </a:prstGeom>
+                          <a:noFill/>
+                          <a:ln w="9525">
+                            <a:noFill/>
+                            <a:headEnd/>
+                            <a:tailEnd/>
+                          </a:ln>
+                        </pic:spPr>
+                      </pic:pic>
+                    </a:graphicData>
+                  </a:graphic>
+                </wp:inline>
+              </w:drawing>
+            </w:r>
+            <w:r>
+              <w:t xml:space="preserve"> </w:t>
+            </w:r>
+            <w:r>
+              <w:t xml:space="preserve"> </w:t>
+            </w:r>
+            <w:r>
+              <w:t xml:space="preserve">Warning</w:t>
+            </w:r>
+          </w:p>
+        </w:tc>
+      </w:tr>
+      <w:tr>
+        <w:trPr>
+          <w:cantSplit/>
+        </w:trPr>
+        <w:tc>
+          <w:tcPr>
+            <w:tcMar>
+              <w:top w:w="108" w:type="dxa"/>
+              <w:bottom w:w="108" w:type="dxa"/>
+            </w:tcMar>
+          </w:tcPr>
+          <w:p>
+            <w:pPr>
+              <w:pStyle w:val="BodyText"/>
+            </w:pPr>
+            <w:pPr>
+              <w:spacing w:before="16" w:after="16"/>
+            </w:pPr>
+            <w:r>
+              <w:t xml:space="preserve">Do not push down or tap the cover slip as this may dislodge the conidia from the conidiophores.</w:t>
+            </w:r>
+          </w:p>
+          <w:p/>
+        </w:tc>
+      </w:tr>
+    </w:tbl>
+    <w:p>
+      <w:pPr>
+        <w:pStyle w:val="Compact"/>
+        <w:numPr>
+          <w:ilvl w:val="0"/>
+          <w:numId w:val="1165"/>
+        </w:numPr>
+      </w:pPr>
+      <w:r>
+        <w:t xml:space="preserve">Examine the preparation under low and high, dry magnification for the presence of characteristic mycelia and fruiting structures. Consult appropriate references for diagnostic features of fungi isolated in clinical and non-clinical specimens.</w:t>
+      </w:r>
+    </w:p>
+    <w:p>
+      <w:pPr>
+        <w:pStyle w:val="Compact"/>
+        <w:numPr>
+          <w:ilvl w:val="0"/>
+          <w:numId w:val="1165"/>
+        </w:numPr>
+      </w:pPr>
+      <w:r>
+        <w:t xml:space="preserve">Document your observations by drawing the structures you see and taking notes on their characteristics (e.g., shape, size, color, arrangement).</w:t>
+      </w:r>
+    </w:p>
+    <w:p>
+      <w:pPr>
+        <w:pStyle w:val="Compact"/>
+        <w:numPr>
+          <w:ilvl w:val="0"/>
+          <w:numId w:val="1165"/>
+        </w:numPr>
+      </w:pPr>
+      <w:r>
+        <w:t xml:space="preserve">Compare your observations with known fungal characteristics to help identify and classify your isolates.</w:t>
+      </w:r>
+    </w:p>
+    <w:bookmarkEnd w:id="158"/>
+    <w:bookmarkEnd w:id="159"/>
+    <w:bookmarkStart w:id="160" w:name="part-iiitemperature-assays"/>
+    <w:p>
+      <w:pPr>
+        <w:pStyle w:val="Heading3"/>
+      </w:pPr>
+      <w:r>
+        <w:t xml:space="preserve">Part III:Temperature Assays</w:t>
+      </w:r>
+    </w:p>
+    <w:p>
+      <w:pPr>
+        <w:pStyle w:val="FirstParagraph"/>
+      </w:pPr>
+      <w:r>
+        <w:t xml:space="preserve">In this lab, we will explore the effects of temperature on the growth and survival of foliar fungal endophytes. Temperature is a critical environmental factor that influences fungal physiology and ecological dynamics. To investigate how these fungi respond to different thermal conditions, we will isolate fungal endophytes from plant leaves and cultivate them at three distinct temperatures: 4°C, room temperature (approximately 20°C), and 28°C. By measuring their growth rates over several weeks, we will better understand their tolerance to different temperatures.</w:t>
+      </w:r>
+    </w:p>
+    <w:p>
+      <w:pPr>
+        <w:pStyle w:val="BodyText"/>
       </w:pPr>
       <w:r>
         <w:rPr>
@@ -10518,7 +11768,13 @@
         <w:t xml:space="preserve"> </w:t>
       </w:r>
       <w:r>
-        <w:t xml:space="preserve">1. Determine how fungal isolates react to environmental stressors</w:t>
+        <w:t xml:space="preserve">1. Determine optimal growth temperature.</w:t>
+      </w:r>
+      <w:r>
+        <w:t xml:space="preserve"> </w:t>
+      </w:r>
+      <w:r>
+        <w:t xml:space="preserve">2. Measure how different temperatures influence fungal growth rates.</w:t>
       </w:r>
     </w:p>
     <w:p>
@@ -10536,7 +11792,31 @@
         <w:t xml:space="preserve"> </w:t>
       </w:r>
       <w:r>
-        <w:t xml:space="preserve">- Student fungal isolates</w:t>
+        <w:t xml:space="preserve">- [ ] Pure cultures (2 per student)</w:t>
+      </w:r>
+      <w:r>
+        <w:t xml:space="preserve"> </w:t>
+      </w:r>
+      <w:r>
+        <w:t xml:space="preserve">- [ ] PDA with antibiotics (6 per student)</w:t>
+      </w:r>
+      <w:r>
+        <w:t xml:space="preserve"> </w:t>
+      </w:r>
+      <w:r>
+        <w:t xml:space="preserve">- [ ] Fine tip Sharpie or marker</w:t>
+      </w:r>
+      <w:r>
+        <w:t xml:space="preserve"> </w:t>
+      </w:r>
+      <w:r>
+        <w:t xml:space="preserve">- [ ] Culture cutting tool</w:t>
+      </w:r>
+      <w:r>
+        <w:t xml:space="preserve"> </w:t>
+      </w:r>
+      <w:r>
+        <w:t xml:space="preserve">- [ ] Ethanol jar</w:t>
       </w:r>
     </w:p>
     <w:p>
@@ -10554,44 +11834,52 @@
         <w:t xml:space="preserve"> </w:t>
       </w:r>
       <w:r>
-        <w:t xml:space="preserve">- Observe your fungal cultures and determine if they are pure cultures</w:t>
-      </w:r>
-      <w:r>
-        <w:t xml:space="preserve"> </w:t>
-      </w:r>
-      <w:r>
-        <w:t xml:space="preserve">- We will use these cultures to set up stress tests (Zn assay and temperature assay) and for molecular identification.</w:t>
-      </w:r>
-    </w:p>
-    <w:bookmarkEnd w:id="143"/>
-    <w:bookmarkStart w:id="145" w:name="zn-stress-assay"/>
+        <w:t xml:space="preserve">1. Label your plates with identifying information and growth temperatures (2 per temp.)</w:t>
+      </w:r>
+      <w:r>
+        <w:t xml:space="preserve"> </w:t>
+      </w:r>
+      <w:r>
+        <w:t xml:space="preserve">2. On the bottom of each plate, draw four lines that intersect in the center of the plate.</w:t>
+      </w:r>
+      <w:r>
+        <w:t xml:space="preserve"> </w:t>
+      </w:r>
+      <w:r>
+        <w:t xml:space="preserve">3. Cut out three 0.5 cm chunks from the edge of your pure culture and place one in the center of each of the temperature plates</w:t>
+      </w:r>
+      <w:r>
+        <w:t xml:space="preserve"> </w:t>
+      </w:r>
+      <w:r>
+        <w:t xml:space="preserve">4. Close and parafilm your plates</w:t>
+      </w:r>
+      <w:r>
+        <w:t xml:space="preserve"> </w:t>
+      </w:r>
+      <w:r>
+        <w:t xml:space="preserve">5. Carefully, flip the plates over and trace the cube using a fine-tip marker</w:t>
+      </w:r>
+      <w:r>
+        <w:t xml:space="preserve"> </w:t>
+      </w:r>
+      <w:r>
+        <w:t xml:space="preserve">6. Bring your plates to the front of the class and place them (unflipped) in the correct box for incubation</w:t>
+      </w:r>
+    </w:p>
+    <w:bookmarkEnd w:id="160"/>
+    <w:bookmarkStart w:id="161" w:name="measuring-fungal-growth"/>
     <w:p>
       <w:pPr>
         <w:pStyle w:val="Heading3"/>
       </w:pPr>
       <w:r>
-        <w:t xml:space="preserve">Zn Stress Assay</w:t>
+        <w:t xml:space="preserve">Measuring Fungal Growth</w:t>
       </w:r>
     </w:p>
     <w:p>
       <w:pPr>
         <w:pStyle w:val="FirstParagraph"/>
-      </w:pPr>
-      <w:r>
-        <w:t xml:space="preserve">In this lab, we will be investigating the tolerance and growth response of foliar fungal endophytes to varying concentrations of zinc (Zn). Zinc is an essential trace element for many biological processes, but in elevated concentrations, it can become toxic to fungi and other microorganisms. To understand how these fungi cope with different levels of Zn, we will isolate fungal endophytes from plant leaves and subject them to media containing 0 mM, 1 mM, and 10 mM of Zn. By measuring their growth rates over several weeks, we aim to determine the impact of Zn on their growth and survival.</w:t>
-      </w:r>
-    </w:p>
-    <w:p>
-      <w:pPr>
-        <w:pStyle w:val="BodyText"/>
-      </w:pPr>
-      <w:r>
-        <w:t xml:space="preserve">Testing foliar fungal endophytes for Zn tolerance is particularly relevant as these fungi play crucial roles in plant health and ecosystem functioning. Endophytes can enhance plant growth, provide resistance to pathogens, and contribute to nutrient cycling. Understanding their tolerance to heavy metals like Zn is important for ecological studies, especially in areas affected by pollution or where plants are used in phytoremediation efforts. By assessing their ability to thrive in environments with varying Zn concentrations, we can gain insights into their resilience and potential applications in sustainable agriculture and environmental management.</w:t>
-      </w:r>
-    </w:p>
-    <w:p>
-      <w:pPr>
-        <w:pStyle w:val="BodyText"/>
       </w:pPr>
       <w:r>
         <w:rPr>
@@ -10604,111 +11892,54 @@
         <w:t xml:space="preserve"> </w:t>
       </w:r>
       <w:r>
-        <w:t xml:space="preserve">1. Determine if the fungal isolates are tolerant of Zn.</w:t>
-      </w:r>
-      <w:r>
-        <w:t xml:space="preserve"> </w:t>
-      </w:r>
-      <w:r>
-        <w:t xml:space="preserve">2. Measure how different concentrations of Zn influence fungal growth rates.</w:t>
-      </w:r>
-    </w:p>
-    <w:bookmarkStart w:id="144" w:name="materials-3"/>
-    <w:p>
-      <w:pPr>
-        <w:pStyle w:val="Heading4"/>
-      </w:pPr>
-      <w:r>
-        <w:t xml:space="preserve">Materials</w:t>
-      </w:r>
-    </w:p>
-    <w:p>
-      <w:pPr>
-        <w:pStyle w:val="Compact"/>
-        <w:numPr>
-          <w:ilvl w:val="0"/>
-          <w:numId w:val="1130"/>
-        </w:numPr>
-      </w:pPr>
-      <w:r>
-        <w:t xml:space="preserve">Pure fungal cultures</w:t>
-      </w:r>
-    </w:p>
-    <w:p>
-      <w:pPr>
-        <w:pStyle w:val="Compact"/>
-        <w:numPr>
-          <w:ilvl w:val="0"/>
-          <w:numId w:val="1131"/>
-        </w:numPr>
-      </w:pPr>
-      <w:r>
-        <w:t xml:space="preserve">PDA 0 mM Zn + antibiotics</w:t>
-      </w:r>
-    </w:p>
-    <w:p>
-      <w:pPr>
-        <w:pStyle w:val="Compact"/>
-        <w:numPr>
-          <w:ilvl w:val="0"/>
-          <w:numId w:val="1132"/>
-        </w:numPr>
-      </w:pPr>
-      <w:r>
-        <w:t xml:space="preserve">PDA 1 mM Zn + antibiotics</w:t>
-      </w:r>
-    </w:p>
-    <w:p>
-      <w:pPr>
-        <w:pStyle w:val="Compact"/>
-        <w:numPr>
-          <w:ilvl w:val="0"/>
-          <w:numId w:val="1133"/>
-        </w:numPr>
-      </w:pPr>
-      <w:r>
-        <w:t xml:space="preserve">PDA 10 mM Zn + antibiotics</w:t>
-      </w:r>
-    </w:p>
-    <w:p>
-      <w:pPr>
-        <w:pStyle w:val="Compact"/>
-        <w:numPr>
-          <w:ilvl w:val="0"/>
-          <w:numId w:val="1134"/>
-        </w:numPr>
-      </w:pPr>
-      <w:r>
-        <w:t xml:space="preserve">Fine tip Sharpie or marker</w:t>
-      </w:r>
-    </w:p>
-    <w:p>
-      <w:pPr>
-        <w:pStyle w:val="Compact"/>
-        <w:numPr>
-          <w:ilvl w:val="0"/>
-          <w:numId w:val="1135"/>
-        </w:numPr>
-      </w:pPr>
-      <w:r>
-        <w:t xml:space="preserve">Agar cutting tool and whole punch</w:t>
-      </w:r>
-    </w:p>
-    <w:p>
-      <w:pPr>
-        <w:pStyle w:val="Compact"/>
-        <w:numPr>
-          <w:ilvl w:val="0"/>
-          <w:numId w:val="1136"/>
-        </w:numPr>
-      </w:pPr>
-      <w:r>
-        <w:t xml:space="preserve">Ethanol jar</w:t>
-      </w:r>
-    </w:p>
-    <w:p>
-      <w:pPr>
-        <w:pStyle w:val="FirstParagraph"/>
+        <w:t xml:space="preserve">1. Measure growth for Zn stress assay</w:t>
+      </w:r>
+      <w:r>
+        <w:t xml:space="preserve"> </w:t>
+      </w:r>
+      <w:r>
+        <w:t xml:space="preserve">2. Measure growth for temperature assay</w:t>
+      </w:r>
+    </w:p>
+    <w:p>
+      <w:pPr>
+        <w:pStyle w:val="BodyText"/>
+      </w:pPr>
+      <w:r>
+        <w:rPr>
+          <w:b/>
+          <w:bCs/>
+        </w:rPr>
+        <w:t xml:space="preserve">Materials:</w:t>
+      </w:r>
+      <w:r>
+        <w:t xml:space="preserve"> </w:t>
+      </w:r>
+      <w:r>
+        <w:t xml:space="preserve">- [ ] Fine tip Sharpie</w:t>
+      </w:r>
+      <w:r>
+        <w:t xml:space="preserve"> </w:t>
+      </w:r>
+      <w:r>
+        <w:t xml:space="preserve">- [ ] Three Zn culture plates</w:t>
+      </w:r>
+      <w:r>
+        <w:t xml:space="preserve"> </w:t>
+      </w:r>
+      <w:r>
+        <w:t xml:space="preserve">- [ ] Three temperature culture plates</w:t>
+      </w:r>
+      <w:r>
+        <w:t xml:space="preserve"> </w:t>
+      </w:r>
+      <w:r>
+        <w:t xml:space="preserve">- [ ] Ruler to measure growth in mm (mm ruler)</w:t>
+      </w:r>
+    </w:p>
+    <w:p>
+      <w:pPr>
+        <w:pStyle w:val="BodyText"/>
       </w:pPr>
       <w:r>
         <w:rPr>
@@ -10721,276 +11952,25 @@
         <w:t xml:space="preserve"> </w:t>
       </w:r>
       <w:r>
-        <w:t xml:space="preserve">- Label your plates with identifying information</w:t>
-      </w:r>
-      <w:r>
-        <w:t xml:space="preserve"> </w:t>
-      </w:r>
-      <w:r>
-        <w:t xml:space="preserve">- On the bottom of each plate, draw four lines that intersect in the center of the plate (Figure 1)</w:t>
-      </w:r>
-      <w:r>
-        <w:t xml:space="preserve"> </w:t>
-      </w:r>
-      <w:r>
-        <w:t xml:space="preserve">- Cut out three 0.5 cm² chunks from the edge of your pure culture and place one in the center of each of the Zn plates</w:t>
-      </w:r>
-      <w:r>
-        <w:t xml:space="preserve"> </w:t>
-      </w:r>
-      <w:r>
-        <w:t xml:space="preserve">- Close and parafilm your plates</w:t>
-      </w:r>
-      <w:r>
-        <w:t xml:space="preserve"> </w:t>
-      </w:r>
-      <w:r>
-        <w:t xml:space="preserve">- Carefully, flip the plates over and trace the cube using a fine tip Sharpie</w:t>
-      </w:r>
-      <w:r>
-        <w:t xml:space="preserve"> </w:t>
-      </w:r>
-      <w:r>
-        <w:t xml:space="preserve">- Place the plate (unflipped) at room temperature in the dark and observe growth over the next few weeks</w:t>
-      </w:r>
-    </w:p>
-    <w:bookmarkEnd w:id="144"/>
-    <w:bookmarkEnd w:id="145"/>
-    <w:bookmarkStart w:id="146" w:name="temperature-assays"/>
-    <w:p>
-      <w:pPr>
-        <w:pStyle w:val="Heading3"/>
-      </w:pPr>
-      <w:r>
-        <w:t xml:space="preserve">Temperature Assays</w:t>
-      </w:r>
-    </w:p>
-    <w:p>
-      <w:pPr>
-        <w:pStyle w:val="FirstParagraph"/>
-      </w:pPr>
-      <w:r>
-        <w:t xml:space="preserve">In this lab, we will explore the effects of temperature on the growth and survival of foliar fungal endophytes. Temperature is a critical environmental factor that influences fungal physiology and ecological dynamics. To investigate how these fungi respond to different thermal conditions, we will isolate fungal endophytes from plant leaves and cultivate them at three distinct temperatures: 4°C, room temperature (approximately 20°C), and 28°C. By measuring their growth rates over several weeks, we will better understand their tolerance to different temperatures.</w:t>
-      </w:r>
-    </w:p>
-    <w:p>
-      <w:pPr>
-        <w:pStyle w:val="BodyText"/>
-      </w:pPr>
-      <w:r>
-        <w:rPr>
-          <w:b/>
-          <w:bCs/>
-        </w:rPr>
-        <w:t xml:space="preserve">Objectives:</w:t>
-      </w:r>
-      <w:r>
-        <w:t xml:space="preserve"> </w:t>
-      </w:r>
-      <w:r>
-        <w:t xml:space="preserve">1. Determine optimal growth temperature.</w:t>
-      </w:r>
-      <w:r>
-        <w:t xml:space="preserve"> </w:t>
-      </w:r>
-      <w:r>
-        <w:t xml:space="preserve">2. Measure how different temperatures influence fungal growth rates.</w:t>
-      </w:r>
-    </w:p>
-    <w:p>
-      <w:pPr>
-        <w:pStyle w:val="BodyText"/>
-      </w:pPr>
-      <w:r>
-        <w:rPr>
-          <w:b/>
-          <w:bCs/>
-        </w:rPr>
-        <w:t xml:space="preserve">Materials:</w:t>
-      </w:r>
-      <w:r>
-        <w:t xml:space="preserve"> </w:t>
-      </w:r>
-      <w:r>
-        <w:t xml:space="preserve">- Pure cultures (2 per student)</w:t>
-      </w:r>
-      <w:r>
-        <w:t xml:space="preserve"> </w:t>
-      </w:r>
-      <w:r>
-        <w:t xml:space="preserve">- PDA with antibiotics (6 per student)</w:t>
-      </w:r>
-      <w:r>
-        <w:t xml:space="preserve"> </w:t>
-      </w:r>
-      <w:r>
-        <w:t xml:space="preserve">- Fine tip Sharpie or marker</w:t>
-      </w:r>
-      <w:r>
-        <w:t xml:space="preserve"> </w:t>
-      </w:r>
-      <w:r>
-        <w:t xml:space="preserve">- Culture cutting tool</w:t>
-      </w:r>
-      <w:r>
-        <w:t xml:space="preserve"> </w:t>
-      </w:r>
-      <w:r>
-        <w:t xml:space="preserve">- Ethanol jar</w:t>
-      </w:r>
-    </w:p>
-    <w:p>
-      <w:pPr>
-        <w:pStyle w:val="BodyText"/>
-      </w:pPr>
-      <w:r>
-        <w:rPr>
-          <w:b/>
-          <w:bCs/>
-        </w:rPr>
-        <w:t xml:space="preserve">Procedures:</w:t>
-      </w:r>
-      <w:r>
-        <w:t xml:space="preserve"> </w:t>
-      </w:r>
-      <w:r>
-        <w:t xml:space="preserve">- Label your plates with identifying information and growth temperatures (2 per temp.)</w:t>
-      </w:r>
-      <w:r>
-        <w:t xml:space="preserve"> </w:t>
-      </w:r>
-      <w:r>
-        <w:t xml:space="preserve">- On the bottom of each plate, draw four lines that intersect in the center of the plate (Figure 6.1)</w:t>
-      </w:r>
-      <w:r>
-        <w:t xml:space="preserve"> </w:t>
-      </w:r>
-      <w:r>
-        <w:t xml:space="preserve">- Cut out three 0.5 cm chunks from the edge of your pure culture and place one in the center of each of the temperature plates</w:t>
-      </w:r>
-      <w:r>
-        <w:t xml:space="preserve"> </w:t>
-      </w:r>
-      <w:r>
-        <w:t xml:space="preserve">- Close and parafilm your plates</w:t>
-      </w:r>
-      <w:r>
-        <w:t xml:space="preserve"> </w:t>
-      </w:r>
-      <w:r>
-        <w:t xml:space="preserve">- Carefully, flip the plates over and trace the cube using a fine-tip Sharpie</w:t>
-      </w:r>
-      <w:r>
-        <w:t xml:space="preserve"> </w:t>
-      </w:r>
-      <w:r>
-        <w:t xml:space="preserve">- Bring your plates to the front of the class and place them (unflipped) in the correct box for incubation</w:t>
-      </w:r>
-    </w:p>
-    <w:bookmarkEnd w:id="146"/>
-    <w:bookmarkStart w:id="147" w:name="measuring-fungal-growth"/>
-    <w:p>
-      <w:pPr>
-        <w:pStyle w:val="Heading3"/>
-      </w:pPr>
-      <w:r>
-        <w:t xml:space="preserve">Measuring Fungal Growth</w:t>
-      </w:r>
-    </w:p>
-    <w:p>
-      <w:pPr>
-        <w:pStyle w:val="FirstParagraph"/>
-      </w:pPr>
-      <w:r>
-        <w:rPr>
-          <w:b/>
-          <w:bCs/>
-        </w:rPr>
-        <w:t xml:space="preserve">Objectives:</w:t>
-      </w:r>
-      <w:r>
-        <w:t xml:space="preserve"> </w:t>
-      </w:r>
-      <w:r>
-        <w:t xml:space="preserve">1. Measure growth for Zn stress assay</w:t>
-      </w:r>
-      <w:r>
-        <w:t xml:space="preserve"> </w:t>
-      </w:r>
-      <w:r>
-        <w:t xml:space="preserve">2. Measure growth for temperature assay</w:t>
-      </w:r>
-    </w:p>
-    <w:p>
-      <w:pPr>
-        <w:pStyle w:val="BodyText"/>
-      </w:pPr>
-      <w:r>
-        <w:rPr>
-          <w:b/>
-          <w:bCs/>
-        </w:rPr>
-        <w:t xml:space="preserve">Materials:</w:t>
-      </w:r>
-      <w:r>
-        <w:t xml:space="preserve"> </w:t>
-      </w:r>
-      <w:r>
-        <w:t xml:space="preserve">- Fine tip Sharpie</w:t>
-      </w:r>
-      <w:r>
-        <w:t xml:space="preserve"> </w:t>
-      </w:r>
-      <w:r>
-        <w:t xml:space="preserve">- Three Zn culture plates</w:t>
-      </w:r>
-      <w:r>
-        <w:t xml:space="preserve"> </w:t>
-      </w:r>
-      <w:r>
-        <w:t xml:space="preserve">- Three temperature culture plates</w:t>
-      </w:r>
-      <w:r>
-        <w:t xml:space="preserve"> </w:t>
-      </w:r>
-      <w:r>
-        <w:t xml:space="preserve">- Ruler to measure growth in mm (mm ruler)</w:t>
-      </w:r>
-    </w:p>
-    <w:p>
-      <w:pPr>
-        <w:pStyle w:val="BodyText"/>
-      </w:pPr>
-      <w:r>
-        <w:rPr>
-          <w:b/>
-          <w:bCs/>
-        </w:rPr>
-        <w:t xml:space="preserve">Procedures:</w:t>
-      </w:r>
-      <w:r>
-        <w:t xml:space="preserve"> </w:t>
-      </w:r>
-      <w:r>
-        <w:t xml:space="preserve">- On the bottom of the plate, trace the edge of your fungal culture</w:t>
-      </w:r>
-      <w:r>
-        <w:t xml:space="preserve"> </w:t>
-      </w:r>
-      <w:r>
-        <w:t xml:space="preserve">- Measure, in mm, new growth at each of the four edges along the lines</w:t>
-      </w:r>
-      <w:r>
-        <w:t xml:space="preserve"> </w:t>
-      </w:r>
-      <w:r>
-        <w:t xml:space="preserve">- Average the eight measurements to get the average growth and determine the average growth rate (distance/time)</w:t>
-      </w:r>
-    </w:p>
-    <w:bookmarkEnd w:id="147"/>
-    <w:bookmarkEnd w:id="148"/>
-    <w:bookmarkEnd w:id="149"/>
-    <w:bookmarkStart w:id="177" w:name="module-4-dna-sequencing"/>
+        <w:t xml:space="preserve">1. On the bottom of the plate, trace the edge of your fungal culture</w:t>
+      </w:r>
+      <w:r>
+        <w:t xml:space="preserve"> </w:t>
+      </w:r>
+      <w:r>
+        <w:t xml:space="preserve">2. Measure, in mm, new growth at each of the four edges along the lines</w:t>
+      </w:r>
+      <w:r>
+        <w:t xml:space="preserve"> </w:t>
+      </w:r>
+      <w:r>
+        <w:t xml:space="preserve">3. Average the eight measurements to get the average growth and determine the average growth rate (distance/time)</w:t>
+      </w:r>
+    </w:p>
+    <w:bookmarkEnd w:id="161"/>
+    <w:bookmarkEnd w:id="162"/>
+    <w:bookmarkEnd w:id="163"/>
+    <w:bookmarkStart w:id="191" w:name="module-4-dna-sequencing"/>
     <w:p>
       <w:pPr>
         <w:pStyle w:val="Heading1"/>
@@ -11040,12 +12020,12 @@
                 <wp:inline>
                   <wp:extent cx="152400" cy="152400"/>
                   <wp:effectExtent b="0" l="0" r="0" t="0"/>
-                  <wp:docPr descr="" title="" id="150" name="Picture"/>
+                  <wp:docPr descr="" title="" id="164" name="Picture"/>
                   <a:graphic>
                     <a:graphicData uri="http://schemas.openxmlformats.org/drawingml/2006/picture">
                       <pic:pic>
                         <pic:nvPicPr>
-                          <pic:cNvPr descr="/opt/quarto/share/formats/docx/tip.png" id="151" name="Picture"/>
+                          <pic:cNvPr descr="/opt/quarto/share/formats/docx/tip.png" id="165" name="Picture"/>
                           <pic:cNvPicPr>
                             <a:picLocks noChangeArrowheads="1" noChangeAspect="1"/>
                           </pic:cNvPicPr>
@@ -11120,7 +12100,7 @@
         </w:tc>
       </w:tr>
     </w:tbl>
-    <w:bookmarkStart w:id="154" w:name="X1f9141d941555e98bd81ab73b3543cfd3247ac1"/>
+    <w:bookmarkStart w:id="168" w:name="X1f9141d941555e98bd81ab73b3543cfd3247ac1"/>
     <w:p>
       <w:pPr>
         <w:pStyle w:val="Heading2"/>
@@ -11129,7 +12109,7 @@
         <w:t xml:space="preserve">Module 4.1 – DNA Sequencing and Species Identification Instructor Resources</w:t>
       </w:r>
     </w:p>
-    <w:bookmarkStart w:id="153" w:name="Xf2d43db359788ca93a2d8fe43440f1f2685953f"/>
+    <w:bookmarkStart w:id="167" w:name="Xf2d43db359788ca93a2d8fe43440f1f2685953f"/>
     <w:p>
       <w:pPr>
         <w:pStyle w:val="Heading3"/>
@@ -11138,7 +12118,7 @@
         <w:t xml:space="preserve">Instructor Laboratory Preparation Instructions</w:t>
       </w:r>
     </w:p>
-    <w:bookmarkStart w:id="152" w:name="materials-4"/>
+    <w:bookmarkStart w:id="166" w:name="materials-7"/>
     <w:p>
       <w:pPr>
         <w:pStyle w:val="Heading4"/>
@@ -11160,7 +12140,7 @@
         <w:pStyle w:val="Compact"/>
         <w:numPr>
           <w:ilvl w:val="0"/>
-          <w:numId w:val="1137"/>
+          <w:numId w:val="1166"/>
         </w:numPr>
       </w:pPr>
       <w:r>
@@ -11172,7 +12152,7 @@
         <w:pStyle w:val="Compact"/>
         <w:numPr>
           <w:ilvl w:val="0"/>
-          <w:numId w:val="1137"/>
+          <w:numId w:val="1166"/>
         </w:numPr>
       </w:pPr>
       <w:r>
@@ -11184,7 +12164,7 @@
         <w:pStyle w:val="Compact"/>
         <w:numPr>
           <w:ilvl w:val="0"/>
-          <w:numId w:val="1137"/>
+          <w:numId w:val="1166"/>
         </w:numPr>
       </w:pPr>
       <w:r>
@@ -11196,7 +12176,7 @@
         <w:pStyle w:val="Compact"/>
         <w:numPr>
           <w:ilvl w:val="0"/>
-          <w:numId w:val="1137"/>
+          <w:numId w:val="1166"/>
         </w:numPr>
       </w:pPr>
       <w:r>
@@ -11208,7 +12188,7 @@
         <w:pStyle w:val="Compact"/>
         <w:numPr>
           <w:ilvl w:val="0"/>
-          <w:numId w:val="1137"/>
+          <w:numId w:val="1166"/>
         </w:numPr>
       </w:pPr>
       <w:r>
@@ -11220,7 +12200,7 @@
         <w:pStyle w:val="Compact"/>
         <w:numPr>
           <w:ilvl w:val="0"/>
-          <w:numId w:val="1137"/>
+          <w:numId w:val="1166"/>
         </w:numPr>
       </w:pPr>
       <w:r>
@@ -11232,7 +12212,7 @@
         <w:pStyle w:val="Compact"/>
         <w:numPr>
           <w:ilvl w:val="0"/>
-          <w:numId w:val="1137"/>
+          <w:numId w:val="1166"/>
         </w:numPr>
       </w:pPr>
       <w:r>
@@ -11244,7 +12224,7 @@
         <w:pStyle w:val="Compact"/>
         <w:numPr>
           <w:ilvl w:val="0"/>
-          <w:numId w:val="1137"/>
+          <w:numId w:val="1166"/>
         </w:numPr>
       </w:pPr>
       <w:r>
@@ -11256,7 +12236,7 @@
         <w:pStyle w:val="Compact"/>
         <w:numPr>
           <w:ilvl w:val="0"/>
-          <w:numId w:val="1137"/>
+          <w:numId w:val="1166"/>
         </w:numPr>
       </w:pPr>
       <w:r>
@@ -11268,7 +12248,7 @@
         <w:pStyle w:val="Compact"/>
         <w:numPr>
           <w:ilvl w:val="0"/>
-          <w:numId w:val="1137"/>
+          <w:numId w:val="1166"/>
         </w:numPr>
       </w:pPr>
       <w:r>
@@ -11280,7 +12260,7 @@
         <w:pStyle w:val="Compact"/>
         <w:numPr>
           <w:ilvl w:val="0"/>
-          <w:numId w:val="1137"/>
+          <w:numId w:val="1166"/>
         </w:numPr>
       </w:pPr>
       <w:r>
@@ -11292,7 +12272,7 @@
         <w:pStyle w:val="Compact"/>
         <w:numPr>
           <w:ilvl w:val="0"/>
-          <w:numId w:val="1137"/>
+          <w:numId w:val="1166"/>
         </w:numPr>
       </w:pPr>
       <w:r>
@@ -11304,7 +12284,7 @@
         <w:pStyle w:val="Compact"/>
         <w:numPr>
           <w:ilvl w:val="0"/>
-          <w:numId w:val="1137"/>
+          <w:numId w:val="1166"/>
         </w:numPr>
       </w:pPr>
       <w:r>
@@ -11316,7 +12296,7 @@
         <w:pStyle w:val="Compact"/>
         <w:numPr>
           <w:ilvl w:val="0"/>
-          <w:numId w:val="1137"/>
+          <w:numId w:val="1166"/>
         </w:numPr>
       </w:pPr>
       <w:r>
@@ -11328,7 +12308,7 @@
         <w:pStyle w:val="Compact"/>
         <w:numPr>
           <w:ilvl w:val="0"/>
-          <w:numId w:val="1137"/>
+          <w:numId w:val="1166"/>
         </w:numPr>
       </w:pPr>
       <w:r>
@@ -11340,7 +12320,7 @@
         <w:pStyle w:val="Compact"/>
         <w:numPr>
           <w:ilvl w:val="0"/>
-          <w:numId w:val="1137"/>
+          <w:numId w:val="1166"/>
         </w:numPr>
       </w:pPr>
       <w:r>
@@ -11352,7 +12332,7 @@
         <w:pStyle w:val="Compact"/>
         <w:numPr>
           <w:ilvl w:val="0"/>
-          <w:numId w:val="1137"/>
+          <w:numId w:val="1166"/>
         </w:numPr>
       </w:pPr>
       <w:r>
@@ -11364,7 +12344,7 @@
         <w:pStyle w:val="Compact"/>
         <w:numPr>
           <w:ilvl w:val="0"/>
-          <w:numId w:val="1137"/>
+          <w:numId w:val="1166"/>
         </w:numPr>
       </w:pPr>
       <w:r>
@@ -11376,7 +12356,7 @@
         <w:pStyle w:val="Compact"/>
         <w:numPr>
           <w:ilvl w:val="0"/>
-          <w:numId w:val="1137"/>
+          <w:numId w:val="1166"/>
         </w:numPr>
       </w:pPr>
       <w:r>
@@ -11388,7 +12368,7 @@
         <w:pStyle w:val="Compact"/>
         <w:numPr>
           <w:ilvl w:val="0"/>
-          <w:numId w:val="1137"/>
+          <w:numId w:val="1166"/>
         </w:numPr>
       </w:pPr>
       <w:r>
@@ -11400,7 +12380,7 @@
         <w:pStyle w:val="Compact"/>
         <w:numPr>
           <w:ilvl w:val="1"/>
-          <w:numId w:val="1138"/>
+          <w:numId w:val="1167"/>
         </w:numPr>
       </w:pPr>
       <w:r>
@@ -11412,7 +12392,7 @@
         <w:pStyle w:val="Compact"/>
         <w:numPr>
           <w:ilvl w:val="1"/>
-          <w:numId w:val="1138"/>
+          <w:numId w:val="1167"/>
         </w:numPr>
       </w:pPr>
       <w:r>
@@ -11424,7 +12404,7 @@
         <w:pStyle w:val="Compact"/>
         <w:numPr>
           <w:ilvl w:val="1"/>
-          <w:numId w:val="1138"/>
+          <w:numId w:val="1167"/>
         </w:numPr>
       </w:pPr>
       <w:r>
@@ -11436,7 +12416,7 @@
         <w:pStyle w:val="Compact"/>
         <w:numPr>
           <w:ilvl w:val="1"/>
-          <w:numId w:val="1138"/>
+          <w:numId w:val="1167"/>
         </w:numPr>
       </w:pPr>
       <w:r>
@@ -11448,7 +12428,7 @@
         <w:pStyle w:val="Compact"/>
         <w:numPr>
           <w:ilvl w:val="0"/>
-          <w:numId w:val="1137"/>
+          <w:numId w:val="1166"/>
         </w:numPr>
       </w:pPr>
       <w:r>
@@ -11460,7 +12440,7 @@
         <w:pStyle w:val="Compact"/>
         <w:numPr>
           <w:ilvl w:val="0"/>
-          <w:numId w:val="1137"/>
+          <w:numId w:val="1166"/>
         </w:numPr>
       </w:pPr>
       <w:r>
@@ -11472,7 +12452,7 @@
         <w:pStyle w:val="Compact"/>
         <w:numPr>
           <w:ilvl w:val="0"/>
-          <w:numId w:val="1137"/>
+          <w:numId w:val="1166"/>
         </w:numPr>
       </w:pPr>
       <w:r>
@@ -11484,7 +12464,7 @@
         <w:pStyle w:val="Compact"/>
         <w:numPr>
           <w:ilvl w:val="0"/>
-          <w:numId w:val="1137"/>
+          <w:numId w:val="1166"/>
         </w:numPr>
       </w:pPr>
       <w:r>
@@ -11496,7 +12476,7 @@
         <w:pStyle w:val="Compact"/>
         <w:numPr>
           <w:ilvl w:val="0"/>
-          <w:numId w:val="1137"/>
+          <w:numId w:val="1166"/>
         </w:numPr>
       </w:pPr>
       <w:r>
@@ -11508,7 +12488,7 @@
         <w:pStyle w:val="Compact"/>
         <w:numPr>
           <w:ilvl w:val="0"/>
-          <w:numId w:val="1137"/>
+          <w:numId w:val="1166"/>
         </w:numPr>
       </w:pPr>
       <w:r>
@@ -11520,7 +12500,7 @@
         <w:pStyle w:val="Compact"/>
         <w:numPr>
           <w:ilvl w:val="0"/>
-          <w:numId w:val="1137"/>
+          <w:numId w:val="1166"/>
         </w:numPr>
       </w:pPr>
       <w:r>
@@ -11532,7 +12512,7 @@
         <w:pStyle w:val="Compact"/>
         <w:numPr>
           <w:ilvl w:val="0"/>
-          <w:numId w:val="1137"/>
+          <w:numId w:val="1166"/>
         </w:numPr>
       </w:pPr>
       <w:r>
@@ -11544,7 +12524,7 @@
         <w:pStyle w:val="Compact"/>
         <w:numPr>
           <w:ilvl w:val="0"/>
-          <w:numId w:val="1137"/>
+          <w:numId w:val="1166"/>
         </w:numPr>
       </w:pPr>
       <w:r>
@@ -11556,7 +12536,7 @@
         <w:pStyle w:val="Compact"/>
         <w:numPr>
           <w:ilvl w:val="0"/>
-          <w:numId w:val="1137"/>
+          <w:numId w:val="1166"/>
         </w:numPr>
       </w:pPr>
       <w:r>
@@ -11568,7 +12548,7 @@
         <w:pStyle w:val="Compact"/>
         <w:numPr>
           <w:ilvl w:val="0"/>
-          <w:numId w:val="1137"/>
+          <w:numId w:val="1166"/>
         </w:numPr>
       </w:pPr>
       <w:r>
@@ -11580,7 +12560,7 @@
         <w:pStyle w:val="Compact"/>
         <w:numPr>
           <w:ilvl w:val="0"/>
-          <w:numId w:val="1137"/>
+          <w:numId w:val="1166"/>
         </w:numPr>
       </w:pPr>
       <w:r>
@@ -11592,7 +12572,7 @@
         <w:pStyle w:val="Compact"/>
         <w:numPr>
           <w:ilvl w:val="0"/>
-          <w:numId w:val="1137"/>
+          <w:numId w:val="1166"/>
         </w:numPr>
       </w:pPr>
       <w:r>
@@ -11604,7 +12584,7 @@
         <w:pStyle w:val="Compact"/>
         <w:numPr>
           <w:ilvl w:val="0"/>
-          <w:numId w:val="1137"/>
+          <w:numId w:val="1166"/>
         </w:numPr>
       </w:pPr>
       <w:r>
@@ -11616,7 +12596,7 @@
         <w:pStyle w:val="Compact"/>
         <w:numPr>
           <w:ilvl w:val="0"/>
-          <w:numId w:val="1137"/>
+          <w:numId w:val="1166"/>
         </w:numPr>
       </w:pPr>
       <w:r>
@@ -11671,10 +12651,10 @@
         <w:t xml:space="preserve">c. Add 20 µL of the 100 pmol/µL concentration primer.</w:t>
       </w:r>
     </w:p>
-    <w:bookmarkEnd w:id="152"/>
-    <w:bookmarkEnd w:id="153"/>
-    <w:bookmarkEnd w:id="154"/>
-    <w:bookmarkStart w:id="176" w:name="X84ab9f30f319591ed283388a48344a8ca0af377"/>
+    <w:bookmarkEnd w:id="166"/>
+    <w:bookmarkEnd w:id="167"/>
+    <w:bookmarkEnd w:id="168"/>
+    <w:bookmarkStart w:id="190" w:name="X84ab9f30f319591ed283388a48344a8ca0af377"/>
     <w:p>
       <w:pPr>
         <w:pStyle w:val="Heading2"/>
@@ -11683,7 +12663,7 @@
         <w:t xml:space="preserve">Module 4.2 – DNA Sequencing and Species Identification</w:t>
       </w:r>
     </w:p>
-    <w:bookmarkStart w:id="155" w:name="purpose-2"/>
+    <w:bookmarkStart w:id="169" w:name="purpose-3"/>
     <w:p>
       <w:pPr>
         <w:pStyle w:val="Heading3"/>
@@ -11716,8 +12696,8 @@
         <w:t xml:space="preserve">rDNA region, also known as the fungal barcode. You will extract genomic DNA (gDNA) from your isolates, amplify the ITS rDNA using polymerase chain reaction (PCR), clean PCR product, Sanger sequence PCR product, and use DNA sequence to obtain a name for your isolate.</w:t>
       </w:r>
     </w:p>
-    <w:bookmarkEnd w:id="155"/>
-    <w:bookmarkStart w:id="156" w:name="learning-goals-2"/>
+    <w:bookmarkEnd w:id="169"/>
+    <w:bookmarkStart w:id="170" w:name="learning-goals-3"/>
     <w:p>
       <w:pPr>
         <w:pStyle w:val="Heading3"/>
@@ -11731,7 +12711,7 @@
         <w:pStyle w:val="Compact"/>
         <w:numPr>
           <w:ilvl w:val="0"/>
-          <w:numId w:val="1139"/>
+          <w:numId w:val="1168"/>
         </w:numPr>
       </w:pPr>
       <w:r>
@@ -11743,7 +12723,7 @@
         <w:pStyle w:val="Compact"/>
         <w:numPr>
           <w:ilvl w:val="0"/>
-          <w:numId w:val="1139"/>
+          <w:numId w:val="1168"/>
         </w:numPr>
       </w:pPr>
       <w:r>
@@ -11755,15 +12735,15 @@
         <w:pStyle w:val="Compact"/>
         <w:numPr>
           <w:ilvl w:val="0"/>
-          <w:numId w:val="1139"/>
+          <w:numId w:val="1168"/>
         </w:numPr>
       </w:pPr>
       <w:r>
         <w:t xml:space="preserve">Learn to BLAST ITS sequence to identify fungal isolates</w:t>
       </w:r>
     </w:p>
-    <w:bookmarkEnd w:id="156"/>
-    <w:bookmarkStart w:id="160" w:name="part-i-dna-extraction"/>
+    <w:bookmarkEnd w:id="170"/>
+    <w:bookmarkStart w:id="174" w:name="part-i-dna-extraction"/>
     <w:p>
       <w:pPr>
         <w:pStyle w:val="Heading3"/>
@@ -11772,7 +12752,7 @@
         <w:t xml:space="preserve">Part I: DNA Extraction</w:t>
       </w:r>
     </w:p>
-    <w:bookmarkStart w:id="157" w:name="introduction-3"/>
+    <w:bookmarkStart w:id="171" w:name="introduction-3"/>
     <w:p>
       <w:pPr>
         <w:pStyle w:val="Heading4"/>
@@ -11797,8 +12777,8 @@
         <w:t xml:space="preserve">In this part of the module, you will extract DNA from your fungal isolates. There are many ways to isolate DNA from fungi. Here we will use a very simple kit that uses an alkaline (pH 9.5-10) extraction solution at high heat to disrupt cells and release gDNA.</w:t>
       </w:r>
     </w:p>
-    <w:bookmarkEnd w:id="157"/>
-    <w:bookmarkStart w:id="158" w:name="materials-5"/>
+    <w:bookmarkEnd w:id="171"/>
+    <w:bookmarkStart w:id="172" w:name="materials-8"/>
     <w:p>
       <w:pPr>
         <w:pStyle w:val="Heading4"/>
@@ -11812,7 +12792,7 @@
         <w:pStyle w:val="Compact"/>
         <w:numPr>
           <w:ilvl w:val="0"/>
-          <w:numId w:val="1140"/>
+          <w:numId w:val="1169"/>
         </w:numPr>
       </w:pPr>
       <w:r>
@@ -11824,7 +12804,7 @@
         <w:pStyle w:val="Compact"/>
         <w:numPr>
           <w:ilvl w:val="0"/>
-          <w:numId w:val="1140"/>
+          <w:numId w:val="1169"/>
         </w:numPr>
       </w:pPr>
       <w:r>
@@ -11836,7 +12816,7 @@
         <w:pStyle w:val="Compact"/>
         <w:numPr>
           <w:ilvl w:val="0"/>
-          <w:numId w:val="1140"/>
+          <w:numId w:val="1169"/>
         </w:numPr>
       </w:pPr>
       <w:r>
@@ -11848,7 +12828,7 @@
         <w:pStyle w:val="Compact"/>
         <w:numPr>
           <w:ilvl w:val="0"/>
-          <w:numId w:val="1140"/>
+          <w:numId w:val="1169"/>
         </w:numPr>
       </w:pPr>
       <w:r>
@@ -11860,7 +12840,7 @@
         <w:pStyle w:val="Compact"/>
         <w:numPr>
           <w:ilvl w:val="0"/>
-          <w:numId w:val="1140"/>
+          <w:numId w:val="1169"/>
         </w:numPr>
       </w:pPr>
       <w:r>
@@ -11872,7 +12852,7 @@
         <w:pStyle w:val="Compact"/>
         <w:numPr>
           <w:ilvl w:val="0"/>
-          <w:numId w:val="1140"/>
+          <w:numId w:val="1169"/>
         </w:numPr>
       </w:pPr>
       <w:r>
@@ -11884,15 +12864,15 @@
         <w:pStyle w:val="Compact"/>
         <w:numPr>
           <w:ilvl w:val="0"/>
-          <w:numId w:val="1140"/>
+          <w:numId w:val="1169"/>
         </w:numPr>
       </w:pPr>
       <w:r>
         <w:t xml:space="preserve">[ ]Loop, pick, and forceps</w:t>
       </w:r>
     </w:p>
-    <w:bookmarkEnd w:id="158"/>
-    <w:bookmarkStart w:id="159" w:name="procedures"/>
+    <w:bookmarkEnd w:id="172"/>
+    <w:bookmarkStart w:id="173" w:name="procedures"/>
     <w:p>
       <w:pPr>
         <w:pStyle w:val="Heading4"/>
@@ -11906,7 +12886,7 @@
         <w:pStyle w:val="Compact"/>
         <w:numPr>
           <w:ilvl w:val="0"/>
-          <w:numId w:val="1141"/>
+          <w:numId w:val="1170"/>
         </w:numPr>
       </w:pPr>
       <w:r>
@@ -11924,7 +12904,7 @@
         <w:pStyle w:val="Compact"/>
         <w:numPr>
           <w:ilvl w:val="0"/>
-          <w:numId w:val="1141"/>
+          <w:numId w:val="1170"/>
         </w:numPr>
       </w:pPr>
       <w:r>
@@ -11942,7 +12922,7 @@
         <w:pStyle w:val="Compact"/>
         <w:numPr>
           <w:ilvl w:val="0"/>
-          <w:numId w:val="1141"/>
+          <w:numId w:val="1170"/>
         </w:numPr>
       </w:pPr>
       <w:r>
@@ -11954,16 +12934,16 @@
         <w:pStyle w:val="Compact"/>
         <w:numPr>
           <w:ilvl w:val="0"/>
-          <w:numId w:val="1141"/>
+          <w:numId w:val="1170"/>
         </w:numPr>
       </w:pPr>
       <w:r>
         <w:t xml:space="preserve">Using the micropipette, aliquot an equal volume of DS (20 µL) to your extracts. Ensure that you can still read the labels and store in the freezer until next week. We will use these extractions to amplify the fungal ITS rDNA region using PCR.</w:t>
       </w:r>
     </w:p>
-    <w:bookmarkEnd w:id="159"/>
-    <w:bookmarkEnd w:id="160"/>
-    <w:bookmarkStart w:id="165" w:name="part-ii-polymerase-chain-reaction-pcr"/>
+    <w:bookmarkEnd w:id="173"/>
+    <w:bookmarkEnd w:id="174"/>
+    <w:bookmarkStart w:id="179" w:name="part-ii-polymerase-chain-reaction-pcr"/>
     <w:p>
       <w:pPr>
         <w:pStyle w:val="Heading3"/>
@@ -11972,7 +12952,7 @@
         <w:t xml:space="preserve">Part II: Polymerase Chain Reaction (PCR)</w:t>
       </w:r>
     </w:p>
-    <w:bookmarkStart w:id="161" w:name="introduction-to-pcr"/>
+    <w:bookmarkStart w:id="175" w:name="introduction-to-pcr"/>
     <w:p>
       <w:pPr>
         <w:pStyle w:val="Heading4"/>
@@ -12023,8 +13003,8 @@
         <w:t xml:space="preserve">Figure 1: rDNA region containing the variable regions ITS-1 and ITS-2. Our forward primer (ITS-1F) will target a portion of the SSU and our reverse primer (ITS4) will target a portion of the LSU. Thereby, amplifying both variable regions and the 5.8S subunit.</w:t>
       </w:r>
     </w:p>
-    <w:bookmarkEnd w:id="161"/>
-    <w:bookmarkStart w:id="162" w:name="materials-6"/>
+    <w:bookmarkEnd w:id="175"/>
+    <w:bookmarkStart w:id="176" w:name="materials-9"/>
     <w:p>
       <w:pPr>
         <w:pStyle w:val="Heading4"/>
@@ -12038,7 +13018,7 @@
         <w:pStyle w:val="Compact"/>
         <w:numPr>
           <w:ilvl w:val="0"/>
-          <w:numId w:val="1142"/>
+          <w:numId w:val="1171"/>
         </w:numPr>
       </w:pPr>
       <w:r>
@@ -12050,7 +13030,7 @@
         <w:pStyle w:val="Compact"/>
         <w:numPr>
           <w:ilvl w:val="0"/>
-          <w:numId w:val="1143"/>
+          <w:numId w:val="1172"/>
         </w:numPr>
       </w:pPr>
       <w:r>
@@ -12062,7 +13042,7 @@
         <w:pStyle w:val="Compact"/>
         <w:numPr>
           <w:ilvl w:val="0"/>
-          <w:numId w:val="1144"/>
+          <w:numId w:val="1173"/>
         </w:numPr>
       </w:pPr>
       <w:r>
@@ -12074,7 +13054,7 @@
         <w:pStyle w:val="Compact"/>
         <w:numPr>
           <w:ilvl w:val="0"/>
-          <w:numId w:val="1145"/>
+          <w:numId w:val="1174"/>
         </w:numPr>
       </w:pPr>
       <w:r>
@@ -12086,7 +13066,7 @@
         <w:pStyle w:val="Compact"/>
         <w:numPr>
           <w:ilvl w:val="0"/>
-          <w:numId w:val="1146"/>
+          <w:numId w:val="1175"/>
         </w:numPr>
       </w:pPr>
       <w:r>
@@ -12098,7 +13078,7 @@
         <w:pStyle w:val="Compact"/>
         <w:numPr>
           <w:ilvl w:val="0"/>
-          <w:numId w:val="1147"/>
+          <w:numId w:val="1176"/>
         </w:numPr>
       </w:pPr>
       <w:r>
@@ -12110,7 +13090,7 @@
         <w:pStyle w:val="Compact"/>
         <w:numPr>
           <w:ilvl w:val="0"/>
-          <w:numId w:val="1148"/>
+          <w:numId w:val="1177"/>
         </w:numPr>
       </w:pPr>
       <w:r>
@@ -12122,7 +13102,7 @@
         <w:pStyle w:val="Compact"/>
         <w:numPr>
           <w:ilvl w:val="0"/>
-          <w:numId w:val="1149"/>
+          <w:numId w:val="1178"/>
         </w:numPr>
       </w:pPr>
       <w:r>
@@ -12134,7 +13114,7 @@
         <w:pStyle w:val="Compact"/>
         <w:numPr>
           <w:ilvl w:val="0"/>
-          <w:numId w:val="1150"/>
+          <w:numId w:val="1179"/>
         </w:numPr>
       </w:pPr>
       <w:r>
@@ -12146,15 +13126,15 @@
         <w:pStyle w:val="Compact"/>
         <w:numPr>
           <w:ilvl w:val="0"/>
-          <w:numId w:val="1151"/>
+          <w:numId w:val="1180"/>
         </w:numPr>
       </w:pPr>
       <w:r>
         <w:t xml:space="preserve">Thermal cycler</w:t>
       </w:r>
     </w:p>
-    <w:bookmarkEnd w:id="162"/>
-    <w:bookmarkStart w:id="163" w:name="procedures-1"/>
+    <w:bookmarkEnd w:id="176"/>
+    <w:bookmarkStart w:id="177" w:name="procedures-1"/>
     <w:p>
       <w:pPr>
         <w:pStyle w:val="Heading4"/>
@@ -12198,7 +13178,7 @@
         <w:pStyle w:val="Compact"/>
         <w:numPr>
           <w:ilvl w:val="0"/>
-          <w:numId w:val="1152"/>
+          <w:numId w:val="1181"/>
         </w:numPr>
       </w:pPr>
       <w:r>
@@ -12210,7 +13190,7 @@
         <w:pStyle w:val="Compact"/>
         <w:numPr>
           <w:ilvl w:val="0"/>
-          <w:numId w:val="1152"/>
+          <w:numId w:val="1181"/>
         </w:numPr>
       </w:pPr>
       <w:r>
@@ -12228,15 +13208,15 @@
         <w:pStyle w:val="Compact"/>
         <w:numPr>
           <w:ilvl w:val="0"/>
-          <w:numId w:val="1152"/>
+          <w:numId w:val="1181"/>
         </w:numPr>
       </w:pPr>
       <w:r>
         <w:t xml:space="preserve">Spin down your tubes before placing them in the thermal cycler. Run the reaction and observe the temperature cycles. After the reactions are finished, we will store your PCR products at -20 °C.</w:t>
       </w:r>
     </w:p>
-    <w:bookmarkEnd w:id="163"/>
-    <w:bookmarkStart w:id="164" w:name="X7a9437114b66a535474c7c1f8d36e2e2fb635f1"/>
+    <w:bookmarkEnd w:id="177"/>
+    <w:bookmarkStart w:id="178" w:name="X7a9437114b66a535474c7c1f8d36e2e2fb635f1"/>
     <w:p>
       <w:pPr>
         <w:pStyle w:val="Heading4"/>
@@ -12250,7 +13230,7 @@
         <w:pStyle w:val="Compact"/>
         <w:numPr>
           <w:ilvl w:val="0"/>
-          <w:numId w:val="1153"/>
+          <w:numId w:val="1182"/>
         </w:numPr>
       </w:pPr>
       <w:r>
@@ -12262,7 +13242,7 @@
         <w:pStyle w:val="Compact"/>
         <w:numPr>
           <w:ilvl w:val="0"/>
-          <w:numId w:val="1153"/>
+          <w:numId w:val="1182"/>
         </w:numPr>
       </w:pPr>
       <w:r>
@@ -12274,16 +13254,16 @@
         <w:pStyle w:val="Compact"/>
         <w:numPr>
           <w:ilvl w:val="0"/>
-          <w:numId w:val="1153"/>
+          <w:numId w:val="1182"/>
         </w:numPr>
       </w:pPr>
       <w:r>
         <w:t xml:space="preserve">Weak or multiple bands, smear: Mispriming from the incorrect program. Check primer concentration: an imbalance of primers can lead to multiple bands.</w:t>
       </w:r>
     </w:p>
-    <w:bookmarkEnd w:id="164"/>
-    <w:bookmarkEnd w:id="165"/>
-    <w:bookmarkStart w:id="170" w:name="Xa56d1bcb59fce4b4b930a83e03267d90d70e02d"/>
+    <w:bookmarkEnd w:id="178"/>
+    <w:bookmarkEnd w:id="179"/>
+    <w:bookmarkStart w:id="184" w:name="Xa56d1bcb59fce4b4b930a83e03267d90d70e02d"/>
     <w:p>
       <w:pPr>
         <w:pStyle w:val="Heading3"/>
@@ -12308,7 +13288,7 @@
         <w:t xml:space="preserve">Today, we will use gel electrophoresis to verify the success of our PCR reaction. We are looking for PCR product bands between</w:t>
       </w:r>
     </w:p>
-    <w:bookmarkStart w:id="166" w:name="X1d0f71b5e6ce6f8901c0f085ed862647f0d1b0d"/>
+    <w:bookmarkStart w:id="180" w:name="X1d0f71b5e6ce6f8901c0f085ed862647f0d1b0d"/>
     <w:p>
       <w:pPr>
         <w:pStyle w:val="Heading4"/>
@@ -12325,8 +13305,8 @@
         <w:t xml:space="preserve">To give enough time for the gel to cool and solidify, this task should be done in the first hour of the lab.</w:t>
       </w:r>
     </w:p>
-    <w:bookmarkEnd w:id="166"/>
-    <w:bookmarkStart w:id="167" w:name="materials-needed-1"/>
+    <w:bookmarkEnd w:id="180"/>
+    <w:bookmarkStart w:id="181" w:name="materials-needed-1"/>
     <w:p>
       <w:pPr>
         <w:pStyle w:val="Heading4"/>
@@ -12340,7 +13320,7 @@
         <w:pStyle w:val="Compact"/>
         <w:numPr>
           <w:ilvl w:val="0"/>
-          <w:numId w:val="1154"/>
+          <w:numId w:val="1183"/>
         </w:numPr>
       </w:pPr>
       <w:r>
@@ -12352,7 +13332,7 @@
         <w:pStyle w:val="Compact"/>
         <w:numPr>
           <w:ilvl w:val="0"/>
-          <w:numId w:val="1154"/>
+          <w:numId w:val="1183"/>
         </w:numPr>
       </w:pPr>
       <w:r>
@@ -12370,7 +13350,7 @@
         <w:pStyle w:val="Compact"/>
         <w:numPr>
           <w:ilvl w:val="0"/>
-          <w:numId w:val="1154"/>
+          <w:numId w:val="1183"/>
         </w:numPr>
       </w:pPr>
       <w:r>
@@ -12382,7 +13362,7 @@
         <w:pStyle w:val="Compact"/>
         <w:numPr>
           <w:ilvl w:val="0"/>
-          <w:numId w:val="1154"/>
+          <w:numId w:val="1183"/>
         </w:numPr>
       </w:pPr>
       <w:r>
@@ -12394,7 +13374,7 @@
         <w:pStyle w:val="Compact"/>
         <w:numPr>
           <w:ilvl w:val="0"/>
-          <w:numId w:val="1154"/>
+          <w:numId w:val="1183"/>
         </w:numPr>
       </w:pPr>
       <w:r>
@@ -12406,7 +13386,7 @@
         <w:pStyle w:val="Compact"/>
         <w:numPr>
           <w:ilvl w:val="0"/>
-          <w:numId w:val="1154"/>
+          <w:numId w:val="1183"/>
         </w:numPr>
       </w:pPr>
       <w:r>
@@ -12418,7 +13398,7 @@
         <w:pStyle w:val="Compact"/>
         <w:numPr>
           <w:ilvl w:val="0"/>
-          <w:numId w:val="1154"/>
+          <w:numId w:val="1183"/>
         </w:numPr>
       </w:pPr>
       <w:r>
@@ -12430,7 +13410,7 @@
         <w:pStyle w:val="Compact"/>
         <w:numPr>
           <w:ilvl w:val="0"/>
-          <w:numId w:val="1154"/>
+          <w:numId w:val="1183"/>
         </w:numPr>
       </w:pPr>
       <w:r>
@@ -12442,7 +13422,7 @@
         <w:pStyle w:val="Compact"/>
         <w:numPr>
           <w:ilvl w:val="0"/>
-          <w:numId w:val="1154"/>
+          <w:numId w:val="1183"/>
         </w:numPr>
       </w:pPr>
       <w:r>
@@ -12454,7 +13434,7 @@
         <w:pStyle w:val="Compact"/>
         <w:numPr>
           <w:ilvl w:val="0"/>
-          <w:numId w:val="1154"/>
+          <w:numId w:val="1183"/>
         </w:numPr>
       </w:pPr>
       <w:r>
@@ -12466,7 +13446,7 @@
         <w:pStyle w:val="Compact"/>
         <w:numPr>
           <w:ilvl w:val="0"/>
-          <w:numId w:val="1154"/>
+          <w:numId w:val="1183"/>
         </w:numPr>
       </w:pPr>
       <w:r>
@@ -12478,15 +13458,15 @@
         <w:pStyle w:val="Compact"/>
         <w:numPr>
           <w:ilvl w:val="0"/>
-          <w:numId w:val="1154"/>
+          <w:numId w:val="1183"/>
         </w:numPr>
       </w:pPr>
       <w:r>
         <w:t xml:space="preserve">Power source</w:t>
       </w:r>
     </w:p>
-    <w:bookmarkEnd w:id="167"/>
-    <w:bookmarkStart w:id="168" w:name="X27e3611931edb00682f71c58d3e85dfeecf25c4"/>
+    <w:bookmarkEnd w:id="181"/>
+    <w:bookmarkStart w:id="182" w:name="X27e3611931edb00682f71c58d3e85dfeecf25c4"/>
     <w:p>
       <w:pPr>
         <w:pStyle w:val="Heading4"/>
@@ -12500,7 +13480,7 @@
         <w:pStyle w:val="Compact"/>
         <w:numPr>
           <w:ilvl w:val="0"/>
-          <w:numId w:val="1155"/>
+          <w:numId w:val="1184"/>
         </w:numPr>
       </w:pPr>
       <w:r>
@@ -12512,7 +13492,7 @@
         <w:pStyle w:val="Compact"/>
         <w:numPr>
           <w:ilvl w:val="0"/>
-          <w:numId w:val="1155"/>
+          <w:numId w:val="1184"/>
         </w:numPr>
       </w:pPr>
       <w:r>
@@ -12524,7 +13504,7 @@
         <w:pStyle w:val="Compact"/>
         <w:numPr>
           <w:ilvl w:val="0"/>
-          <w:numId w:val="1155"/>
+          <w:numId w:val="1184"/>
         </w:numPr>
       </w:pPr>
       <w:r>
@@ -12536,7 +13516,7 @@
         <w:pStyle w:val="Compact"/>
         <w:numPr>
           <w:ilvl w:val="0"/>
-          <w:numId w:val="1155"/>
+          <w:numId w:val="1184"/>
         </w:numPr>
       </w:pPr>
       <w:r>
@@ -12548,7 +13528,7 @@
         <w:pStyle w:val="Compact"/>
         <w:numPr>
           <w:ilvl w:val="0"/>
-          <w:numId w:val="1155"/>
+          <w:numId w:val="1184"/>
         </w:numPr>
       </w:pPr>
       <w:r>
@@ -12560,7 +13540,7 @@
         <w:pStyle w:val="Compact"/>
         <w:numPr>
           <w:ilvl w:val="0"/>
-          <w:numId w:val="1155"/>
+          <w:numId w:val="1184"/>
         </w:numPr>
       </w:pPr>
       <w:r>
@@ -12572,7 +13552,7 @@
         <w:pStyle w:val="Compact"/>
         <w:numPr>
           <w:ilvl w:val="0"/>
-          <w:numId w:val="1155"/>
+          <w:numId w:val="1184"/>
         </w:numPr>
       </w:pPr>
       <w:r>
@@ -12584,7 +13564,7 @@
         <w:pStyle w:val="Compact"/>
         <w:numPr>
           <w:ilvl w:val="0"/>
-          <w:numId w:val="1155"/>
+          <w:numId w:val="1184"/>
         </w:numPr>
       </w:pPr>
       <w:r>
@@ -12596,7 +13576,7 @@
         <w:pStyle w:val="Compact"/>
         <w:numPr>
           <w:ilvl w:val="0"/>
-          <w:numId w:val="1155"/>
+          <w:numId w:val="1184"/>
         </w:numPr>
       </w:pPr>
       <w:r>
@@ -12608,7 +13588,7 @@
         <w:pStyle w:val="Compact"/>
         <w:numPr>
           <w:ilvl w:val="0"/>
-          <w:numId w:val="1155"/>
+          <w:numId w:val="1184"/>
         </w:numPr>
       </w:pPr>
       <w:r>
@@ -12620,7 +13600,7 @@
         <w:pStyle w:val="Compact"/>
         <w:numPr>
           <w:ilvl w:val="0"/>
-          <w:numId w:val="1155"/>
+          <w:numId w:val="1184"/>
         </w:numPr>
       </w:pPr>
       <w:r>
@@ -12644,15 +13624,15 @@
         <w:pStyle w:val="Compact"/>
         <w:numPr>
           <w:ilvl w:val="0"/>
-          <w:numId w:val="1155"/>
+          <w:numId w:val="1184"/>
         </w:numPr>
       </w:pPr>
       <w:r>
         <w:t xml:space="preserve">Gels can be wrapped in saran wrap and stored for approximately 1 week.</w:t>
       </w:r>
     </w:p>
-    <w:bookmarkEnd w:id="168"/>
-    <w:bookmarkStart w:id="169" w:name="gel-loading"/>
+    <w:bookmarkEnd w:id="182"/>
+    <w:bookmarkStart w:id="183" w:name="gel-loading"/>
     <w:p>
       <w:pPr>
         <w:pStyle w:val="Heading4"/>
@@ -12666,7 +13646,7 @@
         <w:pStyle w:val="Compact"/>
         <w:numPr>
           <w:ilvl w:val="0"/>
-          <w:numId w:val="1156"/>
+          <w:numId w:val="1185"/>
         </w:numPr>
       </w:pPr>
       <w:r>
@@ -12678,7 +13658,7 @@
         <w:pStyle w:val="Compact"/>
         <w:numPr>
           <w:ilvl w:val="0"/>
-          <w:numId w:val="1156"/>
+          <w:numId w:val="1185"/>
         </w:numPr>
       </w:pPr>
       <w:r>
@@ -12690,7 +13670,7 @@
         <w:pStyle w:val="Compact"/>
         <w:numPr>
           <w:ilvl w:val="0"/>
-          <w:numId w:val="1156"/>
+          <w:numId w:val="1185"/>
         </w:numPr>
       </w:pPr>
       <w:r>
@@ -12702,7 +13682,7 @@
         <w:pStyle w:val="Compact"/>
         <w:numPr>
           <w:ilvl w:val="1"/>
-          <w:numId w:val="1157"/>
+          <w:numId w:val="1186"/>
         </w:numPr>
       </w:pPr>
       <w:r>
@@ -12714,7 +13694,7 @@
         <w:pStyle w:val="Compact"/>
         <w:numPr>
           <w:ilvl w:val="1"/>
-          <w:numId w:val="1157"/>
+          <w:numId w:val="1186"/>
         </w:numPr>
       </w:pPr>
       <w:r>
@@ -12726,7 +13706,7 @@
         <w:pStyle w:val="Compact"/>
         <w:numPr>
           <w:ilvl w:val="0"/>
-          <w:numId w:val="1156"/>
+          <w:numId w:val="1185"/>
         </w:numPr>
       </w:pPr>
       <w:r>
@@ -12738,7 +13718,7 @@
         <w:pStyle w:val="Compact"/>
         <w:numPr>
           <w:ilvl w:val="0"/>
-          <w:numId w:val="1156"/>
+          <w:numId w:val="1185"/>
         </w:numPr>
       </w:pPr>
       <w:r>
@@ -12750,7 +13730,7 @@
         <w:pStyle w:val="Compact"/>
         <w:numPr>
           <w:ilvl w:val="0"/>
-          <w:numId w:val="1156"/>
+          <w:numId w:val="1185"/>
         </w:numPr>
       </w:pPr>
       <w:r>
@@ -12762,7 +13742,7 @@
         <w:pStyle w:val="Compact"/>
         <w:numPr>
           <w:ilvl w:val="1"/>
-          <w:numId w:val="1158"/>
+          <w:numId w:val="1187"/>
         </w:numPr>
       </w:pPr>
       <w:r>
@@ -12774,16 +13754,16 @@
         <w:pStyle w:val="Compact"/>
         <w:numPr>
           <w:ilvl w:val="0"/>
-          <w:numId w:val="1156"/>
+          <w:numId w:val="1185"/>
         </w:numPr>
       </w:pPr>
       <w:r>
         <w:t xml:space="preserve">Visualize with UV light.</w:t>
       </w:r>
     </w:p>
-    <w:bookmarkEnd w:id="169"/>
-    <w:bookmarkEnd w:id="170"/>
-    <w:bookmarkStart w:id="171" w:name="part-iv-pcr-cleanup"/>
+    <w:bookmarkEnd w:id="183"/>
+    <w:bookmarkEnd w:id="184"/>
+    <w:bookmarkStart w:id="185" w:name="part-iv-pcr-cleanup"/>
     <w:p>
       <w:pPr>
         <w:pStyle w:val="Heading3"/>
@@ -12830,8 +13810,8 @@
         <w:t xml:space="preserve">5. The PCR product is now ready for use in DNA sequencing. Treated PCR products may be stored at –20°C until required</w:t>
       </w:r>
     </w:p>
-    <w:bookmarkEnd w:id="171"/>
-    <w:bookmarkStart w:id="172" w:name="part-v-sanger-sequencing"/>
+    <w:bookmarkEnd w:id="185"/>
+    <w:bookmarkStart w:id="186" w:name="part-v-sanger-sequencing"/>
     <w:p>
       <w:pPr>
         <w:pStyle w:val="Heading3"/>
@@ -12848,8 +13828,8 @@
         <w:t xml:space="preserve">Your cleaned PCR product will be sent to an external facility for Sanger sequencing.</w:t>
       </w:r>
     </w:p>
-    <w:bookmarkEnd w:id="172"/>
-    <w:bookmarkStart w:id="174" w:name="X119230681215c553508703bd9b858aabc863314"/>
+    <w:bookmarkEnd w:id="186"/>
+    <w:bookmarkStart w:id="188" w:name="X119230681215c553508703bd9b858aabc863314"/>
     <w:p>
       <w:pPr>
         <w:pStyle w:val="Heading3"/>
@@ -12858,7 +13838,7 @@
         <w:t xml:space="preserve">Part VI: Identifying Species using DNA Barcode</w:t>
       </w:r>
     </w:p>
-    <w:bookmarkStart w:id="173" w:name="identify-your-sequence-data-using-blast"/>
+    <w:bookmarkStart w:id="187" w:name="identify-your-sequence-data-using-blast"/>
     <w:p>
       <w:pPr>
         <w:pStyle w:val="Heading4"/>
@@ -12880,7 +13860,7 @@
         <w:pStyle w:val="Compact"/>
         <w:numPr>
           <w:ilvl w:val="0"/>
-          <w:numId w:val="1159"/>
+          <w:numId w:val="1188"/>
         </w:numPr>
       </w:pPr>
       <w:r>
@@ -12892,7 +13872,7 @@
         <w:pStyle w:val="Compact"/>
         <w:numPr>
           <w:ilvl w:val="0"/>
-          <w:numId w:val="1159"/>
+          <w:numId w:val="1188"/>
         </w:numPr>
       </w:pPr>
       <w:r>
@@ -12922,7 +13902,7 @@
         <w:pStyle w:val="Compact"/>
         <w:numPr>
           <w:ilvl w:val="1"/>
-          <w:numId w:val="1160"/>
+          <w:numId w:val="1189"/>
         </w:numPr>
       </w:pPr>
       <w:r>
@@ -12934,7 +13914,7 @@
         <w:pStyle w:val="Compact"/>
         <w:numPr>
           <w:ilvl w:val="0"/>
-          <w:numId w:val="1159"/>
+          <w:numId w:val="1188"/>
         </w:numPr>
       </w:pPr>
       <w:r>
@@ -12946,7 +13926,7 @@
         <w:pStyle w:val="Compact"/>
         <w:numPr>
           <w:ilvl w:val="1"/>
-          <w:numId w:val="1161"/>
+          <w:numId w:val="1190"/>
         </w:numPr>
       </w:pPr>
       <w:r>
@@ -12958,7 +13938,7 @@
         <w:pStyle w:val="Compact"/>
         <w:numPr>
           <w:ilvl w:val="0"/>
-          <w:numId w:val="1159"/>
+          <w:numId w:val="1188"/>
         </w:numPr>
       </w:pPr>
       <w:r>
@@ -12979,7 +13959,7 @@
         <w:pStyle w:val="Compact"/>
         <w:numPr>
           <w:ilvl w:val="1"/>
-          <w:numId w:val="1162"/>
+          <w:numId w:val="1191"/>
         </w:numPr>
       </w:pPr>
       <w:r>
@@ -13015,7 +13995,7 @@
         <w:pStyle w:val="Compact"/>
         <w:numPr>
           <w:ilvl w:val="0"/>
-          <w:numId w:val="1159"/>
+          <w:numId w:val="1188"/>
         </w:numPr>
       </w:pPr>
       <w:r>
@@ -13036,7 +14016,7 @@
         <w:pStyle w:val="Compact"/>
         <w:numPr>
           <w:ilvl w:val="1"/>
-          <w:numId w:val="1163"/>
+          <w:numId w:val="1192"/>
         </w:numPr>
       </w:pPr>
       <w:r>
@@ -13082,7 +14062,7 @@
         <w:pStyle w:val="Compact"/>
         <w:numPr>
           <w:ilvl w:val="0"/>
-          <w:numId w:val="1159"/>
+          <w:numId w:val="1188"/>
         </w:numPr>
       </w:pPr>
       <w:r>
@@ -13106,7 +14086,7 @@
         <w:pStyle w:val="Compact"/>
         <w:numPr>
           <w:ilvl w:val="1"/>
-          <w:numId w:val="1164"/>
+          <w:numId w:val="1193"/>
         </w:numPr>
       </w:pPr>
       <w:r>
@@ -13118,7 +14098,7 @@
         <w:pStyle w:val="Compact"/>
         <w:numPr>
           <w:ilvl w:val="1"/>
-          <w:numId w:val="1164"/>
+          <w:numId w:val="1193"/>
         </w:numPr>
       </w:pPr>
       <w:r>
@@ -13130,7 +14110,7 @@
         <w:pStyle w:val="Compact"/>
         <w:numPr>
           <w:ilvl w:val="1"/>
-          <w:numId w:val="1164"/>
+          <w:numId w:val="1193"/>
         </w:numPr>
       </w:pPr>
       <w:r>
@@ -13142,7 +14122,7 @@
         <w:pStyle w:val="Compact"/>
         <w:numPr>
           <w:ilvl w:val="1"/>
-          <w:numId w:val="1164"/>
+          <w:numId w:val="1193"/>
         </w:numPr>
       </w:pPr>
       <w:r>
@@ -13154,7 +14134,7 @@
         <w:pStyle w:val="Compact"/>
         <w:numPr>
           <w:ilvl w:val="0"/>
-          <w:numId w:val="1159"/>
+          <w:numId w:val="1188"/>
         </w:numPr>
       </w:pPr>
       <w:r>
@@ -13166,7 +14146,7 @@
         <w:pStyle w:val="Compact"/>
         <w:numPr>
           <w:ilvl w:val="1"/>
-          <w:numId w:val="1165"/>
+          <w:numId w:val="1194"/>
         </w:numPr>
       </w:pPr>
       <w:r>
@@ -13187,7 +14167,7 @@
         <w:pStyle w:val="Compact"/>
         <w:numPr>
           <w:ilvl w:val="1"/>
-          <w:numId w:val="1165"/>
+          <w:numId w:val="1194"/>
         </w:numPr>
       </w:pPr>
       <w:r>
@@ -13199,7 +14179,7 @@
         <w:pStyle w:val="Compact"/>
         <w:numPr>
           <w:ilvl w:val="1"/>
-          <w:numId w:val="1165"/>
+          <w:numId w:val="1194"/>
         </w:numPr>
       </w:pPr>
       <w:r>
@@ -13211,16 +14191,16 @@
         <w:pStyle w:val="Compact"/>
         <w:numPr>
           <w:ilvl w:val="1"/>
-          <w:numId w:val="1165"/>
+          <w:numId w:val="1194"/>
         </w:numPr>
       </w:pPr>
       <w:r>
         <w:t xml:space="preserve">You may google the names and search under Wikipedia to get a better understanding of these organisms and what is known.</w:t>
       </w:r>
     </w:p>
-    <w:bookmarkEnd w:id="173"/>
-    <w:bookmarkEnd w:id="174"/>
-    <w:bookmarkStart w:id="175" w:name="Xcb8d6e6bb4bb243cf7eddf79d1da1ef522e8a0a"/>
+    <w:bookmarkEnd w:id="187"/>
+    <w:bookmarkEnd w:id="188"/>
+    <w:bookmarkStart w:id="189" w:name="Xcb8d6e6bb4bb243cf7eddf79d1da1ef522e8a0a"/>
     <w:p>
       <w:pPr>
         <w:pStyle w:val="Heading3"/>
@@ -13235,911 +14215,18 @@
       </w:pPr>
       <w:r>
         <w:t xml:space="preserve">[Content for this part would continue from the protocols, but it’s cut off in the text]</w:t>
-      </w:r>
-    </w:p>
-    <w:bookmarkEnd w:id="175"/>
-    <w:bookmarkEnd w:id="176"/>
-    <w:bookmarkEnd w:id="177"/>
-    <w:bookmarkStart w:id="191" w:name="module-5-tissue-preparation"/>
-    <w:p>
-      <w:pPr>
-        <w:pStyle w:val="Heading1"/>
-      </w:pPr>
-      <w:r>
-        <w:t xml:space="preserve">Module 5: Tissue Preparation</w:t>
-      </w:r>
-    </w:p>
-    <w:tbl>
-      <w:tblPr>
-        <w:tblStyle w:val="Table"/>
-        <w:tblLook w:firstRow="0" w:lastRow="0" w:firstColumn="0" w:lastColumn="0" w:noHBand="0" w:noVBand="0" w:val="0000"/>
-        <w:tblBorders>
-          <w:top w:val="single" w:sz="4" w:space="0" w:color="00A047"/>
-          <w:left w:val="single" w:sz="24" w:space="0" w:color="00A047"/>
-          <w:bottom w:val="single" w:sz="4" w:space="0" w:color="00A047"/>
-          <w:right w:val="single" w:sz="4" w:space="0" w:color="00A047"/>
-        </w:tblBorders>
-        <w:tblCellMar>
-          <w:left w:w="144" w:type="dxa"/>
-          <w:right w:w="144" w:type="dxa"/>
-        </w:tblCellMar>
-        <w:tblLook w:firstRow="0" w:lastRow="0" w:firstColumn="0" w:lastColumn="0" w:noHBand="0" w:noVBand="0" w:val="0000"/>
-      </w:tblPr>
-      <w:tr>
-        <w:trPr>
-          <w:cantSplit/>
-        </w:trPr>
-        <w:tc>
-          <w:tcPr>
-            <w:shd w:color="auto" w:fill="ccf1e3" w:val="clear"/>
-            <w:tcMar>
-              <w:top w:w="92" w:type="dxa"/>
-              <w:bottom w:w="92" w:type="dxa"/>
-            </w:tcMar>
-          </w:tcPr>
-          <w:p>
-            <w:pPr>
-              <w:pStyle w:val="FirstParagraph"/>
-            </w:pPr>
-            <w:pPr>
-              <w:spacing w:before="0" w:after="0"/>
-              <w:textAlignment w:val="center"/>
-            </w:pPr>
-            <w:r>
-              <w:drawing>
-                <wp:inline>
-                  <wp:extent cx="152400" cy="152400"/>
-                  <wp:effectExtent b="0" l="0" r="0" t="0"/>
-                  <wp:docPr descr="" title="" id="178" name="Picture"/>
-                  <a:graphic>
-                    <a:graphicData uri="http://schemas.openxmlformats.org/drawingml/2006/picture">
-                      <pic:pic>
-                        <pic:nvPicPr>
-                          <pic:cNvPr descr="/opt/quarto/share/formats/docx/tip.png" id="179" name="Picture"/>
-                          <pic:cNvPicPr>
-                            <a:picLocks noChangeArrowheads="1" noChangeAspect="1"/>
-                          </pic:cNvPicPr>
-                        </pic:nvPicPr>
-                        <pic:blipFill>
-                          <a:blip r:embed="rId12"/>
-                          <a:stretch>
-                            <a:fillRect/>
-                          </a:stretch>
-                        </pic:blipFill>
-                        <pic:spPr bwMode="auto">
-                          <a:xfrm>
-                            <a:off x="0" y="0"/>
-                            <a:ext cx="152400" cy="152400"/>
-                          </a:xfrm>
-                          <a:prstGeom prst="rect">
-                            <a:avLst/>
-                          </a:prstGeom>
-                          <a:noFill/>
-                          <a:ln w="9525">
-                            <a:noFill/>
-                            <a:headEnd/>
-                            <a:tailEnd/>
-                          </a:ln>
-                        </pic:spPr>
-                      </pic:pic>
-                    </a:graphicData>
-                  </a:graphic>
-                </wp:inline>
-              </w:drawing>
-            </w:r>
-            <w:r>
-              <w:t xml:space="preserve"> </w:t>
-            </w:r>
-            <w:r>
-              <w:t xml:space="preserve"> </w:t>
-            </w:r>
-            <w:r>
-              <w:t xml:space="preserve">📽️ Open Slides</w:t>
-            </w:r>
-          </w:p>
-        </w:tc>
-      </w:tr>
-      <w:tr>
-        <w:trPr>
-          <w:cantSplit/>
-        </w:trPr>
-        <w:tc>
-          <w:tcPr>
-            <w:tcMar>
-              <w:top w:w="108" w:type="dxa"/>
-              <w:bottom w:w="108" w:type="dxa"/>
-            </w:tcMar>
-          </w:tcPr>
-          <w:p>
-            <w:pPr>
-              <w:pStyle w:val="BodyText"/>
-            </w:pPr>
-            <w:pPr>
-              <w:spacing w:before="16" w:after="16"/>
-            </w:pPr>
-            <w:hyperlink r:id="rId20">
-              <w:r>
-                <w:rPr>
-                  <w:rStyle w:val="Hyperlink"/>
-                </w:rPr>
-                <w:t xml:space="preserve">Open Module 5 Slides</w:t>
-              </w:r>
-            </w:hyperlink>
-          </w:p>
-          <w:p/>
-        </w:tc>
-      </w:tr>
-    </w:tbl>
-    <w:bookmarkStart w:id="182" w:name="X0d17ba572a281133a22d073b368b9fbe73454ca"/>
-    <w:p>
-      <w:pPr>
-        <w:pStyle w:val="Heading2"/>
-      </w:pPr>
-      <w:r>
-        <w:t xml:space="preserve">Module 5.1 – Tissue Preparation for Genome Sequencing</w:t>
-      </w:r>
-    </w:p>
-    <w:bookmarkStart w:id="181" w:name="Xaadd1af7be5342dd14d66f9d9ba06249647885a"/>
-    <w:p>
-      <w:pPr>
-        <w:pStyle w:val="Heading3"/>
-      </w:pPr>
-      <w:r>
-        <w:t xml:space="preserve">Instructor Laboratory Preparation Instructions</w:t>
-      </w:r>
-    </w:p>
-    <w:bookmarkStart w:id="180" w:name="materials-and-equipment-1"/>
-    <w:p>
-      <w:pPr>
-        <w:pStyle w:val="Heading4"/>
-      </w:pPr>
-      <w:r>
-        <w:t xml:space="preserve">Materials and Equipment</w:t>
-      </w:r>
-    </w:p>
-    <w:p>
-      <w:pPr>
-        <w:pStyle w:val="Compact"/>
-        <w:numPr>
-          <w:ilvl w:val="0"/>
-          <w:numId w:val="1166"/>
-        </w:numPr>
-      </w:pPr>
-      <w:r>
-        <w:t xml:space="preserve">Autoclave</w:t>
-      </w:r>
-    </w:p>
-    <w:p>
-      <w:pPr>
-        <w:pStyle w:val="Compact"/>
-        <w:numPr>
-          <w:ilvl w:val="0"/>
-          <w:numId w:val="1167"/>
-        </w:numPr>
-      </w:pPr>
-      <w:r>
-        <w:t xml:space="preserve">Laminar Flow Hood (if available)</w:t>
-      </w:r>
-    </w:p>
-    <w:p>
-      <w:pPr>
-        <w:pStyle w:val="Compact"/>
-        <w:numPr>
-          <w:ilvl w:val="0"/>
-          <w:numId w:val="1168"/>
-        </w:numPr>
-      </w:pPr>
-      <w:r>
-        <w:t xml:space="preserve">Cellophane</w:t>
-      </w:r>
-    </w:p>
-    <w:p>
-      <w:pPr>
-        <w:pStyle w:val="Compact"/>
-        <w:numPr>
-          <w:ilvl w:val="0"/>
-          <w:numId w:val="1169"/>
-        </w:numPr>
-      </w:pPr>
-      <w:r>
-        <w:t xml:space="preserve">100x15mm Petri Dishes</w:t>
-      </w:r>
-    </w:p>
-    <w:p>
-      <w:pPr>
-        <w:pStyle w:val="Compact"/>
-        <w:numPr>
-          <w:ilvl w:val="0"/>
-          <w:numId w:val="1170"/>
-        </w:numPr>
-      </w:pPr>
-      <w:r>
-        <w:t xml:space="preserve">60x15mm Petri Dishes</w:t>
-      </w:r>
-    </w:p>
-    <w:p>
-      <w:pPr>
-        <w:pStyle w:val="Compact"/>
-        <w:numPr>
-          <w:ilvl w:val="0"/>
-          <w:numId w:val="1171"/>
-        </w:numPr>
-      </w:pPr>
-      <w:r>
-        <w:t xml:space="preserve">Agar, Bacteriological</w:t>
-      </w:r>
-    </w:p>
-    <w:p>
-      <w:pPr>
-        <w:pStyle w:val="Compact"/>
-        <w:numPr>
-          <w:ilvl w:val="0"/>
-          <w:numId w:val="1172"/>
-        </w:numPr>
-      </w:pPr>
-      <w:r>
-        <w:t xml:space="preserve">Potato Dextrose Agar (PDA) media</w:t>
-      </w:r>
-    </w:p>
-    <w:p>
-      <w:pPr>
-        <w:pStyle w:val="Compact"/>
-        <w:numPr>
-          <w:ilvl w:val="0"/>
-          <w:numId w:val="1173"/>
-        </w:numPr>
-      </w:pPr>
-      <w:r>
-        <w:t xml:space="preserve">Alcohol for sterilization</w:t>
-      </w:r>
-    </w:p>
-    <w:p>
-      <w:pPr>
-        <w:pStyle w:val="Compact"/>
-        <w:numPr>
-          <w:ilvl w:val="0"/>
-          <w:numId w:val="1174"/>
-        </w:numPr>
-      </w:pPr>
-      <w:r>
-        <w:t xml:space="preserve">Forceps</w:t>
-      </w:r>
-    </w:p>
-    <w:p>
-      <w:pPr>
-        <w:pStyle w:val="Compact"/>
-        <w:numPr>
-          <w:ilvl w:val="0"/>
-          <w:numId w:val="1175"/>
-        </w:numPr>
-      </w:pPr>
-      <w:r>
-        <w:t xml:space="preserve">Scalpel</w:t>
-      </w:r>
-    </w:p>
-    <w:p>
-      <w:pPr>
-        <w:pStyle w:val="FirstParagraph"/>
-      </w:pPr>
-      <w:r>
-        <w:rPr>
-          <w:b/>
-          <w:bCs/>
-        </w:rPr>
-        <w:t xml:space="preserve">Sterility:</w:t>
-      </w:r>
-      <w:r>
-        <w:t xml:space="preserve"> </w:t>
-      </w:r>
-      <w:r>
-        <w:t xml:space="preserve">First, clean your work area with bleach, and/or ethanol. Work carefully to maintain prevent contamination of your samples. Always sterilize your implements (forceps and scalpel) by dipping them in alcohol and allow time to air dry.</w:t>
-      </w:r>
-    </w:p>
-    <w:p>
-      <w:pPr>
-        <w:pStyle w:val="BodyText"/>
-      </w:pPr>
-      <w:r>
-        <w:rPr>
-          <w:b/>
-          <w:bCs/>
-        </w:rPr>
-        <w:t xml:space="preserve">Potato Dextrose Agar (PDA) Plates</w:t>
-      </w:r>
-      <w:r>
-        <w:t xml:space="preserve"> </w:t>
-      </w:r>
-      <w:r>
-        <w:t xml:space="preserve">Fungi cultured from leaves on water agar are transferred to nutrient Potato Dextrose Agar (PDA) plates. We use one 60x15 mm Petri dish for each fungal isolate.</w:t>
-      </w:r>
-    </w:p>
-    <w:p>
-      <w:pPr>
-        <w:pStyle w:val="BodyText"/>
-      </w:pPr>
-      <w:r>
-        <w:rPr>
-          <w:b/>
-          <w:bCs/>
-        </w:rPr>
-        <w:t xml:space="preserve">Potato Dextrose Agar Recipe</w:t>
-      </w:r>
-      <w:r>
-        <w:t xml:space="preserve"> </w:t>
-      </w:r>
-      <w:r>
-        <w:t xml:space="preserve">Suspend 39 grams Agar, Bacteriological in 1000 ml (1 L) distilled water. Heat to boiling to dissolve the medium completely (in most cases, this step can be skipped as autoclaving will dissolve media). Sterilize by autoclaving at 15 lbs pressure (121°C) for 15 minutes.</w:t>
-      </w:r>
-    </w:p>
-    <w:p>
-      <w:pPr>
-        <w:pStyle w:val="BodyText"/>
-      </w:pPr>
-      <w:r>
-        <w:t xml:space="preserve">When the media is cool enough to handle with autoclave gloves, pour 60x15mm plates in a sterile environment. Do not let it cool too long as the media will solidify. Each 60x15mm plate holds approximately 8 ml media. If plates will be used immediately smaller amounts of media can be poured into plates. If plates will be stored, use larger amounts. Store plates in the original Petri dish sleeve in the refrigerator (~4 °C) until use.</w:t>
-      </w:r>
-    </w:p>
-    <w:p>
-      <w:pPr>
-        <w:pStyle w:val="BodyText"/>
-      </w:pPr>
-      <w:r>
-        <w:rPr>
-          <w:b/>
-          <w:bCs/>
-        </w:rPr>
-        <w:t xml:space="preserve">Cellophane Plates</w:t>
-      </w:r>
-      <w:r>
-        <w:t xml:space="preserve"> </w:t>
-      </w:r>
-      <w:r>
-        <w:t xml:space="preserve">Fungal tissue can be harvested from cellophane plates. Cut cellophane discs slightly smaller than the Petri dish so that they lay flat on the PDA media. Using the bottom of the Petri dish as a template, draw a circle on the cellophane and the cut out discs on the inside of the line.</w:t>
-      </w:r>
-    </w:p>
-    <w:p>
-      <w:pPr>
-        <w:pStyle w:val="BodyText"/>
-      </w:pPr>
-      <w:r>
-        <w:t xml:space="preserve">Place cellophane discs into an autoclavable container with water. Place each cellophane disc individually into the water and try to stagger them in the water. This staggering step ensures that you can more easily remove the discs from the water. Cover your container with foil and sterilize by autoclaving at 15 lbs pressure (121°C) for 15 minutes.</w:t>
-      </w:r>
-    </w:p>
-    <w:p>
-      <w:pPr>
-        <w:pStyle w:val="BodyText"/>
-      </w:pPr>
-      <w:r>
-        <w:t xml:space="preserve">Working in your sterile environment, place one cellophane disc onto cooled PDA agar in 60x15mm plates. Use sterile forceps to transfer each cellophane disc onto the PDA plate. If you can’t easily remove single discs, try the</w:t>
-      </w:r>
-      <w:r>
-        <w:t xml:space="preserve"> </w:t>
-      </w:r>
-      <w:r>
-        <w:t xml:space="preserve">“slide”</w:t>
-      </w:r>
-      <w:r>
-        <w:t xml:space="preserve"> </w:t>
-      </w:r>
-      <w:r>
-        <w:t xml:space="preserve">technique. Dip your forceps into the container with the discs until you touch a disc. Using the forceps as a probe (not pinched) slide the disc to the side of the container and up the side of the container. Often, you’ll pull out one disc. Sometimes more than one disc will slide up, but it’s usually easy to see the individual discs at this point. You can then use your forceps to pull out one disc. If you grasp one disc with your forceps, you can swirl it in the water in the container to dislodge any other discs that might be attached. Open the lid of the Petri dish and lay the cellophane onto the solid agar.</w:t>
-      </w:r>
-    </w:p>
-    <w:bookmarkEnd w:id="180"/>
-    <w:bookmarkEnd w:id="181"/>
-    <w:bookmarkEnd w:id="182"/>
-    <w:bookmarkStart w:id="190" w:name="Xc8205bcafd44c2f0f2777871d0b670e5430cb18"/>
-    <w:p>
-      <w:pPr>
-        <w:pStyle w:val="Heading2"/>
-      </w:pPr>
-      <w:r>
-        <w:t xml:space="preserve">Module 5.2 – Tissue Preparation for Genome Sequencing</w:t>
-      </w:r>
-    </w:p>
-    <w:bookmarkStart w:id="183" w:name="purpose-3"/>
-    <w:p>
-      <w:pPr>
-        <w:pStyle w:val="Heading3"/>
-      </w:pPr>
-      <w:r>
-        <w:t xml:space="preserve">Purpose</w:t>
-      </w:r>
-    </w:p>
-    <w:p>
-      <w:pPr>
-        <w:pStyle w:val="FirstParagraph"/>
-      </w:pPr>
-      <w:r>
-        <w:t xml:space="preserve">This protocol guides you through the culturing and harvesting of fungal tissue for molecular applications.</w:t>
-      </w:r>
-    </w:p>
-    <w:bookmarkEnd w:id="183"/>
-    <w:bookmarkStart w:id="184" w:name="introduction-4"/>
-    <w:p>
-      <w:pPr>
-        <w:pStyle w:val="Heading3"/>
-      </w:pPr>
-      <w:r>
-        <w:t xml:space="preserve">Introduction</w:t>
-      </w:r>
-    </w:p>
-    <w:p>
-      <w:pPr>
-        <w:pStyle w:val="FirstParagraph"/>
-      </w:pPr>
-      <w:r>
-        <w:t xml:space="preserve">The long-term goal of this endophyte isolation project is to develop a robust dataset of fungal genomes. We are piloting this project in our course to determine if whole genome extractions are possible using home laboratory techniques. If successful, the project will be expanded in several directions. Any data generated from this project will be made available on the Mycocosm Web Portal. These data can then be used by students and researchers to analyze fungal genomes. Beyond phylogenetic inferences and evolutionary reconstructions, a variety of research questions can be addressed using fungal genomic data. Genomic data can elucidate the functions of these fungi and contribute to an understanding of their biology. In addition, if this pilot project is successful, future studies will incorporate stress factors, such as salts, metals, or temperatures, to understand the morphological, physiological and genetic responses of fungi to environmental stressors.</w:t>
-      </w:r>
-    </w:p>
-    <w:p>
-      <w:pPr>
-        <w:pStyle w:val="BodyText"/>
-      </w:pPr>
-      <w:r>
-        <w:t xml:space="preserve">This pilot project is being conducted in collaboration with mycologists and mycology students across North America. In addition to Oregon State University, students from the University of Colorado, both Denver and Boulder, Denver Botanic Gardens, Colorado State University, and Duke University, are collecting tissue and isolating fungal endophytes from plant hosts. Genomic data will be generated by the Joint Genome Institute. This is the first project of its kind and the most comprehensive project investigating endophytes on a large geographic and taxonomic scale.</w:t>
-      </w:r>
-    </w:p>
-    <w:p>
-      <w:pPr>
-        <w:pStyle w:val="BodyText"/>
-      </w:pPr>
-      <w:r>
-        <w:t xml:space="preserve">To prepare your fungal tissue for full genome sequencing, you will transfer some mycelia to a Petri dish with cellophane.</w:t>
-      </w:r>
-    </w:p>
-    <w:p>
-      <w:pPr>
-        <w:pStyle w:val="BodyText"/>
-      </w:pPr>
-      <w:r>
-        <w:t xml:space="preserve">Once fungal endophytes have been cultured from host plants, these fungal cultures will be identified using ITS (the fungal barcode region) sequencing. The ITS sequence will provide some level of taxonomic placement of your isolate, perhaps even to species. This ITS identification step also allows the determination of which fungal cultures to submit for full genome sequencing.</w:t>
-      </w:r>
-    </w:p>
-    <w:bookmarkEnd w:id="184"/>
-    <w:bookmarkStart w:id="185" w:name="sub-culturing-on-cellophane"/>
-    <w:p>
-      <w:pPr>
-        <w:pStyle w:val="Heading3"/>
-      </w:pPr>
-      <w:r>
-        <w:t xml:space="preserve">Sub-Culturing on Cellophane</w:t>
-      </w:r>
-    </w:p>
-    <w:p>
-      <w:pPr>
-        <w:pStyle w:val="Compact"/>
-        <w:numPr>
-          <w:ilvl w:val="0"/>
-          <w:numId w:val="1176"/>
-        </w:numPr>
-      </w:pPr>
-      <w:r>
-        <w:t xml:space="preserve">Clean your workspace as described previously. Work under flames or in a laminar flow hood if available.</w:t>
-      </w:r>
-    </w:p>
-    <w:p>
-      <w:pPr>
-        <w:pStyle w:val="Compact"/>
-        <w:numPr>
-          <w:ilvl w:val="0"/>
-          <w:numId w:val="1176"/>
-        </w:numPr>
-      </w:pPr>
-      <w:r>
-        <w:t xml:space="preserve">Label your Cellophane lined Petri Dish appropriately.</w:t>
-      </w:r>
-    </w:p>
-    <w:p>
-      <w:pPr>
-        <w:pStyle w:val="Compact"/>
-        <w:numPr>
-          <w:ilvl w:val="0"/>
-          <w:numId w:val="1176"/>
-        </w:numPr>
-      </w:pPr>
-      <w:r>
-        <w:t xml:space="preserve">Sterilize implements (forceps and scalpel).</w:t>
-      </w:r>
-    </w:p>
-    <w:p>
-      <w:pPr>
-        <w:pStyle w:val="Compact"/>
-        <w:numPr>
-          <w:ilvl w:val="0"/>
-          <w:numId w:val="1176"/>
-        </w:numPr>
-      </w:pPr>
-      <w:r>
-        <w:t xml:space="preserve">Scrape mycelia from PDA plates that you have been growing. Be sure to avoid transferring any media as much as possible.</w:t>
-      </w:r>
-    </w:p>
-    <w:p>
-      <w:pPr>
-        <w:pStyle w:val="Compact"/>
-        <w:numPr>
-          <w:ilvl w:val="1"/>
-          <w:numId w:val="1177"/>
-        </w:numPr>
-      </w:pPr>
-      <w:r>
-        <w:t xml:space="preserve">Leaving the assay plate on the bench space, remove the parafilm of the inoculation plate and slightly crack open the lid using your non-dominant hand.</w:t>
-      </w:r>
-    </w:p>
-    <w:p>
-      <w:pPr>
-        <w:pStyle w:val="Compact"/>
-        <w:numPr>
-          <w:ilvl w:val="1"/>
-          <w:numId w:val="1177"/>
-        </w:numPr>
-      </w:pPr>
-      <w:r>
-        <w:t xml:space="preserve">Insert your forceps into the crack of the Petri dish and attempt to sample some mycelium.</w:t>
-      </w:r>
-    </w:p>
-    <w:p>
-      <w:pPr>
-        <w:pStyle w:val="Compact"/>
-        <w:numPr>
-          <w:ilvl w:val="2"/>
-          <w:numId w:val="1178"/>
-        </w:numPr>
-      </w:pPr>
-      <w:r>
-        <w:t xml:space="preserve">If you are unable to remove mycelia with your forceps, use your scalpel to remove mycelia with the least amount of agar possible.</w:t>
-      </w:r>
-    </w:p>
-    <w:p>
-      <w:pPr>
-        <w:pStyle w:val="Compact"/>
-        <w:numPr>
-          <w:ilvl w:val="0"/>
-          <w:numId w:val="1176"/>
-        </w:numPr>
-      </w:pPr>
-      <w:r>
-        <w:t xml:space="preserve">Transfer the mycelia to a Petri dish with cellophane.</w:t>
-      </w:r>
-    </w:p>
-    <w:p>
-      <w:pPr>
-        <w:pStyle w:val="Compact"/>
-        <w:numPr>
-          <w:ilvl w:val="1"/>
-          <w:numId w:val="1179"/>
-        </w:numPr>
-      </w:pPr>
-      <w:r>
-        <w:t xml:space="preserve">Carefully remove the chunk of agar. Replace the lid. Slide the sample plate away. Slide a cellophane plate towards you.</w:t>
-      </w:r>
-    </w:p>
-    <w:p>
-      <w:pPr>
-        <w:pStyle w:val="Compact"/>
-        <w:numPr>
-          <w:ilvl w:val="1"/>
-          <w:numId w:val="1179"/>
-        </w:numPr>
-      </w:pPr>
-      <w:r>
-        <w:t xml:space="preserve">Crack open the cellophane plate using your non-dominant hand, and carefully insert the forceps with the agar and mycelium.</w:t>
-      </w:r>
-    </w:p>
-    <w:p>
-      <w:pPr>
-        <w:pStyle w:val="Compact"/>
-        <w:numPr>
-          <w:ilvl w:val="1"/>
-          <w:numId w:val="1179"/>
-        </w:numPr>
-      </w:pPr>
-      <w:r>
-        <w:t xml:space="preserve">To deposit the agar onto the PDA agar, submerge the forceps into the agar on the plate. This should force the agar and mycelium from your forceps, onto the PDA agar.</w:t>
-      </w:r>
-    </w:p>
-    <w:p>
-      <w:pPr>
-        <w:pStyle w:val="Compact"/>
-        <w:numPr>
-          <w:ilvl w:val="1"/>
-          <w:numId w:val="1179"/>
-        </w:numPr>
-      </w:pPr>
-      <w:r>
-        <w:t xml:space="preserve">Pull your forceps straight out to leave the agar and mycelium on the plate.</w:t>
-      </w:r>
-    </w:p>
-    <w:p>
-      <w:pPr>
-        <w:pStyle w:val="Compact"/>
-        <w:numPr>
-          <w:ilvl w:val="1"/>
-          <w:numId w:val="1179"/>
-        </w:numPr>
-      </w:pPr>
-      <w:r>
-        <w:t xml:space="preserve">The mycelia will be sticky, so you might need to scrape it off using sterile implements. If you’re using forceps to transfer, use the sterilized scalpel to scrape mycelia off the forceps onto cellophane in the Petri dish.</w:t>
-      </w:r>
-    </w:p>
-    <w:p>
-      <w:pPr>
-        <w:pStyle w:val="Compact"/>
-        <w:numPr>
-          <w:ilvl w:val="0"/>
-          <w:numId w:val="1176"/>
-        </w:numPr>
-      </w:pPr>
-      <w:r>
-        <w:t xml:space="preserve">Seal Petri dish with parafilm.</w:t>
-      </w:r>
-    </w:p>
-    <w:p>
-      <w:pPr>
-        <w:pStyle w:val="Compact"/>
-        <w:numPr>
-          <w:ilvl w:val="0"/>
-          <w:numId w:val="1176"/>
-        </w:numPr>
-      </w:pPr>
-      <w:r>
-        <w:t xml:space="preserve">Allow fungi to fill the cellophane.</w:t>
-      </w:r>
-    </w:p>
-    <w:p>
-      <w:pPr>
-        <w:pStyle w:val="Compact"/>
-        <w:numPr>
-          <w:ilvl w:val="0"/>
-          <w:numId w:val="1176"/>
-        </w:numPr>
-      </w:pPr>
-      <w:r>
-        <w:t xml:space="preserve">Repeat this process with all fungal isolates that will be sent for genome sequencing.</w:t>
-      </w:r>
-    </w:p>
-    <w:bookmarkEnd w:id="185"/>
-    <w:bookmarkStart w:id="186" w:name="X10145d54968745cf30d23b42f07bebdb1cea736"/>
-    <w:p>
-      <w:pPr>
-        <w:pStyle w:val="Heading3"/>
-      </w:pPr>
-      <w:r>
-        <w:t xml:space="preserve">Harvesting Mycelia for Genome Sequencing Instructions</w:t>
-      </w:r>
-    </w:p>
-    <w:p>
-      <w:pPr>
-        <w:pStyle w:val="FirstParagraph"/>
-      </w:pPr>
-      <w:r>
-        <w:t xml:space="preserve">Full genome sequencing requires large amounts of tissue to be successful. The tissue grown on the cellophane plates will be harvested, dried, and sent for genome sequencing.</w:t>
-      </w:r>
-    </w:p>
-    <w:bookmarkEnd w:id="186"/>
-    <w:bookmarkStart w:id="187" w:name="student-lab-supplies"/>
-    <w:p>
-      <w:pPr>
-        <w:pStyle w:val="Heading3"/>
-      </w:pPr>
-      <w:r>
-        <w:t xml:space="preserve">Student Lab Supplies</w:t>
-      </w:r>
-    </w:p>
-    <w:p>
-      <w:pPr>
-        <w:pStyle w:val="Compact"/>
-        <w:numPr>
-          <w:ilvl w:val="0"/>
-          <w:numId w:val="1180"/>
-        </w:numPr>
-      </w:pPr>
-      <w:r>
-        <w:t xml:space="preserve">1.5 ml Eppendorf tubes</w:t>
-      </w:r>
-    </w:p>
-    <w:p>
-      <w:pPr>
-        <w:pStyle w:val="Compact"/>
-        <w:numPr>
-          <w:ilvl w:val="0"/>
-          <w:numId w:val="1181"/>
-        </w:numPr>
-      </w:pPr>
-      <w:r>
-        <w:t xml:space="preserve">Sharpie</w:t>
-      </w:r>
-    </w:p>
-    <w:p>
-      <w:pPr>
-        <w:pStyle w:val="Compact"/>
-        <w:numPr>
-          <w:ilvl w:val="0"/>
-          <w:numId w:val="1182"/>
-        </w:numPr>
-      </w:pPr>
-      <w:r>
-        <w:t xml:space="preserve">Scalpel</w:t>
-      </w:r>
-    </w:p>
-    <w:p>
-      <w:pPr>
-        <w:pStyle w:val="Compact"/>
-        <w:numPr>
-          <w:ilvl w:val="0"/>
-          <w:numId w:val="1183"/>
-        </w:numPr>
-      </w:pPr>
-      <w:r>
-        <w:t xml:space="preserve">Forceps</w:t>
-      </w:r>
-    </w:p>
-    <w:p>
-      <w:pPr>
-        <w:pStyle w:val="Compact"/>
-        <w:numPr>
-          <w:ilvl w:val="0"/>
-          <w:numId w:val="1184"/>
-        </w:numPr>
-      </w:pPr>
-      <w:r>
-        <w:t xml:space="preserve">Silica</w:t>
-      </w:r>
-    </w:p>
-    <w:p>
-      <w:pPr>
-        <w:pStyle w:val="Compact"/>
-        <w:numPr>
-          <w:ilvl w:val="0"/>
-          <w:numId w:val="1185"/>
-        </w:numPr>
-      </w:pPr>
-      <w:r>
-        <w:t xml:space="preserve">Probe</w:t>
-      </w:r>
-    </w:p>
-    <w:bookmarkEnd w:id="187"/>
-    <w:bookmarkStart w:id="188" w:name="overview-1"/>
-    <w:p>
-      <w:pPr>
-        <w:pStyle w:val="Heading3"/>
-      </w:pPr>
-      <w:r>
-        <w:t xml:space="preserve">Overview</w:t>
-      </w:r>
-    </w:p>
-    <w:p>
-      <w:pPr>
-        <w:pStyle w:val="FirstParagraph"/>
-      </w:pPr>
-      <w:r>
-        <w:t xml:space="preserve">The goal of this supplement is to prepare fungal tissue for DNA extraction and sequencing. The cellophane overlay method was implemented to obtain pure tissue conducive to clean DNA extractions (Fig. 1).</w:t>
-      </w:r>
-    </w:p>
-    <w:p>
-      <w:pPr>
-        <w:pStyle w:val="BodyText"/>
-      </w:pPr>
-      <w:r>
-        <w:t xml:space="preserve">Figure 1 - Using aseptic techniques (step 1), prepare agar plates and arrange a sterile location for transfer. Add one disk of sterile cellophane to each plate (step 2) and inoculate with the fungal isolate, avoiding the transfer of residual agar, in the center of the disk (step 3). Allow the fungus to grow on top of the cellophane in a dark incubator at 26°C(step 4). Take the initial weight of the empty Eppendorf tube. After the cellophane disk is covered, peel the tissue to remove it and place it in the empty Eppendorf tube. Place the open tube in a jar with silica gel in the bottom. Cover the jar. Allow the tissue to dry for 4-7 days (step 5). Once the tissue is dry, close the tube and take the final weight. 1-2 grams of tissue should be recovered. Store the sample in a clean place. It is now ready for in-house DNA extraction or shipping. Figure created in BioRender. Knight, C. (2025) https://BioRender.com/s61a377</w:t>
-      </w:r>
-    </w:p>
-    <w:bookmarkEnd w:id="188"/>
-    <w:bookmarkStart w:id="189" w:name="instructions-2"/>
-    <w:p>
-      <w:pPr>
-        <w:pStyle w:val="Heading3"/>
-      </w:pPr>
-      <w:r>
-        <w:t xml:space="preserve">Instructions</w:t>
-      </w:r>
-    </w:p>
-    <w:p>
-      <w:pPr>
-        <w:pStyle w:val="Compact"/>
-        <w:numPr>
-          <w:ilvl w:val="0"/>
-          <w:numId w:val="1186"/>
-        </w:numPr>
-      </w:pPr>
-      <w:r>
-        <w:t xml:space="preserve">You will be harvesting fungal tissue from the cellophane PDA petri dishes.</w:t>
-      </w:r>
-    </w:p>
-    <w:p>
-      <w:pPr>
-        <w:pStyle w:val="Compact"/>
-        <w:numPr>
-          <w:ilvl w:val="0"/>
-          <w:numId w:val="1186"/>
-        </w:numPr>
-      </w:pPr>
-      <w:r>
-        <w:t xml:space="preserve">Use a laminar flow hood or set up flames to create a sterile environment. Clean your sterile area.</w:t>
-      </w:r>
-    </w:p>
-    <w:p>
-      <w:pPr>
-        <w:pStyle w:val="Compact"/>
-        <w:numPr>
-          <w:ilvl w:val="0"/>
-          <w:numId w:val="1186"/>
-        </w:numPr>
-      </w:pPr>
-      <w:r>
-        <w:t xml:space="preserve">Light your flame source. Dip your harvesting implement(s) (scalpel, forceps, and/or probe) into alcohol. Flame your implements and let it cool.</w:t>
-      </w:r>
-    </w:p>
-    <w:p>
-      <w:pPr>
-        <w:pStyle w:val="Compact"/>
-        <w:numPr>
-          <w:ilvl w:val="0"/>
-          <w:numId w:val="1186"/>
-        </w:numPr>
-      </w:pPr>
-      <w:r>
-        <w:t xml:space="preserve">Once cool, open your petri dish lid, and lay this facing upward on your workspace. Remove fungal tissue by scraping from cellophane. In some cases, the entire fungal tissue will easily peel from the cellophane. In some cases, the mycelia will be stuck to the cellophane. In this case, you will need to use some combination of instruments to remove the fungi from the cellophane (Figs 2 and 3, Videos 1 and 2).</w:t>
-      </w:r>
-    </w:p>
-    <w:p>
-      <w:pPr>
-        <w:pStyle w:val="Compact"/>
-        <w:numPr>
-          <w:ilvl w:val="0"/>
-          <w:numId w:val="1186"/>
-        </w:numPr>
-      </w:pPr>
-      <w:r>
-        <w:t xml:space="preserve">Place Eppendorf tubes into a jar filled with silica. The silica will allow you to stand up the tubes in the jar. Keep the lids of the Eppendorf tubes open to allow the tissue to dry.</w:t>
-      </w:r>
-    </w:p>
-    <w:p>
-      <w:pPr>
-        <w:pStyle w:val="Compact"/>
-        <w:numPr>
-          <w:ilvl w:val="0"/>
-          <w:numId w:val="1186"/>
-        </w:numPr>
-      </w:pPr>
-      <w:r>
-        <w:t xml:space="preserve">Seal silica-filled jar with the lid. Allow the tissue to dry for 5-10 days.</w:t>
-      </w:r>
-    </w:p>
-    <w:p>
-      <w:pPr>
-        <w:pStyle w:val="Compact"/>
-        <w:numPr>
-          <w:ilvl w:val="0"/>
-          <w:numId w:val="1186"/>
-        </w:numPr>
-      </w:pPr>
-      <w:r>
-        <w:t xml:space="preserve">Once the tissue is dry, remove the Eppendorf tubes from the silica jar and close the lids.</w:t>
-      </w:r>
-    </w:p>
-    <w:p>
-      <w:pPr>
-        <w:pStyle w:val="Compact"/>
-        <w:numPr>
-          <w:ilvl w:val="0"/>
-          <w:numId w:val="1186"/>
-        </w:numPr>
-      </w:pPr>
-      <w:r>
-        <w:t xml:space="preserve">Proceed to the Sample submission module.</w:t>
       </w:r>
     </w:p>
     <w:bookmarkEnd w:id="189"/>
     <w:bookmarkEnd w:id="190"/>
     <w:bookmarkEnd w:id="191"/>
-    <w:bookmarkStart w:id="200" w:name="module-6-sample-submission"/>
+    <w:bookmarkStart w:id="205" w:name="module-5-tissue-preparation"/>
     <w:p>
       <w:pPr>
         <w:pStyle w:val="Heading1"/>
       </w:pPr>
       <w:r>
-        <w:t xml:space="preserve">Module 6: Sample Submission</w:t>
+        <w:t xml:space="preserve">Module 5: Tissue Preparation</w:t>
       </w:r>
     </w:p>
     <w:tbl>
@@ -14250,12 +14337,12 @@
             <w:pPr>
               <w:spacing w:before="16" w:after="16"/>
             </w:pPr>
-            <w:hyperlink r:id="rId21">
+            <w:hyperlink r:id="rId20">
               <w:r>
                 <w:rPr>
                   <w:rStyle w:val="Hyperlink"/>
                 </w:rPr>
-                <w:t xml:space="preserve">Open Module 6 Slides</w:t>
+                <w:t xml:space="preserve">Open Module 5 Slides</w:t>
               </w:r>
             </w:hyperlink>
           </w:p>
@@ -14263,21 +14350,641 @@
         </w:tc>
       </w:tr>
     </w:tbl>
-    <w:bookmarkStart w:id="199" w:name="module-6.1-myco-ed-sample-submission-sop"/>
+    <w:bookmarkStart w:id="196" w:name="X0d17ba572a281133a22d073b368b9fbe73454ca"/>
     <w:p>
       <w:pPr>
         <w:pStyle w:val="Heading2"/>
       </w:pPr>
       <w:r>
-        <w:t xml:space="preserve">Module 6.1 – Myco-Ed Sample Submission SOP</w:t>
-      </w:r>
-    </w:p>
-    <w:bookmarkStart w:id="194" w:name="overview-2"/>
+        <w:t xml:space="preserve">Module 5.1 – Tissue Preparation for Genome Sequencing</w:t>
+      </w:r>
+    </w:p>
+    <w:bookmarkStart w:id="195" w:name="Xaadd1af7be5342dd14d66f9d9ba06249647885a"/>
     <w:p>
       <w:pPr>
         <w:pStyle w:val="Heading3"/>
       </w:pPr>
       <w:r>
+        <w:t xml:space="preserve">Instructor Laboratory Preparation Instructions</w:t>
+      </w:r>
+    </w:p>
+    <w:bookmarkStart w:id="194" w:name="materials-and-equipment-1"/>
+    <w:p>
+      <w:pPr>
+        <w:pStyle w:val="Heading4"/>
+      </w:pPr>
+      <w:r>
+        <w:t xml:space="preserve">Materials and Equipment</w:t>
+      </w:r>
+    </w:p>
+    <w:p>
+      <w:pPr>
+        <w:pStyle w:val="Compact"/>
+        <w:numPr>
+          <w:ilvl w:val="0"/>
+          <w:numId w:val="1195"/>
+        </w:numPr>
+      </w:pPr>
+      <w:r>
+        <w:t xml:space="preserve">Autoclave</w:t>
+      </w:r>
+    </w:p>
+    <w:p>
+      <w:pPr>
+        <w:pStyle w:val="Compact"/>
+        <w:numPr>
+          <w:ilvl w:val="0"/>
+          <w:numId w:val="1196"/>
+        </w:numPr>
+      </w:pPr>
+      <w:r>
+        <w:t xml:space="preserve">Laminar Flow Hood (if available)</w:t>
+      </w:r>
+    </w:p>
+    <w:p>
+      <w:pPr>
+        <w:pStyle w:val="Compact"/>
+        <w:numPr>
+          <w:ilvl w:val="0"/>
+          <w:numId w:val="1197"/>
+        </w:numPr>
+      </w:pPr>
+      <w:r>
+        <w:t xml:space="preserve">Cellophane</w:t>
+      </w:r>
+    </w:p>
+    <w:p>
+      <w:pPr>
+        <w:pStyle w:val="Compact"/>
+        <w:numPr>
+          <w:ilvl w:val="0"/>
+          <w:numId w:val="1198"/>
+        </w:numPr>
+      </w:pPr>
+      <w:r>
+        <w:t xml:space="preserve">100x15mm Petri Dishes</w:t>
+      </w:r>
+    </w:p>
+    <w:p>
+      <w:pPr>
+        <w:pStyle w:val="Compact"/>
+        <w:numPr>
+          <w:ilvl w:val="0"/>
+          <w:numId w:val="1199"/>
+        </w:numPr>
+      </w:pPr>
+      <w:r>
+        <w:t xml:space="preserve">60x15mm Petri Dishes</w:t>
+      </w:r>
+    </w:p>
+    <w:p>
+      <w:pPr>
+        <w:pStyle w:val="Compact"/>
+        <w:numPr>
+          <w:ilvl w:val="0"/>
+          <w:numId w:val="1200"/>
+        </w:numPr>
+      </w:pPr>
+      <w:r>
+        <w:t xml:space="preserve">Agar, Bacteriological</w:t>
+      </w:r>
+    </w:p>
+    <w:p>
+      <w:pPr>
+        <w:pStyle w:val="Compact"/>
+        <w:numPr>
+          <w:ilvl w:val="0"/>
+          <w:numId w:val="1201"/>
+        </w:numPr>
+      </w:pPr>
+      <w:r>
+        <w:t xml:space="preserve">Potato Dextrose Agar (PDA) media</w:t>
+      </w:r>
+    </w:p>
+    <w:p>
+      <w:pPr>
+        <w:pStyle w:val="Compact"/>
+        <w:numPr>
+          <w:ilvl w:val="0"/>
+          <w:numId w:val="1202"/>
+        </w:numPr>
+      </w:pPr>
+      <w:r>
+        <w:t xml:space="preserve">Alcohol for sterilization</w:t>
+      </w:r>
+    </w:p>
+    <w:p>
+      <w:pPr>
+        <w:pStyle w:val="Compact"/>
+        <w:numPr>
+          <w:ilvl w:val="0"/>
+          <w:numId w:val="1203"/>
+        </w:numPr>
+      </w:pPr>
+      <w:r>
+        <w:t xml:space="preserve">Forceps</w:t>
+      </w:r>
+    </w:p>
+    <w:p>
+      <w:pPr>
+        <w:pStyle w:val="Compact"/>
+        <w:numPr>
+          <w:ilvl w:val="0"/>
+          <w:numId w:val="1204"/>
+        </w:numPr>
+      </w:pPr>
+      <w:r>
+        <w:t xml:space="preserve">Scalpel</w:t>
+      </w:r>
+    </w:p>
+    <w:p>
+      <w:pPr>
+        <w:pStyle w:val="FirstParagraph"/>
+      </w:pPr>
+      <w:r>
+        <w:rPr>
+          <w:b/>
+          <w:bCs/>
+        </w:rPr>
+        <w:t xml:space="preserve">Sterility:</w:t>
+      </w:r>
+      <w:r>
+        <w:t xml:space="preserve"> </w:t>
+      </w:r>
+      <w:r>
+        <w:t xml:space="preserve">First, clean your work area with bleach, and/or ethanol. Work carefully to maintain prevent contamination of your samples. Always sterilize your implements (forceps and scalpel) by dipping them in alcohol and allow time to air dry.</w:t>
+      </w:r>
+    </w:p>
+    <w:p>
+      <w:pPr>
+        <w:pStyle w:val="BodyText"/>
+      </w:pPr>
+      <w:r>
+        <w:rPr>
+          <w:b/>
+          <w:bCs/>
+        </w:rPr>
+        <w:t xml:space="preserve">Potato Dextrose Agar (PDA) Plates</w:t>
+      </w:r>
+      <w:r>
+        <w:t xml:space="preserve"> </w:t>
+      </w:r>
+      <w:r>
+        <w:t xml:space="preserve">Fungi cultured from leaves on water agar are transferred to nutrient Potato Dextrose Agar (PDA) plates. We use one 60x15 mm Petri dish for each fungal isolate.</w:t>
+      </w:r>
+    </w:p>
+    <w:p>
+      <w:pPr>
+        <w:pStyle w:val="BodyText"/>
+      </w:pPr>
+      <w:r>
+        <w:rPr>
+          <w:b/>
+          <w:bCs/>
+        </w:rPr>
+        <w:t xml:space="preserve">Potato Dextrose Agar Recipe</w:t>
+      </w:r>
+      <w:r>
+        <w:t xml:space="preserve"> </w:t>
+      </w:r>
+      <w:r>
+        <w:t xml:space="preserve">Suspend 39 grams Agar, Bacteriological in 1000 ml (1 L) distilled water. Heat to boiling to dissolve the medium completely (in most cases, this step can be skipped as autoclaving will dissolve media). Sterilize by autoclaving at 15 lbs pressure (121°C) for 15 minutes.</w:t>
+      </w:r>
+    </w:p>
+    <w:p>
+      <w:pPr>
+        <w:pStyle w:val="BodyText"/>
+      </w:pPr>
+      <w:r>
+        <w:t xml:space="preserve">When the media is cool enough to handle with autoclave gloves, pour 60x15mm plates in a sterile environment. Do not let it cool too long as the media will solidify. Each 60x15mm plate holds approximately 8 ml media. If plates will be used immediately smaller amounts of media can be poured into plates. If plates will be stored, use larger amounts. Store plates in the original Petri dish sleeve in the refrigerator (~4 °C) until use.</w:t>
+      </w:r>
+    </w:p>
+    <w:p>
+      <w:pPr>
+        <w:pStyle w:val="BodyText"/>
+      </w:pPr>
+      <w:r>
+        <w:rPr>
+          <w:b/>
+          <w:bCs/>
+        </w:rPr>
+        <w:t xml:space="preserve">Cellophane Plates</w:t>
+      </w:r>
+      <w:r>
+        <w:t xml:space="preserve"> </w:t>
+      </w:r>
+      <w:r>
+        <w:t xml:space="preserve">Fungal tissue can be harvested from cellophane plates. Cut cellophane discs slightly smaller than the Petri dish so that they lay flat on the PDA media. Using the bottom of the Petri dish as a template, draw a circle on the cellophane and the cut out discs on the inside of the line.</w:t>
+      </w:r>
+    </w:p>
+    <w:p>
+      <w:pPr>
+        <w:pStyle w:val="BodyText"/>
+      </w:pPr>
+      <w:r>
+        <w:t xml:space="preserve">Place cellophane discs into an autoclavable container with water. Place each cellophane disc individually into the water and try to stagger them in the water. This staggering step ensures that you can more easily remove the discs from the water. Cover your container with foil and sterilize by autoclaving at 15 lbs pressure (121°C) for 15 minutes.</w:t>
+      </w:r>
+    </w:p>
+    <w:p>
+      <w:pPr>
+        <w:pStyle w:val="BodyText"/>
+      </w:pPr>
+      <w:r>
+        <w:t xml:space="preserve">Working in your sterile environment, place one cellophane disc onto cooled PDA agar in 60x15mm plates. Use sterile forceps to transfer each cellophane disc onto the PDA plate. If you can’t easily remove single discs, try the</w:t>
+      </w:r>
+      <w:r>
+        <w:t xml:space="preserve"> </w:t>
+      </w:r>
+      <w:r>
+        <w:t xml:space="preserve">“slide”</w:t>
+      </w:r>
+      <w:r>
+        <w:t xml:space="preserve"> </w:t>
+      </w:r>
+      <w:r>
+        <w:t xml:space="preserve">technique. Dip your forceps into the container with the discs until you touch a disc. Using the forceps as a probe (not pinched) slide the disc to the side of the container and up the side of the container. Often, you’ll pull out one disc. Sometimes more than one disc will slide up, but it’s usually easy to see the individual discs at this point. You can then use your forceps to pull out one disc. If you grasp one disc with your forceps, you can swirl it in the water in the container to dislodge any other discs that might be attached. Open the lid of the Petri dish and lay the cellophane onto the solid agar.</w:t>
+      </w:r>
+    </w:p>
+    <w:bookmarkEnd w:id="194"/>
+    <w:bookmarkEnd w:id="195"/>
+    <w:bookmarkEnd w:id="196"/>
+    <w:bookmarkStart w:id="204" w:name="Xc8205bcafd44c2f0f2777871d0b670e5430cb18"/>
+    <w:p>
+      <w:pPr>
+        <w:pStyle w:val="Heading2"/>
+      </w:pPr>
+      <w:r>
+        <w:t xml:space="preserve">Module 5.2 – Tissue Preparation for Genome Sequencing</w:t>
+      </w:r>
+    </w:p>
+    <w:bookmarkStart w:id="197" w:name="purpose-4"/>
+    <w:p>
+      <w:pPr>
+        <w:pStyle w:val="Heading3"/>
+      </w:pPr>
+      <w:r>
+        <w:t xml:space="preserve">Purpose</w:t>
+      </w:r>
+    </w:p>
+    <w:p>
+      <w:pPr>
+        <w:pStyle w:val="FirstParagraph"/>
+      </w:pPr>
+      <w:r>
+        <w:t xml:space="preserve">This protocol guides you through the culturing and harvesting of fungal tissue for molecular applications.</w:t>
+      </w:r>
+    </w:p>
+    <w:bookmarkEnd w:id="197"/>
+    <w:bookmarkStart w:id="198" w:name="introduction-4"/>
+    <w:p>
+      <w:pPr>
+        <w:pStyle w:val="Heading3"/>
+      </w:pPr>
+      <w:r>
+        <w:t xml:space="preserve">Introduction</w:t>
+      </w:r>
+    </w:p>
+    <w:p>
+      <w:pPr>
+        <w:pStyle w:val="FirstParagraph"/>
+      </w:pPr>
+      <w:r>
+        <w:t xml:space="preserve">The long-term goal of this endophyte isolation project is to develop a robust dataset of fungal genomes. We are piloting this project in our course to determine if whole genome extractions are possible using home laboratory techniques. If successful, the project will be expanded in several directions. Any data generated from this project will be made available on the Mycocosm Web Portal. These data can then be used by students and researchers to analyze fungal genomes. Beyond phylogenetic inferences and evolutionary reconstructions, a variety of research questions can be addressed using fungal genomic data. Genomic data can elucidate the functions of these fungi and contribute to an understanding of their biology. In addition, if this pilot project is successful, future studies will incorporate stress factors, such as salts, metals, or temperatures, to understand the morphological, physiological and genetic responses of fungi to environmental stressors.</w:t>
+      </w:r>
+    </w:p>
+    <w:p>
+      <w:pPr>
+        <w:pStyle w:val="BodyText"/>
+      </w:pPr>
+      <w:r>
+        <w:t xml:space="preserve">This pilot project is being conducted in collaboration with mycologists and mycology students across North America. In addition to Oregon State University, students from the University of Colorado, both Denver and Boulder, Denver Botanic Gardens, Colorado State University, and Duke University, are collecting tissue and isolating fungal endophytes from plant hosts. Genomic data will be generated by the Joint Genome Institute. This is the first project of its kind and the most comprehensive project investigating endophytes on a large geographic and taxonomic scale.</w:t>
+      </w:r>
+    </w:p>
+    <w:p>
+      <w:pPr>
+        <w:pStyle w:val="BodyText"/>
+      </w:pPr>
+      <w:r>
+        <w:t xml:space="preserve">To prepare your fungal tissue for full genome sequencing, you will transfer some mycelia to a Petri dish with cellophane.</w:t>
+      </w:r>
+    </w:p>
+    <w:p>
+      <w:pPr>
+        <w:pStyle w:val="BodyText"/>
+      </w:pPr>
+      <w:r>
+        <w:t xml:space="preserve">Once fungal endophytes have been cultured from host plants, these fungal cultures will be identified using ITS (the fungal barcode region) sequencing. The ITS sequence will provide some level of taxonomic placement of your isolate, perhaps even to species. This ITS identification step also allows the determination of which fungal cultures to submit for full genome sequencing.</w:t>
+      </w:r>
+    </w:p>
+    <w:bookmarkEnd w:id="198"/>
+    <w:bookmarkStart w:id="199" w:name="sub-culturing-on-cellophane"/>
+    <w:p>
+      <w:pPr>
+        <w:pStyle w:val="Heading3"/>
+      </w:pPr>
+      <w:r>
+        <w:t xml:space="preserve">Sub-Culturing on Cellophane</w:t>
+      </w:r>
+    </w:p>
+    <w:p>
+      <w:pPr>
+        <w:pStyle w:val="Compact"/>
+        <w:numPr>
+          <w:ilvl w:val="0"/>
+          <w:numId w:val="1205"/>
+        </w:numPr>
+      </w:pPr>
+      <w:r>
+        <w:t xml:space="preserve">Clean your workspace as described previously. Work under flames or in a laminar flow hood if available.</w:t>
+      </w:r>
+    </w:p>
+    <w:p>
+      <w:pPr>
+        <w:pStyle w:val="Compact"/>
+        <w:numPr>
+          <w:ilvl w:val="0"/>
+          <w:numId w:val="1205"/>
+        </w:numPr>
+      </w:pPr>
+      <w:r>
+        <w:t xml:space="preserve">Label your Cellophane lined Petri Dish appropriately.</w:t>
+      </w:r>
+    </w:p>
+    <w:p>
+      <w:pPr>
+        <w:pStyle w:val="Compact"/>
+        <w:numPr>
+          <w:ilvl w:val="0"/>
+          <w:numId w:val="1205"/>
+        </w:numPr>
+      </w:pPr>
+      <w:r>
+        <w:t xml:space="preserve">Sterilize implements (forceps and scalpel).</w:t>
+      </w:r>
+    </w:p>
+    <w:p>
+      <w:pPr>
+        <w:pStyle w:val="Compact"/>
+        <w:numPr>
+          <w:ilvl w:val="0"/>
+          <w:numId w:val="1205"/>
+        </w:numPr>
+      </w:pPr>
+      <w:r>
+        <w:t xml:space="preserve">Scrape mycelia from PDA plates that you have been growing. Be sure to avoid transferring any media as much as possible.</w:t>
+      </w:r>
+    </w:p>
+    <w:p>
+      <w:pPr>
+        <w:pStyle w:val="Compact"/>
+        <w:numPr>
+          <w:ilvl w:val="1"/>
+          <w:numId w:val="1206"/>
+        </w:numPr>
+      </w:pPr>
+      <w:r>
+        <w:t xml:space="preserve">Leaving the assay plate on the bench space, remove the parafilm of the inoculation plate and slightly crack open the lid using your non-dominant hand.</w:t>
+      </w:r>
+    </w:p>
+    <w:p>
+      <w:pPr>
+        <w:pStyle w:val="Compact"/>
+        <w:numPr>
+          <w:ilvl w:val="1"/>
+          <w:numId w:val="1206"/>
+        </w:numPr>
+      </w:pPr>
+      <w:r>
+        <w:t xml:space="preserve">Insert your forceps into the crack of the Petri dish and attempt to sample some mycelium.</w:t>
+      </w:r>
+    </w:p>
+    <w:p>
+      <w:pPr>
+        <w:pStyle w:val="Compact"/>
+        <w:numPr>
+          <w:ilvl w:val="2"/>
+          <w:numId w:val="1207"/>
+        </w:numPr>
+      </w:pPr>
+      <w:r>
+        <w:t xml:space="preserve">If you are unable to remove mycelia with your forceps, use your scalpel to remove mycelia with the least amount of agar possible.</w:t>
+      </w:r>
+    </w:p>
+    <w:p>
+      <w:pPr>
+        <w:pStyle w:val="Compact"/>
+        <w:numPr>
+          <w:ilvl w:val="0"/>
+          <w:numId w:val="1205"/>
+        </w:numPr>
+      </w:pPr>
+      <w:r>
+        <w:t xml:space="preserve">Transfer the mycelia to a Petri dish with cellophane.</w:t>
+      </w:r>
+    </w:p>
+    <w:p>
+      <w:pPr>
+        <w:pStyle w:val="Compact"/>
+        <w:numPr>
+          <w:ilvl w:val="1"/>
+          <w:numId w:val="1208"/>
+        </w:numPr>
+      </w:pPr>
+      <w:r>
+        <w:t xml:space="preserve">Carefully remove the chunk of agar. Replace the lid. Slide the sample plate away. Slide a cellophane plate towards you.</w:t>
+      </w:r>
+    </w:p>
+    <w:p>
+      <w:pPr>
+        <w:pStyle w:val="Compact"/>
+        <w:numPr>
+          <w:ilvl w:val="1"/>
+          <w:numId w:val="1208"/>
+        </w:numPr>
+      </w:pPr>
+      <w:r>
+        <w:t xml:space="preserve">Crack open the cellophane plate using your non-dominant hand, and carefully insert the forceps with the agar and mycelium.</w:t>
+      </w:r>
+    </w:p>
+    <w:p>
+      <w:pPr>
+        <w:pStyle w:val="Compact"/>
+        <w:numPr>
+          <w:ilvl w:val="1"/>
+          <w:numId w:val="1208"/>
+        </w:numPr>
+      </w:pPr>
+      <w:r>
+        <w:t xml:space="preserve">To deposit the agar onto the PDA agar, submerge the forceps into the agar on the plate. This should force the agar and mycelium from your forceps, onto the PDA agar.</w:t>
+      </w:r>
+    </w:p>
+    <w:p>
+      <w:pPr>
+        <w:pStyle w:val="Compact"/>
+        <w:numPr>
+          <w:ilvl w:val="1"/>
+          <w:numId w:val="1208"/>
+        </w:numPr>
+      </w:pPr>
+      <w:r>
+        <w:t xml:space="preserve">Pull your forceps straight out to leave the agar and mycelium on the plate.</w:t>
+      </w:r>
+    </w:p>
+    <w:p>
+      <w:pPr>
+        <w:pStyle w:val="Compact"/>
+        <w:numPr>
+          <w:ilvl w:val="1"/>
+          <w:numId w:val="1208"/>
+        </w:numPr>
+      </w:pPr>
+      <w:r>
+        <w:t xml:space="preserve">The mycelia will be sticky, so you might need to scrape it off using sterile implements. If you’re using forceps to transfer, use the sterilized scalpel to scrape mycelia off the forceps onto cellophane in the Petri dish.</w:t>
+      </w:r>
+    </w:p>
+    <w:p>
+      <w:pPr>
+        <w:pStyle w:val="Compact"/>
+        <w:numPr>
+          <w:ilvl w:val="0"/>
+          <w:numId w:val="1205"/>
+        </w:numPr>
+      </w:pPr>
+      <w:r>
+        <w:t xml:space="preserve">Seal Petri dish with parafilm.</w:t>
+      </w:r>
+    </w:p>
+    <w:p>
+      <w:pPr>
+        <w:pStyle w:val="Compact"/>
+        <w:numPr>
+          <w:ilvl w:val="0"/>
+          <w:numId w:val="1205"/>
+        </w:numPr>
+      </w:pPr>
+      <w:r>
+        <w:t xml:space="preserve">Allow fungi to fill the cellophane.</w:t>
+      </w:r>
+    </w:p>
+    <w:p>
+      <w:pPr>
+        <w:pStyle w:val="Compact"/>
+        <w:numPr>
+          <w:ilvl w:val="0"/>
+          <w:numId w:val="1205"/>
+        </w:numPr>
+      </w:pPr>
+      <w:r>
+        <w:t xml:space="preserve">Repeat this process with all fungal isolates that will be sent for genome sequencing.</w:t>
+      </w:r>
+    </w:p>
+    <w:bookmarkEnd w:id="199"/>
+    <w:bookmarkStart w:id="200" w:name="X10145d54968745cf30d23b42f07bebdb1cea736"/>
+    <w:p>
+      <w:pPr>
+        <w:pStyle w:val="Heading3"/>
+      </w:pPr>
+      <w:r>
+        <w:t xml:space="preserve">Harvesting Mycelia for Genome Sequencing Instructions</w:t>
+      </w:r>
+    </w:p>
+    <w:p>
+      <w:pPr>
+        <w:pStyle w:val="FirstParagraph"/>
+      </w:pPr>
+      <w:r>
+        <w:t xml:space="preserve">Full genome sequencing requires large amounts of tissue to be successful. The tissue grown on the cellophane plates will be harvested, dried, and sent for genome sequencing.</w:t>
+      </w:r>
+    </w:p>
+    <w:bookmarkEnd w:id="200"/>
+    <w:bookmarkStart w:id="201" w:name="student-lab-supplies"/>
+    <w:p>
+      <w:pPr>
+        <w:pStyle w:val="Heading3"/>
+      </w:pPr>
+      <w:r>
+        <w:t xml:space="preserve">Student Lab Supplies</w:t>
+      </w:r>
+    </w:p>
+    <w:p>
+      <w:pPr>
+        <w:pStyle w:val="Compact"/>
+        <w:numPr>
+          <w:ilvl w:val="0"/>
+          <w:numId w:val="1209"/>
+        </w:numPr>
+      </w:pPr>
+      <w:r>
+        <w:t xml:space="preserve">1.5 ml Eppendorf tubes</w:t>
+      </w:r>
+    </w:p>
+    <w:p>
+      <w:pPr>
+        <w:pStyle w:val="Compact"/>
+        <w:numPr>
+          <w:ilvl w:val="0"/>
+          <w:numId w:val="1210"/>
+        </w:numPr>
+      </w:pPr>
+      <w:r>
+        <w:t xml:space="preserve">Sharpie</w:t>
+      </w:r>
+    </w:p>
+    <w:p>
+      <w:pPr>
+        <w:pStyle w:val="Compact"/>
+        <w:numPr>
+          <w:ilvl w:val="0"/>
+          <w:numId w:val="1211"/>
+        </w:numPr>
+      </w:pPr>
+      <w:r>
+        <w:t xml:space="preserve">Scalpel</w:t>
+      </w:r>
+    </w:p>
+    <w:p>
+      <w:pPr>
+        <w:pStyle w:val="Compact"/>
+        <w:numPr>
+          <w:ilvl w:val="0"/>
+          <w:numId w:val="1212"/>
+        </w:numPr>
+      </w:pPr>
+      <w:r>
+        <w:t xml:space="preserve">Forceps</w:t>
+      </w:r>
+    </w:p>
+    <w:p>
+      <w:pPr>
+        <w:pStyle w:val="Compact"/>
+        <w:numPr>
+          <w:ilvl w:val="0"/>
+          <w:numId w:val="1213"/>
+        </w:numPr>
+      </w:pPr>
+      <w:r>
+        <w:t xml:space="preserve">Silica</w:t>
+      </w:r>
+    </w:p>
+    <w:p>
+      <w:pPr>
+        <w:pStyle w:val="Compact"/>
+        <w:numPr>
+          <w:ilvl w:val="0"/>
+          <w:numId w:val="1214"/>
+        </w:numPr>
+      </w:pPr>
+      <w:r>
+        <w:t xml:space="preserve">Probe</w:t>
+      </w:r>
+    </w:p>
+    <w:bookmarkEnd w:id="201"/>
+    <w:bookmarkStart w:id="202" w:name="overview-1"/>
+    <w:p>
+      <w:pPr>
+        <w:pStyle w:val="Heading3"/>
+      </w:pPr>
+      <w:r>
         <w:t xml:space="preserve">Overview</w:t>
       </w:r>
     </w:p>
@@ -14286,554 +14993,133 @@
         <w:pStyle w:val="FirstParagraph"/>
       </w:pPr>
       <w:r>
-        <w:t xml:space="preserve">Use this document to submit fungal samples to Arizona Genomics Institute (AGI) for DNA extraction.</w:t>
-      </w:r>
-    </w:p>
-    <w:bookmarkEnd w:id="194"/>
-    <w:bookmarkStart w:id="195" w:name="definitions"/>
+        <w:t xml:space="preserve">The goal of this supplement is to prepare fungal tissue for DNA extraction and sequencing. The cellophane overlay method was implemented to obtain pure tissue conducive to clean DNA extractions (Fig. 1).</w:t>
+      </w:r>
+    </w:p>
+    <w:p>
+      <w:pPr>
+        <w:pStyle w:val="BodyText"/>
+      </w:pPr>
+      <w:r>
+        <w:t xml:space="preserve">Figure 1 - Using aseptic techniques (step 1), prepare agar plates and arrange a sterile location for transfer. Add one disk of sterile cellophane to each plate (step 2) and inoculate with the fungal isolate, avoiding the transfer of residual agar, in the center of the disk (step 3). Allow the fungus to grow on top of the cellophane in a dark incubator at 26°C(step 4). Take the initial weight of the empty Eppendorf tube. After the cellophane disk is covered, peel the tissue to remove it and place it in the empty Eppendorf tube. Place the open tube in a jar with silica gel in the bottom. Cover the jar. Allow the tissue to dry for 4-7 days (step 5). Once the tissue is dry, close the tube and take the final weight. 1-2 grams of tissue should be recovered. Store the sample in a clean place. It is now ready for in-house DNA extraction or shipping. Figure created in BioRender. Knight, C. (2025) https://BioRender.com/s61a377</w:t>
+      </w:r>
+    </w:p>
+    <w:bookmarkEnd w:id="202"/>
+    <w:bookmarkStart w:id="203" w:name="instructions-3"/>
     <w:p>
       <w:pPr>
         <w:pStyle w:val="Heading3"/>
       </w:pPr>
       <w:r>
-        <w:t xml:space="preserve">Definitions</w:t>
-      </w:r>
-    </w:p>
-    <w:p>
-      <w:pPr>
-        <w:pStyle w:val="Compact"/>
-        <w:numPr>
-          <w:ilvl w:val="0"/>
-          <w:numId w:val="1187"/>
-        </w:numPr>
-      </w:pPr>
-      <w:r>
-        <w:t xml:space="preserve">JGI = Joint Genomics Institute</w:t>
-      </w:r>
-    </w:p>
-    <w:p>
-      <w:pPr>
-        <w:pStyle w:val="Compact"/>
-        <w:numPr>
-          <w:ilvl w:val="0"/>
-          <w:numId w:val="1187"/>
-        </w:numPr>
-      </w:pPr>
-      <w:r>
-        <w:t xml:space="preserve">AGI = Arizona Genome Institute</w:t>
-      </w:r>
-    </w:p>
-    <w:bookmarkEnd w:id="195"/>
-    <w:bookmarkStart w:id="196" w:name="associated-documents"/>
-    <w:p>
-      <w:pPr>
-        <w:pStyle w:val="Heading3"/>
-      </w:pPr>
-      <w:r>
-        <w:t xml:space="preserve">Associated Documents</w:t>
-      </w:r>
-    </w:p>
-    <w:p>
-      <w:pPr>
-        <w:pStyle w:val="FirstParagraph"/>
-      </w:pPr>
-      <w:r>
-        <w:t xml:space="preserve">MycoEd Metadata Form</w:t>
-      </w:r>
-    </w:p>
-    <w:bookmarkEnd w:id="196"/>
-    <w:bookmarkStart w:id="197" w:name="process-steps"/>
-    <w:p>
-      <w:pPr>
-        <w:pStyle w:val="Heading3"/>
-      </w:pPr>
-      <w:r>
-        <w:t xml:space="preserve">Process Steps</w:t>
-      </w:r>
-    </w:p>
-    <w:p>
-      <w:pPr>
-        <w:pStyle w:val="Compact"/>
-        <w:numPr>
-          <w:ilvl w:val="0"/>
-          <w:numId w:val="1188"/>
-        </w:numPr>
-      </w:pPr>
-      <w:r>
-        <w:t xml:space="preserve">Create a JGI Single Sign on Account</w:t>
-      </w:r>
-    </w:p>
-    <w:p>
-      <w:pPr>
-        <w:pStyle w:val="Compact"/>
-        <w:numPr>
-          <w:ilvl w:val="0"/>
-          <w:numId w:val="1188"/>
-        </w:numPr>
-      </w:pPr>
-      <w:r>
-        <w:t xml:space="preserve">Email photos of the live tissue you intend to send AGI before collection to JTALAG@email.arizona.edu and kwbarry@lbl.gov.</w:t>
-      </w:r>
-    </w:p>
-    <w:p>
-      <w:pPr>
-        <w:pStyle w:val="Compact"/>
-        <w:numPr>
-          <w:ilvl w:val="0"/>
-          <w:numId w:val="1188"/>
-        </w:numPr>
-      </w:pPr>
-      <w:r>
-        <w:t xml:space="preserve">Make a copy of the MycoEd Metadata Form</w:t>
-      </w:r>
-    </w:p>
-    <w:p>
-      <w:pPr>
-        <w:pStyle w:val="Compact"/>
-        <w:numPr>
-          <w:ilvl w:val="1"/>
-          <w:numId w:val="1189"/>
-        </w:numPr>
-      </w:pPr>
-      <w:r>
-        <w:t xml:space="preserve">Click on MycoEd Metadata Form link</w:t>
-      </w:r>
-    </w:p>
-    <w:p>
-      <w:pPr>
-        <w:pStyle w:val="Compact"/>
-        <w:numPr>
-          <w:ilvl w:val="1"/>
-          <w:numId w:val="1189"/>
-        </w:numPr>
-      </w:pPr>
-      <w:r>
-        <w:t xml:space="preserve">Under file, select Make a Copy</w:t>
-      </w:r>
-    </w:p>
-    <w:p>
-      <w:pPr>
-        <w:pStyle w:val="Compact"/>
-        <w:numPr>
-          <w:ilvl w:val="1"/>
-          <w:numId w:val="1189"/>
-        </w:numPr>
-      </w:pPr>
-      <w:r>
-        <w:t xml:space="preserve">Rename your new copy [University][Instructor Last Name][MycoEd Metadata][Date]</w:t>
-      </w:r>
-    </w:p>
-    <w:p>
-      <w:pPr>
-        <w:pStyle w:val="Compact"/>
-        <w:numPr>
-          <w:ilvl w:val="0"/>
-          <w:numId w:val="1188"/>
-        </w:numPr>
-      </w:pPr>
-      <w:r>
-        <w:t xml:space="preserve">Fill out your copy of the MycoEd Metadata Form</w:t>
-      </w:r>
-    </w:p>
-    <w:p>
-      <w:pPr>
-        <w:pStyle w:val="Compact"/>
-        <w:numPr>
-          <w:ilvl w:val="1"/>
-          <w:numId w:val="1190"/>
-        </w:numPr>
-      </w:pPr>
-      <w:r>
-        <w:t xml:space="preserve">Professor is the instructor for the class and their email address</w:t>
-      </w:r>
-    </w:p>
-    <w:p>
-      <w:pPr>
-        <w:pStyle w:val="Compact"/>
-        <w:numPr>
-          <w:ilvl w:val="1"/>
-          <w:numId w:val="1190"/>
-        </w:numPr>
-      </w:pPr>
-      <w:r>
-        <w:t xml:space="preserve">Name of the University/Institution is your University/Institution</w:t>
-      </w:r>
-    </w:p>
-    <w:p>
-      <w:pPr>
-        <w:pStyle w:val="Compact"/>
-        <w:numPr>
-          <w:ilvl w:val="1"/>
-          <w:numId w:val="1190"/>
-        </w:numPr>
-      </w:pPr>
-      <w:r>
-        <w:t xml:space="preserve">Date submitted/shipped is the date you ship the samples to AGI</w:t>
-      </w:r>
-    </w:p>
-    <w:p>
-      <w:pPr>
-        <w:pStyle w:val="Compact"/>
-        <w:numPr>
-          <w:ilvl w:val="1"/>
-          <w:numId w:val="1190"/>
-        </w:numPr>
-      </w:pPr>
-      <w:r>
-        <w:t xml:space="preserve">JGI proposal name &amp; number is DS 509937 (already provided)</w:t>
-      </w:r>
-    </w:p>
-    <w:p>
-      <w:pPr>
-        <w:pStyle w:val="Compact"/>
-        <w:numPr>
-          <w:ilvl w:val="0"/>
-          <w:numId w:val="1188"/>
-        </w:numPr>
-      </w:pPr>
-      <w:r>
-        <w:t xml:space="preserve">Fill out Sample Table</w:t>
-      </w:r>
-    </w:p>
-    <w:p>
-      <w:pPr>
-        <w:pStyle w:val="Compact"/>
-        <w:numPr>
-          <w:ilvl w:val="1"/>
-          <w:numId w:val="1191"/>
-        </w:numPr>
-      </w:pPr>
-      <w:r>
-        <w:t xml:space="preserve">Enter requested metadata into the table</w:t>
-      </w:r>
-    </w:p>
-    <w:p>
-      <w:pPr>
-        <w:pStyle w:val="Compact"/>
-        <w:numPr>
-          <w:ilvl w:val="1"/>
-          <w:numId w:val="1191"/>
-        </w:numPr>
-      </w:pPr>
-      <w:r>
-        <w:t xml:space="preserve">Use one row per sample/tube</w:t>
-      </w:r>
-    </w:p>
-    <w:p>
-      <w:pPr>
-        <w:pStyle w:val="Compact"/>
-        <w:numPr>
-          <w:ilvl w:val="1"/>
-          <w:numId w:val="1191"/>
-        </w:numPr>
-      </w:pPr>
-      <w:r>
-        <w:t xml:space="preserve">Insert additional rows if needed</w:t>
-      </w:r>
-    </w:p>
-    <w:p>
-      <w:pPr>
-        <w:pStyle w:val="Compact"/>
-        <w:numPr>
-          <w:ilvl w:val="1"/>
-          <w:numId w:val="1191"/>
-        </w:numPr>
-      </w:pPr>
-      <w:r>
-        <w:t xml:space="preserve">Columns with gray field headers, B and D, will be filled out by JGI</w:t>
-      </w:r>
-    </w:p>
-    <w:p>
-      <w:pPr>
-        <w:pStyle w:val="Compact"/>
-        <w:numPr>
-          <w:ilvl w:val="1"/>
-          <w:numId w:val="1191"/>
-        </w:numPr>
-      </w:pPr>
-      <w:r>
-        <w:t xml:space="preserve">For Column C, Sample Name - please use below convention for naming: [University][Plant][Plant tissue] Metagenome [Sample ID]</w:t>
-      </w:r>
-    </w:p>
-    <w:p>
-      <w:pPr>
-        <w:pStyle w:val="Compact"/>
-        <w:numPr>
-          <w:ilvl w:val="1"/>
-          <w:numId w:val="1191"/>
-        </w:numPr>
-      </w:pPr>
-      <w:r>
-        <w:t xml:space="preserve">Column G is only needed if you are sending more than 22 samples</w:t>
-      </w:r>
-    </w:p>
-    <w:p>
-      <w:pPr>
-        <w:pStyle w:val="Compact"/>
-        <w:numPr>
-          <w:ilvl w:val="1"/>
-          <w:numId w:val="1191"/>
-        </w:numPr>
-      </w:pPr>
-      <w:r>
-        <w:t xml:space="preserve">Student is the full name of student that collected the sample and their email address</w:t>
-      </w:r>
-    </w:p>
-    <w:p>
-      <w:pPr>
-        <w:pStyle w:val="Compact"/>
-        <w:numPr>
-          <w:ilvl w:val="1"/>
-          <w:numId w:val="1191"/>
-        </w:numPr>
-      </w:pPr>
-      <w:r>
-        <w:t xml:space="preserve">Columns with Yellow Header, X-AF, will be filled out by AGI after DNA extraction</w:t>
-      </w:r>
-    </w:p>
-    <w:p>
-      <w:pPr>
-        <w:pStyle w:val="Compact"/>
-        <w:numPr>
-          <w:ilvl w:val="0"/>
-          <w:numId w:val="1188"/>
-        </w:numPr>
-      </w:pPr>
-      <w:r>
-        <w:t xml:space="preserve">Email form to AGI &amp; JGI</w:t>
-      </w:r>
-    </w:p>
-    <w:p>
-      <w:pPr>
-        <w:pStyle w:val="Compact"/>
-        <w:numPr>
-          <w:ilvl w:val="1"/>
-          <w:numId w:val="1192"/>
-        </w:numPr>
-      </w:pPr>
-      <w:r>
-        <w:t xml:space="preserve">Once all required metadata is provided, download a copy to excel</w:t>
-      </w:r>
-    </w:p>
-    <w:p>
-      <w:pPr>
-        <w:pStyle w:val="Compact"/>
-        <w:numPr>
-          <w:ilvl w:val="1"/>
-          <w:numId w:val="1192"/>
-        </w:numPr>
-      </w:pPr>
-      <w:r>
-        <w:t xml:space="preserve">Email a copy to Jayson at (jtalag@ag.arizona.edu ) and Kerrie (kwbarry@lbl.gov).</w:t>
-      </w:r>
-    </w:p>
-    <w:p>
-      <w:pPr>
-        <w:pStyle w:val="Compact"/>
-        <w:numPr>
-          <w:ilvl w:val="1"/>
-          <w:numId w:val="1192"/>
-        </w:numPr>
-      </w:pPr>
-      <w:r>
-        <w:t xml:space="preserve">Include in the subject line of your email</w:t>
-      </w:r>
-      <w:r>
-        <w:t xml:space="preserve"> </w:t>
-      </w:r>
-      <w:r>
-        <w:t xml:space="preserve">“MyCoEd 509937”</w:t>
-      </w:r>
-      <w:r>
-        <w:t xml:space="preserve"> </w:t>
-      </w:r>
-      <w:r>
-        <w:t xml:space="preserve">[Professor’s Name][University/Institution]</w:t>
-      </w:r>
-      <w:r>
-        <w:t xml:space="preserve"> </w:t>
-      </w:r>
-      <w:r>
-        <w:t xml:space="preserve">“Sample Submission”</w:t>
-      </w:r>
-    </w:p>
-    <w:p>
-      <w:pPr>
-        <w:pStyle w:val="Compact"/>
-        <w:numPr>
-          <w:ilvl w:val="1"/>
-          <w:numId w:val="1192"/>
-        </w:numPr>
-      </w:pPr>
-      <w:r>
-        <w:t xml:space="preserve">Include in your email your name, your college/university, the exact name of your samples (column D) that are ready to ship to AGI (and the rows in this sheet).</w:t>
-      </w:r>
-    </w:p>
-    <w:p>
-      <w:pPr>
-        <w:pStyle w:val="Compact"/>
-        <w:numPr>
-          <w:ilvl w:val="1"/>
-          <w:numId w:val="1192"/>
-        </w:numPr>
-      </w:pPr>
-      <w:r>
-        <w:t xml:space="preserve">Wait for approval/confirmation from AGI &amp; JGI.</w:t>
-      </w:r>
-    </w:p>
-    <w:p>
-      <w:pPr>
-        <w:pStyle w:val="Compact"/>
-        <w:numPr>
-          <w:ilvl w:val="2"/>
-          <w:numId w:val="1193"/>
-        </w:numPr>
-      </w:pPr>
-      <w:r>
-        <w:t xml:space="preserve">If needed make requested changed and email updated copy</w:t>
-      </w:r>
-    </w:p>
-    <w:p>
-      <w:pPr>
-        <w:pStyle w:val="Compact"/>
-        <w:numPr>
-          <w:ilvl w:val="0"/>
-          <w:numId w:val="1188"/>
-        </w:numPr>
-      </w:pPr>
-      <w:r>
-        <w:t xml:space="preserve">Prepare samples for shipment</w:t>
-      </w:r>
-    </w:p>
-    <w:p>
-      <w:pPr>
-        <w:pStyle w:val="Compact"/>
-        <w:numPr>
-          <w:ilvl w:val="1"/>
-          <w:numId w:val="1194"/>
-        </w:numPr>
-      </w:pPr>
-    </w:p>
-    <w:p>
-      <w:pPr>
-        <w:pStyle w:val="Compact"/>
-        <w:numPr>
-          <w:ilvl w:val="2"/>
-          <w:numId w:val="1195"/>
-        </w:numPr>
-      </w:pPr>
-      <w:r>
-        <w:t xml:space="preserve">Print out (in Landscape orientation) the paper copy of the Myco-Ed Metadata Form and put it with the shipment and also email the completed sheet to: JTALAG@email.arizona.edu, and kwbarry@lbl.gov</w:t>
-      </w:r>
-    </w:p>
-    <w:p>
-      <w:pPr>
-        <w:pStyle w:val="Compact"/>
-        <w:numPr>
-          <w:ilvl w:val="1"/>
-          <w:numId w:val="1194"/>
-        </w:numPr>
-      </w:pPr>
-      <w:r>
-        <w:t xml:space="preserve">Email FEDEX tracking # when your shipment is picked up.</w:t>
-      </w:r>
-    </w:p>
-    <w:p>
-      <w:pPr>
-        <w:pStyle w:val="Compact"/>
-        <w:numPr>
-          <w:ilvl w:val="1"/>
-          <w:numId w:val="1194"/>
-        </w:numPr>
-      </w:pPr>
-      <w:r>
-        <w:t xml:space="preserve">Ship samples to</w:t>
-      </w:r>
-      <w:r>
-        <w:t xml:space="preserve"> </w:t>
-      </w:r>
-      <w:r>
-        <w:t xml:space="preserve">Jayson Talag</w:t>
-      </w:r>
-      <w:r>
-        <w:t xml:space="preserve"> </w:t>
-      </w:r>
-      <w:r>
-        <w:t xml:space="preserve">1657 E. Helen St.</w:t>
-      </w:r>
-      <w:r>
-        <w:t xml:space="preserve"> </w:t>
-      </w:r>
-      <w:r>
-        <w:t xml:space="preserve">The University of Arizona</w:t>
-      </w:r>
-      <w:r>
-        <w:t xml:space="preserve"> </w:t>
-      </w:r>
-      <w:r>
-        <w:t xml:space="preserve">Tucson, AZ 85721</w:t>
-      </w:r>
-      <w:r>
-        <w:t xml:space="preserve"> </w:t>
-      </w:r>
-      <w:r>
-        <w:t xml:space="preserve">United States</w:t>
-      </w:r>
-      <w:r>
-        <w:t xml:space="preserve"> </w:t>
-      </w:r>
-      <w:r>
-        <w:t xml:space="preserve">Ph: 520-626-9596</w:t>
-      </w:r>
-    </w:p>
-    <w:bookmarkEnd w:id="197"/>
-    <w:bookmarkStart w:id="198" w:name="high-molecular-dna-extraction-protocol"/>
-    <w:p>
-      <w:pPr>
-        <w:pStyle w:val="Heading3"/>
-      </w:pPr>
-      <w:r>
-        <w:t xml:space="preserve">High Molecular DNA Extraction Protocol</w:t>
-      </w:r>
-    </w:p>
-    <w:p>
-      <w:pPr>
-        <w:pStyle w:val="FirstParagraph"/>
-      </w:pPr>
-      <w:r>
-        <w:t xml:space="preserve">The AGI uses the following high molecular DNA extraction protocol:</w:t>
-      </w:r>
-    </w:p>
-    <w:p>
-      <w:pPr>
-        <w:pStyle w:val="BodyText"/>
-      </w:pPr>
-      <w:r>
-        <w:t xml:space="preserve">High molecular weight DNA is extracted from (biomass) using the protocol of</w:t>
-      </w:r>
-      <w:r>
-        <w:t xml:space="preserve"> </w:t>
-      </w:r>
-      <w:r>
-        <w:t xml:space="preserve">Doyle and Doyle (1987)</w:t>
-      </w:r>
-      <w:r>
-        <w:t xml:space="preserve"> </w:t>
-      </w:r>
-      <w:r>
-        <w:t xml:space="preserve">with minor modifications. Flash-frozen biomass is ground to a fine powder in a frozen mortar with liquid nitrogen followed by very gentle extraction in 2% CTAB buffer (that includes proteinase K, PVP-40 and beta-mercaptoethanol) for 30min to 1h at 50 °C. After centrifugation, the supernatant is transferred to a new tube, treated with 200ul 50mM PSMF for 10 minutes at room temperature then gently extracted twice with 24:1 Chloroform : Isoamyl alcohol. The upper phase is transferred to a new tube and 1/10th volume 3 M Sodium acetate is added, gently mixed, and DNA precipitated with iso-propanol. DNA precipitate is collected by centrifugation, washed with 70% ethanol, air dried for 5-10 minutes and dissolved thoroughly in elution buffer at room temperature followed by RNAse treatment. DNA purity is measured with Nanodrop, DNA concentration measured with Qubit HS kit (Invitrogen) and DNA size is validated by Femto Pulse System (Agilent).</w:t>
-      </w:r>
-    </w:p>
-    <w:bookmarkEnd w:id="198"/>
-    <w:bookmarkEnd w:id="199"/>
-    <w:bookmarkEnd w:id="200"/>
-    <w:bookmarkStart w:id="220" w:name="module-7-genomic-analyses"/>
+        <w:t xml:space="preserve">Instructions</w:t>
+      </w:r>
+    </w:p>
+    <w:p>
+      <w:pPr>
+        <w:pStyle w:val="Compact"/>
+        <w:numPr>
+          <w:ilvl w:val="0"/>
+          <w:numId w:val="1215"/>
+        </w:numPr>
+      </w:pPr>
+      <w:r>
+        <w:t xml:space="preserve">You will be harvesting fungal tissue from the cellophane PDA petri dishes.</w:t>
+      </w:r>
+    </w:p>
+    <w:p>
+      <w:pPr>
+        <w:pStyle w:val="Compact"/>
+        <w:numPr>
+          <w:ilvl w:val="0"/>
+          <w:numId w:val="1215"/>
+        </w:numPr>
+      </w:pPr>
+      <w:r>
+        <w:t xml:space="preserve">Use a laminar flow hood or set up flames to create a sterile environment. Clean your sterile area.</w:t>
+      </w:r>
+    </w:p>
+    <w:p>
+      <w:pPr>
+        <w:pStyle w:val="Compact"/>
+        <w:numPr>
+          <w:ilvl w:val="0"/>
+          <w:numId w:val="1215"/>
+        </w:numPr>
+      </w:pPr>
+      <w:r>
+        <w:t xml:space="preserve">Light your flame source. Dip your harvesting implement(s) (scalpel, forceps, and/or probe) into alcohol. Flame your implements and let it cool.</w:t>
+      </w:r>
+    </w:p>
+    <w:p>
+      <w:pPr>
+        <w:pStyle w:val="Compact"/>
+        <w:numPr>
+          <w:ilvl w:val="0"/>
+          <w:numId w:val="1215"/>
+        </w:numPr>
+      </w:pPr>
+      <w:r>
+        <w:t xml:space="preserve">Once cool, open your petri dish lid, and lay this facing upward on your workspace. Remove fungal tissue by scraping from cellophane. In some cases, the entire fungal tissue will easily peel from the cellophane. In some cases, the mycelia will be stuck to the cellophane. In this case, you will need to use some combination of instruments to remove the fungi from the cellophane (Figs 2 and 3, Videos 1 and 2).</w:t>
+      </w:r>
+    </w:p>
+    <w:p>
+      <w:pPr>
+        <w:pStyle w:val="Compact"/>
+        <w:numPr>
+          <w:ilvl w:val="0"/>
+          <w:numId w:val="1215"/>
+        </w:numPr>
+      </w:pPr>
+      <w:r>
+        <w:t xml:space="preserve">Place Eppendorf tubes into a jar filled with silica. The silica will allow you to stand up the tubes in the jar. Keep the lids of the Eppendorf tubes open to allow the tissue to dry.</w:t>
+      </w:r>
+    </w:p>
+    <w:p>
+      <w:pPr>
+        <w:pStyle w:val="Compact"/>
+        <w:numPr>
+          <w:ilvl w:val="0"/>
+          <w:numId w:val="1215"/>
+        </w:numPr>
+      </w:pPr>
+      <w:r>
+        <w:t xml:space="preserve">Seal silica-filled jar with the lid. Allow the tissue to dry for 5-10 days.</w:t>
+      </w:r>
+    </w:p>
+    <w:p>
+      <w:pPr>
+        <w:pStyle w:val="Compact"/>
+        <w:numPr>
+          <w:ilvl w:val="0"/>
+          <w:numId w:val="1215"/>
+        </w:numPr>
+      </w:pPr>
+      <w:r>
+        <w:t xml:space="preserve">Once the tissue is dry, remove the Eppendorf tubes from the silica jar and close the lids.</w:t>
+      </w:r>
+    </w:p>
+    <w:p>
+      <w:pPr>
+        <w:pStyle w:val="Compact"/>
+        <w:numPr>
+          <w:ilvl w:val="0"/>
+          <w:numId w:val="1215"/>
+        </w:numPr>
+      </w:pPr>
+      <w:r>
+        <w:t xml:space="preserve">Proceed to the Sample submission module.</w:t>
+      </w:r>
+    </w:p>
+    <w:bookmarkEnd w:id="203"/>
+    <w:bookmarkEnd w:id="204"/>
+    <w:bookmarkEnd w:id="205"/>
+    <w:bookmarkStart w:id="214" w:name="module-6-sample-submission"/>
     <w:p>
       <w:pPr>
         <w:pStyle w:val="Heading1"/>
       </w:pPr>
       <w:r>
-        <w:t xml:space="preserve">Module 7: Genomic Analyses</w:t>
+        <w:t xml:space="preserve">Module 6: Sample Submission</w:t>
       </w:r>
     </w:p>
     <w:tbl>
@@ -14877,12 +15163,12 @@
                 <wp:inline>
                   <wp:extent cx="152400" cy="152400"/>
                   <wp:effectExtent b="0" l="0" r="0" t="0"/>
-                  <wp:docPr descr="" title="" id="201" name="Picture"/>
+                  <wp:docPr descr="" title="" id="206" name="Picture"/>
                   <a:graphic>
                     <a:graphicData uri="http://schemas.openxmlformats.org/drawingml/2006/picture">
                       <pic:pic>
                         <pic:nvPicPr>
-                          <pic:cNvPr descr="/opt/quarto/share/formats/docx/tip.png" id="202" name="Picture"/>
+                          <pic:cNvPr descr="/opt/quarto/share/formats/docx/tip.png" id="207" name="Picture"/>
                           <pic:cNvPicPr>
                             <a:picLocks noChangeArrowheads="1" noChangeAspect="1"/>
                           </pic:cNvPicPr>
@@ -14944,6 +15230,700 @@
             <w:pPr>
               <w:spacing w:before="16" w:after="16"/>
             </w:pPr>
+            <w:hyperlink r:id="rId21">
+              <w:r>
+                <w:rPr>
+                  <w:rStyle w:val="Hyperlink"/>
+                </w:rPr>
+                <w:t xml:space="preserve">Open Module 6 Slides</w:t>
+              </w:r>
+            </w:hyperlink>
+          </w:p>
+          <w:p/>
+        </w:tc>
+      </w:tr>
+    </w:tbl>
+    <w:bookmarkStart w:id="213" w:name="module-6.1-myco-ed-sample-submission-sop"/>
+    <w:p>
+      <w:pPr>
+        <w:pStyle w:val="Heading2"/>
+      </w:pPr>
+      <w:r>
+        <w:t xml:space="preserve">Module 6.1 – Myco-Ed Sample Submission SOP</w:t>
+      </w:r>
+    </w:p>
+    <w:bookmarkStart w:id="208" w:name="overview-2"/>
+    <w:p>
+      <w:pPr>
+        <w:pStyle w:val="Heading3"/>
+      </w:pPr>
+      <w:r>
+        <w:t xml:space="preserve">Overview</w:t>
+      </w:r>
+    </w:p>
+    <w:p>
+      <w:pPr>
+        <w:pStyle w:val="FirstParagraph"/>
+      </w:pPr>
+      <w:r>
+        <w:t xml:space="preserve">Use this document to submit fungal samples to Arizona Genomics Institute (AGI) for DNA extraction.</w:t>
+      </w:r>
+    </w:p>
+    <w:bookmarkEnd w:id="208"/>
+    <w:bookmarkStart w:id="209" w:name="definitions"/>
+    <w:p>
+      <w:pPr>
+        <w:pStyle w:val="Heading3"/>
+      </w:pPr>
+      <w:r>
+        <w:t xml:space="preserve">Definitions</w:t>
+      </w:r>
+    </w:p>
+    <w:p>
+      <w:pPr>
+        <w:pStyle w:val="Compact"/>
+        <w:numPr>
+          <w:ilvl w:val="0"/>
+          <w:numId w:val="1216"/>
+        </w:numPr>
+      </w:pPr>
+      <w:r>
+        <w:t xml:space="preserve">JGI = Joint Genomics Institute</w:t>
+      </w:r>
+    </w:p>
+    <w:p>
+      <w:pPr>
+        <w:pStyle w:val="Compact"/>
+        <w:numPr>
+          <w:ilvl w:val="0"/>
+          <w:numId w:val="1216"/>
+        </w:numPr>
+      </w:pPr>
+      <w:r>
+        <w:t xml:space="preserve">AGI = Arizona Genome Institute</w:t>
+      </w:r>
+    </w:p>
+    <w:bookmarkEnd w:id="209"/>
+    <w:bookmarkStart w:id="210" w:name="associated-documents"/>
+    <w:p>
+      <w:pPr>
+        <w:pStyle w:val="Heading3"/>
+      </w:pPr>
+      <w:r>
+        <w:t xml:space="preserve">Associated Documents</w:t>
+      </w:r>
+    </w:p>
+    <w:p>
+      <w:pPr>
+        <w:pStyle w:val="FirstParagraph"/>
+      </w:pPr>
+      <w:r>
+        <w:t xml:space="preserve">MycoEd Metadata Form</w:t>
+      </w:r>
+    </w:p>
+    <w:bookmarkEnd w:id="210"/>
+    <w:bookmarkStart w:id="211" w:name="process-steps"/>
+    <w:p>
+      <w:pPr>
+        <w:pStyle w:val="Heading3"/>
+      </w:pPr>
+      <w:r>
+        <w:t xml:space="preserve">Process Steps</w:t>
+      </w:r>
+    </w:p>
+    <w:p>
+      <w:pPr>
+        <w:pStyle w:val="Compact"/>
+        <w:numPr>
+          <w:ilvl w:val="0"/>
+          <w:numId w:val="1217"/>
+        </w:numPr>
+      </w:pPr>
+      <w:r>
+        <w:t xml:space="preserve">Create a JGI Single Sign on Account</w:t>
+      </w:r>
+    </w:p>
+    <w:p>
+      <w:pPr>
+        <w:pStyle w:val="Compact"/>
+        <w:numPr>
+          <w:ilvl w:val="0"/>
+          <w:numId w:val="1217"/>
+        </w:numPr>
+      </w:pPr>
+      <w:r>
+        <w:t xml:space="preserve">Email photos of the live tissue you intend to send AGI before collection to JTALAG@email.arizona.edu and kwbarry@lbl.gov.</w:t>
+      </w:r>
+    </w:p>
+    <w:p>
+      <w:pPr>
+        <w:pStyle w:val="Compact"/>
+        <w:numPr>
+          <w:ilvl w:val="0"/>
+          <w:numId w:val="1217"/>
+        </w:numPr>
+      </w:pPr>
+      <w:r>
+        <w:t xml:space="preserve">Make a copy of the MycoEd Metadata Form</w:t>
+      </w:r>
+    </w:p>
+    <w:p>
+      <w:pPr>
+        <w:pStyle w:val="Compact"/>
+        <w:numPr>
+          <w:ilvl w:val="1"/>
+          <w:numId w:val="1218"/>
+        </w:numPr>
+      </w:pPr>
+      <w:r>
+        <w:t xml:space="preserve">Click on MycoEd Metadata Form link</w:t>
+      </w:r>
+    </w:p>
+    <w:p>
+      <w:pPr>
+        <w:pStyle w:val="Compact"/>
+        <w:numPr>
+          <w:ilvl w:val="1"/>
+          <w:numId w:val="1218"/>
+        </w:numPr>
+      </w:pPr>
+      <w:r>
+        <w:t xml:space="preserve">Under file, select Make a Copy</w:t>
+      </w:r>
+    </w:p>
+    <w:p>
+      <w:pPr>
+        <w:pStyle w:val="Compact"/>
+        <w:numPr>
+          <w:ilvl w:val="1"/>
+          <w:numId w:val="1218"/>
+        </w:numPr>
+      </w:pPr>
+      <w:r>
+        <w:t xml:space="preserve">Rename your new copy [University][Instructor Last Name][MycoEd Metadata][Date]</w:t>
+      </w:r>
+    </w:p>
+    <w:p>
+      <w:pPr>
+        <w:pStyle w:val="Compact"/>
+        <w:numPr>
+          <w:ilvl w:val="0"/>
+          <w:numId w:val="1217"/>
+        </w:numPr>
+      </w:pPr>
+      <w:r>
+        <w:t xml:space="preserve">Fill out your copy of the MycoEd Metadata Form</w:t>
+      </w:r>
+    </w:p>
+    <w:p>
+      <w:pPr>
+        <w:pStyle w:val="Compact"/>
+        <w:numPr>
+          <w:ilvl w:val="1"/>
+          <w:numId w:val="1219"/>
+        </w:numPr>
+      </w:pPr>
+      <w:r>
+        <w:t xml:space="preserve">Professor is the instructor for the class and their email address</w:t>
+      </w:r>
+    </w:p>
+    <w:p>
+      <w:pPr>
+        <w:pStyle w:val="Compact"/>
+        <w:numPr>
+          <w:ilvl w:val="1"/>
+          <w:numId w:val="1219"/>
+        </w:numPr>
+      </w:pPr>
+      <w:r>
+        <w:t xml:space="preserve">Name of the University/Institution is your University/Institution</w:t>
+      </w:r>
+    </w:p>
+    <w:p>
+      <w:pPr>
+        <w:pStyle w:val="Compact"/>
+        <w:numPr>
+          <w:ilvl w:val="1"/>
+          <w:numId w:val="1219"/>
+        </w:numPr>
+      </w:pPr>
+      <w:r>
+        <w:t xml:space="preserve">Date submitted/shipped is the date you ship the samples to AGI</w:t>
+      </w:r>
+    </w:p>
+    <w:p>
+      <w:pPr>
+        <w:pStyle w:val="Compact"/>
+        <w:numPr>
+          <w:ilvl w:val="1"/>
+          <w:numId w:val="1219"/>
+        </w:numPr>
+      </w:pPr>
+      <w:r>
+        <w:t xml:space="preserve">JGI proposal name &amp; number is DS 509937 (already provided)</w:t>
+      </w:r>
+    </w:p>
+    <w:p>
+      <w:pPr>
+        <w:pStyle w:val="Compact"/>
+        <w:numPr>
+          <w:ilvl w:val="0"/>
+          <w:numId w:val="1217"/>
+        </w:numPr>
+      </w:pPr>
+      <w:r>
+        <w:t xml:space="preserve">Fill out Sample Table</w:t>
+      </w:r>
+    </w:p>
+    <w:p>
+      <w:pPr>
+        <w:pStyle w:val="Compact"/>
+        <w:numPr>
+          <w:ilvl w:val="1"/>
+          <w:numId w:val="1220"/>
+        </w:numPr>
+      </w:pPr>
+      <w:r>
+        <w:t xml:space="preserve">Enter requested metadata into the table</w:t>
+      </w:r>
+    </w:p>
+    <w:p>
+      <w:pPr>
+        <w:pStyle w:val="Compact"/>
+        <w:numPr>
+          <w:ilvl w:val="1"/>
+          <w:numId w:val="1220"/>
+        </w:numPr>
+      </w:pPr>
+      <w:r>
+        <w:t xml:space="preserve">Use one row per sample/tube</w:t>
+      </w:r>
+    </w:p>
+    <w:p>
+      <w:pPr>
+        <w:pStyle w:val="Compact"/>
+        <w:numPr>
+          <w:ilvl w:val="1"/>
+          <w:numId w:val="1220"/>
+        </w:numPr>
+      </w:pPr>
+      <w:r>
+        <w:t xml:space="preserve">Insert additional rows if needed</w:t>
+      </w:r>
+    </w:p>
+    <w:p>
+      <w:pPr>
+        <w:pStyle w:val="Compact"/>
+        <w:numPr>
+          <w:ilvl w:val="1"/>
+          <w:numId w:val="1220"/>
+        </w:numPr>
+      </w:pPr>
+      <w:r>
+        <w:t xml:space="preserve">Columns with gray field headers, B and D, will be filled out by JGI</w:t>
+      </w:r>
+    </w:p>
+    <w:p>
+      <w:pPr>
+        <w:pStyle w:val="Compact"/>
+        <w:numPr>
+          <w:ilvl w:val="1"/>
+          <w:numId w:val="1220"/>
+        </w:numPr>
+      </w:pPr>
+      <w:r>
+        <w:t xml:space="preserve">For Column C, Sample Name - please use below convention for naming: [University][Plant][Plant tissue] Metagenome [Sample ID]</w:t>
+      </w:r>
+    </w:p>
+    <w:p>
+      <w:pPr>
+        <w:pStyle w:val="Compact"/>
+        <w:numPr>
+          <w:ilvl w:val="1"/>
+          <w:numId w:val="1220"/>
+        </w:numPr>
+      </w:pPr>
+      <w:r>
+        <w:t xml:space="preserve">Column G is only needed if you are sending more than 22 samples</w:t>
+      </w:r>
+    </w:p>
+    <w:p>
+      <w:pPr>
+        <w:pStyle w:val="Compact"/>
+        <w:numPr>
+          <w:ilvl w:val="1"/>
+          <w:numId w:val="1220"/>
+        </w:numPr>
+      </w:pPr>
+      <w:r>
+        <w:t xml:space="preserve">Student is the full name of student that collected the sample and their email address</w:t>
+      </w:r>
+    </w:p>
+    <w:p>
+      <w:pPr>
+        <w:pStyle w:val="Compact"/>
+        <w:numPr>
+          <w:ilvl w:val="1"/>
+          <w:numId w:val="1220"/>
+        </w:numPr>
+      </w:pPr>
+      <w:r>
+        <w:t xml:space="preserve">Columns with Yellow Header, X-AF, will be filled out by AGI after DNA extraction</w:t>
+      </w:r>
+    </w:p>
+    <w:p>
+      <w:pPr>
+        <w:pStyle w:val="Compact"/>
+        <w:numPr>
+          <w:ilvl w:val="0"/>
+          <w:numId w:val="1217"/>
+        </w:numPr>
+      </w:pPr>
+      <w:r>
+        <w:t xml:space="preserve">Email form to AGI &amp; JGI</w:t>
+      </w:r>
+    </w:p>
+    <w:p>
+      <w:pPr>
+        <w:pStyle w:val="Compact"/>
+        <w:numPr>
+          <w:ilvl w:val="1"/>
+          <w:numId w:val="1221"/>
+        </w:numPr>
+      </w:pPr>
+      <w:r>
+        <w:t xml:space="preserve">Once all required metadata is provided, download a copy to excel</w:t>
+      </w:r>
+    </w:p>
+    <w:p>
+      <w:pPr>
+        <w:pStyle w:val="Compact"/>
+        <w:numPr>
+          <w:ilvl w:val="1"/>
+          <w:numId w:val="1221"/>
+        </w:numPr>
+      </w:pPr>
+      <w:r>
+        <w:t xml:space="preserve">Email a copy to Jayson at (jtalag@ag.arizona.edu ) and Kerrie (kwbarry@lbl.gov).</w:t>
+      </w:r>
+    </w:p>
+    <w:p>
+      <w:pPr>
+        <w:pStyle w:val="Compact"/>
+        <w:numPr>
+          <w:ilvl w:val="1"/>
+          <w:numId w:val="1221"/>
+        </w:numPr>
+      </w:pPr>
+      <w:r>
+        <w:t xml:space="preserve">Include in the subject line of your email</w:t>
+      </w:r>
+      <w:r>
+        <w:t xml:space="preserve"> </w:t>
+      </w:r>
+      <w:r>
+        <w:t xml:space="preserve">“MyCoEd 509937”</w:t>
+      </w:r>
+      <w:r>
+        <w:t xml:space="preserve"> </w:t>
+      </w:r>
+      <w:r>
+        <w:t xml:space="preserve">[Professor’s Name][University/Institution]</w:t>
+      </w:r>
+      <w:r>
+        <w:t xml:space="preserve"> </w:t>
+      </w:r>
+      <w:r>
+        <w:t xml:space="preserve">“Sample Submission”</w:t>
+      </w:r>
+    </w:p>
+    <w:p>
+      <w:pPr>
+        <w:pStyle w:val="Compact"/>
+        <w:numPr>
+          <w:ilvl w:val="1"/>
+          <w:numId w:val="1221"/>
+        </w:numPr>
+      </w:pPr>
+      <w:r>
+        <w:t xml:space="preserve">Include in your email your name, your college/university, the exact name of your samples (column D) that are ready to ship to AGI (and the rows in this sheet).</w:t>
+      </w:r>
+    </w:p>
+    <w:p>
+      <w:pPr>
+        <w:pStyle w:val="Compact"/>
+        <w:numPr>
+          <w:ilvl w:val="1"/>
+          <w:numId w:val="1221"/>
+        </w:numPr>
+      </w:pPr>
+      <w:r>
+        <w:t xml:space="preserve">Wait for approval/confirmation from AGI &amp; JGI.</w:t>
+      </w:r>
+    </w:p>
+    <w:p>
+      <w:pPr>
+        <w:pStyle w:val="Compact"/>
+        <w:numPr>
+          <w:ilvl w:val="2"/>
+          <w:numId w:val="1222"/>
+        </w:numPr>
+      </w:pPr>
+      <w:r>
+        <w:t xml:space="preserve">If needed make requested changed and email updated copy</w:t>
+      </w:r>
+    </w:p>
+    <w:p>
+      <w:pPr>
+        <w:pStyle w:val="Compact"/>
+        <w:numPr>
+          <w:ilvl w:val="0"/>
+          <w:numId w:val="1217"/>
+        </w:numPr>
+      </w:pPr>
+      <w:r>
+        <w:t xml:space="preserve">Prepare samples for shipment</w:t>
+      </w:r>
+    </w:p>
+    <w:p>
+      <w:pPr>
+        <w:pStyle w:val="Compact"/>
+        <w:numPr>
+          <w:ilvl w:val="1"/>
+          <w:numId w:val="1223"/>
+        </w:numPr>
+      </w:pPr>
+    </w:p>
+    <w:p>
+      <w:pPr>
+        <w:pStyle w:val="Compact"/>
+        <w:numPr>
+          <w:ilvl w:val="2"/>
+          <w:numId w:val="1224"/>
+        </w:numPr>
+      </w:pPr>
+      <w:r>
+        <w:t xml:space="preserve">Print out (in Landscape orientation) the paper copy of the Myco-Ed Metadata Form and put it with the shipment and also email the completed sheet to: JTALAG@email.arizona.edu, and kwbarry@lbl.gov</w:t>
+      </w:r>
+    </w:p>
+    <w:p>
+      <w:pPr>
+        <w:pStyle w:val="Compact"/>
+        <w:numPr>
+          <w:ilvl w:val="1"/>
+          <w:numId w:val="1223"/>
+        </w:numPr>
+      </w:pPr>
+      <w:r>
+        <w:t xml:space="preserve">Email FEDEX tracking # when your shipment is picked up.</w:t>
+      </w:r>
+    </w:p>
+    <w:p>
+      <w:pPr>
+        <w:pStyle w:val="Compact"/>
+        <w:numPr>
+          <w:ilvl w:val="1"/>
+          <w:numId w:val="1223"/>
+        </w:numPr>
+      </w:pPr>
+      <w:r>
+        <w:t xml:space="preserve">Ship samples to</w:t>
+      </w:r>
+      <w:r>
+        <w:t xml:space="preserve"> </w:t>
+      </w:r>
+      <w:r>
+        <w:t xml:space="preserve">Jayson Talag</w:t>
+      </w:r>
+      <w:r>
+        <w:t xml:space="preserve"> </w:t>
+      </w:r>
+      <w:r>
+        <w:t xml:space="preserve">1657 E. Helen St.</w:t>
+      </w:r>
+      <w:r>
+        <w:t xml:space="preserve"> </w:t>
+      </w:r>
+      <w:r>
+        <w:t xml:space="preserve">The University of Arizona</w:t>
+      </w:r>
+      <w:r>
+        <w:t xml:space="preserve"> </w:t>
+      </w:r>
+      <w:r>
+        <w:t xml:space="preserve">Tucson, AZ 85721</w:t>
+      </w:r>
+      <w:r>
+        <w:t xml:space="preserve"> </w:t>
+      </w:r>
+      <w:r>
+        <w:t xml:space="preserve">United States</w:t>
+      </w:r>
+      <w:r>
+        <w:t xml:space="preserve"> </w:t>
+      </w:r>
+      <w:r>
+        <w:t xml:space="preserve">Ph: 520-626-9596</w:t>
+      </w:r>
+    </w:p>
+    <w:bookmarkEnd w:id="211"/>
+    <w:bookmarkStart w:id="212" w:name="high-molecular-dna-extraction-protocol"/>
+    <w:p>
+      <w:pPr>
+        <w:pStyle w:val="Heading3"/>
+      </w:pPr>
+      <w:r>
+        <w:t xml:space="preserve">High Molecular DNA Extraction Protocol</w:t>
+      </w:r>
+    </w:p>
+    <w:p>
+      <w:pPr>
+        <w:pStyle w:val="FirstParagraph"/>
+      </w:pPr>
+      <w:r>
+        <w:t xml:space="preserve">The AGI uses the following high molecular DNA extraction protocol:</w:t>
+      </w:r>
+    </w:p>
+    <w:p>
+      <w:pPr>
+        <w:pStyle w:val="BodyText"/>
+      </w:pPr>
+      <w:r>
+        <w:t xml:space="preserve">High molecular weight DNA is extracted from (biomass) using the protocol of</w:t>
+      </w:r>
+      <w:r>
+        <w:t xml:space="preserve"> </w:t>
+      </w:r>
+      <w:r>
+        <w:t xml:space="preserve">Doyle and Doyle (1987)</w:t>
+      </w:r>
+      <w:r>
+        <w:t xml:space="preserve"> </w:t>
+      </w:r>
+      <w:r>
+        <w:t xml:space="preserve">with minor modifications. Flash-frozen biomass is ground to a fine powder in a frozen mortar with liquid nitrogen followed by very gentle extraction in 2% CTAB buffer (that includes proteinase K, PVP-40 and beta-mercaptoethanol) for 30min to 1h at 50 °C. After centrifugation, the supernatant is transferred to a new tube, treated with 200ul 50mM PSMF for 10 minutes at room temperature then gently extracted twice with 24:1 Chloroform : Isoamyl alcohol. The upper phase is transferred to a new tube and 1/10th volume 3 M Sodium acetate is added, gently mixed, and DNA precipitated with iso-propanol. DNA precipitate is collected by centrifugation, washed with 70% ethanol, air dried for 5-10 minutes and dissolved thoroughly in elution buffer at room temperature followed by RNAse treatment. DNA purity is measured with Nanodrop, DNA concentration measured with Qubit HS kit (Invitrogen) and DNA size is validated by Femto Pulse System (Agilent).</w:t>
+      </w:r>
+    </w:p>
+    <w:bookmarkEnd w:id="212"/>
+    <w:bookmarkEnd w:id="213"/>
+    <w:bookmarkEnd w:id="214"/>
+    <w:bookmarkStart w:id="234" w:name="module-7-genomic-analyses"/>
+    <w:p>
+      <w:pPr>
+        <w:pStyle w:val="Heading1"/>
+      </w:pPr>
+      <w:r>
+        <w:t xml:space="preserve">Module 7: Genomic Analyses</w:t>
+      </w:r>
+    </w:p>
+    <w:tbl>
+      <w:tblPr>
+        <w:tblStyle w:val="Table"/>
+        <w:tblLook w:firstRow="0" w:lastRow="0" w:firstColumn="0" w:lastColumn="0" w:noHBand="0" w:noVBand="0" w:val="0000"/>
+        <w:tblBorders>
+          <w:top w:val="single" w:sz="4" w:space="0" w:color="00A047"/>
+          <w:left w:val="single" w:sz="24" w:space="0" w:color="00A047"/>
+          <w:bottom w:val="single" w:sz="4" w:space="0" w:color="00A047"/>
+          <w:right w:val="single" w:sz="4" w:space="0" w:color="00A047"/>
+        </w:tblBorders>
+        <w:tblCellMar>
+          <w:left w:w="144" w:type="dxa"/>
+          <w:right w:w="144" w:type="dxa"/>
+        </w:tblCellMar>
+        <w:tblLook w:firstRow="0" w:lastRow="0" w:firstColumn="0" w:lastColumn="0" w:noHBand="0" w:noVBand="0" w:val="0000"/>
+      </w:tblPr>
+      <w:tr>
+        <w:trPr>
+          <w:cantSplit/>
+        </w:trPr>
+        <w:tc>
+          <w:tcPr>
+            <w:shd w:color="auto" w:fill="ccf1e3" w:val="clear"/>
+            <w:tcMar>
+              <w:top w:w="92" w:type="dxa"/>
+              <w:bottom w:w="92" w:type="dxa"/>
+            </w:tcMar>
+          </w:tcPr>
+          <w:p>
+            <w:pPr>
+              <w:pStyle w:val="FirstParagraph"/>
+            </w:pPr>
+            <w:pPr>
+              <w:spacing w:before="0" w:after="0"/>
+              <w:textAlignment w:val="center"/>
+            </w:pPr>
+            <w:r>
+              <w:drawing>
+                <wp:inline>
+                  <wp:extent cx="152400" cy="152400"/>
+                  <wp:effectExtent b="0" l="0" r="0" t="0"/>
+                  <wp:docPr descr="" title="" id="215" name="Picture"/>
+                  <a:graphic>
+                    <a:graphicData uri="http://schemas.openxmlformats.org/drawingml/2006/picture">
+                      <pic:pic>
+                        <pic:nvPicPr>
+                          <pic:cNvPr descr="/opt/quarto/share/formats/docx/tip.png" id="216" name="Picture"/>
+                          <pic:cNvPicPr>
+                            <a:picLocks noChangeArrowheads="1" noChangeAspect="1"/>
+                          </pic:cNvPicPr>
+                        </pic:nvPicPr>
+                        <pic:blipFill>
+                          <a:blip r:embed="rId12"/>
+                          <a:stretch>
+                            <a:fillRect/>
+                          </a:stretch>
+                        </pic:blipFill>
+                        <pic:spPr bwMode="auto">
+                          <a:xfrm>
+                            <a:off x="0" y="0"/>
+                            <a:ext cx="152400" cy="152400"/>
+                          </a:xfrm>
+                          <a:prstGeom prst="rect">
+                            <a:avLst/>
+                          </a:prstGeom>
+                          <a:noFill/>
+                          <a:ln w="9525">
+                            <a:noFill/>
+                            <a:headEnd/>
+                            <a:tailEnd/>
+                          </a:ln>
+                        </pic:spPr>
+                      </pic:pic>
+                    </a:graphicData>
+                  </a:graphic>
+                </wp:inline>
+              </w:drawing>
+            </w:r>
+            <w:r>
+              <w:t xml:space="preserve"> </w:t>
+            </w:r>
+            <w:r>
+              <w:t xml:space="preserve"> </w:t>
+            </w:r>
+            <w:r>
+              <w:t xml:space="preserve">📽️ Open Slides</w:t>
+            </w:r>
+          </w:p>
+        </w:tc>
+      </w:tr>
+      <w:tr>
+        <w:trPr>
+          <w:cantSplit/>
+        </w:trPr>
+        <w:tc>
+          <w:tcPr>
+            <w:tcMar>
+              <w:top w:w="108" w:type="dxa"/>
+              <w:bottom w:w="108" w:type="dxa"/>
+            </w:tcMar>
+          </w:tcPr>
+          <w:p>
+            <w:pPr>
+              <w:pStyle w:val="BodyText"/>
+            </w:pPr>
+            <w:pPr>
+              <w:spacing w:before="16" w:after="16"/>
+            </w:pPr>
             <w:hyperlink r:id="rId22">
               <w:r>
                 <w:rPr>
@@ -14957,7 +15937,7 @@
         </w:tc>
       </w:tr>
     </w:tbl>
-    <w:bookmarkStart w:id="210" w:name="X46999d4e04aaa0bd6e7f1cf0936f3283e50c93c"/>
+    <w:bookmarkStart w:id="224" w:name="X46999d4e04aaa0bd6e7f1cf0936f3283e50c93c"/>
     <w:p>
       <w:pPr>
         <w:pStyle w:val="Heading2"/>
@@ -14966,7 +15946,7 @@
         <w:t xml:space="preserve">Module 7.1 – Sexual Reproduction in Ascomycota Genomic Analysis</w:t>
       </w:r>
     </w:p>
-    <w:bookmarkStart w:id="203" w:name="introduction-5"/>
+    <w:bookmarkStart w:id="217" w:name="introduction-5"/>
     <w:p>
       <w:pPr>
         <w:pStyle w:val="Heading3"/>
@@ -15043,8 +16023,8 @@
         <w:t xml:space="preserve">Beginning with known mating type-related genes collected from NCBI, we will use MycoCosm to branch out into related fungi, identify opposite mates, then formulate hypotheses and learn about the genetics underlying fungal sexual regulation. This approach can be directly applied to predict mating types in other fungi, or used to explore presence/absence of other types of genes!</w:t>
       </w:r>
     </w:p>
-    <w:bookmarkEnd w:id="203"/>
-    <w:bookmarkStart w:id="204" w:name="references"/>
+    <w:bookmarkEnd w:id="217"/>
+    <w:bookmarkStart w:id="218" w:name="references"/>
     <w:p>
       <w:pPr>
         <w:pStyle w:val="Heading3"/>
@@ -15058,7 +16038,7 @@
         <w:pStyle w:val="Compact"/>
         <w:numPr>
           <w:ilvl w:val="0"/>
-          <w:numId w:val="1196"/>
+          <w:numId w:val="1225"/>
         </w:numPr>
       </w:pPr>
       <w:r>
@@ -15070,7 +16050,7 @@
         <w:pStyle w:val="Compact"/>
         <w:numPr>
           <w:ilvl w:val="0"/>
-          <w:numId w:val="1196"/>
+          <w:numId w:val="1225"/>
         </w:numPr>
       </w:pPr>
       <w:r>
@@ -15082,15 +16062,15 @@
         <w:pStyle w:val="Compact"/>
         <w:numPr>
           <w:ilvl w:val="0"/>
-          <w:numId w:val="1196"/>
+          <w:numId w:val="1225"/>
         </w:numPr>
       </w:pPr>
       <w:r>
         <w:t xml:space="preserve">Metzenberg, R.L., Glass, N.L., 1990. Mating type and mating strategies in Neurospora. Bioessays. 1990 Feb;12(2):53-9. doi: 10.1002/bies.950120202.</w:t>
       </w:r>
     </w:p>
-    <w:bookmarkEnd w:id="204"/>
-    <w:bookmarkStart w:id="209" w:name="finding-mat-a"/>
+    <w:bookmarkEnd w:id="218"/>
+    <w:bookmarkStart w:id="223" w:name="finding-mat-a"/>
     <w:p>
       <w:pPr>
         <w:pStyle w:val="Heading3"/>
@@ -15099,7 +16079,7 @@
         <w:t xml:space="preserve">Finding mat A</w:t>
       </w:r>
     </w:p>
-    <w:bookmarkStart w:id="205" w:name="X7f096d5f839edc277e9e3518d4dabc1a4e71251"/>
+    <w:bookmarkStart w:id="219" w:name="X7f096d5f839edc277e9e3518d4dabc1a4e71251"/>
     <w:p>
       <w:pPr>
         <w:pStyle w:val="Heading4"/>
@@ -15121,7 +16101,7 @@
         <w:pStyle w:val="Compact"/>
         <w:numPr>
           <w:ilvl w:val="0"/>
-          <w:numId w:val="1197"/>
+          <w:numId w:val="1226"/>
         </w:numPr>
       </w:pPr>
       <w:r>
@@ -15142,7 +16122,7 @@
         <w:pStyle w:val="Compact"/>
         <w:numPr>
           <w:ilvl w:val="0"/>
-          <w:numId w:val="1197"/>
+          <w:numId w:val="1226"/>
         </w:numPr>
       </w:pPr>
       <w:r>
@@ -15178,7 +16158,7 @@
         <w:pStyle w:val="Compact"/>
         <w:numPr>
           <w:ilvl w:val="0"/>
-          <w:numId w:val="1197"/>
+          <w:numId w:val="1226"/>
         </w:numPr>
       </w:pPr>
       <w:r>
@@ -15190,7 +16170,7 @@
         <w:pStyle w:val="Compact"/>
         <w:numPr>
           <w:ilvl w:val="0"/>
-          <w:numId w:val="1197"/>
+          <w:numId w:val="1226"/>
         </w:numPr>
       </w:pPr>
       <w:r>
@@ -15214,7 +16194,7 @@
         <w:pStyle w:val="Compact"/>
         <w:numPr>
           <w:ilvl w:val="0"/>
-          <w:numId w:val="1197"/>
+          <w:numId w:val="1226"/>
         </w:numPr>
       </w:pPr>
       <w:r>
@@ -15226,7 +16206,7 @@
         <w:pStyle w:val="Compact"/>
         <w:numPr>
           <w:ilvl w:val="1"/>
-          <w:numId w:val="1198"/>
+          <w:numId w:val="1227"/>
         </w:numPr>
       </w:pPr>
       <w:r>
@@ -15238,7 +16218,7 @@
         <w:pStyle w:val="Compact"/>
         <w:numPr>
           <w:ilvl w:val="1"/>
-          <w:numId w:val="1198"/>
+          <w:numId w:val="1227"/>
         </w:numPr>
       </w:pPr>
       <w:r>
@@ -15250,7 +16230,7 @@
         <w:pStyle w:val="Compact"/>
         <w:numPr>
           <w:ilvl w:val="1"/>
-          <w:numId w:val="1198"/>
+          <w:numId w:val="1227"/>
         </w:numPr>
       </w:pPr>
       <w:r>
@@ -15262,7 +16242,7 @@
         <w:pStyle w:val="Compact"/>
         <w:numPr>
           <w:ilvl w:val="0"/>
-          <w:numId w:val="1197"/>
+          <w:numId w:val="1226"/>
         </w:numPr>
       </w:pPr>
       <w:r>
@@ -15274,7 +16254,7 @@
         <w:pStyle w:val="Compact"/>
         <w:numPr>
           <w:ilvl w:val="0"/>
-          <w:numId w:val="1197"/>
+          <w:numId w:val="1226"/>
         </w:numPr>
       </w:pPr>
       <w:r>
@@ -15298,7 +16278,7 @@
         <w:pStyle w:val="Compact"/>
         <w:numPr>
           <w:ilvl w:val="0"/>
-          <w:numId w:val="1197"/>
+          <w:numId w:val="1226"/>
         </w:numPr>
       </w:pPr>
       <w:r>
@@ -15310,7 +16290,7 @@
         <w:pStyle w:val="Compact"/>
         <w:numPr>
           <w:ilvl w:val="0"/>
-          <w:numId w:val="1197"/>
+          <w:numId w:val="1226"/>
         </w:numPr>
       </w:pPr>
       <w:r>
@@ -15322,7 +16302,7 @@
         <w:pStyle w:val="Compact"/>
         <w:numPr>
           <w:ilvl w:val="0"/>
-          <w:numId w:val="1197"/>
+          <w:numId w:val="1226"/>
         </w:numPr>
       </w:pPr>
       <w:r>
@@ -15334,7 +16314,7 @@
         <w:pStyle w:val="Compact"/>
         <w:numPr>
           <w:ilvl w:val="0"/>
-          <w:numId w:val="1197"/>
+          <w:numId w:val="1226"/>
         </w:numPr>
       </w:pPr>
       <w:r>
@@ -15370,7 +16350,7 @@
         <w:pStyle w:val="Compact"/>
         <w:numPr>
           <w:ilvl w:val="0"/>
-          <w:numId w:val="1197"/>
+          <w:numId w:val="1226"/>
         </w:numPr>
       </w:pPr>
       <w:r>
@@ -15391,7 +16371,7 @@
         <w:pStyle w:val="Compact"/>
         <w:numPr>
           <w:ilvl w:val="0"/>
-          <w:numId w:val="1197"/>
+          <w:numId w:val="1226"/>
         </w:numPr>
       </w:pPr>
       <w:r>
@@ -15415,7 +16395,7 @@
         <w:pStyle w:val="Compact"/>
         <w:numPr>
           <w:ilvl w:val="0"/>
-          <w:numId w:val="1197"/>
+          <w:numId w:val="1226"/>
         </w:numPr>
       </w:pPr>
       <w:r>
@@ -15427,7 +16407,7 @@
         <w:pStyle w:val="Compact"/>
         <w:numPr>
           <w:ilvl w:val="0"/>
-          <w:numId w:val="1197"/>
+          <w:numId w:val="1226"/>
         </w:numPr>
       </w:pPr>
       <w:r>
@@ -15439,15 +16419,15 @@
         <w:pStyle w:val="Compact"/>
         <w:numPr>
           <w:ilvl w:val="0"/>
-          <w:numId w:val="1197"/>
+          <w:numId w:val="1226"/>
         </w:numPr>
       </w:pPr>
       <w:r>
         <w:t xml:space="preserve">Based on this information, let’s revisit our hypothesis about how fungal mating type is determined. Given that many related Neurospora crassa genomes are completely missing this region, this appears to support our hypothesis that fungal mating type is determined by gene presence/absence, and specifically suggests that this locus might be what we are looking for! This would mean that the fungi without this locus are of the opposite mating type. Let’s continue to test this hypothesis and see if it holds up to further scrutiny!</w:t>
       </w:r>
     </w:p>
-    <w:bookmarkEnd w:id="205"/>
-    <w:bookmarkStart w:id="206" w:name="X2940993da31089974a2c6c9fed6b821d862ffff"/>
+    <w:bookmarkEnd w:id="219"/>
+    <w:bookmarkStart w:id="220" w:name="X2940993da31089974a2c6c9fed6b821d862ffff"/>
     <w:p>
       <w:pPr>
         <w:pStyle w:val="Heading4"/>
@@ -15469,7 +16449,7 @@
         <w:pStyle w:val="Compact"/>
         <w:numPr>
           <w:ilvl w:val="0"/>
-          <w:numId w:val="1199"/>
+          <w:numId w:val="1228"/>
         </w:numPr>
       </w:pPr>
       <w:r>
@@ -15481,7 +16461,7 @@
         <w:pStyle w:val="Compact"/>
         <w:numPr>
           <w:ilvl w:val="0"/>
-          <w:numId w:val="1199"/>
+          <w:numId w:val="1228"/>
         </w:numPr>
       </w:pPr>
       <w:r>
@@ -15505,7 +16485,7 @@
         <w:pStyle w:val="Compact"/>
         <w:numPr>
           <w:ilvl w:val="0"/>
-          <w:numId w:val="1199"/>
+          <w:numId w:val="1228"/>
         </w:numPr>
       </w:pPr>
       <w:r>
@@ -15529,7 +16509,7 @@
         <w:pStyle w:val="Compact"/>
         <w:numPr>
           <w:ilvl w:val="0"/>
-          <w:numId w:val="1199"/>
+          <w:numId w:val="1228"/>
         </w:numPr>
       </w:pPr>
       <w:r>
@@ -15541,7 +16521,7 @@
         <w:pStyle w:val="Compact"/>
         <w:numPr>
           <w:ilvl w:val="0"/>
-          <w:numId w:val="1199"/>
+          <w:numId w:val="1228"/>
         </w:numPr>
       </w:pPr>
       <w:r>
@@ -15553,15 +16533,15 @@
         <w:pStyle w:val="Compact"/>
         <w:numPr>
           <w:ilvl w:val="0"/>
-          <w:numId w:val="1199"/>
+          <w:numId w:val="1228"/>
         </w:numPr>
       </w:pPr>
       <w:r>
         <w:t xml:space="preserve">Genes rearrange all the time in fungi, leading to poor conservation of gene neighborhoods. As you can see from this view, the genes surrounding the mating type locus are an exception, where across all species they tend to keep the same order. Feel free to head back to the full mcl clustering run (here) and click around on some families to see how different it really is!</w:t>
       </w:r>
     </w:p>
-    <w:bookmarkEnd w:id="206"/>
-    <w:bookmarkStart w:id="207" w:name="finding-mat-a-1"/>
+    <w:bookmarkEnd w:id="220"/>
+    <w:bookmarkStart w:id="221" w:name="finding-mat-a-1"/>
     <w:p>
       <w:pPr>
         <w:pStyle w:val="Heading4"/>
@@ -15583,7 +16563,7 @@
         <w:pStyle w:val="Compact"/>
         <w:numPr>
           <w:ilvl w:val="0"/>
-          <w:numId w:val="1200"/>
+          <w:numId w:val="1229"/>
         </w:numPr>
       </w:pPr>
       <w:r>
@@ -15607,7 +16587,7 @@
         <w:pStyle w:val="Compact"/>
         <w:numPr>
           <w:ilvl w:val="0"/>
-          <w:numId w:val="1200"/>
+          <w:numId w:val="1229"/>
         </w:numPr>
       </w:pPr>
       <w:r>
@@ -15619,7 +16599,7 @@
         <w:pStyle w:val="Compact"/>
         <w:numPr>
           <w:ilvl w:val="0"/>
-          <w:numId w:val="1200"/>
+          <w:numId w:val="1229"/>
         </w:numPr>
       </w:pPr>
       <w:r>
@@ -15643,7 +16623,7 @@
         <w:pStyle w:val="Compact"/>
         <w:numPr>
           <w:ilvl w:val="0"/>
-          <w:numId w:val="1200"/>
+          <w:numId w:val="1229"/>
         </w:numPr>
       </w:pPr>
       <w:r>
@@ -15655,7 +16635,7 @@
         <w:pStyle w:val="Compact"/>
         <w:numPr>
           <w:ilvl w:val="0"/>
-          <w:numId w:val="1200"/>
+          <w:numId w:val="1229"/>
         </w:numPr>
       </w:pPr>
       <w:r>
@@ -15667,7 +16647,7 @@
         <w:pStyle w:val="Compact"/>
         <w:numPr>
           <w:ilvl w:val="0"/>
-          <w:numId w:val="1200"/>
+          <w:numId w:val="1229"/>
         </w:numPr>
       </w:pPr>
       <w:r>
@@ -15679,7 +16659,7 @@
         <w:pStyle w:val="Compact"/>
         <w:numPr>
           <w:ilvl w:val="0"/>
-          <w:numId w:val="1200"/>
+          <w:numId w:val="1229"/>
         </w:numPr>
       </w:pPr>
       <w:r>
@@ -15691,15 +16671,15 @@
         <w:pStyle w:val="Compact"/>
         <w:numPr>
           <w:ilvl w:val="0"/>
-          <w:numId w:val="1200"/>
+          <w:numId w:val="1229"/>
         </w:numPr>
       </w:pPr>
       <w:r>
         <w:t xml:space="preserve">With this information, we can say that all our current evidence supports our hypothesis that fungal mating types are driven by presence/absence of specific genes, mat a and A in particular!</w:t>
       </w:r>
     </w:p>
-    <w:bookmarkEnd w:id="207"/>
-    <w:bookmarkStart w:id="208" w:name="X9715fd3f99632550ef0fc5fc1a10ffe328f1a6c"/>
+    <w:bookmarkEnd w:id="221"/>
+    <w:bookmarkStart w:id="222" w:name="X9715fd3f99632550ef0fc5fc1a10ffe328f1a6c"/>
     <w:p>
       <w:pPr>
         <w:pStyle w:val="Heading4"/>
@@ -15721,7 +16701,7 @@
         <w:pStyle w:val="Compact"/>
         <w:numPr>
           <w:ilvl w:val="0"/>
-          <w:numId w:val="1201"/>
+          <w:numId w:val="1230"/>
         </w:numPr>
       </w:pPr>
       <w:r>
@@ -15733,7 +16713,7 @@
         <w:pStyle w:val="Compact"/>
         <w:numPr>
           <w:ilvl w:val="0"/>
-          <w:numId w:val="1201"/>
+          <w:numId w:val="1230"/>
         </w:numPr>
       </w:pPr>
       <w:r>
@@ -15757,7 +16737,7 @@
         <w:pStyle w:val="Compact"/>
         <w:numPr>
           <w:ilvl w:val="0"/>
-          <w:numId w:val="1201"/>
+          <w:numId w:val="1230"/>
         </w:numPr>
       </w:pPr>
       <w:r>
@@ -15769,7 +16749,7 @@
         <w:pStyle w:val="Compact"/>
         <w:numPr>
           <w:ilvl w:val="0"/>
-          <w:numId w:val="1201"/>
+          <w:numId w:val="1230"/>
         </w:numPr>
       </w:pPr>
       <w:r>
@@ -15781,7 +16761,7 @@
         <w:pStyle w:val="Compact"/>
         <w:numPr>
           <w:ilvl w:val="0"/>
-          <w:numId w:val="1201"/>
+          <w:numId w:val="1230"/>
         </w:numPr>
       </w:pPr>
       <w:r>
@@ -15802,7 +16782,7 @@
         <w:pStyle w:val="Compact"/>
         <w:numPr>
           <w:ilvl w:val="0"/>
-          <w:numId w:val="1201"/>
+          <w:numId w:val="1230"/>
         </w:numPr>
       </w:pPr>
       <w:r>
@@ -15865,7 +16845,7 @@
         <w:pStyle w:val="Compact"/>
         <w:numPr>
           <w:ilvl w:val="0"/>
-          <w:numId w:val="1201"/>
+          <w:numId w:val="1230"/>
         </w:numPr>
       </w:pPr>
       <w:r>
@@ -15877,17 +16857,17 @@
         <w:pStyle w:val="Compact"/>
         <w:numPr>
           <w:ilvl w:val="0"/>
-          <w:numId w:val="1201"/>
+          <w:numId w:val="1230"/>
         </w:numPr>
       </w:pPr>
       <w:r>
         <w:t xml:space="preserve">Using your exploration of MCL clusters, you might also be able to characterize mating type loci in related fungi. If you do, please share the identified portal, protein ID, and your text description with your instructor. In addition, please share your name and email address so we can attribute these discoveries to you!</w:t>
       </w:r>
     </w:p>
-    <w:bookmarkEnd w:id="208"/>
-    <w:bookmarkEnd w:id="209"/>
-    <w:bookmarkEnd w:id="210"/>
-    <w:bookmarkStart w:id="219" w:name="Xe7b646958662d93788a5fac43551e0623449021"/>
+    <w:bookmarkEnd w:id="222"/>
+    <w:bookmarkEnd w:id="223"/>
+    <w:bookmarkEnd w:id="224"/>
+    <w:bookmarkStart w:id="233" w:name="Xe7b646958662d93788a5fac43551e0623449021"/>
     <w:p>
       <w:pPr>
         <w:pStyle w:val="Heading2"/>
@@ -15896,7 +16876,7 @@
         <w:t xml:space="preserve">Module 7.2 – Fungal Natural Product Production Genomic Analysis</w:t>
       </w:r>
     </w:p>
-    <w:bookmarkStart w:id="211" w:name="introduction-6"/>
+    <w:bookmarkStart w:id="225" w:name="introduction-6"/>
     <w:p>
       <w:pPr>
         <w:pStyle w:val="Heading3"/>
@@ -15949,8 +16929,8 @@
         <w:t xml:space="preserve">What we know for this exercise: From Fleming’s work, we know penicillin is produced by Penicillium chrysogenum. An NRPS is responsible for penicillin production and in P. chrysogenum the penicillin BGC contains three genes: pcbAB, pcbC, and penDE. Which of these is the backbone gene? Can we find it in related Penicillium genomes? Can you identify any fungi that might produce novel penicillin variants? Using comparative genomics approaches, let’s begin by identifying the penicillin BGC in P. chrysogenum, then formulate hypotheses and learn about its distribution across fungi. The same approach can be used to characterize diversity and distribution of other BGCs, even ones where we don’t know the metabolite they produce yet!</w:t>
       </w:r>
     </w:p>
-    <w:bookmarkEnd w:id="211"/>
-    <w:bookmarkStart w:id="212" w:name="references-1"/>
+    <w:bookmarkEnd w:id="225"/>
+    <w:bookmarkStart w:id="226" w:name="references-1"/>
     <w:p>
       <w:pPr>
         <w:pStyle w:val="Heading3"/>
@@ -15964,7 +16944,7 @@
         <w:pStyle w:val="Compact"/>
         <w:numPr>
           <w:ilvl w:val="0"/>
-          <w:numId w:val="1202"/>
+          <w:numId w:val="1231"/>
         </w:numPr>
       </w:pPr>
       <w:r>
@@ -15976,7 +16956,7 @@
         <w:pStyle w:val="Compact"/>
         <w:numPr>
           <w:ilvl w:val="0"/>
-          <w:numId w:val="1202"/>
+          <w:numId w:val="1231"/>
         </w:numPr>
       </w:pPr>
       <w:r>
@@ -15988,7 +16968,7 @@
         <w:pStyle w:val="Compact"/>
         <w:numPr>
           <w:ilvl w:val="0"/>
-          <w:numId w:val="1202"/>
+          <w:numId w:val="1231"/>
         </w:numPr>
       </w:pPr>
       <w:r>
@@ -16000,7 +16980,7 @@
         <w:pStyle w:val="Compact"/>
         <w:numPr>
           <w:ilvl w:val="0"/>
-          <w:numId w:val="1202"/>
+          <w:numId w:val="1231"/>
         </w:numPr>
       </w:pPr>
       <w:r>
@@ -16012,15 +16992,15 @@
         <w:pStyle w:val="Compact"/>
         <w:numPr>
           <w:ilvl w:val="0"/>
-          <w:numId w:val="1202"/>
+          <w:numId w:val="1231"/>
         </w:numPr>
       </w:pPr>
       <w:r>
         <w:t xml:space="preserve">Keller, N., 2019. Fungal secondary metabolism: regulation, function and drug discovery. Nature Reviews Microbiology, 17(3): 167–180. doi: 10.1038/s41579-018-0121-1</w:t>
       </w:r>
     </w:p>
-    <w:bookmarkEnd w:id="212"/>
-    <w:bookmarkStart w:id="215" w:name="X31643484012ee51f67fd2def9a4608ddd3c7490"/>
+    <w:bookmarkEnd w:id="226"/>
+    <w:bookmarkStart w:id="229" w:name="X31643484012ee51f67fd2def9a4608ddd3c7490"/>
     <w:p>
       <w:pPr>
         <w:pStyle w:val="Heading3"/>
@@ -16029,7 +17009,7 @@
         <w:t xml:space="preserve">Finding the Penicillin Biosynthetic Gene Cluster</w:t>
       </w:r>
     </w:p>
-    <w:bookmarkStart w:id="213" w:name="X27e5a65183f9483aec43514a5289c555b8e099a"/>
+    <w:bookmarkStart w:id="227" w:name="X27e5a65183f9483aec43514a5289c555b8e099a"/>
     <w:p>
       <w:pPr>
         <w:pStyle w:val="Heading4"/>
@@ -16043,7 +17023,7 @@
         <w:pStyle w:val="Compact"/>
         <w:numPr>
           <w:ilvl w:val="0"/>
-          <w:numId w:val="1203"/>
+          <w:numId w:val="1232"/>
         </w:numPr>
       </w:pPr>
       <w:r>
@@ -16067,7 +17047,7 @@
         <w:pStyle w:val="Compact"/>
         <w:numPr>
           <w:ilvl w:val="0"/>
-          <w:numId w:val="1203"/>
+          <w:numId w:val="1232"/>
         </w:numPr>
       </w:pPr>
       <w:r>
@@ -16088,7 +17068,7 @@
         <w:pStyle w:val="Compact"/>
         <w:numPr>
           <w:ilvl w:val="0"/>
-          <w:numId w:val="1203"/>
+          <w:numId w:val="1232"/>
         </w:numPr>
       </w:pPr>
       <w:r>
@@ -16112,7 +17092,7 @@
         <w:pStyle w:val="Compact"/>
         <w:numPr>
           <w:ilvl w:val="0"/>
-          <w:numId w:val="1203"/>
+          <w:numId w:val="1232"/>
         </w:numPr>
       </w:pPr>
       <w:r>
@@ -16124,7 +17104,7 @@
         <w:pStyle w:val="Compact"/>
         <w:numPr>
           <w:ilvl w:val="0"/>
-          <w:numId w:val="1203"/>
+          <w:numId w:val="1232"/>
         </w:numPr>
       </w:pPr>
       <w:r>
@@ -16136,7 +17116,7 @@
         <w:pStyle w:val="Compact"/>
         <w:numPr>
           <w:ilvl w:val="0"/>
-          <w:numId w:val="1203"/>
+          <w:numId w:val="1232"/>
         </w:numPr>
       </w:pPr>
       <w:r>
@@ -16148,7 +17128,7 @@
         <w:pStyle w:val="Compact"/>
         <w:numPr>
           <w:ilvl w:val="0"/>
-          <w:numId w:val="1203"/>
+          <w:numId w:val="1232"/>
         </w:numPr>
       </w:pPr>
       <w:r>
@@ -16160,7 +17140,7 @@
         <w:pStyle w:val="Compact"/>
         <w:numPr>
           <w:ilvl w:val="0"/>
-          <w:numId w:val="1203"/>
+          <w:numId w:val="1232"/>
         </w:numPr>
       </w:pPr>
       <w:r>
@@ -16184,7 +17164,7 @@
         <w:pStyle w:val="Compact"/>
         <w:numPr>
           <w:ilvl w:val="0"/>
-          <w:numId w:val="1203"/>
+          <w:numId w:val="1232"/>
         </w:numPr>
       </w:pPr>
       <w:r>
@@ -16208,15 +17188,15 @@
         <w:pStyle w:val="Compact"/>
         <w:numPr>
           <w:ilvl w:val="0"/>
-          <w:numId w:val="1203"/>
+          <w:numId w:val="1232"/>
         </w:numPr>
       </w:pPr>
       <w:r>
         <w:t xml:space="preserve">As the backbone gene is central to the production of a specific secondary metabolite, let’s use it to discover other fungi that might make similar products! On the 22458 protein page, click on the green bar underneath the domain information section (see figure immediately above). Copy this sequence to your clipboard, we will use it in the next section.</w:t>
       </w:r>
     </w:p>
-    <w:bookmarkEnd w:id="213"/>
-    <w:bookmarkStart w:id="214" w:name="X3367d9de4d4452f0e4500f817aabeb87e960cf9"/>
+    <w:bookmarkEnd w:id="227"/>
+    <w:bookmarkStart w:id="228" w:name="X3367d9de4d4452f0e4500f817aabeb87e960cf9"/>
     <w:p>
       <w:pPr>
         <w:pStyle w:val="Heading4"/>
@@ -16230,7 +17210,7 @@
         <w:pStyle w:val="Compact"/>
         <w:numPr>
           <w:ilvl w:val="0"/>
-          <w:numId w:val="1204"/>
+          <w:numId w:val="1233"/>
         </w:numPr>
       </w:pPr>
       <w:r>
@@ -16242,7 +17222,7 @@
         <w:pStyle w:val="Compact"/>
         <w:numPr>
           <w:ilvl w:val="0"/>
-          <w:numId w:val="1204"/>
+          <w:numId w:val="1233"/>
         </w:numPr>
       </w:pPr>
       <w:r>
@@ -16254,7 +17234,7 @@
         <w:pStyle w:val="Compact"/>
         <w:numPr>
           <w:ilvl w:val="0"/>
-          <w:numId w:val="1204"/>
+          <w:numId w:val="1233"/>
         </w:numPr>
       </w:pPr>
       <w:r>
@@ -16266,7 +17246,7 @@
         <w:pStyle w:val="Compact"/>
         <w:numPr>
           <w:ilvl w:val="0"/>
-          <w:numId w:val="1204"/>
+          <w:numId w:val="1233"/>
         </w:numPr>
       </w:pPr>
       <w:r>
@@ -16278,7 +17258,7 @@
         <w:pStyle w:val="Compact"/>
         <w:numPr>
           <w:ilvl w:val="0"/>
-          <w:numId w:val="1204"/>
+          <w:numId w:val="1233"/>
         </w:numPr>
       </w:pPr>
       <w:r>
@@ -16290,7 +17270,7 @@
         <w:pStyle w:val="Compact"/>
         <w:numPr>
           <w:ilvl w:val="0"/>
-          <w:numId w:val="1204"/>
+          <w:numId w:val="1233"/>
         </w:numPr>
       </w:pPr>
       <w:r>
@@ -16311,7 +17291,7 @@
         <w:pStyle w:val="Compact"/>
         <w:numPr>
           <w:ilvl w:val="0"/>
-          <w:numId w:val="1204"/>
+          <w:numId w:val="1233"/>
         </w:numPr>
       </w:pPr>
       <w:r>
@@ -16332,7 +17312,7 @@
         <w:pStyle w:val="Compact"/>
         <w:numPr>
           <w:ilvl w:val="0"/>
-          <w:numId w:val="1204"/>
+          <w:numId w:val="1233"/>
         </w:numPr>
       </w:pPr>
       <w:r>
@@ -16344,7 +17324,7 @@
         <w:pStyle w:val="Compact"/>
         <w:numPr>
           <w:ilvl w:val="0"/>
-          <w:numId w:val="1204"/>
+          <w:numId w:val="1233"/>
         </w:numPr>
       </w:pPr>
       <w:r>
@@ -16356,7 +17336,7 @@
         <w:pStyle w:val="Compact"/>
         <w:numPr>
           <w:ilvl w:val="0"/>
-          <w:numId w:val="1204"/>
+          <w:numId w:val="1233"/>
         </w:numPr>
       </w:pPr>
       <w:r>
@@ -16368,7 +17348,7 @@
         <w:pStyle w:val="Compact"/>
         <w:numPr>
           <w:ilvl w:val="0"/>
-          <w:numId w:val="1204"/>
+          <w:numId w:val="1233"/>
         </w:numPr>
       </w:pPr>
       <w:r>
@@ -16380,7 +17360,7 @@
         <w:pStyle w:val="Compact"/>
         <w:numPr>
           <w:ilvl w:val="0"/>
-          <w:numId w:val="1204"/>
+          <w:numId w:val="1233"/>
         </w:numPr>
       </w:pPr>
       <w:r>
@@ -16404,7 +17384,7 @@
         <w:pStyle w:val="Compact"/>
         <w:numPr>
           <w:ilvl w:val="0"/>
-          <w:numId w:val="1204"/>
+          <w:numId w:val="1233"/>
         </w:numPr>
       </w:pPr>
       <w:r>
@@ -16428,7 +17408,7 @@
         <w:pStyle w:val="Compact"/>
         <w:numPr>
           <w:ilvl w:val="0"/>
-          <w:numId w:val="1204"/>
+          <w:numId w:val="1233"/>
         </w:numPr>
       </w:pPr>
       <w:r>
@@ -16440,7 +17420,7 @@
         <w:pStyle w:val="Compact"/>
         <w:numPr>
           <w:ilvl w:val="0"/>
-          <w:numId w:val="1204"/>
+          <w:numId w:val="1233"/>
         </w:numPr>
       </w:pPr>
       <w:r>
@@ -16464,7 +17444,7 @@
         <w:pStyle w:val="Compact"/>
         <w:numPr>
           <w:ilvl w:val="0"/>
-          <w:numId w:val="1204"/>
+          <w:numId w:val="1233"/>
         </w:numPr>
       </w:pPr>
       <w:r>
@@ -16488,7 +17468,7 @@
         <w:pStyle w:val="Compact"/>
         <w:numPr>
           <w:ilvl w:val="0"/>
-          <w:numId w:val="1204"/>
+          <w:numId w:val="1233"/>
         </w:numPr>
       </w:pPr>
       <w:r>
@@ -16500,7 +17480,7 @@
         <w:pStyle w:val="Compact"/>
         <w:numPr>
           <w:ilvl w:val="0"/>
-          <w:numId w:val="1204"/>
+          <w:numId w:val="1233"/>
         </w:numPr>
       </w:pPr>
       <w:r>
@@ -16512,7 +17492,7 @@
         <w:pStyle w:val="Compact"/>
         <w:numPr>
           <w:ilvl w:val="0"/>
-          <w:numId w:val="1204"/>
+          <w:numId w:val="1233"/>
         </w:numPr>
       </w:pPr>
       <w:r>
@@ -16524,16 +17504,16 @@
         <w:pStyle w:val="Compact"/>
         <w:numPr>
           <w:ilvl w:val="0"/>
-          <w:numId w:val="1204"/>
+          <w:numId w:val="1233"/>
         </w:numPr>
       </w:pPr>
       <w:r>
         <w:t xml:space="preserve">This knowledge raises a ton of new hypotheses, such as: i) The Penicillin BGC arose in these fungi due to horizontal gene transfer, ii) The Penicillin BGC is associated with specific ecological niches, iii) The Penicillin BGC is restricted to specific geographic locations, iv) etc… Using MycoCosm, NCBI and other online bioinformatics tools, feel free to explore some of these ideas!</w:t>
       </w:r>
     </w:p>
-    <w:bookmarkEnd w:id="214"/>
-    <w:bookmarkEnd w:id="215"/>
-    <w:bookmarkStart w:id="218" w:name="characterize-myco-ed-bgcs"/>
+    <w:bookmarkEnd w:id="228"/>
+    <w:bookmarkEnd w:id="229"/>
+    <w:bookmarkStart w:id="232" w:name="characterize-myco-ed-bgcs"/>
     <w:p>
       <w:pPr>
         <w:pStyle w:val="Heading3"/>
@@ -16542,7 +17522,7 @@
         <w:t xml:space="preserve">Characterize Myco-Ed BGCs</w:t>
       </w:r>
     </w:p>
-    <w:bookmarkStart w:id="216" w:name="X730d453170a2dce205090ee117776f286330cc7"/>
+    <w:bookmarkStart w:id="230" w:name="X730d453170a2dce205090ee117776f286330cc7"/>
     <w:p>
       <w:pPr>
         <w:pStyle w:val="Heading4"/>
@@ -16564,7 +17544,7 @@
         <w:pStyle w:val="Compact"/>
         <w:numPr>
           <w:ilvl w:val="0"/>
-          <w:numId w:val="1205"/>
+          <w:numId w:val="1234"/>
         </w:numPr>
       </w:pPr>
       <w:r>
@@ -16576,7 +17556,7 @@
         <w:pStyle w:val="Compact"/>
         <w:numPr>
           <w:ilvl w:val="0"/>
-          <w:numId w:val="1205"/>
+          <w:numId w:val="1234"/>
         </w:numPr>
       </w:pPr>
       <w:r>
@@ -16600,7 +17580,7 @@
         <w:pStyle w:val="Compact"/>
         <w:numPr>
           <w:ilvl w:val="0"/>
-          <w:numId w:val="1205"/>
+          <w:numId w:val="1234"/>
         </w:numPr>
       </w:pPr>
       <w:r>
@@ -16612,7 +17592,7 @@
         <w:pStyle w:val="Compact"/>
         <w:numPr>
           <w:ilvl w:val="0"/>
-          <w:numId w:val="1205"/>
+          <w:numId w:val="1234"/>
         </w:numPr>
       </w:pPr>
       <w:r>
@@ -16642,7 +17622,7 @@
         <w:pStyle w:val="Compact"/>
         <w:numPr>
           <w:ilvl w:val="0"/>
-          <w:numId w:val="1205"/>
+          <w:numId w:val="1234"/>
         </w:numPr>
       </w:pPr>
       <w:r>
@@ -16666,7 +17646,7 @@
         <w:pStyle w:val="Compact"/>
         <w:numPr>
           <w:ilvl w:val="0"/>
-          <w:numId w:val="1205"/>
+          <w:numId w:val="1234"/>
         </w:numPr>
       </w:pPr>
       <w:r>
@@ -16678,7 +17658,7 @@
         <w:pStyle w:val="Compact"/>
         <w:numPr>
           <w:ilvl w:val="0"/>
-          <w:numId w:val="1205"/>
+          <w:numId w:val="1234"/>
         </w:numPr>
       </w:pPr>
       <w:r>
@@ -16690,7 +17670,7 @@
         <w:pStyle w:val="Compact"/>
         <w:numPr>
           <w:ilvl w:val="0"/>
-          <w:numId w:val="1205"/>
+          <w:numId w:val="1234"/>
         </w:numPr>
       </w:pPr>
       <w:r>
@@ -16714,7 +17694,7 @@
         <w:pStyle w:val="Compact"/>
         <w:numPr>
           <w:ilvl w:val="0"/>
-          <w:numId w:val="1205"/>
+          <w:numId w:val="1234"/>
         </w:numPr>
       </w:pPr>
       <w:r>
@@ -16738,7 +17718,7 @@
         <w:pStyle w:val="Compact"/>
         <w:numPr>
           <w:ilvl w:val="0"/>
-          <w:numId w:val="1205"/>
+          <w:numId w:val="1234"/>
         </w:numPr>
       </w:pPr>
       <w:r>
@@ -16757,8 +17737,8 @@
         <w:t xml:space="preserve">section)’ and let’s see where those fungi are on the interactive tree. The interactive tree is produced only once or twice a year, so your chosen MycoEd genome might not be there depending on when you conduct this analysis. That is OK since we are mostly interested in where these other fungi are found.</w:t>
       </w:r>
     </w:p>
-    <w:bookmarkEnd w:id="216"/>
-    <w:bookmarkStart w:id="217" w:name="annotate-them"/>
+    <w:bookmarkEnd w:id="230"/>
+    <w:bookmarkStart w:id="231" w:name="annotate-them"/>
     <w:p>
       <w:pPr>
         <w:pStyle w:val="Heading4"/>
@@ -16772,7 +17752,7 @@
         <w:pStyle w:val="Compact"/>
         <w:numPr>
           <w:ilvl w:val="0"/>
-          <w:numId w:val="1206"/>
+          <w:numId w:val="1235"/>
         </w:numPr>
       </w:pPr>
       <w:r>
@@ -16793,7 +17773,7 @@
         <w:pStyle w:val="Compact"/>
         <w:numPr>
           <w:ilvl w:val="0"/>
-          <w:numId w:val="1206"/>
+          <w:numId w:val="1235"/>
         </w:numPr>
       </w:pPr>
       <w:r>
@@ -16850,18 +17830,18 @@
         <w:pStyle w:val="Compact"/>
         <w:numPr>
           <w:ilvl w:val="0"/>
-          <w:numId w:val="1206"/>
+          <w:numId w:val="1235"/>
         </w:numPr>
       </w:pPr>
       <w:r>
         <w:t xml:space="preserve">Your name will be associated with your entry and eventually, it will become searchable across the portal! This means anyone who visits this genome can easily retrieve these details (via the search page), and know who to thank (you!) for this work.</w:t>
       </w:r>
     </w:p>
-    <w:bookmarkEnd w:id="217"/>
-    <w:bookmarkEnd w:id="218"/>
-    <w:bookmarkEnd w:id="219"/>
-    <w:bookmarkEnd w:id="220"/>
-    <w:bookmarkStart w:id="222" w:name="summary"/>
+    <w:bookmarkEnd w:id="231"/>
+    <w:bookmarkEnd w:id="232"/>
+    <w:bookmarkEnd w:id="233"/>
+    <w:bookmarkEnd w:id="234"/>
+    <w:bookmarkStart w:id="236" w:name="summary"/>
     <w:p>
       <w:pPr>
         <w:pStyle w:val="Heading1"/>
@@ -16880,7 +17860,7 @@
       <w:r>
         <w:t xml:space="preserve"> </w:t>
       </w:r>
-      <w:hyperlink r:id="rId221">
+      <w:hyperlink r:id="rId235">
         <w:r>
           <w:rPr>
             <w:rStyle w:val="Hyperlink"/>
@@ -16913,8 +17893,8 @@
         <w:t xml:space="preserve">. We are here to support you in your continued work on your isolates, and we would love to hear about your progress. Please feel free to reach out to us with any questions or updates on your work. We look forward to seeing the amazing things you will accomplish with your fungal isolates!</w:t>
       </w:r>
     </w:p>
-    <w:bookmarkEnd w:id="222"/>
-    <w:bookmarkStart w:id="223" w:name="carlos-c.-goller"/>
+    <w:bookmarkEnd w:id="236"/>
+    <w:bookmarkStart w:id="237" w:name="carlos-c.-goller"/>
     <w:p>
       <w:pPr>
         <w:pStyle w:val="Heading1"/>
@@ -16923,8 +17903,8 @@
         <w:t xml:space="preserve">1. Carlos C. Goller</w:t>
       </w:r>
     </w:p>
-    <w:bookmarkEnd w:id="223"/>
-    <w:bookmarkStart w:id="226" w:name="about-the-author"/>
+    <w:bookmarkEnd w:id="237"/>
+    <w:bookmarkStart w:id="240" w:name="about-the-author"/>
     <w:p>
       <w:pPr>
         <w:pStyle w:val="Heading1"/>
@@ -16957,7 +17937,7 @@
         <w:t xml:space="preserve">or code, Carlos enjoys spending time with his family (Claire Gordy also at NC State, Amada, and Aurelio) and playing with his dog Sunshine.</w:t>
       </w:r>
     </w:p>
-    <w:bookmarkStart w:id="224" w:name="education"/>
+    <w:bookmarkStart w:id="238" w:name="education"/>
     <w:p>
       <w:pPr>
         <w:pStyle w:val="Heading2"/>
@@ -17016,8 +17996,8 @@
         <w:t xml:space="preserve">B.S in Biology and Biotechnology | August 1998 - May 2002</w:t>
       </w:r>
     </w:p>
-    <w:bookmarkEnd w:id="224"/>
-    <w:bookmarkStart w:id="225" w:name="experience"/>
+    <w:bookmarkEnd w:id="238"/>
+    <w:bookmarkStart w:id="239" w:name="experience"/>
     <w:p>
       <w:pPr>
         <w:pStyle w:val="Heading2"/>
@@ -17046,9 +18026,9 @@
         <w:t xml:space="preserve">Assistant Teaching Professor | North Carolina State University Department of Biological Sciences | 2015 - 2019</w:t>
       </w:r>
     </w:p>
-    <w:bookmarkEnd w:id="225"/>
-    <w:bookmarkEnd w:id="226"/>
-    <w:bookmarkStart w:id="233" w:name="references-2"/>
+    <w:bookmarkEnd w:id="239"/>
+    <w:bookmarkEnd w:id="240"/>
+    <w:bookmarkStart w:id="247" w:name="references-2"/>
     <w:p>
       <w:pPr>
         <w:pStyle w:val="Heading1"/>
@@ -17057,7 +18037,7 @@
         <w:t xml:space="preserve">References</w:t>
       </w:r>
     </w:p>
-    <w:bookmarkStart w:id="227" w:name="workbook-references"/>
+    <w:bookmarkStart w:id="241" w:name="workbook-references"/>
     <w:p>
       <w:pPr>
         <w:pStyle w:val="Heading2"/>
@@ -17071,15 +18051,15 @@
         <w:pStyle w:val="Compact"/>
         <w:numPr>
           <w:ilvl w:val="0"/>
-          <w:numId w:val="1207"/>
+          <w:numId w:val="1236"/>
         </w:numPr>
       </w:pPr>
       <w:r>
         <w:t xml:space="preserve">Honan, A., Wilson, A., Cobian, G., Branco, S., Mondo, S., Barry, K., Gremillion, S., Avis, P., Stewart, J., Dow, E., Knight, C., LaButti, K., Quandt, A., Talag, J., and Lofgren, L., 2025. Myco-Ed Protocols Booklet. protocols.io. https://doi.org/10.17504/protocols.io.rm7vzqd5xvx1/v1</w:t>
       </w:r>
     </w:p>
-    <w:bookmarkEnd w:id="227"/>
-    <w:bookmarkStart w:id="232" w:name="module-7.1-references"/>
+    <w:bookmarkEnd w:id="241"/>
+    <w:bookmarkStart w:id="246" w:name="module-7.1-references"/>
     <w:p>
       <w:pPr>
         <w:pStyle w:val="Heading2"/>
@@ -17093,7 +18073,7 @@
         <w:pStyle w:val="Compact"/>
         <w:numPr>
           <w:ilvl w:val="0"/>
-          <w:numId w:val="1208"/>
+          <w:numId w:val="1237"/>
         </w:numPr>
       </w:pPr>
       <w:r>
@@ -17105,7 +18085,7 @@
         <w:pStyle w:val="Compact"/>
         <w:numPr>
           <w:ilvl w:val="0"/>
-          <w:numId w:val="1208"/>
+          <w:numId w:val="1237"/>
         </w:numPr>
       </w:pPr>
       <w:r>
@@ -17117,15 +18097,15 @@
         <w:pStyle w:val="Compact"/>
         <w:numPr>
           <w:ilvl w:val="0"/>
-          <w:numId w:val="1208"/>
+          <w:numId w:val="1237"/>
         </w:numPr>
       </w:pPr>
       <w:r>
         <w:t xml:space="preserve">Metzenberg, R.L., Glass, N.L., 1990. Mating type and mating strategies in Neurospora. BioEssays, 12(2): 53-59. https://doi.org/10.1002/bies.950120202</w:t>
       </w:r>
     </w:p>
-    <w:bookmarkStart w:id="231" w:name="refs"/>
-    <w:bookmarkStart w:id="228" w:name="ref-doyle1987"/>
+    <w:bookmarkStart w:id="245" w:name="refs"/>
+    <w:bookmarkStart w:id="242" w:name="ref-doyle1987"/>
     <w:p>
       <w:pPr>
         <w:pStyle w:val="Bibliography"/>
@@ -17168,8 +18148,8 @@
         <w:t xml:space="preserve">19: 11–15.</w:t>
       </w:r>
     </w:p>
-    <w:bookmarkEnd w:id="228"/>
-    <w:bookmarkStart w:id="230" w:name="ref-mycoed2025"/>
+    <w:bookmarkEnd w:id="242"/>
+    <w:bookmarkStart w:id="244" w:name="ref-mycoed2025"/>
     <w:p>
       <w:pPr>
         <w:pStyle w:val="Bibliography"/>
@@ -17193,7 +18173,7 @@
       <w:r>
         <w:t xml:space="preserve"> </w:t>
       </w:r>
-      <w:hyperlink r:id="rId229">
+      <w:hyperlink r:id="rId243">
         <w:r>
           <w:rPr>
             <w:rStyle w:val="Hyperlink"/>
@@ -17205,10 +18185,10 @@
         <w:t xml:space="preserve">.</w:t>
       </w:r>
     </w:p>
-    <w:bookmarkEnd w:id="230"/>
-    <w:bookmarkEnd w:id="231"/>
-    <w:bookmarkEnd w:id="232"/>
-    <w:bookmarkEnd w:id="233"/>
+    <w:bookmarkEnd w:id="244"/>
+    <w:bookmarkEnd w:id="245"/>
+    <w:bookmarkEnd w:id="246"/>
+    <w:bookmarkEnd w:id="247"/>
     <w:sectPr>
       <w:footnotePr>
         <w:numRestart w:val="eachSect"/>
@@ -19759,12 +20739,9 @@
     <w:abstractNumId w:val="992"/>
   </w:num>
   <w:num w:numId="1137">
-    <w:abstractNumId w:val="991"/>
+    <w:abstractNumId w:val="992"/>
   </w:num>
   <w:num w:numId="1138">
-    <w:abstractNumId w:val="991"/>
-  </w:num>
-  <w:num w:numId="1139">
     <w:abstractNumId w:val="99411"/>
     <w:lvlOverride w:ilvl="0">
       <w:startOverride w:val="1"/>
@@ -19794,10 +20771,28 @@
       <w:startOverride w:val="1"/>
     </w:lvlOverride>
   </w:num>
+  <w:num w:numId="1139">
+    <w:abstractNumId w:val="992"/>
+  </w:num>
   <w:num w:numId="1140">
-    <w:abstractNumId w:val="991"/>
+    <w:abstractNumId w:val="992"/>
   </w:num>
   <w:num w:numId="1141">
+    <w:abstractNumId w:val="992"/>
+  </w:num>
+  <w:num w:numId="1142">
+    <w:abstractNumId w:val="992"/>
+  </w:num>
+  <w:num w:numId="1143">
+    <w:abstractNumId w:val="992"/>
+  </w:num>
+  <w:num w:numId="1144">
+    <w:abstractNumId w:val="992"/>
+  </w:num>
+  <w:num w:numId="1145">
+    <w:abstractNumId w:val="992"/>
+  </w:num>
+  <w:num w:numId="1146">
     <w:abstractNumId w:val="99411"/>
     <w:lvlOverride w:ilvl="0">
       <w:startOverride w:val="1"/>
@@ -19827,21 +20822,6 @@
       <w:startOverride w:val="1"/>
     </w:lvlOverride>
   </w:num>
-  <w:num w:numId="1142">
-    <w:abstractNumId w:val="992"/>
-  </w:num>
-  <w:num w:numId="1143">
-    <w:abstractNumId w:val="992"/>
-  </w:num>
-  <w:num w:numId="1144">
-    <w:abstractNumId w:val="992"/>
-  </w:num>
-  <w:num w:numId="1145">
-    <w:abstractNumId w:val="992"/>
-  </w:num>
-  <w:num w:numId="1146">
-    <w:abstractNumId w:val="992"/>
-  </w:num>
   <w:num w:numId="1147">
     <w:abstractNumId w:val="992"/>
   </w:num>
@@ -19858,6 +20838,201 @@
     <w:abstractNumId w:val="992"/>
   </w:num>
   <w:num w:numId="1152">
+    <w:abstractNumId w:val="992"/>
+  </w:num>
+  <w:num w:numId="1153">
+    <w:abstractNumId w:val="992"/>
+  </w:num>
+  <w:num w:numId="1154">
+    <w:abstractNumId w:val="99411"/>
+    <w:lvlOverride w:ilvl="0">
+      <w:startOverride w:val="1"/>
+    </w:lvlOverride>
+    <w:lvlOverride w:ilvl="1">
+      <w:startOverride w:val="1"/>
+    </w:lvlOverride>
+    <w:lvlOverride w:ilvl="2">
+      <w:startOverride w:val="1"/>
+    </w:lvlOverride>
+    <w:lvlOverride w:ilvl="3">
+      <w:startOverride w:val="1"/>
+    </w:lvlOverride>
+    <w:lvlOverride w:ilvl="4">
+      <w:startOverride w:val="1"/>
+    </w:lvlOverride>
+    <w:lvlOverride w:ilvl="5">
+      <w:startOverride w:val="1"/>
+    </w:lvlOverride>
+    <w:lvlOverride w:ilvl="6">
+      <w:startOverride w:val="1"/>
+    </w:lvlOverride>
+    <w:lvlOverride w:ilvl="7">
+      <w:startOverride w:val="1"/>
+    </w:lvlOverride>
+    <w:lvlOverride w:ilvl="8">
+      <w:startOverride w:val="1"/>
+    </w:lvlOverride>
+  </w:num>
+  <w:num w:numId="1155">
+    <w:abstractNumId w:val="992"/>
+  </w:num>
+  <w:num w:numId="1156">
+    <w:abstractNumId w:val="992"/>
+  </w:num>
+  <w:num w:numId="1157">
+    <w:abstractNumId w:val="992"/>
+  </w:num>
+  <w:num w:numId="1158">
+    <w:abstractNumId w:val="992"/>
+  </w:num>
+  <w:num w:numId="1159">
+    <w:abstractNumId w:val="992"/>
+  </w:num>
+  <w:num w:numId="1160">
+    <w:abstractNumId w:val="992"/>
+  </w:num>
+  <w:num w:numId="1161">
+    <w:abstractNumId w:val="992"/>
+  </w:num>
+  <w:num w:numId="1162">
+    <w:abstractNumId w:val="992"/>
+  </w:num>
+  <w:num w:numId="1163">
+    <w:abstractNumId w:val="992"/>
+  </w:num>
+  <w:num w:numId="1164">
+    <w:abstractNumId w:val="992"/>
+  </w:num>
+  <w:num w:numId="1165">
+    <w:abstractNumId w:val="99416"/>
+    <w:lvlOverride w:ilvl="0">
+      <w:startOverride w:val="6"/>
+    </w:lvlOverride>
+    <w:lvlOverride w:ilvl="1">
+      <w:startOverride w:val="6"/>
+    </w:lvlOverride>
+    <w:lvlOverride w:ilvl="2">
+      <w:startOverride w:val="6"/>
+    </w:lvlOverride>
+    <w:lvlOverride w:ilvl="3">
+      <w:startOverride w:val="6"/>
+    </w:lvlOverride>
+    <w:lvlOverride w:ilvl="4">
+      <w:startOverride w:val="6"/>
+    </w:lvlOverride>
+    <w:lvlOverride w:ilvl="5">
+      <w:startOverride w:val="6"/>
+    </w:lvlOverride>
+    <w:lvlOverride w:ilvl="6">
+      <w:startOverride w:val="6"/>
+    </w:lvlOverride>
+    <w:lvlOverride w:ilvl="7">
+      <w:startOverride w:val="6"/>
+    </w:lvlOverride>
+    <w:lvlOverride w:ilvl="8">
+      <w:startOverride w:val="6"/>
+    </w:lvlOverride>
+  </w:num>
+  <w:num w:numId="1166">
+    <w:abstractNumId w:val="991"/>
+  </w:num>
+  <w:num w:numId="1167">
+    <w:abstractNumId w:val="991"/>
+  </w:num>
+  <w:num w:numId="1168">
+    <w:abstractNumId w:val="99411"/>
+    <w:lvlOverride w:ilvl="0">
+      <w:startOverride w:val="1"/>
+    </w:lvlOverride>
+    <w:lvlOverride w:ilvl="1">
+      <w:startOverride w:val="1"/>
+    </w:lvlOverride>
+    <w:lvlOverride w:ilvl="2">
+      <w:startOverride w:val="1"/>
+    </w:lvlOverride>
+    <w:lvlOverride w:ilvl="3">
+      <w:startOverride w:val="1"/>
+    </w:lvlOverride>
+    <w:lvlOverride w:ilvl="4">
+      <w:startOverride w:val="1"/>
+    </w:lvlOverride>
+    <w:lvlOverride w:ilvl="5">
+      <w:startOverride w:val="1"/>
+    </w:lvlOverride>
+    <w:lvlOverride w:ilvl="6">
+      <w:startOverride w:val="1"/>
+    </w:lvlOverride>
+    <w:lvlOverride w:ilvl="7">
+      <w:startOverride w:val="1"/>
+    </w:lvlOverride>
+    <w:lvlOverride w:ilvl="8">
+      <w:startOverride w:val="1"/>
+    </w:lvlOverride>
+  </w:num>
+  <w:num w:numId="1169">
+    <w:abstractNumId w:val="991"/>
+  </w:num>
+  <w:num w:numId="1170">
+    <w:abstractNumId w:val="99411"/>
+    <w:lvlOverride w:ilvl="0">
+      <w:startOverride w:val="1"/>
+    </w:lvlOverride>
+    <w:lvlOverride w:ilvl="1">
+      <w:startOverride w:val="1"/>
+    </w:lvlOverride>
+    <w:lvlOverride w:ilvl="2">
+      <w:startOverride w:val="1"/>
+    </w:lvlOverride>
+    <w:lvlOverride w:ilvl="3">
+      <w:startOverride w:val="1"/>
+    </w:lvlOverride>
+    <w:lvlOverride w:ilvl="4">
+      <w:startOverride w:val="1"/>
+    </w:lvlOverride>
+    <w:lvlOverride w:ilvl="5">
+      <w:startOverride w:val="1"/>
+    </w:lvlOverride>
+    <w:lvlOverride w:ilvl="6">
+      <w:startOverride w:val="1"/>
+    </w:lvlOverride>
+    <w:lvlOverride w:ilvl="7">
+      <w:startOverride w:val="1"/>
+    </w:lvlOverride>
+    <w:lvlOverride w:ilvl="8">
+      <w:startOverride w:val="1"/>
+    </w:lvlOverride>
+  </w:num>
+  <w:num w:numId="1171">
+    <w:abstractNumId w:val="992"/>
+  </w:num>
+  <w:num w:numId="1172">
+    <w:abstractNumId w:val="992"/>
+  </w:num>
+  <w:num w:numId="1173">
+    <w:abstractNumId w:val="992"/>
+  </w:num>
+  <w:num w:numId="1174">
+    <w:abstractNumId w:val="992"/>
+  </w:num>
+  <w:num w:numId="1175">
+    <w:abstractNumId w:val="992"/>
+  </w:num>
+  <w:num w:numId="1176">
+    <w:abstractNumId w:val="992"/>
+  </w:num>
+  <w:num w:numId="1177">
+    <w:abstractNumId w:val="992"/>
+  </w:num>
+  <w:num w:numId="1178">
+    <w:abstractNumId w:val="992"/>
+  </w:num>
+  <w:num w:numId="1179">
+    <w:abstractNumId w:val="992"/>
+  </w:num>
+  <w:num w:numId="1180">
+    <w:abstractNumId w:val="992"/>
+  </w:num>
+  <w:num w:numId="1181">
     <w:abstractNumId w:val="99412"/>
     <w:lvlOverride w:ilvl="0">
       <w:startOverride w:val="2"/>
@@ -19887,7 +21062,7 @@
       <w:startOverride w:val="2"/>
     </w:lvlOverride>
   </w:num>
-  <w:num w:numId="1153">
+  <w:num w:numId="1182">
     <w:abstractNumId w:val="99411"/>
     <w:lvlOverride w:ilvl="0">
       <w:startOverride w:val="1"/>
@@ -19917,10 +21092,10 @@
       <w:startOverride w:val="1"/>
     </w:lvlOverride>
   </w:num>
-  <w:num w:numId="1154">
+  <w:num w:numId="1183">
     <w:abstractNumId w:val="991"/>
   </w:num>
-  <w:num w:numId="1155">
+  <w:num w:numId="1184">
     <w:abstractNumId w:val="99411"/>
     <w:lvlOverride w:ilvl="0">
       <w:startOverride w:val="1"/>
@@ -19950,7 +21125,7 @@
       <w:startOverride w:val="1"/>
     </w:lvlOverride>
   </w:num>
-  <w:num w:numId="1156">
+  <w:num w:numId="1185">
     <w:abstractNumId w:val="99411"/>
     <w:lvlOverride w:ilvl="0">
       <w:startOverride w:val="1"/>
@@ -19980,7 +21155,7 @@
       <w:startOverride w:val="1"/>
     </w:lvlOverride>
   </w:num>
-  <w:num w:numId="1157">
+  <w:num w:numId="1186">
     <w:abstractNumId w:val="99711"/>
     <w:lvlOverride w:ilvl="0">
       <w:startOverride w:val="1"/>
@@ -20010,7 +21185,7 @@
       <w:startOverride w:val="1"/>
     </w:lvlOverride>
   </w:num>
-  <w:num w:numId="1158">
+  <w:num w:numId="1187">
     <w:abstractNumId w:val="99711"/>
     <w:lvlOverride w:ilvl="0">
       <w:startOverride w:val="1"/>
@@ -20039,255 +21214,6 @@
     <w:lvlOverride w:ilvl="8">
       <w:startOverride w:val="1"/>
     </w:lvlOverride>
-  </w:num>
-  <w:num w:numId="1159">
-    <w:abstractNumId w:val="99411"/>
-    <w:lvlOverride w:ilvl="0">
-      <w:startOverride w:val="1"/>
-    </w:lvlOverride>
-    <w:lvlOverride w:ilvl="1">
-      <w:startOverride w:val="1"/>
-    </w:lvlOverride>
-    <w:lvlOverride w:ilvl="2">
-      <w:startOverride w:val="1"/>
-    </w:lvlOverride>
-    <w:lvlOverride w:ilvl="3">
-      <w:startOverride w:val="1"/>
-    </w:lvlOverride>
-    <w:lvlOverride w:ilvl="4">
-      <w:startOverride w:val="1"/>
-    </w:lvlOverride>
-    <w:lvlOverride w:ilvl="5">
-      <w:startOverride w:val="1"/>
-    </w:lvlOverride>
-    <w:lvlOverride w:ilvl="6">
-      <w:startOverride w:val="1"/>
-    </w:lvlOverride>
-    <w:lvlOverride w:ilvl="7">
-      <w:startOverride w:val="1"/>
-    </w:lvlOverride>
-    <w:lvlOverride w:ilvl="8">
-      <w:startOverride w:val="1"/>
-    </w:lvlOverride>
-  </w:num>
-  <w:num w:numId="1160">
-    <w:abstractNumId w:val="991"/>
-  </w:num>
-  <w:num w:numId="1161">
-    <w:abstractNumId w:val="991"/>
-  </w:num>
-  <w:num w:numId="1162">
-    <w:abstractNumId w:val="991"/>
-  </w:num>
-  <w:num w:numId="1163">
-    <w:abstractNumId w:val="991"/>
-  </w:num>
-  <w:num w:numId="1164">
-    <w:abstractNumId w:val="991"/>
-  </w:num>
-  <w:num w:numId="1165">
-    <w:abstractNumId w:val="991"/>
-  </w:num>
-  <w:num w:numId="1166">
-    <w:abstractNumId w:val="992"/>
-  </w:num>
-  <w:num w:numId="1167">
-    <w:abstractNumId w:val="992"/>
-  </w:num>
-  <w:num w:numId="1168">
-    <w:abstractNumId w:val="992"/>
-  </w:num>
-  <w:num w:numId="1169">
-    <w:abstractNumId w:val="992"/>
-  </w:num>
-  <w:num w:numId="1170">
-    <w:abstractNumId w:val="992"/>
-  </w:num>
-  <w:num w:numId="1171">
-    <w:abstractNumId w:val="992"/>
-  </w:num>
-  <w:num w:numId="1172">
-    <w:abstractNumId w:val="992"/>
-  </w:num>
-  <w:num w:numId="1173">
-    <w:abstractNumId w:val="992"/>
-  </w:num>
-  <w:num w:numId="1174">
-    <w:abstractNumId w:val="992"/>
-  </w:num>
-  <w:num w:numId="1175">
-    <w:abstractNumId w:val="992"/>
-  </w:num>
-  <w:num w:numId="1176">
-    <w:abstractNumId w:val="99411"/>
-    <w:lvlOverride w:ilvl="0">
-      <w:startOverride w:val="1"/>
-    </w:lvlOverride>
-    <w:lvlOverride w:ilvl="1">
-      <w:startOverride w:val="1"/>
-    </w:lvlOverride>
-    <w:lvlOverride w:ilvl="2">
-      <w:startOverride w:val="1"/>
-    </w:lvlOverride>
-    <w:lvlOverride w:ilvl="3">
-      <w:startOverride w:val="1"/>
-    </w:lvlOverride>
-    <w:lvlOverride w:ilvl="4">
-      <w:startOverride w:val="1"/>
-    </w:lvlOverride>
-    <w:lvlOverride w:ilvl="5">
-      <w:startOverride w:val="1"/>
-    </w:lvlOverride>
-    <w:lvlOverride w:ilvl="6">
-      <w:startOverride w:val="1"/>
-    </w:lvlOverride>
-    <w:lvlOverride w:ilvl="7">
-      <w:startOverride w:val="1"/>
-    </w:lvlOverride>
-    <w:lvlOverride w:ilvl="8">
-      <w:startOverride w:val="1"/>
-    </w:lvlOverride>
-  </w:num>
-  <w:num w:numId="1177">
-    <w:abstractNumId w:val="99711"/>
-    <w:lvlOverride w:ilvl="0">
-      <w:startOverride w:val="1"/>
-    </w:lvlOverride>
-    <w:lvlOverride w:ilvl="1">
-      <w:startOverride w:val="1"/>
-    </w:lvlOverride>
-    <w:lvlOverride w:ilvl="2">
-      <w:startOverride w:val="1"/>
-    </w:lvlOverride>
-    <w:lvlOverride w:ilvl="3">
-      <w:startOverride w:val="1"/>
-    </w:lvlOverride>
-    <w:lvlOverride w:ilvl="4">
-      <w:startOverride w:val="1"/>
-    </w:lvlOverride>
-    <w:lvlOverride w:ilvl="5">
-      <w:startOverride w:val="1"/>
-    </w:lvlOverride>
-    <w:lvlOverride w:ilvl="6">
-      <w:startOverride w:val="1"/>
-    </w:lvlOverride>
-    <w:lvlOverride w:ilvl="7">
-      <w:startOverride w:val="1"/>
-    </w:lvlOverride>
-    <w:lvlOverride w:ilvl="8">
-      <w:startOverride w:val="1"/>
-    </w:lvlOverride>
-  </w:num>
-  <w:num w:numId="1178">
-    <w:abstractNumId w:val="99511"/>
-    <w:lvlOverride w:ilvl="0">
-      <w:startOverride w:val="1"/>
-    </w:lvlOverride>
-    <w:lvlOverride w:ilvl="1">
-      <w:startOverride w:val="1"/>
-    </w:lvlOverride>
-    <w:lvlOverride w:ilvl="2">
-      <w:startOverride w:val="1"/>
-    </w:lvlOverride>
-    <w:lvlOverride w:ilvl="3">
-      <w:startOverride w:val="1"/>
-    </w:lvlOverride>
-    <w:lvlOverride w:ilvl="4">
-      <w:startOverride w:val="1"/>
-    </w:lvlOverride>
-    <w:lvlOverride w:ilvl="5">
-      <w:startOverride w:val="1"/>
-    </w:lvlOverride>
-    <w:lvlOverride w:ilvl="6">
-      <w:startOverride w:val="1"/>
-    </w:lvlOverride>
-    <w:lvlOverride w:ilvl="7">
-      <w:startOverride w:val="1"/>
-    </w:lvlOverride>
-    <w:lvlOverride w:ilvl="8">
-      <w:startOverride w:val="1"/>
-    </w:lvlOverride>
-  </w:num>
-  <w:num w:numId="1179">
-    <w:abstractNumId w:val="99711"/>
-    <w:lvlOverride w:ilvl="0">
-      <w:startOverride w:val="1"/>
-    </w:lvlOverride>
-    <w:lvlOverride w:ilvl="1">
-      <w:startOverride w:val="1"/>
-    </w:lvlOverride>
-    <w:lvlOverride w:ilvl="2">
-      <w:startOverride w:val="1"/>
-    </w:lvlOverride>
-    <w:lvlOverride w:ilvl="3">
-      <w:startOverride w:val="1"/>
-    </w:lvlOverride>
-    <w:lvlOverride w:ilvl="4">
-      <w:startOverride w:val="1"/>
-    </w:lvlOverride>
-    <w:lvlOverride w:ilvl="5">
-      <w:startOverride w:val="1"/>
-    </w:lvlOverride>
-    <w:lvlOverride w:ilvl="6">
-      <w:startOverride w:val="1"/>
-    </w:lvlOverride>
-    <w:lvlOverride w:ilvl="7">
-      <w:startOverride w:val="1"/>
-    </w:lvlOverride>
-    <w:lvlOverride w:ilvl="8">
-      <w:startOverride w:val="1"/>
-    </w:lvlOverride>
-  </w:num>
-  <w:num w:numId="1180">
-    <w:abstractNumId w:val="992"/>
-  </w:num>
-  <w:num w:numId="1181">
-    <w:abstractNumId w:val="992"/>
-  </w:num>
-  <w:num w:numId="1182">
-    <w:abstractNumId w:val="992"/>
-  </w:num>
-  <w:num w:numId="1183">
-    <w:abstractNumId w:val="992"/>
-  </w:num>
-  <w:num w:numId="1184">
-    <w:abstractNumId w:val="992"/>
-  </w:num>
-  <w:num w:numId="1185">
-    <w:abstractNumId w:val="992"/>
-  </w:num>
-  <w:num w:numId="1186">
-    <w:abstractNumId w:val="99411"/>
-    <w:lvlOverride w:ilvl="0">
-      <w:startOverride w:val="1"/>
-    </w:lvlOverride>
-    <w:lvlOverride w:ilvl="1">
-      <w:startOverride w:val="1"/>
-    </w:lvlOverride>
-    <w:lvlOverride w:ilvl="2">
-      <w:startOverride w:val="1"/>
-    </w:lvlOverride>
-    <w:lvlOverride w:ilvl="3">
-      <w:startOverride w:val="1"/>
-    </w:lvlOverride>
-    <w:lvlOverride w:ilvl="4">
-      <w:startOverride w:val="1"/>
-    </w:lvlOverride>
-    <w:lvlOverride w:ilvl="5">
-      <w:startOverride w:val="1"/>
-    </w:lvlOverride>
-    <w:lvlOverride w:ilvl="6">
-      <w:startOverride w:val="1"/>
-    </w:lvlOverride>
-    <w:lvlOverride w:ilvl="7">
-      <w:startOverride w:val="1"/>
-    </w:lvlOverride>
-    <w:lvlOverride w:ilvl="8">
-      <w:startOverride w:val="1"/>
-    </w:lvlOverride>
-  </w:num>
-  <w:num w:numId="1187">
-    <w:abstractNumId w:val="991"/>
   </w:num>
   <w:num w:numId="1188">
     <w:abstractNumId w:val="99411"/>
@@ -20320,403 +21246,52 @@
     </w:lvlOverride>
   </w:num>
   <w:num w:numId="1189">
-    <w:abstractNumId w:val="99711"/>
-    <w:lvlOverride w:ilvl="0">
-      <w:startOverride w:val="1"/>
-    </w:lvlOverride>
-    <w:lvlOverride w:ilvl="1">
-      <w:startOverride w:val="1"/>
-    </w:lvlOverride>
-    <w:lvlOverride w:ilvl="2">
-      <w:startOverride w:val="1"/>
-    </w:lvlOverride>
-    <w:lvlOverride w:ilvl="3">
-      <w:startOverride w:val="1"/>
-    </w:lvlOverride>
-    <w:lvlOverride w:ilvl="4">
-      <w:startOverride w:val="1"/>
-    </w:lvlOverride>
-    <w:lvlOverride w:ilvl="5">
-      <w:startOverride w:val="1"/>
-    </w:lvlOverride>
-    <w:lvlOverride w:ilvl="6">
-      <w:startOverride w:val="1"/>
-    </w:lvlOverride>
-    <w:lvlOverride w:ilvl="7">
-      <w:startOverride w:val="1"/>
-    </w:lvlOverride>
-    <w:lvlOverride w:ilvl="8">
-      <w:startOverride w:val="1"/>
-    </w:lvlOverride>
+    <w:abstractNumId w:val="991"/>
   </w:num>
   <w:num w:numId="1190">
-    <w:abstractNumId w:val="99711"/>
-    <w:lvlOverride w:ilvl="0">
-      <w:startOverride w:val="1"/>
-    </w:lvlOverride>
-    <w:lvlOverride w:ilvl="1">
-      <w:startOverride w:val="1"/>
-    </w:lvlOverride>
-    <w:lvlOverride w:ilvl="2">
-      <w:startOverride w:val="1"/>
-    </w:lvlOverride>
-    <w:lvlOverride w:ilvl="3">
-      <w:startOverride w:val="1"/>
-    </w:lvlOverride>
-    <w:lvlOverride w:ilvl="4">
-      <w:startOverride w:val="1"/>
-    </w:lvlOverride>
-    <w:lvlOverride w:ilvl="5">
-      <w:startOverride w:val="1"/>
-    </w:lvlOverride>
-    <w:lvlOverride w:ilvl="6">
-      <w:startOverride w:val="1"/>
-    </w:lvlOverride>
-    <w:lvlOverride w:ilvl="7">
-      <w:startOverride w:val="1"/>
-    </w:lvlOverride>
-    <w:lvlOverride w:ilvl="8">
-      <w:startOverride w:val="1"/>
-    </w:lvlOverride>
+    <w:abstractNumId w:val="991"/>
   </w:num>
   <w:num w:numId="1191">
-    <w:abstractNumId w:val="99711"/>
-    <w:lvlOverride w:ilvl="0">
-      <w:startOverride w:val="1"/>
-    </w:lvlOverride>
-    <w:lvlOverride w:ilvl="1">
-      <w:startOverride w:val="1"/>
-    </w:lvlOverride>
-    <w:lvlOverride w:ilvl="2">
-      <w:startOverride w:val="1"/>
-    </w:lvlOverride>
-    <w:lvlOverride w:ilvl="3">
-      <w:startOverride w:val="1"/>
-    </w:lvlOverride>
-    <w:lvlOverride w:ilvl="4">
-      <w:startOverride w:val="1"/>
-    </w:lvlOverride>
-    <w:lvlOverride w:ilvl="5">
-      <w:startOverride w:val="1"/>
-    </w:lvlOverride>
-    <w:lvlOverride w:ilvl="6">
-      <w:startOverride w:val="1"/>
-    </w:lvlOverride>
-    <w:lvlOverride w:ilvl="7">
-      <w:startOverride w:val="1"/>
-    </w:lvlOverride>
-    <w:lvlOverride w:ilvl="8">
-      <w:startOverride w:val="1"/>
-    </w:lvlOverride>
+    <w:abstractNumId w:val="991"/>
   </w:num>
   <w:num w:numId="1192">
-    <w:abstractNumId w:val="99711"/>
-    <w:lvlOverride w:ilvl="0">
-      <w:startOverride w:val="1"/>
-    </w:lvlOverride>
-    <w:lvlOverride w:ilvl="1">
-      <w:startOverride w:val="1"/>
-    </w:lvlOverride>
-    <w:lvlOverride w:ilvl="2">
-      <w:startOverride w:val="1"/>
-    </w:lvlOverride>
-    <w:lvlOverride w:ilvl="3">
-      <w:startOverride w:val="1"/>
-    </w:lvlOverride>
-    <w:lvlOverride w:ilvl="4">
-      <w:startOverride w:val="1"/>
-    </w:lvlOverride>
-    <w:lvlOverride w:ilvl="5">
-      <w:startOverride w:val="1"/>
-    </w:lvlOverride>
-    <w:lvlOverride w:ilvl="6">
-      <w:startOverride w:val="1"/>
-    </w:lvlOverride>
-    <w:lvlOverride w:ilvl="7">
-      <w:startOverride w:val="1"/>
-    </w:lvlOverride>
-    <w:lvlOverride w:ilvl="8">
-      <w:startOverride w:val="1"/>
-    </w:lvlOverride>
+    <w:abstractNumId w:val="991"/>
   </w:num>
   <w:num w:numId="1193">
-    <w:abstractNumId w:val="99511"/>
-    <w:lvlOverride w:ilvl="0">
-      <w:startOverride w:val="1"/>
-    </w:lvlOverride>
-    <w:lvlOverride w:ilvl="1">
-      <w:startOverride w:val="1"/>
-    </w:lvlOverride>
-    <w:lvlOverride w:ilvl="2">
-      <w:startOverride w:val="1"/>
-    </w:lvlOverride>
-    <w:lvlOverride w:ilvl="3">
-      <w:startOverride w:val="1"/>
-    </w:lvlOverride>
-    <w:lvlOverride w:ilvl="4">
-      <w:startOverride w:val="1"/>
-    </w:lvlOverride>
-    <w:lvlOverride w:ilvl="5">
-      <w:startOverride w:val="1"/>
-    </w:lvlOverride>
-    <w:lvlOverride w:ilvl="6">
-      <w:startOverride w:val="1"/>
-    </w:lvlOverride>
-    <w:lvlOverride w:ilvl="7">
-      <w:startOverride w:val="1"/>
-    </w:lvlOverride>
-    <w:lvlOverride w:ilvl="8">
-      <w:startOverride w:val="1"/>
-    </w:lvlOverride>
+    <w:abstractNumId w:val="991"/>
   </w:num>
   <w:num w:numId="1194">
-    <w:abstractNumId w:val="99711"/>
-    <w:lvlOverride w:ilvl="0">
-      <w:startOverride w:val="1"/>
-    </w:lvlOverride>
-    <w:lvlOverride w:ilvl="1">
-      <w:startOverride w:val="1"/>
-    </w:lvlOverride>
-    <w:lvlOverride w:ilvl="2">
-      <w:startOverride w:val="1"/>
-    </w:lvlOverride>
-    <w:lvlOverride w:ilvl="3">
-      <w:startOverride w:val="1"/>
-    </w:lvlOverride>
-    <w:lvlOverride w:ilvl="4">
-      <w:startOverride w:val="1"/>
-    </w:lvlOverride>
-    <w:lvlOverride w:ilvl="5">
-      <w:startOverride w:val="1"/>
-    </w:lvlOverride>
-    <w:lvlOverride w:ilvl="6">
-      <w:startOverride w:val="1"/>
-    </w:lvlOverride>
-    <w:lvlOverride w:ilvl="7">
-      <w:startOverride w:val="1"/>
-    </w:lvlOverride>
-    <w:lvlOverride w:ilvl="8">
-      <w:startOverride w:val="1"/>
-    </w:lvlOverride>
+    <w:abstractNumId w:val="991"/>
   </w:num>
   <w:num w:numId="1195">
-    <w:abstractNumId w:val="99821"/>
-    <w:lvlOverride w:ilvl="0">
-      <w:startOverride w:val="1"/>
-    </w:lvlOverride>
-    <w:lvlOverride w:ilvl="1">
-      <w:startOverride w:val="1"/>
-    </w:lvlOverride>
-    <w:lvlOverride w:ilvl="2">
-      <w:startOverride w:val="1"/>
-    </w:lvlOverride>
-    <w:lvlOverride w:ilvl="3">
-      <w:startOverride w:val="1"/>
-    </w:lvlOverride>
-    <w:lvlOverride w:ilvl="4">
-      <w:startOverride w:val="1"/>
-    </w:lvlOverride>
-    <w:lvlOverride w:ilvl="5">
-      <w:startOverride w:val="1"/>
-    </w:lvlOverride>
-    <w:lvlOverride w:ilvl="6">
-      <w:startOverride w:val="1"/>
-    </w:lvlOverride>
-    <w:lvlOverride w:ilvl="7">
-      <w:startOverride w:val="1"/>
-    </w:lvlOverride>
-    <w:lvlOverride w:ilvl="8">
-      <w:startOverride w:val="1"/>
-    </w:lvlOverride>
+    <w:abstractNumId w:val="992"/>
   </w:num>
   <w:num w:numId="1196">
-    <w:abstractNumId w:val="991"/>
+    <w:abstractNumId w:val="992"/>
   </w:num>
   <w:num w:numId="1197">
-    <w:abstractNumId w:val="99411"/>
-    <w:lvlOverride w:ilvl="0">
-      <w:startOverride w:val="1"/>
-    </w:lvlOverride>
-    <w:lvlOverride w:ilvl="1">
-      <w:startOverride w:val="1"/>
-    </w:lvlOverride>
-    <w:lvlOverride w:ilvl="2">
-      <w:startOverride w:val="1"/>
-    </w:lvlOverride>
-    <w:lvlOverride w:ilvl="3">
-      <w:startOverride w:val="1"/>
-    </w:lvlOverride>
-    <w:lvlOverride w:ilvl="4">
-      <w:startOverride w:val="1"/>
-    </w:lvlOverride>
-    <w:lvlOverride w:ilvl="5">
-      <w:startOverride w:val="1"/>
-    </w:lvlOverride>
-    <w:lvlOverride w:ilvl="6">
-      <w:startOverride w:val="1"/>
-    </w:lvlOverride>
-    <w:lvlOverride w:ilvl="7">
-      <w:startOverride w:val="1"/>
-    </w:lvlOverride>
-    <w:lvlOverride w:ilvl="8">
-      <w:startOverride w:val="1"/>
-    </w:lvlOverride>
+    <w:abstractNumId w:val="992"/>
   </w:num>
   <w:num w:numId="1198">
-    <w:abstractNumId w:val="991"/>
+    <w:abstractNumId w:val="992"/>
   </w:num>
   <w:num w:numId="1199">
-    <w:abstractNumId w:val="99411"/>
-    <w:lvlOverride w:ilvl="0">
-      <w:startOverride w:val="1"/>
-    </w:lvlOverride>
-    <w:lvlOverride w:ilvl="1">
-      <w:startOverride w:val="1"/>
-    </w:lvlOverride>
-    <w:lvlOverride w:ilvl="2">
-      <w:startOverride w:val="1"/>
-    </w:lvlOverride>
-    <w:lvlOverride w:ilvl="3">
-      <w:startOverride w:val="1"/>
-    </w:lvlOverride>
-    <w:lvlOverride w:ilvl="4">
-      <w:startOverride w:val="1"/>
-    </w:lvlOverride>
-    <w:lvlOverride w:ilvl="5">
-      <w:startOverride w:val="1"/>
-    </w:lvlOverride>
-    <w:lvlOverride w:ilvl="6">
-      <w:startOverride w:val="1"/>
-    </w:lvlOverride>
-    <w:lvlOverride w:ilvl="7">
-      <w:startOverride w:val="1"/>
-    </w:lvlOverride>
-    <w:lvlOverride w:ilvl="8">
-      <w:startOverride w:val="1"/>
-    </w:lvlOverride>
+    <w:abstractNumId w:val="992"/>
   </w:num>
   <w:num w:numId="1200">
-    <w:abstractNumId w:val="99411"/>
-    <w:lvlOverride w:ilvl="0">
-      <w:startOverride w:val="1"/>
-    </w:lvlOverride>
-    <w:lvlOverride w:ilvl="1">
-      <w:startOverride w:val="1"/>
-    </w:lvlOverride>
-    <w:lvlOverride w:ilvl="2">
-      <w:startOverride w:val="1"/>
-    </w:lvlOverride>
-    <w:lvlOverride w:ilvl="3">
-      <w:startOverride w:val="1"/>
-    </w:lvlOverride>
-    <w:lvlOverride w:ilvl="4">
-      <w:startOverride w:val="1"/>
-    </w:lvlOverride>
-    <w:lvlOverride w:ilvl="5">
-      <w:startOverride w:val="1"/>
-    </w:lvlOverride>
-    <w:lvlOverride w:ilvl="6">
-      <w:startOverride w:val="1"/>
-    </w:lvlOverride>
-    <w:lvlOverride w:ilvl="7">
-      <w:startOverride w:val="1"/>
-    </w:lvlOverride>
-    <w:lvlOverride w:ilvl="8">
-      <w:startOverride w:val="1"/>
-    </w:lvlOverride>
+    <w:abstractNumId w:val="992"/>
   </w:num>
   <w:num w:numId="1201">
-    <w:abstractNumId w:val="99411"/>
-    <w:lvlOverride w:ilvl="0">
-      <w:startOverride w:val="1"/>
-    </w:lvlOverride>
-    <w:lvlOverride w:ilvl="1">
-      <w:startOverride w:val="1"/>
-    </w:lvlOverride>
-    <w:lvlOverride w:ilvl="2">
-      <w:startOverride w:val="1"/>
-    </w:lvlOverride>
-    <w:lvlOverride w:ilvl="3">
-      <w:startOverride w:val="1"/>
-    </w:lvlOverride>
-    <w:lvlOverride w:ilvl="4">
-      <w:startOverride w:val="1"/>
-    </w:lvlOverride>
-    <w:lvlOverride w:ilvl="5">
-      <w:startOverride w:val="1"/>
-    </w:lvlOverride>
-    <w:lvlOverride w:ilvl="6">
-      <w:startOverride w:val="1"/>
-    </w:lvlOverride>
-    <w:lvlOverride w:ilvl="7">
-      <w:startOverride w:val="1"/>
-    </w:lvlOverride>
-    <w:lvlOverride w:ilvl="8">
-      <w:startOverride w:val="1"/>
-    </w:lvlOverride>
+    <w:abstractNumId w:val="992"/>
   </w:num>
   <w:num w:numId="1202">
-    <w:abstractNumId w:val="991"/>
+    <w:abstractNumId w:val="992"/>
   </w:num>
   <w:num w:numId="1203">
-    <w:abstractNumId w:val="99411"/>
-    <w:lvlOverride w:ilvl="0">
-      <w:startOverride w:val="1"/>
-    </w:lvlOverride>
-    <w:lvlOverride w:ilvl="1">
-      <w:startOverride w:val="1"/>
-    </w:lvlOverride>
-    <w:lvlOverride w:ilvl="2">
-      <w:startOverride w:val="1"/>
-    </w:lvlOverride>
-    <w:lvlOverride w:ilvl="3">
-      <w:startOverride w:val="1"/>
-    </w:lvlOverride>
-    <w:lvlOverride w:ilvl="4">
-      <w:startOverride w:val="1"/>
-    </w:lvlOverride>
-    <w:lvlOverride w:ilvl="5">
-      <w:startOverride w:val="1"/>
-    </w:lvlOverride>
-    <w:lvlOverride w:ilvl="6">
-      <w:startOverride w:val="1"/>
-    </w:lvlOverride>
-    <w:lvlOverride w:ilvl="7">
-      <w:startOverride w:val="1"/>
-    </w:lvlOverride>
-    <w:lvlOverride w:ilvl="8">
-      <w:startOverride w:val="1"/>
-    </w:lvlOverride>
+    <w:abstractNumId w:val="992"/>
   </w:num>
   <w:num w:numId="1204">
-    <w:abstractNumId w:val="99411"/>
-    <w:lvlOverride w:ilvl="0">
-      <w:startOverride w:val="1"/>
-    </w:lvlOverride>
-    <w:lvlOverride w:ilvl="1">
-      <w:startOverride w:val="1"/>
-    </w:lvlOverride>
-    <w:lvlOverride w:ilvl="2">
-      <w:startOverride w:val="1"/>
-    </w:lvlOverride>
-    <w:lvlOverride w:ilvl="3">
-      <w:startOverride w:val="1"/>
-    </w:lvlOverride>
-    <w:lvlOverride w:ilvl="4">
-      <w:startOverride w:val="1"/>
-    </w:lvlOverride>
-    <w:lvlOverride w:ilvl="5">
-      <w:startOverride w:val="1"/>
-    </w:lvlOverride>
-    <w:lvlOverride w:ilvl="6">
-      <w:startOverride w:val="1"/>
-    </w:lvlOverride>
-    <w:lvlOverride w:ilvl="7">
-      <w:startOverride w:val="1"/>
-    </w:lvlOverride>
-    <w:lvlOverride w:ilvl="8">
-      <w:startOverride w:val="1"/>
-    </w:lvlOverride>
+    <w:abstractNumId w:val="992"/>
   </w:num>
   <w:num w:numId="1205">
     <w:abstractNumId w:val="99411"/>
@@ -20749,6 +21324,114 @@
     </w:lvlOverride>
   </w:num>
   <w:num w:numId="1206">
+    <w:abstractNumId w:val="99711"/>
+    <w:lvlOverride w:ilvl="0">
+      <w:startOverride w:val="1"/>
+    </w:lvlOverride>
+    <w:lvlOverride w:ilvl="1">
+      <w:startOverride w:val="1"/>
+    </w:lvlOverride>
+    <w:lvlOverride w:ilvl="2">
+      <w:startOverride w:val="1"/>
+    </w:lvlOverride>
+    <w:lvlOverride w:ilvl="3">
+      <w:startOverride w:val="1"/>
+    </w:lvlOverride>
+    <w:lvlOverride w:ilvl="4">
+      <w:startOverride w:val="1"/>
+    </w:lvlOverride>
+    <w:lvlOverride w:ilvl="5">
+      <w:startOverride w:val="1"/>
+    </w:lvlOverride>
+    <w:lvlOverride w:ilvl="6">
+      <w:startOverride w:val="1"/>
+    </w:lvlOverride>
+    <w:lvlOverride w:ilvl="7">
+      <w:startOverride w:val="1"/>
+    </w:lvlOverride>
+    <w:lvlOverride w:ilvl="8">
+      <w:startOverride w:val="1"/>
+    </w:lvlOverride>
+  </w:num>
+  <w:num w:numId="1207">
+    <w:abstractNumId w:val="99511"/>
+    <w:lvlOverride w:ilvl="0">
+      <w:startOverride w:val="1"/>
+    </w:lvlOverride>
+    <w:lvlOverride w:ilvl="1">
+      <w:startOverride w:val="1"/>
+    </w:lvlOverride>
+    <w:lvlOverride w:ilvl="2">
+      <w:startOverride w:val="1"/>
+    </w:lvlOverride>
+    <w:lvlOverride w:ilvl="3">
+      <w:startOverride w:val="1"/>
+    </w:lvlOverride>
+    <w:lvlOverride w:ilvl="4">
+      <w:startOverride w:val="1"/>
+    </w:lvlOverride>
+    <w:lvlOverride w:ilvl="5">
+      <w:startOverride w:val="1"/>
+    </w:lvlOverride>
+    <w:lvlOverride w:ilvl="6">
+      <w:startOverride w:val="1"/>
+    </w:lvlOverride>
+    <w:lvlOverride w:ilvl="7">
+      <w:startOverride w:val="1"/>
+    </w:lvlOverride>
+    <w:lvlOverride w:ilvl="8">
+      <w:startOverride w:val="1"/>
+    </w:lvlOverride>
+  </w:num>
+  <w:num w:numId="1208">
+    <w:abstractNumId w:val="99711"/>
+    <w:lvlOverride w:ilvl="0">
+      <w:startOverride w:val="1"/>
+    </w:lvlOverride>
+    <w:lvlOverride w:ilvl="1">
+      <w:startOverride w:val="1"/>
+    </w:lvlOverride>
+    <w:lvlOverride w:ilvl="2">
+      <w:startOverride w:val="1"/>
+    </w:lvlOverride>
+    <w:lvlOverride w:ilvl="3">
+      <w:startOverride w:val="1"/>
+    </w:lvlOverride>
+    <w:lvlOverride w:ilvl="4">
+      <w:startOverride w:val="1"/>
+    </w:lvlOverride>
+    <w:lvlOverride w:ilvl="5">
+      <w:startOverride w:val="1"/>
+    </w:lvlOverride>
+    <w:lvlOverride w:ilvl="6">
+      <w:startOverride w:val="1"/>
+    </w:lvlOverride>
+    <w:lvlOverride w:ilvl="7">
+      <w:startOverride w:val="1"/>
+    </w:lvlOverride>
+    <w:lvlOverride w:ilvl="8">
+      <w:startOverride w:val="1"/>
+    </w:lvlOverride>
+  </w:num>
+  <w:num w:numId="1209">
+    <w:abstractNumId w:val="992"/>
+  </w:num>
+  <w:num w:numId="1210">
+    <w:abstractNumId w:val="992"/>
+  </w:num>
+  <w:num w:numId="1211">
+    <w:abstractNumId w:val="992"/>
+  </w:num>
+  <w:num w:numId="1212">
+    <w:abstractNumId w:val="992"/>
+  </w:num>
+  <w:num w:numId="1213">
+    <w:abstractNumId w:val="992"/>
+  </w:num>
+  <w:num w:numId="1214">
+    <w:abstractNumId w:val="992"/>
+  </w:num>
+  <w:num w:numId="1215">
     <w:abstractNumId w:val="99411"/>
     <w:lvlOverride w:ilvl="0">
       <w:startOverride w:val="1"/>
@@ -20778,10 +21461,502 @@
       <w:startOverride w:val="1"/>
     </w:lvlOverride>
   </w:num>
-  <w:num w:numId="1207">
+  <w:num w:numId="1216">
     <w:abstractNumId w:val="991"/>
   </w:num>
-  <w:num w:numId="1208">
+  <w:num w:numId="1217">
+    <w:abstractNumId w:val="99411"/>
+    <w:lvlOverride w:ilvl="0">
+      <w:startOverride w:val="1"/>
+    </w:lvlOverride>
+    <w:lvlOverride w:ilvl="1">
+      <w:startOverride w:val="1"/>
+    </w:lvlOverride>
+    <w:lvlOverride w:ilvl="2">
+      <w:startOverride w:val="1"/>
+    </w:lvlOverride>
+    <w:lvlOverride w:ilvl="3">
+      <w:startOverride w:val="1"/>
+    </w:lvlOverride>
+    <w:lvlOverride w:ilvl="4">
+      <w:startOverride w:val="1"/>
+    </w:lvlOverride>
+    <w:lvlOverride w:ilvl="5">
+      <w:startOverride w:val="1"/>
+    </w:lvlOverride>
+    <w:lvlOverride w:ilvl="6">
+      <w:startOverride w:val="1"/>
+    </w:lvlOverride>
+    <w:lvlOverride w:ilvl="7">
+      <w:startOverride w:val="1"/>
+    </w:lvlOverride>
+    <w:lvlOverride w:ilvl="8">
+      <w:startOverride w:val="1"/>
+    </w:lvlOverride>
+  </w:num>
+  <w:num w:numId="1218">
+    <w:abstractNumId w:val="99711"/>
+    <w:lvlOverride w:ilvl="0">
+      <w:startOverride w:val="1"/>
+    </w:lvlOverride>
+    <w:lvlOverride w:ilvl="1">
+      <w:startOverride w:val="1"/>
+    </w:lvlOverride>
+    <w:lvlOverride w:ilvl="2">
+      <w:startOverride w:val="1"/>
+    </w:lvlOverride>
+    <w:lvlOverride w:ilvl="3">
+      <w:startOverride w:val="1"/>
+    </w:lvlOverride>
+    <w:lvlOverride w:ilvl="4">
+      <w:startOverride w:val="1"/>
+    </w:lvlOverride>
+    <w:lvlOverride w:ilvl="5">
+      <w:startOverride w:val="1"/>
+    </w:lvlOverride>
+    <w:lvlOverride w:ilvl="6">
+      <w:startOverride w:val="1"/>
+    </w:lvlOverride>
+    <w:lvlOverride w:ilvl="7">
+      <w:startOverride w:val="1"/>
+    </w:lvlOverride>
+    <w:lvlOverride w:ilvl="8">
+      <w:startOverride w:val="1"/>
+    </w:lvlOverride>
+  </w:num>
+  <w:num w:numId="1219">
+    <w:abstractNumId w:val="99711"/>
+    <w:lvlOverride w:ilvl="0">
+      <w:startOverride w:val="1"/>
+    </w:lvlOverride>
+    <w:lvlOverride w:ilvl="1">
+      <w:startOverride w:val="1"/>
+    </w:lvlOverride>
+    <w:lvlOverride w:ilvl="2">
+      <w:startOverride w:val="1"/>
+    </w:lvlOverride>
+    <w:lvlOverride w:ilvl="3">
+      <w:startOverride w:val="1"/>
+    </w:lvlOverride>
+    <w:lvlOverride w:ilvl="4">
+      <w:startOverride w:val="1"/>
+    </w:lvlOverride>
+    <w:lvlOverride w:ilvl="5">
+      <w:startOverride w:val="1"/>
+    </w:lvlOverride>
+    <w:lvlOverride w:ilvl="6">
+      <w:startOverride w:val="1"/>
+    </w:lvlOverride>
+    <w:lvlOverride w:ilvl="7">
+      <w:startOverride w:val="1"/>
+    </w:lvlOverride>
+    <w:lvlOverride w:ilvl="8">
+      <w:startOverride w:val="1"/>
+    </w:lvlOverride>
+  </w:num>
+  <w:num w:numId="1220">
+    <w:abstractNumId w:val="99711"/>
+    <w:lvlOverride w:ilvl="0">
+      <w:startOverride w:val="1"/>
+    </w:lvlOverride>
+    <w:lvlOverride w:ilvl="1">
+      <w:startOverride w:val="1"/>
+    </w:lvlOverride>
+    <w:lvlOverride w:ilvl="2">
+      <w:startOverride w:val="1"/>
+    </w:lvlOverride>
+    <w:lvlOverride w:ilvl="3">
+      <w:startOverride w:val="1"/>
+    </w:lvlOverride>
+    <w:lvlOverride w:ilvl="4">
+      <w:startOverride w:val="1"/>
+    </w:lvlOverride>
+    <w:lvlOverride w:ilvl="5">
+      <w:startOverride w:val="1"/>
+    </w:lvlOverride>
+    <w:lvlOverride w:ilvl="6">
+      <w:startOverride w:val="1"/>
+    </w:lvlOverride>
+    <w:lvlOverride w:ilvl="7">
+      <w:startOverride w:val="1"/>
+    </w:lvlOverride>
+    <w:lvlOverride w:ilvl="8">
+      <w:startOverride w:val="1"/>
+    </w:lvlOverride>
+  </w:num>
+  <w:num w:numId="1221">
+    <w:abstractNumId w:val="99711"/>
+    <w:lvlOverride w:ilvl="0">
+      <w:startOverride w:val="1"/>
+    </w:lvlOverride>
+    <w:lvlOverride w:ilvl="1">
+      <w:startOverride w:val="1"/>
+    </w:lvlOverride>
+    <w:lvlOverride w:ilvl="2">
+      <w:startOverride w:val="1"/>
+    </w:lvlOverride>
+    <w:lvlOverride w:ilvl="3">
+      <w:startOverride w:val="1"/>
+    </w:lvlOverride>
+    <w:lvlOverride w:ilvl="4">
+      <w:startOverride w:val="1"/>
+    </w:lvlOverride>
+    <w:lvlOverride w:ilvl="5">
+      <w:startOverride w:val="1"/>
+    </w:lvlOverride>
+    <w:lvlOverride w:ilvl="6">
+      <w:startOverride w:val="1"/>
+    </w:lvlOverride>
+    <w:lvlOverride w:ilvl="7">
+      <w:startOverride w:val="1"/>
+    </w:lvlOverride>
+    <w:lvlOverride w:ilvl="8">
+      <w:startOverride w:val="1"/>
+    </w:lvlOverride>
+  </w:num>
+  <w:num w:numId="1222">
+    <w:abstractNumId w:val="99511"/>
+    <w:lvlOverride w:ilvl="0">
+      <w:startOverride w:val="1"/>
+    </w:lvlOverride>
+    <w:lvlOverride w:ilvl="1">
+      <w:startOverride w:val="1"/>
+    </w:lvlOverride>
+    <w:lvlOverride w:ilvl="2">
+      <w:startOverride w:val="1"/>
+    </w:lvlOverride>
+    <w:lvlOverride w:ilvl="3">
+      <w:startOverride w:val="1"/>
+    </w:lvlOverride>
+    <w:lvlOverride w:ilvl="4">
+      <w:startOverride w:val="1"/>
+    </w:lvlOverride>
+    <w:lvlOverride w:ilvl="5">
+      <w:startOverride w:val="1"/>
+    </w:lvlOverride>
+    <w:lvlOverride w:ilvl="6">
+      <w:startOverride w:val="1"/>
+    </w:lvlOverride>
+    <w:lvlOverride w:ilvl="7">
+      <w:startOverride w:val="1"/>
+    </w:lvlOverride>
+    <w:lvlOverride w:ilvl="8">
+      <w:startOverride w:val="1"/>
+    </w:lvlOverride>
+  </w:num>
+  <w:num w:numId="1223">
+    <w:abstractNumId w:val="99711"/>
+    <w:lvlOverride w:ilvl="0">
+      <w:startOverride w:val="1"/>
+    </w:lvlOverride>
+    <w:lvlOverride w:ilvl="1">
+      <w:startOverride w:val="1"/>
+    </w:lvlOverride>
+    <w:lvlOverride w:ilvl="2">
+      <w:startOverride w:val="1"/>
+    </w:lvlOverride>
+    <w:lvlOverride w:ilvl="3">
+      <w:startOverride w:val="1"/>
+    </w:lvlOverride>
+    <w:lvlOverride w:ilvl="4">
+      <w:startOverride w:val="1"/>
+    </w:lvlOverride>
+    <w:lvlOverride w:ilvl="5">
+      <w:startOverride w:val="1"/>
+    </w:lvlOverride>
+    <w:lvlOverride w:ilvl="6">
+      <w:startOverride w:val="1"/>
+    </w:lvlOverride>
+    <w:lvlOverride w:ilvl="7">
+      <w:startOverride w:val="1"/>
+    </w:lvlOverride>
+    <w:lvlOverride w:ilvl="8">
+      <w:startOverride w:val="1"/>
+    </w:lvlOverride>
+  </w:num>
+  <w:num w:numId="1224">
+    <w:abstractNumId w:val="99821"/>
+    <w:lvlOverride w:ilvl="0">
+      <w:startOverride w:val="1"/>
+    </w:lvlOverride>
+    <w:lvlOverride w:ilvl="1">
+      <w:startOverride w:val="1"/>
+    </w:lvlOverride>
+    <w:lvlOverride w:ilvl="2">
+      <w:startOverride w:val="1"/>
+    </w:lvlOverride>
+    <w:lvlOverride w:ilvl="3">
+      <w:startOverride w:val="1"/>
+    </w:lvlOverride>
+    <w:lvlOverride w:ilvl="4">
+      <w:startOverride w:val="1"/>
+    </w:lvlOverride>
+    <w:lvlOverride w:ilvl="5">
+      <w:startOverride w:val="1"/>
+    </w:lvlOverride>
+    <w:lvlOverride w:ilvl="6">
+      <w:startOverride w:val="1"/>
+    </w:lvlOverride>
+    <w:lvlOverride w:ilvl="7">
+      <w:startOverride w:val="1"/>
+    </w:lvlOverride>
+    <w:lvlOverride w:ilvl="8">
+      <w:startOverride w:val="1"/>
+    </w:lvlOverride>
+  </w:num>
+  <w:num w:numId="1225">
+    <w:abstractNumId w:val="991"/>
+  </w:num>
+  <w:num w:numId="1226">
+    <w:abstractNumId w:val="99411"/>
+    <w:lvlOverride w:ilvl="0">
+      <w:startOverride w:val="1"/>
+    </w:lvlOverride>
+    <w:lvlOverride w:ilvl="1">
+      <w:startOverride w:val="1"/>
+    </w:lvlOverride>
+    <w:lvlOverride w:ilvl="2">
+      <w:startOverride w:val="1"/>
+    </w:lvlOverride>
+    <w:lvlOverride w:ilvl="3">
+      <w:startOverride w:val="1"/>
+    </w:lvlOverride>
+    <w:lvlOverride w:ilvl="4">
+      <w:startOverride w:val="1"/>
+    </w:lvlOverride>
+    <w:lvlOverride w:ilvl="5">
+      <w:startOverride w:val="1"/>
+    </w:lvlOverride>
+    <w:lvlOverride w:ilvl="6">
+      <w:startOverride w:val="1"/>
+    </w:lvlOverride>
+    <w:lvlOverride w:ilvl="7">
+      <w:startOverride w:val="1"/>
+    </w:lvlOverride>
+    <w:lvlOverride w:ilvl="8">
+      <w:startOverride w:val="1"/>
+    </w:lvlOverride>
+  </w:num>
+  <w:num w:numId="1227">
+    <w:abstractNumId w:val="991"/>
+  </w:num>
+  <w:num w:numId="1228">
+    <w:abstractNumId w:val="99411"/>
+    <w:lvlOverride w:ilvl="0">
+      <w:startOverride w:val="1"/>
+    </w:lvlOverride>
+    <w:lvlOverride w:ilvl="1">
+      <w:startOverride w:val="1"/>
+    </w:lvlOverride>
+    <w:lvlOverride w:ilvl="2">
+      <w:startOverride w:val="1"/>
+    </w:lvlOverride>
+    <w:lvlOverride w:ilvl="3">
+      <w:startOverride w:val="1"/>
+    </w:lvlOverride>
+    <w:lvlOverride w:ilvl="4">
+      <w:startOverride w:val="1"/>
+    </w:lvlOverride>
+    <w:lvlOverride w:ilvl="5">
+      <w:startOverride w:val="1"/>
+    </w:lvlOverride>
+    <w:lvlOverride w:ilvl="6">
+      <w:startOverride w:val="1"/>
+    </w:lvlOverride>
+    <w:lvlOverride w:ilvl="7">
+      <w:startOverride w:val="1"/>
+    </w:lvlOverride>
+    <w:lvlOverride w:ilvl="8">
+      <w:startOverride w:val="1"/>
+    </w:lvlOverride>
+  </w:num>
+  <w:num w:numId="1229">
+    <w:abstractNumId w:val="99411"/>
+    <w:lvlOverride w:ilvl="0">
+      <w:startOverride w:val="1"/>
+    </w:lvlOverride>
+    <w:lvlOverride w:ilvl="1">
+      <w:startOverride w:val="1"/>
+    </w:lvlOverride>
+    <w:lvlOverride w:ilvl="2">
+      <w:startOverride w:val="1"/>
+    </w:lvlOverride>
+    <w:lvlOverride w:ilvl="3">
+      <w:startOverride w:val="1"/>
+    </w:lvlOverride>
+    <w:lvlOverride w:ilvl="4">
+      <w:startOverride w:val="1"/>
+    </w:lvlOverride>
+    <w:lvlOverride w:ilvl="5">
+      <w:startOverride w:val="1"/>
+    </w:lvlOverride>
+    <w:lvlOverride w:ilvl="6">
+      <w:startOverride w:val="1"/>
+    </w:lvlOverride>
+    <w:lvlOverride w:ilvl="7">
+      <w:startOverride w:val="1"/>
+    </w:lvlOverride>
+    <w:lvlOverride w:ilvl="8">
+      <w:startOverride w:val="1"/>
+    </w:lvlOverride>
+  </w:num>
+  <w:num w:numId="1230">
+    <w:abstractNumId w:val="99411"/>
+    <w:lvlOverride w:ilvl="0">
+      <w:startOverride w:val="1"/>
+    </w:lvlOverride>
+    <w:lvlOverride w:ilvl="1">
+      <w:startOverride w:val="1"/>
+    </w:lvlOverride>
+    <w:lvlOverride w:ilvl="2">
+      <w:startOverride w:val="1"/>
+    </w:lvlOverride>
+    <w:lvlOverride w:ilvl="3">
+      <w:startOverride w:val="1"/>
+    </w:lvlOverride>
+    <w:lvlOverride w:ilvl="4">
+      <w:startOverride w:val="1"/>
+    </w:lvlOverride>
+    <w:lvlOverride w:ilvl="5">
+      <w:startOverride w:val="1"/>
+    </w:lvlOverride>
+    <w:lvlOverride w:ilvl="6">
+      <w:startOverride w:val="1"/>
+    </w:lvlOverride>
+    <w:lvlOverride w:ilvl="7">
+      <w:startOverride w:val="1"/>
+    </w:lvlOverride>
+    <w:lvlOverride w:ilvl="8">
+      <w:startOverride w:val="1"/>
+    </w:lvlOverride>
+  </w:num>
+  <w:num w:numId="1231">
+    <w:abstractNumId w:val="991"/>
+  </w:num>
+  <w:num w:numId="1232">
+    <w:abstractNumId w:val="99411"/>
+    <w:lvlOverride w:ilvl="0">
+      <w:startOverride w:val="1"/>
+    </w:lvlOverride>
+    <w:lvlOverride w:ilvl="1">
+      <w:startOverride w:val="1"/>
+    </w:lvlOverride>
+    <w:lvlOverride w:ilvl="2">
+      <w:startOverride w:val="1"/>
+    </w:lvlOverride>
+    <w:lvlOverride w:ilvl="3">
+      <w:startOverride w:val="1"/>
+    </w:lvlOverride>
+    <w:lvlOverride w:ilvl="4">
+      <w:startOverride w:val="1"/>
+    </w:lvlOverride>
+    <w:lvlOverride w:ilvl="5">
+      <w:startOverride w:val="1"/>
+    </w:lvlOverride>
+    <w:lvlOverride w:ilvl="6">
+      <w:startOverride w:val="1"/>
+    </w:lvlOverride>
+    <w:lvlOverride w:ilvl="7">
+      <w:startOverride w:val="1"/>
+    </w:lvlOverride>
+    <w:lvlOverride w:ilvl="8">
+      <w:startOverride w:val="1"/>
+    </w:lvlOverride>
+  </w:num>
+  <w:num w:numId="1233">
+    <w:abstractNumId w:val="99411"/>
+    <w:lvlOverride w:ilvl="0">
+      <w:startOverride w:val="1"/>
+    </w:lvlOverride>
+    <w:lvlOverride w:ilvl="1">
+      <w:startOverride w:val="1"/>
+    </w:lvlOverride>
+    <w:lvlOverride w:ilvl="2">
+      <w:startOverride w:val="1"/>
+    </w:lvlOverride>
+    <w:lvlOverride w:ilvl="3">
+      <w:startOverride w:val="1"/>
+    </w:lvlOverride>
+    <w:lvlOverride w:ilvl="4">
+      <w:startOverride w:val="1"/>
+    </w:lvlOverride>
+    <w:lvlOverride w:ilvl="5">
+      <w:startOverride w:val="1"/>
+    </w:lvlOverride>
+    <w:lvlOverride w:ilvl="6">
+      <w:startOverride w:val="1"/>
+    </w:lvlOverride>
+    <w:lvlOverride w:ilvl="7">
+      <w:startOverride w:val="1"/>
+    </w:lvlOverride>
+    <w:lvlOverride w:ilvl="8">
+      <w:startOverride w:val="1"/>
+    </w:lvlOverride>
+  </w:num>
+  <w:num w:numId="1234">
+    <w:abstractNumId w:val="99411"/>
+    <w:lvlOverride w:ilvl="0">
+      <w:startOverride w:val="1"/>
+    </w:lvlOverride>
+    <w:lvlOverride w:ilvl="1">
+      <w:startOverride w:val="1"/>
+    </w:lvlOverride>
+    <w:lvlOverride w:ilvl="2">
+      <w:startOverride w:val="1"/>
+    </w:lvlOverride>
+    <w:lvlOverride w:ilvl="3">
+      <w:startOverride w:val="1"/>
+    </w:lvlOverride>
+    <w:lvlOverride w:ilvl="4">
+      <w:startOverride w:val="1"/>
+    </w:lvlOverride>
+    <w:lvlOverride w:ilvl="5">
+      <w:startOverride w:val="1"/>
+    </w:lvlOverride>
+    <w:lvlOverride w:ilvl="6">
+      <w:startOverride w:val="1"/>
+    </w:lvlOverride>
+    <w:lvlOverride w:ilvl="7">
+      <w:startOverride w:val="1"/>
+    </w:lvlOverride>
+    <w:lvlOverride w:ilvl="8">
+      <w:startOverride w:val="1"/>
+    </w:lvlOverride>
+  </w:num>
+  <w:num w:numId="1235">
+    <w:abstractNumId w:val="99411"/>
+    <w:lvlOverride w:ilvl="0">
+      <w:startOverride w:val="1"/>
+    </w:lvlOverride>
+    <w:lvlOverride w:ilvl="1">
+      <w:startOverride w:val="1"/>
+    </w:lvlOverride>
+    <w:lvlOverride w:ilvl="2">
+      <w:startOverride w:val="1"/>
+    </w:lvlOverride>
+    <w:lvlOverride w:ilvl="3">
+      <w:startOverride w:val="1"/>
+    </w:lvlOverride>
+    <w:lvlOverride w:ilvl="4">
+      <w:startOverride w:val="1"/>
+    </w:lvlOverride>
+    <w:lvlOverride w:ilvl="5">
+      <w:startOverride w:val="1"/>
+    </w:lvlOverride>
+    <w:lvlOverride w:ilvl="6">
+      <w:startOverride w:val="1"/>
+    </w:lvlOverride>
+    <w:lvlOverride w:ilvl="7">
+      <w:startOverride w:val="1"/>
+    </w:lvlOverride>
+    <w:lvlOverride w:ilvl="8">
+      <w:startOverride w:val="1"/>
+    </w:lvlOverride>
+  </w:num>
+  <w:num w:numId="1236">
+    <w:abstractNumId w:val="991"/>
+  </w:num>
+  <w:num w:numId="1237">
     <w:abstractNumId w:val="991"/>
   </w:num>
 </w:numbering>

--- a/BSC-495--The-Hidden-World-s-Code.docx
+++ b/BSC-495--The-Hidden-World-s-Code.docx
@@ -2186,29 +2186,593 @@
               <w:pStyle w:val="Compact"/>
             </w:pPr>
             <w:r>
-              <w:t xml:space="preserve">Mixed</w:t>
-            </w:r>
-          </w:p>
-        </w:tc>
-        <w:tc>
-          <w:tcPr/>
-          <w:p>
-            <w:pPr>
-              <w:pStyle w:val="Compact"/>
-            </w:pPr>
-            <w:r>
-              <w:t xml:space="preserve">Varies by assay</w:t>
-            </w:r>
-          </w:p>
-        </w:tc>
-        <w:tc>
-          <w:tcPr/>
-          <w:p>
-            <w:pPr>
-              <w:pStyle w:val="Compact"/>
-            </w:pPr>
-            <w:r>
-              <w:t xml:space="preserve">Materials depend on chosen phenotypic assay</w:t>
+              <w:t xml:space="preserve">Reagent</w:t>
+            </w:r>
+          </w:p>
+        </w:tc>
+        <w:tc>
+          <w:tcPr/>
+          <w:p>
+            <w:pPr>
+              <w:pStyle w:val="Compact"/>
+            </w:pPr>
+            <w:r>
+              <w:t xml:space="preserve">Potato Dextrose Agar (PDA)</w:t>
+            </w:r>
+          </w:p>
+        </w:tc>
+        <w:tc>
+          <w:tcPr/>
+          <w:p>
+            <w:pPr>
+              <w:pStyle w:val="Compact"/>
+            </w:pPr>
+            <w:r>
+              <w:t xml:space="preserve">Base medium for Zn and temperature assays</w:t>
+            </w:r>
+          </w:p>
+        </w:tc>
+        <w:tc>
+          <w:tcPr/>
+          <w:p>
+            <w:pPr>
+              <w:pStyle w:val="Compact"/>
+            </w:pPr>
+          </w:p>
+        </w:tc>
+        <w:tc>
+          <w:tcPr/>
+          <w:p>
+            <w:pPr>
+              <w:pStyle w:val="Compact"/>
+            </w:pPr>
+          </w:p>
+        </w:tc>
+      </w:tr>
+      <w:tr>
+        <w:tc>
+          <w:tcPr/>
+          <w:p>
+            <w:pPr>
+              <w:pStyle w:val="Compact"/>
+            </w:pPr>
+            <w:r>
+              <w:t xml:space="preserve">Module 3 – Phenotypic Assays</w:t>
+            </w:r>
+          </w:p>
+        </w:tc>
+        <w:tc>
+          <w:tcPr/>
+          <w:p>
+            <w:pPr>
+              <w:pStyle w:val="Compact"/>
+            </w:pPr>
+            <w:r>
+              <w:t xml:space="preserve">Reagent</w:t>
+            </w:r>
+          </w:p>
+        </w:tc>
+        <w:tc>
+          <w:tcPr/>
+          <w:p>
+            <w:pPr>
+              <w:pStyle w:val="Compact"/>
+            </w:pPr>
+            <w:r>
+              <w:t xml:space="preserve">Streptomycin (50 mg/mL)</w:t>
+            </w:r>
+          </w:p>
+        </w:tc>
+        <w:tc>
+          <w:tcPr/>
+          <w:p>
+            <w:pPr>
+              <w:pStyle w:val="Compact"/>
+            </w:pPr>
+            <w:r>
+              <w:t xml:space="preserve">Optional additive to reduce bacterial contamination</w:t>
+            </w:r>
+          </w:p>
+        </w:tc>
+        <w:tc>
+          <w:tcPr/>
+          <w:p>
+            <w:pPr>
+              <w:pStyle w:val="Compact"/>
+            </w:pPr>
+          </w:p>
+        </w:tc>
+        <w:tc>
+          <w:tcPr/>
+          <w:p>
+            <w:pPr>
+              <w:pStyle w:val="Compact"/>
+            </w:pPr>
+          </w:p>
+        </w:tc>
+      </w:tr>
+      <w:tr>
+        <w:tc>
+          <w:tcPr/>
+          <w:p>
+            <w:pPr>
+              <w:pStyle w:val="Compact"/>
+            </w:pPr>
+            <w:r>
+              <w:t xml:space="preserve">Module 3 – Phenotypic Assays</w:t>
+            </w:r>
+          </w:p>
+        </w:tc>
+        <w:tc>
+          <w:tcPr/>
+          <w:p>
+            <w:pPr>
+              <w:pStyle w:val="Compact"/>
+            </w:pPr>
+            <w:r>
+              <w:t xml:space="preserve">Reagent</w:t>
+            </w:r>
+          </w:p>
+        </w:tc>
+        <w:tc>
+          <w:tcPr/>
+          <w:p>
+            <w:pPr>
+              <w:pStyle w:val="Compact"/>
+            </w:pPr>
+            <w:r>
+              <w:t xml:space="preserve">Zinc sulfate</w:t>
+            </w:r>
+          </w:p>
+        </w:tc>
+        <w:tc>
+          <w:tcPr/>
+          <w:p>
+            <w:pPr>
+              <w:pStyle w:val="Compact"/>
+            </w:pPr>
+            <w:r>
+              <w:t xml:space="preserve">Zn stress assay treatment concentrations (0, 1, 10 mM)</w:t>
+            </w:r>
+          </w:p>
+        </w:tc>
+        <w:tc>
+          <w:tcPr/>
+          <w:p>
+            <w:pPr>
+              <w:pStyle w:val="Compact"/>
+            </w:pPr>
+          </w:p>
+        </w:tc>
+        <w:tc>
+          <w:tcPr/>
+          <w:p>
+            <w:pPr>
+              <w:pStyle w:val="Compact"/>
+            </w:pPr>
+          </w:p>
+        </w:tc>
+      </w:tr>
+      <w:tr>
+        <w:tc>
+          <w:tcPr/>
+          <w:p>
+            <w:pPr>
+              <w:pStyle w:val="Compact"/>
+            </w:pPr>
+            <w:r>
+              <w:t xml:space="preserve">Module 3 – Phenotypic Assays</w:t>
+            </w:r>
+          </w:p>
+        </w:tc>
+        <w:tc>
+          <w:tcPr/>
+          <w:p>
+            <w:pPr>
+              <w:pStyle w:val="Compact"/>
+            </w:pPr>
+            <w:r>
+              <w:t xml:space="preserve">Supply</w:t>
+            </w:r>
+          </w:p>
+        </w:tc>
+        <w:tc>
+          <w:tcPr/>
+          <w:p>
+            <w:pPr>
+              <w:pStyle w:val="Compact"/>
+            </w:pPr>
+            <w:r>
+              <w:t xml:space="preserve">Cellophane discs</w:t>
+            </w:r>
+          </w:p>
+        </w:tc>
+        <w:tc>
+          <w:tcPr/>
+          <w:p>
+            <w:pPr>
+              <w:pStyle w:val="Compact"/>
+            </w:pPr>
+            <w:r>
+              <w:t xml:space="preserve">Rinsed and autoclaved discs for tissue growth workflows</w:t>
+            </w:r>
+          </w:p>
+        </w:tc>
+        <w:tc>
+          <w:tcPr/>
+          <w:p>
+            <w:pPr>
+              <w:pStyle w:val="Compact"/>
+            </w:pPr>
+          </w:p>
+        </w:tc>
+        <w:tc>
+          <w:tcPr/>
+          <w:p>
+            <w:pPr>
+              <w:pStyle w:val="Compact"/>
+            </w:pPr>
+          </w:p>
+        </w:tc>
+      </w:tr>
+      <w:tr>
+        <w:tc>
+          <w:tcPr/>
+          <w:p>
+            <w:pPr>
+              <w:pStyle w:val="Compact"/>
+            </w:pPr>
+            <w:r>
+              <w:t xml:space="preserve">Module 3 – Phenotypic Assays</w:t>
+            </w:r>
+          </w:p>
+        </w:tc>
+        <w:tc>
+          <w:tcPr/>
+          <w:p>
+            <w:pPr>
+              <w:pStyle w:val="Compact"/>
+            </w:pPr>
+            <w:r>
+              <w:t xml:space="preserve">Equipment</w:t>
+            </w:r>
+          </w:p>
+        </w:tc>
+        <w:tc>
+          <w:tcPr/>
+          <w:p>
+            <w:pPr>
+              <w:pStyle w:val="Compact"/>
+            </w:pPr>
+            <w:r>
+              <w:t xml:space="preserve">Incubators (4 °C, ~20 °C, 28 °C)</w:t>
+            </w:r>
+          </w:p>
+        </w:tc>
+        <w:tc>
+          <w:tcPr/>
+          <w:p>
+            <w:pPr>
+              <w:pStyle w:val="Compact"/>
+            </w:pPr>
+            <w:r>
+              <w:t xml:space="preserve">Controlled temperature conditions for growth assays</w:t>
+            </w:r>
+          </w:p>
+        </w:tc>
+        <w:tc>
+          <w:tcPr/>
+          <w:p>
+            <w:pPr>
+              <w:pStyle w:val="Compact"/>
+            </w:pPr>
+          </w:p>
+        </w:tc>
+        <w:tc>
+          <w:tcPr/>
+          <w:p>
+            <w:pPr>
+              <w:pStyle w:val="Compact"/>
+            </w:pPr>
+          </w:p>
+        </w:tc>
+      </w:tr>
+      <w:tr>
+        <w:tc>
+          <w:tcPr/>
+          <w:p>
+            <w:pPr>
+              <w:pStyle w:val="Compact"/>
+            </w:pPr>
+            <w:r>
+              <w:t xml:space="preserve">Module 3 – Phenotypic Assays</w:t>
+            </w:r>
+          </w:p>
+        </w:tc>
+        <w:tc>
+          <w:tcPr/>
+          <w:p>
+            <w:pPr>
+              <w:pStyle w:val="Compact"/>
+            </w:pPr>
+            <w:r>
+              <w:t xml:space="preserve">Reagent</w:t>
+            </w:r>
+          </w:p>
+        </w:tc>
+        <w:tc>
+          <w:tcPr/>
+          <w:p>
+            <w:pPr>
+              <w:pStyle w:val="Compact"/>
+            </w:pPr>
+            <w:r>
+              <w:t xml:space="preserve">BlueMount fungal stain (Lactophenol Cotton Blue with PVA)</w:t>
+            </w:r>
+          </w:p>
+        </w:tc>
+        <w:tc>
+          <w:tcPr/>
+          <w:p>
+            <w:pPr>
+              <w:pStyle w:val="Compact"/>
+            </w:pPr>
+            <w:r>
+              <w:t xml:space="preserve">Microscopy stain for fungal structures</w:t>
+            </w:r>
+          </w:p>
+        </w:tc>
+        <w:tc>
+          <w:tcPr/>
+          <w:p>
+            <w:pPr>
+              <w:pStyle w:val="Compact"/>
+            </w:pPr>
+            <w:r>
+              <w:t xml:space="preserve">Hardy Diagnostics</w:t>
+            </w:r>
+          </w:p>
+        </w:tc>
+        <w:tc>
+          <w:tcPr/>
+          <w:p>
+            <w:pPr>
+              <w:pStyle w:val="Compact"/>
+            </w:pPr>
+            <w:r>
+              <w:t xml:space="preserve">Z137</w:t>
+            </w:r>
+          </w:p>
+        </w:tc>
+      </w:tr>
+      <w:tr>
+        <w:tc>
+          <w:tcPr/>
+          <w:p>
+            <w:pPr>
+              <w:pStyle w:val="Compact"/>
+            </w:pPr>
+            <w:r>
+              <w:t xml:space="preserve">Module 3 – Phenotypic Assays</w:t>
+            </w:r>
+          </w:p>
+        </w:tc>
+        <w:tc>
+          <w:tcPr/>
+          <w:p>
+            <w:pPr>
+              <w:pStyle w:val="Compact"/>
+            </w:pPr>
+            <w:r>
+              <w:t xml:space="preserve">Equipment</w:t>
+            </w:r>
+          </w:p>
+        </w:tc>
+        <w:tc>
+          <w:tcPr/>
+          <w:p>
+            <w:pPr>
+              <w:pStyle w:val="Compact"/>
+            </w:pPr>
+            <w:r>
+              <w:t xml:space="preserve">Compound microscope</w:t>
+            </w:r>
+          </w:p>
+        </w:tc>
+        <w:tc>
+          <w:tcPr/>
+          <w:p>
+            <w:pPr>
+              <w:pStyle w:val="Compact"/>
+            </w:pPr>
+            <w:r>
+              <w:t xml:space="preserve">Microscopy for fungal morphology documentation</w:t>
+            </w:r>
+          </w:p>
+        </w:tc>
+        <w:tc>
+          <w:tcPr/>
+          <w:p>
+            <w:pPr>
+              <w:pStyle w:val="Compact"/>
+            </w:pPr>
+          </w:p>
+        </w:tc>
+        <w:tc>
+          <w:tcPr/>
+          <w:p>
+            <w:pPr>
+              <w:pStyle w:val="Compact"/>
+            </w:pPr>
+          </w:p>
+        </w:tc>
+      </w:tr>
+      <w:tr>
+        <w:tc>
+          <w:tcPr/>
+          <w:p>
+            <w:pPr>
+              <w:pStyle w:val="Compact"/>
+            </w:pPr>
+            <w:r>
+              <w:t xml:space="preserve">Module 3 – Phenotypic Assays</w:t>
+            </w:r>
+          </w:p>
+        </w:tc>
+        <w:tc>
+          <w:tcPr/>
+          <w:p>
+            <w:pPr>
+              <w:pStyle w:val="Compact"/>
+            </w:pPr>
+            <w:r>
+              <w:t xml:space="preserve">Method</w:t>
+            </w:r>
+          </w:p>
+        </w:tc>
+        <w:tc>
+          <w:tcPr/>
+          <w:p>
+            <w:pPr>
+              <w:pStyle w:val="Compact"/>
+            </w:pPr>
+            <w:r>
+              <w:t xml:space="preserve">Zn stress assay</w:t>
+            </w:r>
+          </w:p>
+        </w:tc>
+        <w:tc>
+          <w:tcPr/>
+          <w:p>
+            <w:pPr>
+              <w:pStyle w:val="Compact"/>
+            </w:pPr>
+            <w:r>
+              <w:t xml:space="preserve">Measure growth response on PDA with 0, 1, and 10 mM Zn</w:t>
+            </w:r>
+          </w:p>
+        </w:tc>
+        <w:tc>
+          <w:tcPr/>
+          <w:p>
+            <w:pPr>
+              <w:pStyle w:val="Compact"/>
+            </w:pPr>
+          </w:p>
+        </w:tc>
+        <w:tc>
+          <w:tcPr/>
+          <w:p>
+            <w:pPr>
+              <w:pStyle w:val="Compact"/>
+            </w:pPr>
+          </w:p>
+        </w:tc>
+      </w:tr>
+      <w:tr>
+        <w:tc>
+          <w:tcPr/>
+          <w:p>
+            <w:pPr>
+              <w:pStyle w:val="Compact"/>
+            </w:pPr>
+            <w:r>
+              <w:t xml:space="preserve">Module 3 – Phenotypic Assays</w:t>
+            </w:r>
+          </w:p>
+        </w:tc>
+        <w:tc>
+          <w:tcPr/>
+          <w:p>
+            <w:pPr>
+              <w:pStyle w:val="Compact"/>
+            </w:pPr>
+            <w:r>
+              <w:t xml:space="preserve">Method</w:t>
+            </w:r>
+          </w:p>
+        </w:tc>
+        <w:tc>
+          <w:tcPr/>
+          <w:p>
+            <w:pPr>
+              <w:pStyle w:val="Compact"/>
+            </w:pPr>
+            <w:r>
+              <w:t xml:space="preserve">Fungal microscopy assay</w:t>
+            </w:r>
+          </w:p>
+        </w:tc>
+        <w:tc>
+          <w:tcPr/>
+          <w:p>
+            <w:pPr>
+              <w:pStyle w:val="Compact"/>
+            </w:pPr>
+            <w:r>
+              <w:t xml:space="preserve">Stain and observe fungal structures for morphology</w:t>
+            </w:r>
+          </w:p>
+        </w:tc>
+        <w:tc>
+          <w:tcPr/>
+          <w:p>
+            <w:pPr>
+              <w:pStyle w:val="Compact"/>
+            </w:pPr>
+          </w:p>
+        </w:tc>
+        <w:tc>
+          <w:tcPr/>
+          <w:p>
+            <w:pPr>
+              <w:pStyle w:val="Compact"/>
+            </w:pPr>
+          </w:p>
+        </w:tc>
+      </w:tr>
+      <w:tr>
+        <w:tc>
+          <w:tcPr/>
+          <w:p>
+            <w:pPr>
+              <w:pStyle w:val="Compact"/>
+            </w:pPr>
+            <w:r>
+              <w:t xml:space="preserve">Module 3 – Phenotypic Assays</w:t>
+            </w:r>
+          </w:p>
+        </w:tc>
+        <w:tc>
+          <w:tcPr/>
+          <w:p>
+            <w:pPr>
+              <w:pStyle w:val="Compact"/>
+            </w:pPr>
+            <w:r>
+              <w:t xml:space="preserve">Method</w:t>
+            </w:r>
+          </w:p>
+        </w:tc>
+        <w:tc>
+          <w:tcPr/>
+          <w:p>
+            <w:pPr>
+              <w:pStyle w:val="Compact"/>
+            </w:pPr>
+            <w:r>
+              <w:t xml:space="preserve">Temperature growth assay</w:t>
+            </w:r>
+          </w:p>
+        </w:tc>
+        <w:tc>
+          <w:tcPr/>
+          <w:p>
+            <w:pPr>
+              <w:pStyle w:val="Compact"/>
+            </w:pPr>
+            <w:r>
+              <w:t xml:space="preserve">Compare growth at 4 °C, room temperature, and 28 °C</w:t>
             </w:r>
           </w:p>
         </w:tc>
@@ -4959,13 +5523,13 @@
         <w:t xml:space="preserve">Instructor Laboratory Preparation Instructions</w:t>
       </w:r>
     </w:p>
-    <w:bookmarkStart w:id="51" w:name="materials"/>
+    <w:bookmarkStart w:id="51" w:name="materials-and-equipment"/>
     <w:p>
       <w:pPr>
         <w:pStyle w:val="Heading4"/>
       </w:pPr>
       <w:r>
-        <w:t xml:space="preserve">Materials</w:t>
+        <w:t xml:space="preserve">Materials and Equipment</w:t>
       </w:r>
     </w:p>
     <w:p>
@@ -7148,7 +7712,17 @@
         </w:numPr>
       </w:pPr>
       <w:r>
-        <w:t xml:space="preserve">Documentation using iNaturalist</w:t>
+        <w:rPr>
+          <w:b/>
+          <w:bCs/>
+        </w:rPr>
+        <w:t xml:space="preserve">Document</w:t>
+      </w:r>
+      <w:r>
+        <w:t xml:space="preserve"> </w:t>
+      </w:r>
+      <w:r>
+        <w:t xml:space="preserve">fungal isolation using iNaturalist</w:t>
       </w:r>
     </w:p>
     <w:p>
@@ -7160,7 +7734,17 @@
         </w:numPr>
       </w:pPr>
       <w:r>
-        <w:t xml:space="preserve">Practice sterile technique</w:t>
+        <w:rPr>
+          <w:b/>
+          <w:bCs/>
+        </w:rPr>
+        <w:t xml:space="preserve">Practice</w:t>
+      </w:r>
+      <w:r>
+        <w:t xml:space="preserve"> </w:t>
+      </w:r>
+      <w:r>
+        <w:t xml:space="preserve">sterile technique</w:t>
       </w:r>
     </w:p>
     <w:p>
@@ -7172,7 +7756,33 @@
         </w:numPr>
       </w:pPr>
       <w:r>
-        <w:t xml:space="preserve">Culture and isolate fungi</w:t>
+        <w:rPr>
+          <w:b/>
+          <w:bCs/>
+        </w:rPr>
+        <w:t xml:space="preserve">Culture</w:t>
+      </w:r>
+      <w:r>
+        <w:t xml:space="preserve"> </w:t>
+      </w:r>
+      <w:r>
+        <w:t xml:space="preserve">and</w:t>
+      </w:r>
+      <w:r>
+        <w:t xml:space="preserve"> </w:t>
+      </w:r>
+      <w:r>
+        <w:rPr>
+          <w:b/>
+          <w:bCs/>
+        </w:rPr>
+        <w:t xml:space="preserve">isolate</w:t>
+      </w:r>
+      <w:r>
+        <w:t xml:space="preserve"> </w:t>
+      </w:r>
+      <w:r>
+        <w:t xml:space="preserve">fungi</w:t>
       </w:r>
     </w:p>
     <w:p>
@@ -7184,7 +7794,17 @@
         </w:numPr>
       </w:pPr>
       <w:r>
-        <w:t xml:space="preserve">Investigate fungal endophytes</w:t>
+        <w:rPr>
+          <w:b/>
+          <w:bCs/>
+        </w:rPr>
+        <w:t xml:space="preserve">Investigate</w:t>
+      </w:r>
+      <w:r>
+        <w:t xml:space="preserve"> </w:t>
+      </w:r>
+      <w:r>
+        <w:t xml:space="preserve">fungal endophytes</w:t>
       </w:r>
     </w:p>
     <w:p>
@@ -7196,11 +7816,21 @@
         </w:numPr>
       </w:pPr>
       <w:r>
-        <w:t xml:space="preserve">Characterize morphology of fungal cultures</w:t>
+        <w:rPr>
+          <w:b/>
+          <w:bCs/>
+        </w:rPr>
+        <w:t xml:space="preserve">Characterize</w:t>
+      </w:r>
+      <w:r>
+        <w:t xml:space="preserve"> </w:t>
+      </w:r>
+      <w:r>
+        <w:t xml:space="preserve">morphology of fungal cultures</w:t>
       </w:r>
     </w:p>
     <w:bookmarkEnd w:id="86"/>
-    <w:bookmarkStart w:id="87" w:name="materials-1"/>
+    <w:bookmarkStart w:id="87" w:name="materials"/>
     <w:p>
       <w:pPr>
         <w:pStyle w:val="Heading3"/>
@@ -8394,13 +9024,13 @@
         <w:t xml:space="preserve">Instructor Laboratory Preparation Instructions</w:t>
       </w:r>
     </w:p>
-    <w:bookmarkStart w:id="118" w:name="materials-2"/>
+    <w:bookmarkStart w:id="118" w:name="materials-and-equipment-1"/>
     <w:p>
       <w:pPr>
         <w:pStyle w:val="Heading4"/>
       </w:pPr>
       <w:r>
-        <w:t xml:space="preserve">Materials</w:t>
+        <w:t xml:space="preserve">Materials and Equipment</w:t>
       </w:r>
     </w:p>
     <w:p>
@@ -8565,6 +9195,30 @@
         <w:numPr>
           <w:ilvl w:val="0"/>
           <w:numId w:val="1102"/>
+        </w:numPr>
+      </w:pPr>
+      <w:r>
+        <w:t xml:space="preserve">Incubators set to 4 °C, room temperature (~20 °C), and 28 °C</w:t>
+      </w:r>
+    </w:p>
+    <w:p>
+      <w:pPr>
+        <w:pStyle w:val="Compact"/>
+        <w:numPr>
+          <w:ilvl w:val="0"/>
+          <w:numId w:val="1103"/>
+        </w:numPr>
+      </w:pPr>
+      <w:r>
+        <w:t xml:space="preserve">Refrigerator for storing plates at ~4 °C</w:t>
+      </w:r>
+    </w:p>
+    <w:p>
+      <w:pPr>
+        <w:pStyle w:val="Compact"/>
+        <w:numPr>
+          <w:ilvl w:val="0"/>
+          <w:numId w:val="1104"/>
         </w:numPr>
       </w:pPr>
       <w:r>
@@ -9278,83 +9932,169 @@
         <w:pStyle w:val="Compact"/>
         <w:numPr>
           <w:ilvl w:val="0"/>
-          <w:numId w:val="1103"/>
-        </w:numPr>
-      </w:pPr>
-      <w:r>
-        <w:t xml:space="preserve">Practice sterile technique</w:t>
-      </w:r>
-    </w:p>
-    <w:p>
-      <w:pPr>
-        <w:pStyle w:val="Compact"/>
-        <w:numPr>
-          <w:ilvl w:val="0"/>
-          <w:numId w:val="1103"/>
-        </w:numPr>
-      </w:pPr>
-      <w:r>
-        <w:t xml:space="preserve">Culture and isolate fungi</w:t>
-      </w:r>
-    </w:p>
-    <w:p>
-      <w:pPr>
-        <w:pStyle w:val="Compact"/>
-        <w:numPr>
-          <w:ilvl w:val="0"/>
-          <w:numId w:val="1103"/>
-        </w:numPr>
-      </w:pPr>
-      <w:r>
-        <w:t xml:space="preserve">Investigate fungal endophytes</w:t>
-      </w:r>
-    </w:p>
-    <w:p>
-      <w:pPr>
-        <w:pStyle w:val="Compact"/>
-        <w:numPr>
-          <w:ilvl w:val="0"/>
-          <w:numId w:val="1103"/>
-        </w:numPr>
-      </w:pPr>
-      <w:r>
-        <w:t xml:space="preserve">Characterize morphology of fungal cultures</w:t>
-      </w:r>
-    </w:p>
-    <w:p>
-      <w:pPr>
-        <w:pStyle w:val="Compact"/>
-        <w:numPr>
-          <w:ilvl w:val="0"/>
-          <w:numId w:val="1103"/>
-        </w:numPr>
-      </w:pPr>
-      <w:r>
-        <w:t xml:space="preserve">Create data spreadsheets</w:t>
-      </w:r>
-    </w:p>
-    <w:p>
-      <w:pPr>
-        <w:pStyle w:val="Compact"/>
-        <w:numPr>
-          <w:ilvl w:val="0"/>
-          <w:numId w:val="1103"/>
-        </w:numPr>
-      </w:pPr>
-      <w:r>
-        <w:t xml:space="preserve">Isolate fungi for molecular extraction and analysis</w:t>
-      </w:r>
-    </w:p>
-    <w:p>
-      <w:pPr>
-        <w:pStyle w:val="Compact"/>
-        <w:numPr>
-          <w:ilvl w:val="0"/>
-          <w:numId w:val="1103"/>
-        </w:numPr>
-      </w:pPr>
-      <w:r>
-        <w:t xml:space="preserve">Create growth curves</w:t>
+          <w:numId w:val="1105"/>
+        </w:numPr>
+      </w:pPr>
+      <w:r>
+        <w:rPr>
+          <w:b/>
+          <w:bCs/>
+        </w:rPr>
+        <w:t xml:space="preserve">Practice</w:t>
+      </w:r>
+      <w:r>
+        <w:t xml:space="preserve"> </w:t>
+      </w:r>
+      <w:r>
+        <w:t xml:space="preserve">sterile technique</w:t>
+      </w:r>
+    </w:p>
+    <w:p>
+      <w:pPr>
+        <w:pStyle w:val="Compact"/>
+        <w:numPr>
+          <w:ilvl w:val="0"/>
+          <w:numId w:val="1105"/>
+        </w:numPr>
+      </w:pPr>
+      <w:r>
+        <w:rPr>
+          <w:b/>
+          <w:bCs/>
+        </w:rPr>
+        <w:t xml:space="preserve">Culture</w:t>
+      </w:r>
+      <w:r>
+        <w:t xml:space="preserve"> </w:t>
+      </w:r>
+      <w:r>
+        <w:t xml:space="preserve">and</w:t>
+      </w:r>
+      <w:r>
+        <w:t xml:space="preserve"> </w:t>
+      </w:r>
+      <w:r>
+        <w:rPr>
+          <w:b/>
+          <w:bCs/>
+        </w:rPr>
+        <w:t xml:space="preserve">isolate</w:t>
+      </w:r>
+      <w:r>
+        <w:t xml:space="preserve"> </w:t>
+      </w:r>
+      <w:r>
+        <w:t xml:space="preserve">fungi</w:t>
+      </w:r>
+    </w:p>
+    <w:p>
+      <w:pPr>
+        <w:pStyle w:val="Compact"/>
+        <w:numPr>
+          <w:ilvl w:val="0"/>
+          <w:numId w:val="1105"/>
+        </w:numPr>
+      </w:pPr>
+      <w:r>
+        <w:rPr>
+          <w:b/>
+          <w:bCs/>
+        </w:rPr>
+        <w:t xml:space="preserve">Investigate</w:t>
+      </w:r>
+      <w:r>
+        <w:t xml:space="preserve"> </w:t>
+      </w:r>
+      <w:r>
+        <w:t xml:space="preserve">fungal endophytes</w:t>
+      </w:r>
+    </w:p>
+    <w:p>
+      <w:pPr>
+        <w:pStyle w:val="Compact"/>
+        <w:numPr>
+          <w:ilvl w:val="0"/>
+          <w:numId w:val="1105"/>
+        </w:numPr>
+      </w:pPr>
+      <w:r>
+        <w:rPr>
+          <w:b/>
+          <w:bCs/>
+        </w:rPr>
+        <w:t xml:space="preserve">Characterize</w:t>
+      </w:r>
+      <w:r>
+        <w:t xml:space="preserve"> </w:t>
+      </w:r>
+      <w:r>
+        <w:t xml:space="preserve">morphology of fungal cultures</w:t>
+      </w:r>
+    </w:p>
+    <w:p>
+      <w:pPr>
+        <w:pStyle w:val="Compact"/>
+        <w:numPr>
+          <w:ilvl w:val="0"/>
+          <w:numId w:val="1105"/>
+        </w:numPr>
+      </w:pPr>
+      <w:r>
+        <w:rPr>
+          <w:b/>
+          <w:bCs/>
+        </w:rPr>
+        <w:t xml:space="preserve">Create</w:t>
+      </w:r>
+      <w:r>
+        <w:t xml:space="preserve"> </w:t>
+      </w:r>
+      <w:r>
+        <w:t xml:space="preserve">data spreadsheets</w:t>
+      </w:r>
+    </w:p>
+    <w:p>
+      <w:pPr>
+        <w:pStyle w:val="Compact"/>
+        <w:numPr>
+          <w:ilvl w:val="0"/>
+          <w:numId w:val="1105"/>
+        </w:numPr>
+      </w:pPr>
+      <w:r>
+        <w:rPr>
+          <w:b/>
+          <w:bCs/>
+        </w:rPr>
+        <w:t xml:space="preserve">Isolate</w:t>
+      </w:r>
+      <w:r>
+        <w:t xml:space="preserve"> </w:t>
+      </w:r>
+      <w:r>
+        <w:t xml:space="preserve">fungi for molecular extraction and analysis</w:t>
+      </w:r>
+    </w:p>
+    <w:p>
+      <w:pPr>
+        <w:pStyle w:val="Compact"/>
+        <w:numPr>
+          <w:ilvl w:val="0"/>
+          <w:numId w:val="1105"/>
+        </w:numPr>
+      </w:pPr>
+      <w:r>
+        <w:rPr>
+          <w:b/>
+          <w:bCs/>
+        </w:rPr>
+        <w:t xml:space="preserve">Create</w:t>
+      </w:r>
+      <w:r>
+        <w:t xml:space="preserve"> </w:t>
+      </w:r>
+      <w:r>
+        <w:t xml:space="preserve">growth curves</w:t>
       </w:r>
     </w:p>
     <w:bookmarkEnd w:id="125"/>
@@ -9367,21 +10107,21 @@
         <w:t xml:space="preserve">Instructions</w:t>
       </w:r>
     </w:p>
-    <w:bookmarkStart w:id="126" w:name="materials-3"/>
+    <w:bookmarkStart w:id="126" w:name="materials-and-equipment-2"/>
     <w:p>
       <w:pPr>
         <w:pStyle w:val="Heading4"/>
       </w:pPr>
       <w:r>
-        <w:t xml:space="preserve">Materials</w:t>
-      </w:r>
-    </w:p>
-    <w:p>
-      <w:pPr>
-        <w:pStyle w:val="Compact"/>
-        <w:numPr>
-          <w:ilvl w:val="0"/>
-          <w:numId w:val="1104"/>
+        <w:t xml:space="preserve">Materials and Equipment</w:t>
+      </w:r>
+    </w:p>
+    <w:p>
+      <w:pPr>
+        <w:pStyle w:val="Compact"/>
+        <w:numPr>
+          <w:ilvl w:val="0"/>
+          <w:numId w:val="1106"/>
         </w:numPr>
       </w:pPr>
       <w:r>
@@ -9393,7 +10133,7 @@
         <w:pStyle w:val="Compact"/>
         <w:numPr>
           <w:ilvl w:val="0"/>
-          <w:numId w:val="1105"/>
+          <w:numId w:val="1107"/>
         </w:numPr>
       </w:pPr>
       <w:r>
@@ -9405,7 +10145,7 @@
         <w:pStyle w:val="Compact"/>
         <w:numPr>
           <w:ilvl w:val="0"/>
-          <w:numId w:val="1106"/>
+          <w:numId w:val="1108"/>
         </w:numPr>
       </w:pPr>
       <w:r>
@@ -9417,7 +10157,7 @@
         <w:pStyle w:val="Compact"/>
         <w:numPr>
           <w:ilvl w:val="0"/>
-          <w:numId w:val="1107"/>
+          <w:numId w:val="1109"/>
         </w:numPr>
       </w:pPr>
       <w:r>
@@ -9429,7 +10169,7 @@
         <w:pStyle w:val="Compact"/>
         <w:numPr>
           <w:ilvl w:val="0"/>
-          <w:numId w:val="1108"/>
+          <w:numId w:val="1110"/>
         </w:numPr>
       </w:pPr>
       <w:r>
@@ -9441,7 +10181,7 @@
         <w:pStyle w:val="Compact"/>
         <w:numPr>
           <w:ilvl w:val="0"/>
-          <w:numId w:val="1109"/>
+          <w:numId w:val="1111"/>
         </w:numPr>
       </w:pPr>
       <w:r>
@@ -9453,7 +10193,7 @@
         <w:pStyle w:val="Compact"/>
         <w:numPr>
           <w:ilvl w:val="0"/>
-          <w:numId w:val="1110"/>
+          <w:numId w:val="1112"/>
         </w:numPr>
       </w:pPr>
       <w:r>
@@ -9465,7 +10205,7 @@
         <w:pStyle w:val="Compact"/>
         <w:numPr>
           <w:ilvl w:val="0"/>
-          <w:numId w:val="1111"/>
+          <w:numId w:val="1113"/>
         </w:numPr>
       </w:pPr>
       <w:r>
@@ -9477,7 +10217,7 @@
         <w:pStyle w:val="Compact"/>
         <w:numPr>
           <w:ilvl w:val="0"/>
-          <w:numId w:val="1112"/>
+          <w:numId w:val="1114"/>
         </w:numPr>
       </w:pPr>
       <w:r>
@@ -9489,7 +10229,7 @@
         <w:pStyle w:val="Compact"/>
         <w:numPr>
           <w:ilvl w:val="0"/>
-          <w:numId w:val="1113"/>
+          <w:numId w:val="1115"/>
         </w:numPr>
       </w:pPr>
       <w:r>
@@ -9501,7 +10241,7 @@
         <w:pStyle w:val="Compact"/>
         <w:numPr>
           <w:ilvl w:val="0"/>
-          <w:numId w:val="1114"/>
+          <w:numId w:val="1116"/>
         </w:numPr>
       </w:pPr>
       <w:r>
@@ -9513,7 +10253,7 @@
         <w:pStyle w:val="Compact"/>
         <w:numPr>
           <w:ilvl w:val="0"/>
-          <w:numId w:val="1115"/>
+          <w:numId w:val="1117"/>
         </w:numPr>
       </w:pPr>
       <w:r>
@@ -9647,7 +10387,7 @@
         <w:pStyle w:val="Compact"/>
         <w:numPr>
           <w:ilvl w:val="0"/>
-          <w:numId w:val="1116"/>
+          <w:numId w:val="1118"/>
         </w:numPr>
       </w:pPr>
       <w:r>
@@ -9669,7 +10409,7 @@
         <w:pStyle w:val="Compact"/>
         <w:numPr>
           <w:ilvl w:val="0"/>
-          <w:numId w:val="1116"/>
+          <w:numId w:val="1118"/>
         </w:numPr>
       </w:pPr>
       <w:r>
@@ -9691,7 +10431,7 @@
         <w:pStyle w:val="Compact"/>
         <w:numPr>
           <w:ilvl w:val="0"/>
-          <w:numId w:val="1116"/>
+          <w:numId w:val="1118"/>
         </w:numPr>
       </w:pPr>
       <w:r>
@@ -9703,7 +10443,7 @@
         <w:pStyle w:val="Compact"/>
         <w:numPr>
           <w:ilvl w:val="0"/>
-          <w:numId w:val="1116"/>
+          <w:numId w:val="1118"/>
         </w:numPr>
       </w:pPr>
       <w:r>
@@ -9724,7 +10464,7 @@
         <w:pStyle w:val="Compact"/>
         <w:numPr>
           <w:ilvl w:val="1"/>
-          <w:numId w:val="1117"/>
+          <w:numId w:val="1119"/>
         </w:numPr>
       </w:pPr>
       <w:r>
@@ -9736,7 +10476,7 @@
         <w:pStyle w:val="Compact"/>
         <w:numPr>
           <w:ilvl w:val="1"/>
-          <w:numId w:val="1117"/>
+          <w:numId w:val="1119"/>
         </w:numPr>
       </w:pPr>
       <w:r>
@@ -9748,7 +10488,7 @@
         <w:pStyle w:val="Compact"/>
         <w:numPr>
           <w:ilvl w:val="1"/>
-          <w:numId w:val="1117"/>
+          <w:numId w:val="1119"/>
         </w:numPr>
       </w:pPr>
       <w:r>
@@ -9760,7 +10500,7 @@
         <w:pStyle w:val="Compact"/>
         <w:numPr>
           <w:ilvl w:val="1"/>
-          <w:numId w:val="1117"/>
+          <w:numId w:val="1119"/>
         </w:numPr>
       </w:pPr>
       <w:r>
@@ -9772,7 +10512,7 @@
         <w:pStyle w:val="Compact"/>
         <w:numPr>
           <w:ilvl w:val="1"/>
-          <w:numId w:val="1117"/>
+          <w:numId w:val="1119"/>
         </w:numPr>
       </w:pPr>
       <w:r>
@@ -9784,7 +10524,7 @@
         <w:pStyle w:val="Compact"/>
         <w:numPr>
           <w:ilvl w:val="1"/>
-          <w:numId w:val="1117"/>
+          <w:numId w:val="1119"/>
         </w:numPr>
       </w:pPr>
       <w:r>
@@ -9806,7 +10546,7 @@
         <w:pStyle w:val="Compact"/>
         <w:numPr>
           <w:ilvl w:val="0"/>
-          <w:numId w:val="1118"/>
+          <w:numId w:val="1120"/>
         </w:numPr>
       </w:pPr>
       <w:r>
@@ -9832,7 +10572,7 @@
         <w:pStyle w:val="Compact"/>
         <w:numPr>
           <w:ilvl w:val="0"/>
-          <w:numId w:val="1118"/>
+          <w:numId w:val="1120"/>
         </w:numPr>
       </w:pPr>
       <w:r>
@@ -9923,7 +10663,7 @@
         <w:pStyle w:val="Compact"/>
         <w:numPr>
           <w:ilvl w:val="0"/>
-          <w:numId w:val="1119"/>
+          <w:numId w:val="1121"/>
         </w:numPr>
       </w:pPr>
       <w:r>
@@ -9935,7 +10675,7 @@
         <w:pStyle w:val="Compact"/>
         <w:numPr>
           <w:ilvl w:val="0"/>
-          <w:numId w:val="1119"/>
+          <w:numId w:val="1121"/>
         </w:numPr>
       </w:pPr>
       <w:r>
@@ -10222,7 +10962,7 @@
         <w:pStyle w:val="Compact"/>
         <w:numPr>
           <w:ilvl w:val="0"/>
-          <w:numId w:val="1120"/>
+          <w:numId w:val="1122"/>
         </w:numPr>
       </w:pPr>
       <w:r>
@@ -10234,7 +10974,7 @@
         <w:pStyle w:val="Compact"/>
         <w:numPr>
           <w:ilvl w:val="0"/>
-          <w:numId w:val="1120"/>
+          <w:numId w:val="1122"/>
         </w:numPr>
       </w:pPr>
       <w:r>
@@ -10246,7 +10986,7 @@
         <w:pStyle w:val="Compact"/>
         <w:numPr>
           <w:ilvl w:val="0"/>
-          <w:numId w:val="1120"/>
+          <w:numId w:val="1122"/>
         </w:numPr>
       </w:pPr>
       <w:r>
@@ -10258,7 +10998,7 @@
         <w:pStyle w:val="Compact"/>
         <w:numPr>
           <w:ilvl w:val="0"/>
-          <w:numId w:val="1120"/>
+          <w:numId w:val="1122"/>
         </w:numPr>
       </w:pPr>
       <w:r>
@@ -10417,7 +11157,7 @@
         <w:t xml:space="preserve">Instructor Laboratory Preparation Instructions</w:t>
       </w:r>
     </w:p>
-    <w:bookmarkStart w:id="144" w:name="materials-and-equipment"/>
+    <w:bookmarkStart w:id="144" w:name="materials-and-equipment-3"/>
     <w:p>
       <w:pPr>
         <w:pStyle w:val="Heading4"/>
@@ -10431,7 +11171,187 @@
         <w:pStyle w:val="Compact"/>
         <w:numPr>
           <w:ilvl w:val="0"/>
-          <w:numId w:val="1121"/>
+          <w:numId w:val="1123"/>
+        </w:numPr>
+      </w:pPr>
+      <w:r>
+        <w:t xml:space="preserve">60x15 mm Petri dishes</w:t>
+      </w:r>
+    </w:p>
+    <w:p>
+      <w:pPr>
+        <w:pStyle w:val="Compact"/>
+        <w:numPr>
+          <w:ilvl w:val="0"/>
+          <w:numId w:val="1124"/>
+        </w:numPr>
+      </w:pPr>
+      <w:r>
+        <w:t xml:space="preserve">Bacteriological agar</w:t>
+      </w:r>
+    </w:p>
+    <w:p>
+      <w:pPr>
+        <w:pStyle w:val="Compact"/>
+        <w:numPr>
+          <w:ilvl w:val="0"/>
+          <w:numId w:val="1125"/>
+        </w:numPr>
+      </w:pPr>
+      <w:r>
+        <w:t xml:space="preserve">Potato Dextrose Agar (PDA)</w:t>
+      </w:r>
+    </w:p>
+    <w:p>
+      <w:pPr>
+        <w:pStyle w:val="Compact"/>
+        <w:numPr>
+          <w:ilvl w:val="0"/>
+          <w:numId w:val="1126"/>
+        </w:numPr>
+      </w:pPr>
+      <w:r>
+        <w:t xml:space="preserve">Streptomycin (50 mg/ml) [optional, but recommended to prevent bacterial contamination]</w:t>
+      </w:r>
+    </w:p>
+    <w:p>
+      <w:pPr>
+        <w:pStyle w:val="Compact"/>
+        <w:numPr>
+          <w:ilvl w:val="0"/>
+          <w:numId w:val="1127"/>
+        </w:numPr>
+      </w:pPr>
+      <w:r>
+        <w:t xml:space="preserve">Zinc sulfate</w:t>
+      </w:r>
+    </w:p>
+    <w:p>
+      <w:pPr>
+        <w:pStyle w:val="Compact"/>
+        <w:numPr>
+          <w:ilvl w:val="0"/>
+          <w:numId w:val="1128"/>
+        </w:numPr>
+      </w:pPr>
+      <w:r>
+        <w:t xml:space="preserve">Cellophane discs (rinsed and autoclaved individually)</w:t>
+      </w:r>
+    </w:p>
+    <w:p>
+      <w:pPr>
+        <w:pStyle w:val="Compact"/>
+        <w:numPr>
+          <w:ilvl w:val="0"/>
+          <w:numId w:val="1129"/>
+        </w:numPr>
+      </w:pPr>
+      <w:r>
+        <w:t xml:space="preserve">Forceps</w:t>
+      </w:r>
+    </w:p>
+    <w:p>
+      <w:pPr>
+        <w:pStyle w:val="Compact"/>
+        <w:numPr>
+          <w:ilvl w:val="0"/>
+          <w:numId w:val="1130"/>
+        </w:numPr>
+      </w:pPr>
+      <w:r>
+        <w:t xml:space="preserve">Scalpel (sterilized or disposable)</w:t>
+      </w:r>
+    </w:p>
+    <w:p>
+      <w:pPr>
+        <w:pStyle w:val="Compact"/>
+        <w:numPr>
+          <w:ilvl w:val="0"/>
+          <w:numId w:val="1131"/>
+        </w:numPr>
+      </w:pPr>
+      <w:r>
+        <w:t xml:space="preserve">Ethanol jar</w:t>
+      </w:r>
+    </w:p>
+    <w:p>
+      <w:pPr>
+        <w:pStyle w:val="Compact"/>
+        <w:numPr>
+          <w:ilvl w:val="0"/>
+          <w:numId w:val="1132"/>
+        </w:numPr>
+      </w:pPr>
+      <w:r>
+        <w:t xml:space="preserve">Parafilm</w:t>
+      </w:r>
+    </w:p>
+    <w:p>
+      <w:pPr>
+        <w:pStyle w:val="Compact"/>
+        <w:numPr>
+          <w:ilvl w:val="0"/>
+          <w:numId w:val="1133"/>
+        </w:numPr>
+      </w:pPr>
+      <w:r>
+        <w:t xml:space="preserve">Marker for labeling plates</w:t>
+      </w:r>
+    </w:p>
+    <w:p>
+      <w:pPr>
+        <w:pStyle w:val="Compact"/>
+        <w:numPr>
+          <w:ilvl w:val="0"/>
+          <w:numId w:val="1134"/>
+        </w:numPr>
+      </w:pPr>
+      <w:r>
+        <w:t xml:space="preserve">70% ethanol for sterilization</w:t>
+      </w:r>
+    </w:p>
+    <w:p>
+      <w:pPr>
+        <w:pStyle w:val="Compact"/>
+        <w:numPr>
+          <w:ilvl w:val="0"/>
+          <w:numId w:val="1135"/>
+        </w:numPr>
+      </w:pPr>
+      <w:r>
+        <w:t xml:space="preserve">Ruler for measuring growth (mm ruler)</w:t>
+      </w:r>
+    </w:p>
+    <w:p>
+      <w:pPr>
+        <w:pStyle w:val="Compact"/>
+        <w:numPr>
+          <w:ilvl w:val="0"/>
+          <w:numId w:val="1136"/>
+        </w:numPr>
+      </w:pPr>
+      <w:r>
+        <w:t xml:space="preserve">Incubators set to 4 °C, room temperature (~20 °C), and 28 °C</w:t>
+      </w:r>
+    </w:p>
+    <w:p>
+      <w:pPr>
+        <w:pStyle w:val="Compact"/>
+        <w:numPr>
+          <w:ilvl w:val="0"/>
+          <w:numId w:val="1137"/>
+        </w:numPr>
+      </w:pPr>
+      <w:r>
+        <w:t xml:space="preserve">Refrigerator for storing plates at ~4 °C</w:t>
+      </w:r>
+    </w:p>
+    <w:p>
+      <w:pPr>
+        <w:pStyle w:val="Compact"/>
+        <w:numPr>
+          <w:ilvl w:val="0"/>
+          <w:numId w:val="1138"/>
         </w:numPr>
       </w:pPr>
       <w:r>
@@ -10443,191 +11363,11 @@
         <w:pStyle w:val="Compact"/>
         <w:numPr>
           <w:ilvl w:val="0"/>
-          <w:numId w:val="1122"/>
+          <w:numId w:val="1139"/>
         </w:numPr>
       </w:pPr>
       <w:r>
         <w:t xml:space="preserve">Laminar flow hood (if available)</w:t>
-      </w:r>
-    </w:p>
-    <w:p>
-      <w:pPr>
-        <w:pStyle w:val="Compact"/>
-        <w:numPr>
-          <w:ilvl w:val="0"/>
-          <w:numId w:val="1123"/>
-        </w:numPr>
-      </w:pPr>
-      <w:r>
-        <w:t xml:space="preserve">60x15 mm Petri dishes</w:t>
-      </w:r>
-    </w:p>
-    <w:p>
-      <w:pPr>
-        <w:pStyle w:val="Compact"/>
-        <w:numPr>
-          <w:ilvl w:val="0"/>
-          <w:numId w:val="1124"/>
-        </w:numPr>
-      </w:pPr>
-      <w:r>
-        <w:t xml:space="preserve">Bacteriological agar</w:t>
-      </w:r>
-    </w:p>
-    <w:p>
-      <w:pPr>
-        <w:pStyle w:val="Compact"/>
-        <w:numPr>
-          <w:ilvl w:val="0"/>
-          <w:numId w:val="1125"/>
-        </w:numPr>
-      </w:pPr>
-      <w:r>
-        <w:t xml:space="preserve">Potato Dextrose Agar (PDA)</w:t>
-      </w:r>
-    </w:p>
-    <w:p>
-      <w:pPr>
-        <w:pStyle w:val="Compact"/>
-        <w:numPr>
-          <w:ilvl w:val="0"/>
-          <w:numId w:val="1126"/>
-        </w:numPr>
-      </w:pPr>
-      <w:r>
-        <w:t xml:space="preserve">Streptomycin (50 mg/ml) [optional, but recommended to prevent bacterial contamination]</w:t>
-      </w:r>
-    </w:p>
-    <w:p>
-      <w:pPr>
-        <w:pStyle w:val="Compact"/>
-        <w:numPr>
-          <w:ilvl w:val="0"/>
-          <w:numId w:val="1127"/>
-        </w:numPr>
-      </w:pPr>
-      <w:r>
-        <w:t xml:space="preserve">Zinc sulfate</w:t>
-      </w:r>
-    </w:p>
-    <w:p>
-      <w:pPr>
-        <w:pStyle w:val="Compact"/>
-        <w:numPr>
-          <w:ilvl w:val="0"/>
-          <w:numId w:val="1128"/>
-        </w:numPr>
-      </w:pPr>
-      <w:r>
-        <w:t xml:space="preserve">Cellophane discs (rinsed and autoclaved individually)</w:t>
-      </w:r>
-    </w:p>
-    <w:p>
-      <w:pPr>
-        <w:pStyle w:val="Compact"/>
-        <w:numPr>
-          <w:ilvl w:val="0"/>
-          <w:numId w:val="1129"/>
-        </w:numPr>
-      </w:pPr>
-      <w:r>
-        <w:t xml:space="preserve">Forceps</w:t>
-      </w:r>
-    </w:p>
-    <w:p>
-      <w:pPr>
-        <w:pStyle w:val="Compact"/>
-        <w:numPr>
-          <w:ilvl w:val="0"/>
-          <w:numId w:val="1130"/>
-        </w:numPr>
-      </w:pPr>
-      <w:r>
-        <w:t xml:space="preserve">Scalpel (sterilized or disposable)</w:t>
-      </w:r>
-    </w:p>
-    <w:p>
-      <w:pPr>
-        <w:pStyle w:val="Compact"/>
-        <w:numPr>
-          <w:ilvl w:val="0"/>
-          <w:numId w:val="1131"/>
-        </w:numPr>
-      </w:pPr>
-      <w:r>
-        <w:t xml:space="preserve">Ethanol jar</w:t>
-      </w:r>
-    </w:p>
-    <w:p>
-      <w:pPr>
-        <w:pStyle w:val="Compact"/>
-        <w:numPr>
-          <w:ilvl w:val="0"/>
-          <w:numId w:val="1132"/>
-        </w:numPr>
-      </w:pPr>
-      <w:r>
-        <w:t xml:space="preserve">Parafilm</w:t>
-      </w:r>
-    </w:p>
-    <w:p>
-      <w:pPr>
-        <w:pStyle w:val="Compact"/>
-        <w:numPr>
-          <w:ilvl w:val="0"/>
-          <w:numId w:val="1133"/>
-        </w:numPr>
-      </w:pPr>
-      <w:r>
-        <w:t xml:space="preserve">Marker for labeling plates</w:t>
-      </w:r>
-    </w:p>
-    <w:p>
-      <w:pPr>
-        <w:pStyle w:val="Compact"/>
-        <w:numPr>
-          <w:ilvl w:val="0"/>
-          <w:numId w:val="1134"/>
-        </w:numPr>
-      </w:pPr>
-      <w:r>
-        <w:t xml:space="preserve">Ruler for measuring growth (mm ruler)</w:t>
-      </w:r>
-    </w:p>
-    <w:p>
-      <w:pPr>
-        <w:pStyle w:val="Compact"/>
-        <w:numPr>
-          <w:ilvl w:val="0"/>
-          <w:numId w:val="1135"/>
-        </w:numPr>
-      </w:pPr>
-      <w:r>
-        <w:t xml:space="preserve">Incubators set to 4 °C, room temperature (~20 °C), and 28 °C</w:t>
-      </w:r>
-    </w:p>
-    <w:p>
-      <w:pPr>
-        <w:pStyle w:val="Compact"/>
-        <w:numPr>
-          <w:ilvl w:val="0"/>
-          <w:numId w:val="1136"/>
-        </w:numPr>
-      </w:pPr>
-      <w:r>
-        <w:t xml:space="preserve">Refrigerator for storing plates at ~4 °C</w:t>
-      </w:r>
-    </w:p>
-    <w:p>
-      <w:pPr>
-        <w:pStyle w:val="Compact"/>
-        <w:numPr>
-          <w:ilvl w:val="0"/>
-          <w:numId w:val="1137"/>
-        </w:numPr>
-      </w:pPr>
-      <w:r>
-        <w:t xml:space="preserve">70% ethanol for sterilization</w:t>
       </w:r>
     </w:p>
     <w:p>
@@ -10799,7 +11539,7 @@
                 <w:b/>
                 <w:bCs/>
               </w:rPr>
-              <w:t xml:space="preserve">Work carefully and do not leave plates open for long periods of time.</w:t>
+              <w:t xml:space="preserve">Work carefully and do not leave plates open for long periods of time, and seal them properly.</w:t>
             </w:r>
           </w:p>
           <w:p/>
@@ -10914,7 +11654,7 @@
         <w:pStyle w:val="Compact"/>
         <w:numPr>
           <w:ilvl w:val="0"/>
-          <w:numId w:val="1138"/>
+          <w:numId w:val="1140"/>
         </w:numPr>
       </w:pPr>
       <w:r>
@@ -10926,7 +11666,7 @@
         <w:pStyle w:val="Compact"/>
         <w:numPr>
           <w:ilvl w:val="0"/>
-          <w:numId w:val="1138"/>
+          <w:numId w:val="1140"/>
         </w:numPr>
       </w:pPr>
       <w:r>
@@ -10938,7 +11678,7 @@
         <w:pStyle w:val="Compact"/>
         <w:numPr>
           <w:ilvl w:val="0"/>
-          <w:numId w:val="1138"/>
+          <w:numId w:val="1140"/>
         </w:numPr>
       </w:pPr>
       <w:r>
@@ -10950,7 +11690,7 @@
         <w:pStyle w:val="Compact"/>
         <w:numPr>
           <w:ilvl w:val="0"/>
-          <w:numId w:val="1138"/>
+          <w:numId w:val="1140"/>
         </w:numPr>
       </w:pPr>
       <w:r>
@@ -10962,7 +11702,7 @@
         <w:pStyle w:val="Compact"/>
         <w:numPr>
           <w:ilvl w:val="0"/>
-          <w:numId w:val="1138"/>
+          <w:numId w:val="1140"/>
         </w:numPr>
       </w:pPr>
       <w:r>
@@ -10974,19 +11714,19 @@
         <w:pStyle w:val="Compact"/>
         <w:numPr>
           <w:ilvl w:val="0"/>
-          <w:numId w:val="1138"/>
-        </w:numPr>
-      </w:pPr>
-      <w:r>
-        <w:t xml:space="preserve">Create data spreadsheets</w:t>
-      </w:r>
-    </w:p>
-    <w:p>
-      <w:pPr>
-        <w:pStyle w:val="Compact"/>
-        <w:numPr>
-          <w:ilvl w:val="0"/>
-          <w:numId w:val="1138"/>
+          <w:numId w:val="1140"/>
+        </w:numPr>
+      </w:pPr>
+      <w:r>
+        <w:t xml:space="preserve">Collect image data to document fungal growth and morphology</w:t>
+      </w:r>
+    </w:p>
+    <w:p>
+      <w:pPr>
+        <w:pStyle w:val="Compact"/>
+        <w:numPr>
+          <w:ilvl w:val="0"/>
+          <w:numId w:val="1140"/>
         </w:numPr>
       </w:pPr>
       <w:r>
@@ -10998,11 +11738,11 @@
         <w:pStyle w:val="Compact"/>
         <w:numPr>
           <w:ilvl w:val="0"/>
-          <w:numId w:val="1138"/>
-        </w:numPr>
-      </w:pPr>
-      <w:r>
-        <w:t xml:space="preserve">Record data to create growth curves</w:t>
+          <w:numId w:val="1140"/>
+        </w:numPr>
+      </w:pPr>
+      <w:r>
+        <w:t xml:space="preserve">Record data to create growth curves and determine growth rates</w:t>
       </w:r>
     </w:p>
     <w:bookmarkEnd w:id="148"/>
@@ -11015,21 +11755,21 @@
         <w:t xml:space="preserve">Instructions</w:t>
       </w:r>
     </w:p>
-    <w:bookmarkStart w:id="149" w:name="materials-4"/>
+    <w:bookmarkStart w:id="149" w:name="materials-and-equipment-4"/>
     <w:p>
       <w:pPr>
         <w:pStyle w:val="Heading4"/>
       </w:pPr>
       <w:r>
-        <w:t xml:space="preserve">Materials</w:t>
-      </w:r>
-    </w:p>
-    <w:p>
-      <w:pPr>
-        <w:pStyle w:val="Compact"/>
-        <w:numPr>
-          <w:ilvl w:val="0"/>
-          <w:numId w:val="1139"/>
+        <w:t xml:space="preserve">Materials and Equipment</w:t>
+      </w:r>
+    </w:p>
+    <w:p>
+      <w:pPr>
+        <w:pStyle w:val="Compact"/>
+        <w:numPr>
+          <w:ilvl w:val="0"/>
+          <w:numId w:val="1141"/>
         </w:numPr>
       </w:pPr>
       <w:r>
@@ -11041,7 +11781,7 @@
         <w:pStyle w:val="Compact"/>
         <w:numPr>
           <w:ilvl w:val="0"/>
-          <w:numId w:val="1140"/>
+          <w:numId w:val="1142"/>
         </w:numPr>
       </w:pPr>
       <w:r>
@@ -11053,7 +11793,7 @@
         <w:pStyle w:val="Compact"/>
         <w:numPr>
           <w:ilvl w:val="0"/>
-          <w:numId w:val="1141"/>
+          <w:numId w:val="1143"/>
         </w:numPr>
       </w:pPr>
       <w:r>
@@ -11065,7 +11805,7 @@
         <w:pStyle w:val="Compact"/>
         <w:numPr>
           <w:ilvl w:val="0"/>
-          <w:numId w:val="1142"/>
+          <w:numId w:val="1144"/>
         </w:numPr>
       </w:pPr>
       <w:r>
@@ -11077,7 +11817,7 @@
         <w:pStyle w:val="Compact"/>
         <w:numPr>
           <w:ilvl w:val="0"/>
-          <w:numId w:val="1143"/>
+          <w:numId w:val="1145"/>
         </w:numPr>
       </w:pPr>
       <w:r>
@@ -11089,7 +11829,7 @@
         <w:pStyle w:val="Compact"/>
         <w:numPr>
           <w:ilvl w:val="0"/>
-          <w:numId w:val="1144"/>
+          <w:numId w:val="1146"/>
         </w:numPr>
       </w:pPr>
       <w:r>
@@ -11101,7 +11841,7 @@
         <w:pStyle w:val="Compact"/>
         <w:numPr>
           <w:ilvl w:val="0"/>
-          <w:numId w:val="1145"/>
+          <w:numId w:val="1147"/>
         </w:numPr>
       </w:pPr>
       <w:r>
@@ -11155,7 +11895,23 @@
         <w:pStyle w:val="BodyText"/>
       </w:pPr>
       <w:r>
-        <w:t xml:space="preserve">Testing foliar fungal endophytes for Zn tolerance is particularly relevant as these fungi play crucial roles in plant health and ecosystem functioning. Endophytes can enhance plant growth, provide resistance to pathogens, and contribute to nutrient cycling. Understanding their tolerance to heavy metals like Zn is important for ecological studies, especially in areas affected by pollution or where plants are used in phytoremediation efforts. By assessing their ability to thrive in environments with varying Zn concentrations, we can gain insights into their resilience and potential applications in sustainable agriculture and environmental management.</w:t>
+        <w:t xml:space="preserve">Testing foliar fungal endophytes for</w:t>
+      </w:r>
+      <w:r>
+        <w:t xml:space="preserve"> </w:t>
+      </w:r>
+      <w:r>
+        <w:rPr>
+          <w:b/>
+          <w:bCs/>
+        </w:rPr>
+        <w:t xml:space="preserve">Zn tolerance</w:t>
+      </w:r>
+      <w:r>
+        <w:t xml:space="preserve"> </w:t>
+      </w:r>
+      <w:r>
+        <w:t xml:space="preserve">is particularly relevant as these fungi play crucial roles in plant health and ecosystem functioning. Endophytes can enhance plant growth, provide resistance to pathogens, and contribute to nutrient cycling. Understanding their tolerance to heavy metals like Zn is important for ecological studies, especially in areas affected by pollution or where plants are used in phytoremediation efforts. By assessing their ability to thrive in environments with varying Zn concentrations, we can gain insights into their resilience and potential applications in sustainable agriculture and environmental management.</w:t>
       </w:r>
     </w:p>
     <w:bookmarkEnd w:id="150"/>
@@ -11170,9 +11926,10 @@
     </w:p>
     <w:p>
       <w:pPr>
-        <w:numPr>
-          <w:ilvl w:val="0"/>
-          <w:numId w:val="1146"/>
+        <w:pStyle w:val="Compact"/>
+        <w:numPr>
+          <w:ilvl w:val="0"/>
+          <w:numId w:val="1148"/>
         </w:numPr>
       </w:pPr>
       <w:r>
@@ -11181,9 +11938,10 @@
     </w:p>
     <w:p>
       <w:pPr>
-        <w:numPr>
-          <w:ilvl w:val="0"/>
-          <w:numId w:val="1146"/>
+        <w:pStyle w:val="Compact"/>
+        <w:numPr>
+          <w:ilvl w:val="0"/>
+          <w:numId w:val="1148"/>
         </w:numPr>
       </w:pPr>
       <w:r>
@@ -11191,21 +11949,21 @@
       </w:r>
     </w:p>
     <w:bookmarkEnd w:id="151"/>
-    <w:bookmarkStart w:id="152" w:name="materials-5"/>
+    <w:bookmarkStart w:id="152" w:name="materials-and-equipment-5"/>
     <w:p>
       <w:pPr>
         <w:pStyle w:val="Heading4"/>
       </w:pPr>
       <w:r>
-        <w:t xml:space="preserve">Materials</w:t>
-      </w:r>
-    </w:p>
-    <w:p>
-      <w:pPr>
-        <w:pStyle w:val="Compact"/>
-        <w:numPr>
-          <w:ilvl w:val="0"/>
-          <w:numId w:val="1147"/>
+        <w:t xml:space="preserve">Materials and Equipment</w:t>
+      </w:r>
+    </w:p>
+    <w:p>
+      <w:pPr>
+        <w:pStyle w:val="Compact"/>
+        <w:numPr>
+          <w:ilvl w:val="0"/>
+          <w:numId w:val="1149"/>
         </w:numPr>
       </w:pPr>
       <w:r>
@@ -11217,7 +11975,7 @@
         <w:pStyle w:val="Compact"/>
         <w:numPr>
           <w:ilvl w:val="0"/>
-          <w:numId w:val="1148"/>
+          <w:numId w:val="1150"/>
         </w:numPr>
       </w:pPr>
       <w:r>
@@ -11229,7 +11987,7 @@
         <w:pStyle w:val="Compact"/>
         <w:numPr>
           <w:ilvl w:val="0"/>
-          <w:numId w:val="1149"/>
+          <w:numId w:val="1151"/>
         </w:numPr>
       </w:pPr>
       <w:r>
@@ -11241,7 +11999,7 @@
         <w:pStyle w:val="Compact"/>
         <w:numPr>
           <w:ilvl w:val="0"/>
-          <w:numId w:val="1150"/>
+          <w:numId w:val="1152"/>
         </w:numPr>
       </w:pPr>
       <w:r>
@@ -11253,7 +12011,7 @@
         <w:pStyle w:val="Compact"/>
         <w:numPr>
           <w:ilvl w:val="0"/>
-          <w:numId w:val="1151"/>
+          <w:numId w:val="1153"/>
         </w:numPr>
       </w:pPr>
       <w:r>
@@ -11265,7 +12023,7 @@
         <w:pStyle w:val="Compact"/>
         <w:numPr>
           <w:ilvl w:val="0"/>
-          <w:numId w:val="1152"/>
+          <w:numId w:val="1154"/>
         </w:numPr>
       </w:pPr>
       <w:r>
@@ -11277,11 +12035,11 @@
         <w:pStyle w:val="Compact"/>
         <w:numPr>
           <w:ilvl w:val="0"/>
-          <w:numId w:val="1153"/>
-        </w:numPr>
-      </w:pPr>
-      <w:r>
-        <w:t xml:space="preserve">Ethanol jar</w:t>
+          <w:numId w:val="1155"/>
+        </w:numPr>
+      </w:pPr>
+      <w:r>
+        <w:t xml:space="preserve">Ethanol jar for sterilization</w:t>
       </w:r>
     </w:p>
     <w:p>
@@ -11347,7 +12105,20 @@
         <w:pStyle w:val="FirstParagraph"/>
       </w:pPr>
       <w:r>
-        <w:t xml:space="preserve">In this lab, we will perform microscopic examinations of the fungal cultures to analyze their morphology and cellular characteristics.</w:t>
+        <w:t xml:space="preserve">In this lab session, we will perform microscopic examinations of the fungal cultures to analyze their</w:t>
+      </w:r>
+      <w:r>
+        <w:t xml:space="preserve"> </w:t>
+      </w:r>
+      <w:r>
+        <w:rPr>
+          <w:b/>
+          <w:bCs/>
+        </w:rPr>
+        <w:t xml:space="preserve">morphology and cellular characteristics</w:t>
+      </w:r>
+      <w:r>
+        <w:t xml:space="preserve">.</w:t>
       </w:r>
     </w:p>
     <w:p>
@@ -11370,9 +12141,10 @@
     </w:p>
     <w:p>
       <w:pPr>
-        <w:numPr>
-          <w:ilvl w:val="0"/>
-          <w:numId w:val="1154"/>
+        <w:pStyle w:val="Compact"/>
+        <w:numPr>
+          <w:ilvl w:val="0"/>
+          <w:numId w:val="1156"/>
         </w:numPr>
       </w:pPr>
       <w:r>
@@ -11381,9 +12153,10 @@
     </w:p>
     <w:p>
       <w:pPr>
-        <w:numPr>
-          <w:ilvl w:val="0"/>
-          <w:numId w:val="1154"/>
+        <w:pStyle w:val="Compact"/>
+        <w:numPr>
+          <w:ilvl w:val="0"/>
+          <w:numId w:val="1156"/>
         </w:numPr>
       </w:pPr>
       <w:r>
@@ -11391,21 +12164,21 @@
       </w:r>
     </w:p>
     <w:bookmarkEnd w:id="154"/>
-    <w:bookmarkStart w:id="158" w:name="materials-6"/>
+    <w:bookmarkStart w:id="158" w:name="materials-and-equipment-6"/>
     <w:p>
       <w:pPr>
         <w:pStyle w:val="Heading4"/>
       </w:pPr>
       <w:r>
-        <w:t xml:space="preserve">Materials</w:t>
-      </w:r>
-    </w:p>
-    <w:p>
-      <w:pPr>
-        <w:pStyle w:val="Compact"/>
-        <w:numPr>
-          <w:ilvl w:val="0"/>
-          <w:numId w:val="1155"/>
+        <w:t xml:space="preserve">Materials and Equipment</w:t>
+      </w:r>
+    </w:p>
+    <w:p>
+      <w:pPr>
+        <w:pStyle w:val="Compact"/>
+        <w:numPr>
+          <w:ilvl w:val="0"/>
+          <w:numId w:val="1157"/>
         </w:numPr>
       </w:pPr>
       <w:r>
@@ -11417,7 +12190,7 @@
         <w:pStyle w:val="Compact"/>
         <w:numPr>
           <w:ilvl w:val="0"/>
-          <w:numId w:val="1156"/>
+          <w:numId w:val="1158"/>
         </w:numPr>
       </w:pPr>
       <w:r>
@@ -11429,7 +12202,7 @@
         <w:pStyle w:val="Compact"/>
         <w:numPr>
           <w:ilvl w:val="0"/>
-          <w:numId w:val="1157"/>
+          <w:numId w:val="1159"/>
         </w:numPr>
       </w:pPr>
       <w:r>
@@ -11441,19 +12214,19 @@
         <w:pStyle w:val="Compact"/>
         <w:numPr>
           <w:ilvl w:val="0"/>
-          <w:numId w:val="1158"/>
-        </w:numPr>
-      </w:pPr>
-      <w:r>
-        <w:t xml:space="preserve">Hardy Diagnostics BlueMount, Permanent Fungal Stain, Lactophenol Cotton Blue with PVA</w:t>
-      </w:r>
-    </w:p>
-    <w:p>
-      <w:pPr>
-        <w:pStyle w:val="Compact"/>
-        <w:numPr>
-          <w:ilvl w:val="0"/>
-          <w:numId w:val="1159"/>
+          <w:numId w:val="1160"/>
+        </w:numPr>
+      </w:pPr>
+      <w:r>
+        <w:t xml:space="preserve">Hardy Diagnostics BlueMount, Permanent Fungal Stain, Lactophenol Cotton Blue with PVA (Cat.#Z137)</w:t>
+      </w:r>
+    </w:p>
+    <w:p>
+      <w:pPr>
+        <w:pStyle w:val="Compact"/>
+        <w:numPr>
+          <w:ilvl w:val="0"/>
+          <w:numId w:val="1161"/>
         </w:numPr>
       </w:pPr>
       <w:r>
@@ -11465,7 +12238,7 @@
         <w:pStyle w:val="Compact"/>
         <w:numPr>
           <w:ilvl w:val="0"/>
-          <w:numId w:val="1160"/>
+          <w:numId w:val="1162"/>
         </w:numPr>
       </w:pPr>
       <w:r>
@@ -11477,7 +12250,7 @@
         <w:pStyle w:val="Compact"/>
         <w:numPr>
           <w:ilvl w:val="0"/>
-          <w:numId w:val="1161"/>
+          <w:numId w:val="1163"/>
         </w:numPr>
       </w:pPr>
       <w:r>
@@ -11489,7 +12262,7 @@
         <w:pStyle w:val="Compact"/>
         <w:numPr>
           <w:ilvl w:val="0"/>
-          <w:numId w:val="1162"/>
+          <w:numId w:val="1164"/>
         </w:numPr>
       </w:pPr>
       <w:r>
@@ -11501,7 +12274,7 @@
         <w:pStyle w:val="Compact"/>
         <w:numPr>
           <w:ilvl w:val="0"/>
-          <w:numId w:val="1163"/>
+          <w:numId w:val="1165"/>
         </w:numPr>
       </w:pPr>
       <w:r>
@@ -11513,7 +12286,7 @@
         <w:pStyle w:val="Compact"/>
         <w:numPr>
           <w:ilvl w:val="0"/>
-          <w:numId w:val="1164"/>
+          <w:numId w:val="1166"/>
         </w:numPr>
       </w:pPr>
       <w:r>
@@ -11703,7 +12476,7 @@
         <w:pStyle w:val="Compact"/>
         <w:numPr>
           <w:ilvl w:val="0"/>
-          <w:numId w:val="1165"/>
+          <w:numId w:val="1167"/>
         </w:numPr>
       </w:pPr>
       <w:r>
@@ -11715,7 +12488,7 @@
         <w:pStyle w:val="Compact"/>
         <w:numPr>
           <w:ilvl w:val="0"/>
-          <w:numId w:val="1165"/>
+          <w:numId w:val="1167"/>
         </w:numPr>
       </w:pPr>
       <w:r>
@@ -11727,7 +12500,7 @@
         <w:pStyle w:val="Compact"/>
         <w:numPr>
           <w:ilvl w:val="0"/>
-          <w:numId w:val="1165"/>
+          <w:numId w:val="1167"/>
         </w:numPr>
       </w:pPr>
       <w:r>
@@ -12118,7 +12891,7 @@
         <w:t xml:space="preserve">Instructor Laboratory Preparation Instructions</w:t>
       </w:r>
     </w:p>
-    <w:bookmarkStart w:id="166" w:name="materials-7"/>
+    <w:bookmarkStart w:id="166" w:name="materials-1"/>
     <w:p>
       <w:pPr>
         <w:pStyle w:val="Heading4"/>
@@ -12140,7 +12913,7 @@
         <w:pStyle w:val="Compact"/>
         <w:numPr>
           <w:ilvl w:val="0"/>
-          <w:numId w:val="1166"/>
+          <w:numId w:val="1168"/>
         </w:numPr>
       </w:pPr>
       <w:r>
@@ -12152,7 +12925,7 @@
         <w:pStyle w:val="Compact"/>
         <w:numPr>
           <w:ilvl w:val="0"/>
-          <w:numId w:val="1166"/>
+          <w:numId w:val="1168"/>
         </w:numPr>
       </w:pPr>
       <w:r>
@@ -12164,7 +12937,7 @@
         <w:pStyle w:val="Compact"/>
         <w:numPr>
           <w:ilvl w:val="0"/>
-          <w:numId w:val="1166"/>
+          <w:numId w:val="1168"/>
         </w:numPr>
       </w:pPr>
       <w:r>
@@ -12176,7 +12949,7 @@
         <w:pStyle w:val="Compact"/>
         <w:numPr>
           <w:ilvl w:val="0"/>
-          <w:numId w:val="1166"/>
+          <w:numId w:val="1168"/>
         </w:numPr>
       </w:pPr>
       <w:r>
@@ -12188,7 +12961,7 @@
         <w:pStyle w:val="Compact"/>
         <w:numPr>
           <w:ilvl w:val="0"/>
-          <w:numId w:val="1166"/>
+          <w:numId w:val="1168"/>
         </w:numPr>
       </w:pPr>
       <w:r>
@@ -12200,7 +12973,7 @@
         <w:pStyle w:val="Compact"/>
         <w:numPr>
           <w:ilvl w:val="0"/>
-          <w:numId w:val="1166"/>
+          <w:numId w:val="1168"/>
         </w:numPr>
       </w:pPr>
       <w:r>
@@ -12212,7 +12985,7 @@
         <w:pStyle w:val="Compact"/>
         <w:numPr>
           <w:ilvl w:val="0"/>
-          <w:numId w:val="1166"/>
+          <w:numId w:val="1168"/>
         </w:numPr>
       </w:pPr>
       <w:r>
@@ -12224,7 +12997,7 @@
         <w:pStyle w:val="Compact"/>
         <w:numPr>
           <w:ilvl w:val="0"/>
-          <w:numId w:val="1166"/>
+          <w:numId w:val="1168"/>
         </w:numPr>
       </w:pPr>
       <w:r>
@@ -12236,7 +13009,7 @@
         <w:pStyle w:val="Compact"/>
         <w:numPr>
           <w:ilvl w:val="0"/>
-          <w:numId w:val="1166"/>
+          <w:numId w:val="1168"/>
         </w:numPr>
       </w:pPr>
       <w:r>
@@ -12248,7 +13021,7 @@
         <w:pStyle w:val="Compact"/>
         <w:numPr>
           <w:ilvl w:val="0"/>
-          <w:numId w:val="1166"/>
+          <w:numId w:val="1168"/>
         </w:numPr>
       </w:pPr>
       <w:r>
@@ -12260,7 +13033,7 @@
         <w:pStyle w:val="Compact"/>
         <w:numPr>
           <w:ilvl w:val="0"/>
-          <w:numId w:val="1166"/>
+          <w:numId w:val="1168"/>
         </w:numPr>
       </w:pPr>
       <w:r>
@@ -12272,7 +13045,7 @@
         <w:pStyle w:val="Compact"/>
         <w:numPr>
           <w:ilvl w:val="0"/>
-          <w:numId w:val="1166"/>
+          <w:numId w:val="1168"/>
         </w:numPr>
       </w:pPr>
       <w:r>
@@ -12284,7 +13057,7 @@
         <w:pStyle w:val="Compact"/>
         <w:numPr>
           <w:ilvl w:val="0"/>
-          <w:numId w:val="1166"/>
+          <w:numId w:val="1168"/>
         </w:numPr>
       </w:pPr>
       <w:r>
@@ -12296,7 +13069,7 @@
         <w:pStyle w:val="Compact"/>
         <w:numPr>
           <w:ilvl w:val="0"/>
-          <w:numId w:val="1166"/>
+          <w:numId w:val="1168"/>
         </w:numPr>
       </w:pPr>
       <w:r>
@@ -12308,7 +13081,7 @@
         <w:pStyle w:val="Compact"/>
         <w:numPr>
           <w:ilvl w:val="0"/>
-          <w:numId w:val="1166"/>
+          <w:numId w:val="1168"/>
         </w:numPr>
       </w:pPr>
       <w:r>
@@ -12320,7 +13093,7 @@
         <w:pStyle w:val="Compact"/>
         <w:numPr>
           <w:ilvl w:val="0"/>
-          <w:numId w:val="1166"/>
+          <w:numId w:val="1168"/>
         </w:numPr>
       </w:pPr>
       <w:r>
@@ -12332,7 +13105,7 @@
         <w:pStyle w:val="Compact"/>
         <w:numPr>
           <w:ilvl w:val="0"/>
-          <w:numId w:val="1166"/>
+          <w:numId w:val="1168"/>
         </w:numPr>
       </w:pPr>
       <w:r>
@@ -12344,7 +13117,7 @@
         <w:pStyle w:val="Compact"/>
         <w:numPr>
           <w:ilvl w:val="0"/>
-          <w:numId w:val="1166"/>
+          <w:numId w:val="1168"/>
         </w:numPr>
       </w:pPr>
       <w:r>
@@ -12356,7 +13129,7 @@
         <w:pStyle w:val="Compact"/>
         <w:numPr>
           <w:ilvl w:val="0"/>
-          <w:numId w:val="1166"/>
+          <w:numId w:val="1168"/>
         </w:numPr>
       </w:pPr>
       <w:r>
@@ -12368,7 +13141,7 @@
         <w:pStyle w:val="Compact"/>
         <w:numPr>
           <w:ilvl w:val="0"/>
-          <w:numId w:val="1166"/>
+          <w:numId w:val="1168"/>
         </w:numPr>
       </w:pPr>
       <w:r>
@@ -12380,7 +13153,7 @@
         <w:pStyle w:val="Compact"/>
         <w:numPr>
           <w:ilvl w:val="1"/>
-          <w:numId w:val="1167"/>
+          <w:numId w:val="1169"/>
         </w:numPr>
       </w:pPr>
       <w:r>
@@ -12392,7 +13165,7 @@
         <w:pStyle w:val="Compact"/>
         <w:numPr>
           <w:ilvl w:val="1"/>
-          <w:numId w:val="1167"/>
+          <w:numId w:val="1169"/>
         </w:numPr>
       </w:pPr>
       <w:r>
@@ -12404,7 +13177,7 @@
         <w:pStyle w:val="Compact"/>
         <w:numPr>
           <w:ilvl w:val="1"/>
-          <w:numId w:val="1167"/>
+          <w:numId w:val="1169"/>
         </w:numPr>
       </w:pPr>
       <w:r>
@@ -12416,7 +13189,7 @@
         <w:pStyle w:val="Compact"/>
         <w:numPr>
           <w:ilvl w:val="1"/>
-          <w:numId w:val="1167"/>
+          <w:numId w:val="1169"/>
         </w:numPr>
       </w:pPr>
       <w:r>
@@ -12428,7 +13201,7 @@
         <w:pStyle w:val="Compact"/>
         <w:numPr>
           <w:ilvl w:val="0"/>
-          <w:numId w:val="1166"/>
+          <w:numId w:val="1168"/>
         </w:numPr>
       </w:pPr>
       <w:r>
@@ -12440,7 +13213,7 @@
         <w:pStyle w:val="Compact"/>
         <w:numPr>
           <w:ilvl w:val="0"/>
-          <w:numId w:val="1166"/>
+          <w:numId w:val="1168"/>
         </w:numPr>
       </w:pPr>
       <w:r>
@@ -12452,7 +13225,7 @@
         <w:pStyle w:val="Compact"/>
         <w:numPr>
           <w:ilvl w:val="0"/>
-          <w:numId w:val="1166"/>
+          <w:numId w:val="1168"/>
         </w:numPr>
       </w:pPr>
       <w:r>
@@ -12464,7 +13237,7 @@
         <w:pStyle w:val="Compact"/>
         <w:numPr>
           <w:ilvl w:val="0"/>
-          <w:numId w:val="1166"/>
+          <w:numId w:val="1168"/>
         </w:numPr>
       </w:pPr>
       <w:r>
@@ -12476,7 +13249,7 @@
         <w:pStyle w:val="Compact"/>
         <w:numPr>
           <w:ilvl w:val="0"/>
-          <w:numId w:val="1166"/>
+          <w:numId w:val="1168"/>
         </w:numPr>
       </w:pPr>
       <w:r>
@@ -12488,7 +13261,7 @@
         <w:pStyle w:val="Compact"/>
         <w:numPr>
           <w:ilvl w:val="0"/>
-          <w:numId w:val="1166"/>
+          <w:numId w:val="1168"/>
         </w:numPr>
       </w:pPr>
       <w:r>
@@ -12500,7 +13273,7 @@
         <w:pStyle w:val="Compact"/>
         <w:numPr>
           <w:ilvl w:val="0"/>
-          <w:numId w:val="1166"/>
+          <w:numId w:val="1168"/>
         </w:numPr>
       </w:pPr>
       <w:r>
@@ -12512,7 +13285,7 @@
         <w:pStyle w:val="Compact"/>
         <w:numPr>
           <w:ilvl w:val="0"/>
-          <w:numId w:val="1166"/>
+          <w:numId w:val="1168"/>
         </w:numPr>
       </w:pPr>
       <w:r>
@@ -12524,7 +13297,7 @@
         <w:pStyle w:val="Compact"/>
         <w:numPr>
           <w:ilvl w:val="0"/>
-          <w:numId w:val="1166"/>
+          <w:numId w:val="1168"/>
         </w:numPr>
       </w:pPr>
       <w:r>
@@ -12536,7 +13309,7 @@
         <w:pStyle w:val="Compact"/>
         <w:numPr>
           <w:ilvl w:val="0"/>
-          <w:numId w:val="1166"/>
+          <w:numId w:val="1168"/>
         </w:numPr>
       </w:pPr>
       <w:r>
@@ -12548,7 +13321,7 @@
         <w:pStyle w:val="Compact"/>
         <w:numPr>
           <w:ilvl w:val="0"/>
-          <w:numId w:val="1166"/>
+          <w:numId w:val="1168"/>
         </w:numPr>
       </w:pPr>
       <w:r>
@@ -12560,7 +13333,7 @@
         <w:pStyle w:val="Compact"/>
         <w:numPr>
           <w:ilvl w:val="0"/>
-          <w:numId w:val="1166"/>
+          <w:numId w:val="1168"/>
         </w:numPr>
       </w:pPr>
       <w:r>
@@ -12572,7 +13345,7 @@
         <w:pStyle w:val="Compact"/>
         <w:numPr>
           <w:ilvl w:val="0"/>
-          <w:numId w:val="1166"/>
+          <w:numId w:val="1168"/>
         </w:numPr>
       </w:pPr>
       <w:r>
@@ -12584,7 +13357,7 @@
         <w:pStyle w:val="Compact"/>
         <w:numPr>
           <w:ilvl w:val="0"/>
-          <w:numId w:val="1166"/>
+          <w:numId w:val="1168"/>
         </w:numPr>
       </w:pPr>
       <w:r>
@@ -12596,7 +13369,7 @@
         <w:pStyle w:val="Compact"/>
         <w:numPr>
           <w:ilvl w:val="0"/>
-          <w:numId w:val="1166"/>
+          <w:numId w:val="1168"/>
         </w:numPr>
       </w:pPr>
       <w:r>
@@ -12711,7 +13484,7 @@
         <w:pStyle w:val="Compact"/>
         <w:numPr>
           <w:ilvl w:val="0"/>
-          <w:numId w:val="1168"/>
+          <w:numId w:val="1170"/>
         </w:numPr>
       </w:pPr>
       <w:r>
@@ -12723,7 +13496,7 @@
         <w:pStyle w:val="Compact"/>
         <w:numPr>
           <w:ilvl w:val="0"/>
-          <w:numId w:val="1168"/>
+          <w:numId w:val="1170"/>
         </w:numPr>
       </w:pPr>
       <w:r>
@@ -12735,7 +13508,7 @@
         <w:pStyle w:val="Compact"/>
         <w:numPr>
           <w:ilvl w:val="0"/>
-          <w:numId w:val="1168"/>
+          <w:numId w:val="1170"/>
         </w:numPr>
       </w:pPr>
       <w:r>
@@ -12778,7 +13551,7 @@
       </w:r>
     </w:p>
     <w:bookmarkEnd w:id="171"/>
-    <w:bookmarkStart w:id="172" w:name="materials-8"/>
+    <w:bookmarkStart w:id="172" w:name="materials-2"/>
     <w:p>
       <w:pPr>
         <w:pStyle w:val="Heading4"/>
@@ -12792,7 +13565,7 @@
         <w:pStyle w:val="Compact"/>
         <w:numPr>
           <w:ilvl w:val="0"/>
-          <w:numId w:val="1169"/>
+          <w:numId w:val="1171"/>
         </w:numPr>
       </w:pPr>
       <w:r>
@@ -12804,7 +13577,7 @@
         <w:pStyle w:val="Compact"/>
         <w:numPr>
           <w:ilvl w:val="0"/>
-          <w:numId w:val="1169"/>
+          <w:numId w:val="1171"/>
         </w:numPr>
       </w:pPr>
       <w:r>
@@ -12816,7 +13589,7 @@
         <w:pStyle w:val="Compact"/>
         <w:numPr>
           <w:ilvl w:val="0"/>
-          <w:numId w:val="1169"/>
+          <w:numId w:val="1171"/>
         </w:numPr>
       </w:pPr>
       <w:r>
@@ -12828,7 +13601,7 @@
         <w:pStyle w:val="Compact"/>
         <w:numPr>
           <w:ilvl w:val="0"/>
-          <w:numId w:val="1169"/>
+          <w:numId w:val="1171"/>
         </w:numPr>
       </w:pPr>
       <w:r>
@@ -12840,7 +13613,7 @@
         <w:pStyle w:val="Compact"/>
         <w:numPr>
           <w:ilvl w:val="0"/>
-          <w:numId w:val="1169"/>
+          <w:numId w:val="1171"/>
         </w:numPr>
       </w:pPr>
       <w:r>
@@ -12852,7 +13625,7 @@
         <w:pStyle w:val="Compact"/>
         <w:numPr>
           <w:ilvl w:val="0"/>
-          <w:numId w:val="1169"/>
+          <w:numId w:val="1171"/>
         </w:numPr>
       </w:pPr>
       <w:r>
@@ -12864,7 +13637,7 @@
         <w:pStyle w:val="Compact"/>
         <w:numPr>
           <w:ilvl w:val="0"/>
-          <w:numId w:val="1169"/>
+          <w:numId w:val="1171"/>
         </w:numPr>
       </w:pPr>
       <w:r>
@@ -12886,7 +13659,7 @@
         <w:pStyle w:val="Compact"/>
         <w:numPr>
           <w:ilvl w:val="0"/>
-          <w:numId w:val="1170"/>
+          <w:numId w:val="1172"/>
         </w:numPr>
       </w:pPr>
       <w:r>
@@ -12904,7 +13677,7 @@
         <w:pStyle w:val="Compact"/>
         <w:numPr>
           <w:ilvl w:val="0"/>
-          <w:numId w:val="1170"/>
+          <w:numId w:val="1172"/>
         </w:numPr>
       </w:pPr>
       <w:r>
@@ -12922,7 +13695,7 @@
         <w:pStyle w:val="Compact"/>
         <w:numPr>
           <w:ilvl w:val="0"/>
-          <w:numId w:val="1170"/>
+          <w:numId w:val="1172"/>
         </w:numPr>
       </w:pPr>
       <w:r>
@@ -12934,7 +13707,7 @@
         <w:pStyle w:val="Compact"/>
         <w:numPr>
           <w:ilvl w:val="0"/>
-          <w:numId w:val="1170"/>
+          <w:numId w:val="1172"/>
         </w:numPr>
       </w:pPr>
       <w:r>
@@ -13004,7 +13777,7 @@
       </w:r>
     </w:p>
     <w:bookmarkEnd w:id="175"/>
-    <w:bookmarkStart w:id="176" w:name="materials-9"/>
+    <w:bookmarkStart w:id="176" w:name="materials-3"/>
     <w:p>
       <w:pPr>
         <w:pStyle w:val="Heading4"/>
@@ -13018,7 +13791,7 @@
         <w:pStyle w:val="Compact"/>
         <w:numPr>
           <w:ilvl w:val="0"/>
-          <w:numId w:val="1171"/>
+          <w:numId w:val="1173"/>
         </w:numPr>
       </w:pPr>
       <w:r>
@@ -13030,7 +13803,7 @@
         <w:pStyle w:val="Compact"/>
         <w:numPr>
           <w:ilvl w:val="0"/>
-          <w:numId w:val="1172"/>
+          <w:numId w:val="1174"/>
         </w:numPr>
       </w:pPr>
       <w:r>
@@ -13042,7 +13815,7 @@
         <w:pStyle w:val="Compact"/>
         <w:numPr>
           <w:ilvl w:val="0"/>
-          <w:numId w:val="1173"/>
+          <w:numId w:val="1175"/>
         </w:numPr>
       </w:pPr>
       <w:r>
@@ -13054,7 +13827,7 @@
         <w:pStyle w:val="Compact"/>
         <w:numPr>
           <w:ilvl w:val="0"/>
-          <w:numId w:val="1174"/>
+          <w:numId w:val="1176"/>
         </w:numPr>
       </w:pPr>
       <w:r>
@@ -13066,7 +13839,7 @@
         <w:pStyle w:val="Compact"/>
         <w:numPr>
           <w:ilvl w:val="0"/>
-          <w:numId w:val="1175"/>
+          <w:numId w:val="1177"/>
         </w:numPr>
       </w:pPr>
       <w:r>
@@ -13078,7 +13851,7 @@
         <w:pStyle w:val="Compact"/>
         <w:numPr>
           <w:ilvl w:val="0"/>
-          <w:numId w:val="1176"/>
+          <w:numId w:val="1178"/>
         </w:numPr>
       </w:pPr>
       <w:r>
@@ -13090,7 +13863,7 @@
         <w:pStyle w:val="Compact"/>
         <w:numPr>
           <w:ilvl w:val="0"/>
-          <w:numId w:val="1177"/>
+          <w:numId w:val="1179"/>
         </w:numPr>
       </w:pPr>
       <w:r>
@@ -13102,7 +13875,7 @@
         <w:pStyle w:val="Compact"/>
         <w:numPr>
           <w:ilvl w:val="0"/>
-          <w:numId w:val="1178"/>
+          <w:numId w:val="1180"/>
         </w:numPr>
       </w:pPr>
       <w:r>
@@ -13114,7 +13887,7 @@
         <w:pStyle w:val="Compact"/>
         <w:numPr>
           <w:ilvl w:val="0"/>
-          <w:numId w:val="1179"/>
+          <w:numId w:val="1181"/>
         </w:numPr>
       </w:pPr>
       <w:r>
@@ -13126,7 +13899,7 @@
         <w:pStyle w:val="Compact"/>
         <w:numPr>
           <w:ilvl w:val="0"/>
-          <w:numId w:val="1180"/>
+          <w:numId w:val="1182"/>
         </w:numPr>
       </w:pPr>
       <w:r>
@@ -13178,7 +13951,7 @@
         <w:pStyle w:val="Compact"/>
         <w:numPr>
           <w:ilvl w:val="0"/>
-          <w:numId w:val="1181"/>
+          <w:numId w:val="1183"/>
         </w:numPr>
       </w:pPr>
       <w:r>
@@ -13190,7 +13963,7 @@
         <w:pStyle w:val="Compact"/>
         <w:numPr>
           <w:ilvl w:val="0"/>
-          <w:numId w:val="1181"/>
+          <w:numId w:val="1183"/>
         </w:numPr>
       </w:pPr>
       <w:r>
@@ -13208,7 +13981,7 @@
         <w:pStyle w:val="Compact"/>
         <w:numPr>
           <w:ilvl w:val="0"/>
-          <w:numId w:val="1181"/>
+          <w:numId w:val="1183"/>
         </w:numPr>
       </w:pPr>
       <w:r>
@@ -13230,7 +14003,7 @@
         <w:pStyle w:val="Compact"/>
         <w:numPr>
           <w:ilvl w:val="0"/>
-          <w:numId w:val="1182"/>
+          <w:numId w:val="1184"/>
         </w:numPr>
       </w:pPr>
       <w:r>
@@ -13242,7 +14015,7 @@
         <w:pStyle w:val="Compact"/>
         <w:numPr>
           <w:ilvl w:val="0"/>
-          <w:numId w:val="1182"/>
+          <w:numId w:val="1184"/>
         </w:numPr>
       </w:pPr>
       <w:r>
@@ -13254,7 +14027,7 @@
         <w:pStyle w:val="Compact"/>
         <w:numPr>
           <w:ilvl w:val="0"/>
-          <w:numId w:val="1182"/>
+          <w:numId w:val="1184"/>
         </w:numPr>
       </w:pPr>
       <w:r>
@@ -13320,7 +14093,7 @@
         <w:pStyle w:val="Compact"/>
         <w:numPr>
           <w:ilvl w:val="0"/>
-          <w:numId w:val="1183"/>
+          <w:numId w:val="1185"/>
         </w:numPr>
       </w:pPr>
       <w:r>
@@ -13332,7 +14105,7 @@
         <w:pStyle w:val="Compact"/>
         <w:numPr>
           <w:ilvl w:val="0"/>
-          <w:numId w:val="1183"/>
+          <w:numId w:val="1185"/>
         </w:numPr>
       </w:pPr>
       <w:r>
@@ -13350,7 +14123,7 @@
         <w:pStyle w:val="Compact"/>
         <w:numPr>
           <w:ilvl w:val="0"/>
-          <w:numId w:val="1183"/>
+          <w:numId w:val="1185"/>
         </w:numPr>
       </w:pPr>
       <w:r>
@@ -13362,7 +14135,7 @@
         <w:pStyle w:val="Compact"/>
         <w:numPr>
           <w:ilvl w:val="0"/>
-          <w:numId w:val="1183"/>
+          <w:numId w:val="1185"/>
         </w:numPr>
       </w:pPr>
       <w:r>
@@ -13374,7 +14147,7 @@
         <w:pStyle w:val="Compact"/>
         <w:numPr>
           <w:ilvl w:val="0"/>
-          <w:numId w:val="1183"/>
+          <w:numId w:val="1185"/>
         </w:numPr>
       </w:pPr>
       <w:r>
@@ -13386,7 +14159,7 @@
         <w:pStyle w:val="Compact"/>
         <w:numPr>
           <w:ilvl w:val="0"/>
-          <w:numId w:val="1183"/>
+          <w:numId w:val="1185"/>
         </w:numPr>
       </w:pPr>
       <w:r>
@@ -13398,7 +14171,7 @@
         <w:pStyle w:val="Compact"/>
         <w:numPr>
           <w:ilvl w:val="0"/>
-          <w:numId w:val="1183"/>
+          <w:numId w:val="1185"/>
         </w:numPr>
       </w:pPr>
       <w:r>
@@ -13410,7 +14183,7 @@
         <w:pStyle w:val="Compact"/>
         <w:numPr>
           <w:ilvl w:val="0"/>
-          <w:numId w:val="1183"/>
+          <w:numId w:val="1185"/>
         </w:numPr>
       </w:pPr>
       <w:r>
@@ -13422,7 +14195,7 @@
         <w:pStyle w:val="Compact"/>
         <w:numPr>
           <w:ilvl w:val="0"/>
-          <w:numId w:val="1183"/>
+          <w:numId w:val="1185"/>
         </w:numPr>
       </w:pPr>
       <w:r>
@@ -13434,7 +14207,7 @@
         <w:pStyle w:val="Compact"/>
         <w:numPr>
           <w:ilvl w:val="0"/>
-          <w:numId w:val="1183"/>
+          <w:numId w:val="1185"/>
         </w:numPr>
       </w:pPr>
       <w:r>
@@ -13446,7 +14219,7 @@
         <w:pStyle w:val="Compact"/>
         <w:numPr>
           <w:ilvl w:val="0"/>
-          <w:numId w:val="1183"/>
+          <w:numId w:val="1185"/>
         </w:numPr>
       </w:pPr>
       <w:r>
@@ -13458,7 +14231,7 @@
         <w:pStyle w:val="Compact"/>
         <w:numPr>
           <w:ilvl w:val="0"/>
-          <w:numId w:val="1183"/>
+          <w:numId w:val="1185"/>
         </w:numPr>
       </w:pPr>
       <w:r>
@@ -13480,7 +14253,7 @@
         <w:pStyle w:val="Compact"/>
         <w:numPr>
           <w:ilvl w:val="0"/>
-          <w:numId w:val="1184"/>
+          <w:numId w:val="1186"/>
         </w:numPr>
       </w:pPr>
       <w:r>
@@ -13492,7 +14265,7 @@
         <w:pStyle w:val="Compact"/>
         <w:numPr>
           <w:ilvl w:val="0"/>
-          <w:numId w:val="1184"/>
+          <w:numId w:val="1186"/>
         </w:numPr>
       </w:pPr>
       <w:r>
@@ -13504,7 +14277,7 @@
         <w:pStyle w:val="Compact"/>
         <w:numPr>
           <w:ilvl w:val="0"/>
-          <w:numId w:val="1184"/>
+          <w:numId w:val="1186"/>
         </w:numPr>
       </w:pPr>
       <w:r>
@@ -13516,7 +14289,7 @@
         <w:pStyle w:val="Compact"/>
         <w:numPr>
           <w:ilvl w:val="0"/>
-          <w:numId w:val="1184"/>
+          <w:numId w:val="1186"/>
         </w:numPr>
       </w:pPr>
       <w:r>
@@ -13528,7 +14301,7 @@
         <w:pStyle w:val="Compact"/>
         <w:numPr>
           <w:ilvl w:val="0"/>
-          <w:numId w:val="1184"/>
+          <w:numId w:val="1186"/>
         </w:numPr>
       </w:pPr>
       <w:r>
@@ -13540,7 +14313,7 @@
         <w:pStyle w:val="Compact"/>
         <w:numPr>
           <w:ilvl w:val="0"/>
-          <w:numId w:val="1184"/>
+          <w:numId w:val="1186"/>
         </w:numPr>
       </w:pPr>
       <w:r>
@@ -13552,7 +14325,7 @@
         <w:pStyle w:val="Compact"/>
         <w:numPr>
           <w:ilvl w:val="0"/>
-          <w:numId w:val="1184"/>
+          <w:numId w:val="1186"/>
         </w:numPr>
       </w:pPr>
       <w:r>
@@ -13564,7 +14337,7 @@
         <w:pStyle w:val="Compact"/>
         <w:numPr>
           <w:ilvl w:val="0"/>
-          <w:numId w:val="1184"/>
+          <w:numId w:val="1186"/>
         </w:numPr>
       </w:pPr>
       <w:r>
@@ -13576,7 +14349,7 @@
         <w:pStyle w:val="Compact"/>
         <w:numPr>
           <w:ilvl w:val="0"/>
-          <w:numId w:val="1184"/>
+          <w:numId w:val="1186"/>
         </w:numPr>
       </w:pPr>
       <w:r>
@@ -13588,7 +14361,7 @@
         <w:pStyle w:val="Compact"/>
         <w:numPr>
           <w:ilvl w:val="0"/>
-          <w:numId w:val="1184"/>
+          <w:numId w:val="1186"/>
         </w:numPr>
       </w:pPr>
       <w:r>
@@ -13600,7 +14373,7 @@
         <w:pStyle w:val="Compact"/>
         <w:numPr>
           <w:ilvl w:val="0"/>
-          <w:numId w:val="1184"/>
+          <w:numId w:val="1186"/>
         </w:numPr>
       </w:pPr>
       <w:r>
@@ -13624,7 +14397,7 @@
         <w:pStyle w:val="Compact"/>
         <w:numPr>
           <w:ilvl w:val="0"/>
-          <w:numId w:val="1184"/>
+          <w:numId w:val="1186"/>
         </w:numPr>
       </w:pPr>
       <w:r>
@@ -13646,7 +14419,7 @@
         <w:pStyle w:val="Compact"/>
         <w:numPr>
           <w:ilvl w:val="0"/>
-          <w:numId w:val="1185"/>
+          <w:numId w:val="1187"/>
         </w:numPr>
       </w:pPr>
       <w:r>
@@ -13658,7 +14431,7 @@
         <w:pStyle w:val="Compact"/>
         <w:numPr>
           <w:ilvl w:val="0"/>
-          <w:numId w:val="1185"/>
+          <w:numId w:val="1187"/>
         </w:numPr>
       </w:pPr>
       <w:r>
@@ -13670,7 +14443,7 @@
         <w:pStyle w:val="Compact"/>
         <w:numPr>
           <w:ilvl w:val="0"/>
-          <w:numId w:val="1185"/>
+          <w:numId w:val="1187"/>
         </w:numPr>
       </w:pPr>
       <w:r>
@@ -13682,7 +14455,7 @@
         <w:pStyle w:val="Compact"/>
         <w:numPr>
           <w:ilvl w:val="1"/>
-          <w:numId w:val="1186"/>
+          <w:numId w:val="1188"/>
         </w:numPr>
       </w:pPr>
       <w:r>
@@ -13694,7 +14467,7 @@
         <w:pStyle w:val="Compact"/>
         <w:numPr>
           <w:ilvl w:val="1"/>
-          <w:numId w:val="1186"/>
+          <w:numId w:val="1188"/>
         </w:numPr>
       </w:pPr>
       <w:r>
@@ -13706,7 +14479,7 @@
         <w:pStyle w:val="Compact"/>
         <w:numPr>
           <w:ilvl w:val="0"/>
-          <w:numId w:val="1185"/>
+          <w:numId w:val="1187"/>
         </w:numPr>
       </w:pPr>
       <w:r>
@@ -13718,7 +14491,7 @@
         <w:pStyle w:val="Compact"/>
         <w:numPr>
           <w:ilvl w:val="0"/>
-          <w:numId w:val="1185"/>
+          <w:numId w:val="1187"/>
         </w:numPr>
       </w:pPr>
       <w:r>
@@ -13730,7 +14503,7 @@
         <w:pStyle w:val="Compact"/>
         <w:numPr>
           <w:ilvl w:val="0"/>
-          <w:numId w:val="1185"/>
+          <w:numId w:val="1187"/>
         </w:numPr>
       </w:pPr>
       <w:r>
@@ -13742,19 +14515,19 @@
         <w:pStyle w:val="Compact"/>
         <w:numPr>
           <w:ilvl w:val="1"/>
+          <w:numId w:val="1189"/>
+        </w:numPr>
+      </w:pPr>
+      <w:r>
+        <w:t xml:space="preserve">Keep an eye on the migration of your PCR product across the gel to ensure it doesn’t run off the other end of the gel.</w:t>
+      </w:r>
+    </w:p>
+    <w:p>
+      <w:pPr>
+        <w:pStyle w:val="Compact"/>
+        <w:numPr>
+          <w:ilvl w:val="0"/>
           <w:numId w:val="1187"/>
-        </w:numPr>
-      </w:pPr>
-      <w:r>
-        <w:t xml:space="preserve">Keep an eye on the migration of your PCR product across the gel to ensure it doesn’t run off the other end of the gel.</w:t>
-      </w:r>
-    </w:p>
-    <w:p>
-      <w:pPr>
-        <w:pStyle w:val="Compact"/>
-        <w:numPr>
-          <w:ilvl w:val="0"/>
-          <w:numId w:val="1185"/>
         </w:numPr>
       </w:pPr>
       <w:r>
@@ -13860,7 +14633,7 @@
         <w:pStyle w:val="Compact"/>
         <w:numPr>
           <w:ilvl w:val="0"/>
-          <w:numId w:val="1188"/>
+          <w:numId w:val="1190"/>
         </w:numPr>
       </w:pPr>
       <w:r>
@@ -13872,7 +14645,7 @@
         <w:pStyle w:val="Compact"/>
         <w:numPr>
           <w:ilvl w:val="0"/>
-          <w:numId w:val="1188"/>
+          <w:numId w:val="1190"/>
         </w:numPr>
       </w:pPr>
       <w:r>
@@ -13895,63 +14668,6 @@
       </w:r>
       <w:r>
         <w:t xml:space="preserve">“Popular Resources”</w:t>
-      </w:r>
-    </w:p>
-    <w:p>
-      <w:pPr>
-        <w:pStyle w:val="Compact"/>
-        <w:numPr>
-          <w:ilvl w:val="1"/>
-          <w:numId w:val="1189"/>
-        </w:numPr>
-      </w:pPr>
-      <w:r>
-        <w:t xml:space="preserve">BLAST = Basic Local Alignment Search Tool</w:t>
-      </w:r>
-    </w:p>
-    <w:p>
-      <w:pPr>
-        <w:pStyle w:val="Compact"/>
-        <w:numPr>
-          <w:ilvl w:val="0"/>
-          <w:numId w:val="1188"/>
-        </w:numPr>
-      </w:pPr>
-      <w:r>
-        <w:t xml:space="preserve">Click on the Nucleotide BLAST image.</w:t>
-      </w:r>
-    </w:p>
-    <w:p>
-      <w:pPr>
-        <w:pStyle w:val="Compact"/>
-        <w:numPr>
-          <w:ilvl w:val="1"/>
-          <w:numId w:val="1190"/>
-        </w:numPr>
-      </w:pPr>
-      <w:r>
-        <w:t xml:space="preserve">There are numerous BLAST options depending on the data you are working with. The two basics are nucleotides and amino acid (=Protein) sequence BLASTS. The blastx and blastn options allow you to convert these sequences into the complementary format.</w:t>
-      </w:r>
-    </w:p>
-    <w:p>
-      <w:pPr>
-        <w:pStyle w:val="Compact"/>
-        <w:numPr>
-          <w:ilvl w:val="0"/>
-          <w:numId w:val="1188"/>
-        </w:numPr>
-      </w:pPr>
-      <w:r>
-        <w:t xml:space="preserve">Paste your sequence data into the big space under</w:t>
-      </w:r>
-      <w:r>
-        <w:t xml:space="preserve"> </w:t>
-      </w:r>
-      <w:r>
-        <w:t xml:space="preserve">“Enter Query Sequence”</w:t>
-      </w:r>
-      <w:r>
-        <w:t xml:space="preserve">.</w:t>
       </w:r>
     </w:p>
     <w:p>
@@ -13963,52 +14679,19 @@
         </w:numPr>
       </w:pPr>
       <w:r>
-        <w:t xml:space="preserve">Open your FASTA file and select your sequences. This is the DNA sequence from the beginning of the</w:t>
-      </w:r>
-      <w:r>
-        <w:t xml:space="preserve"> </w:t>
-      </w:r>
-      <w:r>
-        <w:t xml:space="preserve">“&gt;”</w:t>
-      </w:r>
-      <w:r>
-        <w:t xml:space="preserve"> </w:t>
-      </w:r>
-      <w:r>
-        <w:t xml:space="preserve">symbol, all the way to the end (e.g., the beginning of the next</w:t>
-      </w:r>
-      <w:r>
-        <w:t xml:space="preserve"> </w:t>
-      </w:r>
-      <w:r>
-        <w:t xml:space="preserve">“&gt;”</w:t>
-      </w:r>
-      <w:r>
-        <w:t xml:space="preserve"> </w:t>
-      </w:r>
-      <w:r>
-        <w:t xml:space="preserve">symbol).</w:t>
-      </w:r>
-    </w:p>
-    <w:p>
-      <w:pPr>
-        <w:pStyle w:val="Compact"/>
-        <w:numPr>
-          <w:ilvl w:val="0"/>
-          <w:numId w:val="1188"/>
-        </w:numPr>
-      </w:pPr>
-      <w:r>
-        <w:t xml:space="preserve">Under Choose Search Set you can keep it under</w:t>
-      </w:r>
-      <w:r>
-        <w:t xml:space="preserve"> </w:t>
-      </w:r>
-      <w:r>
-        <w:t xml:space="preserve">“Standard databases (nr etc.)”</w:t>
-      </w:r>
-      <w:r>
-        <w:t xml:space="preserve">.</w:t>
+        <w:t xml:space="preserve">BLAST = Basic Local Alignment Search Tool</w:t>
+      </w:r>
+    </w:p>
+    <w:p>
+      <w:pPr>
+        <w:pStyle w:val="Compact"/>
+        <w:numPr>
+          <w:ilvl w:val="0"/>
+          <w:numId w:val="1190"/>
+        </w:numPr>
+      </w:pPr>
+      <w:r>
+        <w:t xml:space="preserve">Click on the Nucleotide BLAST image.</w:t>
       </w:r>
     </w:p>
     <w:p>
@@ -14017,6 +14700,96 @@
         <w:numPr>
           <w:ilvl w:val="1"/>
           <w:numId w:val="1192"/>
+        </w:numPr>
+      </w:pPr>
+      <w:r>
+        <w:t xml:space="preserve">There are numerous BLAST options depending on the data you are working with. The two basics are nucleotides and amino acid (=Protein) sequence BLASTS. The blastx and blastn options allow you to convert these sequences into the complementary format.</w:t>
+      </w:r>
+    </w:p>
+    <w:p>
+      <w:pPr>
+        <w:pStyle w:val="Compact"/>
+        <w:numPr>
+          <w:ilvl w:val="0"/>
+          <w:numId w:val="1190"/>
+        </w:numPr>
+      </w:pPr>
+      <w:r>
+        <w:t xml:space="preserve">Paste your sequence data into the big space under</w:t>
+      </w:r>
+      <w:r>
+        <w:t xml:space="preserve"> </w:t>
+      </w:r>
+      <w:r>
+        <w:t xml:space="preserve">“Enter Query Sequence”</w:t>
+      </w:r>
+      <w:r>
+        <w:t xml:space="preserve">.</w:t>
+      </w:r>
+    </w:p>
+    <w:p>
+      <w:pPr>
+        <w:pStyle w:val="Compact"/>
+        <w:numPr>
+          <w:ilvl w:val="1"/>
+          <w:numId w:val="1193"/>
+        </w:numPr>
+      </w:pPr>
+      <w:r>
+        <w:t xml:space="preserve">Open your FASTA file and select your sequences. This is the DNA sequence from the beginning of the</w:t>
+      </w:r>
+      <w:r>
+        <w:t xml:space="preserve"> </w:t>
+      </w:r>
+      <w:r>
+        <w:t xml:space="preserve">“&gt;”</w:t>
+      </w:r>
+      <w:r>
+        <w:t xml:space="preserve"> </w:t>
+      </w:r>
+      <w:r>
+        <w:t xml:space="preserve">symbol, all the way to the end (e.g., the beginning of the next</w:t>
+      </w:r>
+      <w:r>
+        <w:t xml:space="preserve"> </w:t>
+      </w:r>
+      <w:r>
+        <w:t xml:space="preserve">“&gt;”</w:t>
+      </w:r>
+      <w:r>
+        <w:t xml:space="preserve"> </w:t>
+      </w:r>
+      <w:r>
+        <w:t xml:space="preserve">symbol).</w:t>
+      </w:r>
+    </w:p>
+    <w:p>
+      <w:pPr>
+        <w:pStyle w:val="Compact"/>
+        <w:numPr>
+          <w:ilvl w:val="0"/>
+          <w:numId w:val="1190"/>
+        </w:numPr>
+      </w:pPr>
+      <w:r>
+        <w:t xml:space="preserve">Under Choose Search Set you can keep it under</w:t>
+      </w:r>
+      <w:r>
+        <w:t xml:space="preserve"> </w:t>
+      </w:r>
+      <w:r>
+        <w:t xml:space="preserve">“Standard databases (nr etc.)”</w:t>
+      </w:r>
+      <w:r>
+        <w:t xml:space="preserve">.</w:t>
+      </w:r>
+    </w:p>
+    <w:p>
+      <w:pPr>
+        <w:pStyle w:val="Compact"/>
+        <w:numPr>
+          <w:ilvl w:val="1"/>
+          <w:numId w:val="1194"/>
         </w:numPr>
       </w:pPr>
       <w:r>
@@ -14062,7 +14835,7 @@
         <w:pStyle w:val="Compact"/>
         <w:numPr>
           <w:ilvl w:val="0"/>
-          <w:numId w:val="1188"/>
+          <w:numId w:val="1190"/>
         </w:numPr>
       </w:pPr>
       <w:r>
@@ -14086,7 +14859,7 @@
         <w:pStyle w:val="Compact"/>
         <w:numPr>
           <w:ilvl w:val="1"/>
-          <w:numId w:val="1193"/>
+          <w:numId w:val="1195"/>
         </w:numPr>
       </w:pPr>
       <w:r>
@@ -14098,7 +14871,7 @@
         <w:pStyle w:val="Compact"/>
         <w:numPr>
           <w:ilvl w:val="1"/>
-          <w:numId w:val="1193"/>
+          <w:numId w:val="1195"/>
         </w:numPr>
       </w:pPr>
       <w:r>
@@ -14110,7 +14883,7 @@
         <w:pStyle w:val="Compact"/>
         <w:numPr>
           <w:ilvl w:val="1"/>
-          <w:numId w:val="1193"/>
+          <w:numId w:val="1195"/>
         </w:numPr>
       </w:pPr>
       <w:r>
@@ -14122,7 +14895,7 @@
         <w:pStyle w:val="Compact"/>
         <w:numPr>
           <w:ilvl w:val="1"/>
-          <w:numId w:val="1193"/>
+          <w:numId w:val="1195"/>
         </w:numPr>
       </w:pPr>
       <w:r>
@@ -14134,7 +14907,7 @@
         <w:pStyle w:val="Compact"/>
         <w:numPr>
           <w:ilvl w:val="0"/>
-          <w:numId w:val="1188"/>
+          <w:numId w:val="1190"/>
         </w:numPr>
       </w:pPr>
       <w:r>
@@ -14146,7 +14919,7 @@
         <w:pStyle w:val="Compact"/>
         <w:numPr>
           <w:ilvl w:val="1"/>
-          <w:numId w:val="1194"/>
+          <w:numId w:val="1196"/>
         </w:numPr>
       </w:pPr>
       <w:r>
@@ -14167,7 +14940,7 @@
         <w:pStyle w:val="Compact"/>
         <w:numPr>
           <w:ilvl w:val="1"/>
-          <w:numId w:val="1194"/>
+          <w:numId w:val="1196"/>
         </w:numPr>
       </w:pPr>
       <w:r>
@@ -14179,7 +14952,7 @@
         <w:pStyle w:val="Compact"/>
         <w:numPr>
           <w:ilvl w:val="1"/>
-          <w:numId w:val="1194"/>
+          <w:numId w:val="1196"/>
         </w:numPr>
       </w:pPr>
       <w:r>
@@ -14191,7 +14964,7 @@
         <w:pStyle w:val="Compact"/>
         <w:numPr>
           <w:ilvl w:val="1"/>
-          <w:numId w:val="1194"/>
+          <w:numId w:val="1196"/>
         </w:numPr>
       </w:pPr>
       <w:r>
@@ -14368,7 +15141,7 @@
         <w:t xml:space="preserve">Instructor Laboratory Preparation Instructions</w:t>
       </w:r>
     </w:p>
-    <w:bookmarkStart w:id="194" w:name="materials-and-equipment-1"/>
+    <w:bookmarkStart w:id="194" w:name="materials-and-equipment-7"/>
     <w:p>
       <w:pPr>
         <w:pStyle w:val="Heading4"/>
@@ -14382,7 +15155,7 @@
         <w:pStyle w:val="Compact"/>
         <w:numPr>
           <w:ilvl w:val="0"/>
-          <w:numId w:val="1195"/>
+          <w:numId w:val="1197"/>
         </w:numPr>
       </w:pPr>
       <w:r>
@@ -14394,7 +15167,7 @@
         <w:pStyle w:val="Compact"/>
         <w:numPr>
           <w:ilvl w:val="0"/>
-          <w:numId w:val="1196"/>
+          <w:numId w:val="1198"/>
         </w:numPr>
       </w:pPr>
       <w:r>
@@ -14406,7 +15179,7 @@
         <w:pStyle w:val="Compact"/>
         <w:numPr>
           <w:ilvl w:val="0"/>
-          <w:numId w:val="1197"/>
+          <w:numId w:val="1199"/>
         </w:numPr>
       </w:pPr>
       <w:r>
@@ -14418,7 +15191,7 @@
         <w:pStyle w:val="Compact"/>
         <w:numPr>
           <w:ilvl w:val="0"/>
-          <w:numId w:val="1198"/>
+          <w:numId w:val="1200"/>
         </w:numPr>
       </w:pPr>
       <w:r>
@@ -14430,7 +15203,7 @@
         <w:pStyle w:val="Compact"/>
         <w:numPr>
           <w:ilvl w:val="0"/>
-          <w:numId w:val="1199"/>
+          <w:numId w:val="1201"/>
         </w:numPr>
       </w:pPr>
       <w:r>
@@ -14442,7 +15215,7 @@
         <w:pStyle w:val="Compact"/>
         <w:numPr>
           <w:ilvl w:val="0"/>
-          <w:numId w:val="1200"/>
+          <w:numId w:val="1202"/>
         </w:numPr>
       </w:pPr>
       <w:r>
@@ -14454,7 +15227,7 @@
         <w:pStyle w:val="Compact"/>
         <w:numPr>
           <w:ilvl w:val="0"/>
-          <w:numId w:val="1201"/>
+          <w:numId w:val="1203"/>
         </w:numPr>
       </w:pPr>
       <w:r>
@@ -14466,7 +15239,7 @@
         <w:pStyle w:val="Compact"/>
         <w:numPr>
           <w:ilvl w:val="0"/>
-          <w:numId w:val="1202"/>
+          <w:numId w:val="1204"/>
         </w:numPr>
       </w:pPr>
       <w:r>
@@ -14478,7 +15251,7 @@
         <w:pStyle w:val="Compact"/>
         <w:numPr>
           <w:ilvl w:val="0"/>
-          <w:numId w:val="1203"/>
+          <w:numId w:val="1205"/>
         </w:numPr>
       </w:pPr>
       <w:r>
@@ -14490,7 +15263,7 @@
         <w:pStyle w:val="Compact"/>
         <w:numPr>
           <w:ilvl w:val="0"/>
-          <w:numId w:val="1204"/>
+          <w:numId w:val="1206"/>
         </w:numPr>
       </w:pPr>
       <w:r>
@@ -14691,7 +15464,7 @@
         <w:pStyle w:val="Compact"/>
         <w:numPr>
           <w:ilvl w:val="0"/>
-          <w:numId w:val="1205"/>
+          <w:numId w:val="1207"/>
         </w:numPr>
       </w:pPr>
       <w:r>
@@ -14703,7 +15476,7 @@
         <w:pStyle w:val="Compact"/>
         <w:numPr>
           <w:ilvl w:val="0"/>
-          <w:numId w:val="1205"/>
+          <w:numId w:val="1207"/>
         </w:numPr>
       </w:pPr>
       <w:r>
@@ -14715,7 +15488,7 @@
         <w:pStyle w:val="Compact"/>
         <w:numPr>
           <w:ilvl w:val="0"/>
-          <w:numId w:val="1205"/>
+          <w:numId w:val="1207"/>
         </w:numPr>
       </w:pPr>
       <w:r>
@@ -14727,59 +15500,11 @@
         <w:pStyle w:val="Compact"/>
         <w:numPr>
           <w:ilvl w:val="0"/>
-          <w:numId w:val="1205"/>
+          <w:numId w:val="1207"/>
         </w:numPr>
       </w:pPr>
       <w:r>
         <w:t xml:space="preserve">Scrape mycelia from PDA plates that you have been growing. Be sure to avoid transferring any media as much as possible.</w:t>
-      </w:r>
-    </w:p>
-    <w:p>
-      <w:pPr>
-        <w:pStyle w:val="Compact"/>
-        <w:numPr>
-          <w:ilvl w:val="1"/>
-          <w:numId w:val="1206"/>
-        </w:numPr>
-      </w:pPr>
-      <w:r>
-        <w:t xml:space="preserve">Leaving the assay plate on the bench space, remove the parafilm of the inoculation plate and slightly crack open the lid using your non-dominant hand.</w:t>
-      </w:r>
-    </w:p>
-    <w:p>
-      <w:pPr>
-        <w:pStyle w:val="Compact"/>
-        <w:numPr>
-          <w:ilvl w:val="1"/>
-          <w:numId w:val="1206"/>
-        </w:numPr>
-      </w:pPr>
-      <w:r>
-        <w:t xml:space="preserve">Insert your forceps into the crack of the Petri dish and attempt to sample some mycelium.</w:t>
-      </w:r>
-    </w:p>
-    <w:p>
-      <w:pPr>
-        <w:pStyle w:val="Compact"/>
-        <w:numPr>
-          <w:ilvl w:val="2"/>
-          <w:numId w:val="1207"/>
-        </w:numPr>
-      </w:pPr>
-      <w:r>
-        <w:t xml:space="preserve">If you are unable to remove mycelia with your forceps, use your scalpel to remove mycelia with the least amount of agar possible.</w:t>
-      </w:r>
-    </w:p>
-    <w:p>
-      <w:pPr>
-        <w:pStyle w:val="Compact"/>
-        <w:numPr>
-          <w:ilvl w:val="0"/>
-          <w:numId w:val="1205"/>
-        </w:numPr>
-      </w:pPr>
-      <w:r>
-        <w:t xml:space="preserve">Transfer the mycelia to a Petri dish with cellophane.</w:t>
       </w:r>
     </w:p>
     <w:p>
@@ -14791,7 +15516,7 @@
         </w:numPr>
       </w:pPr>
       <w:r>
-        <w:t xml:space="preserve">Carefully remove the chunk of agar. Replace the lid. Slide the sample plate away. Slide a cellophane plate towards you.</w:t>
+        <w:t xml:space="preserve">Leaving the assay plate on the bench space, remove the parafilm of the inoculation plate and slightly crack open the lid using your non-dominant hand.</w:t>
       </w:r>
     </w:p>
     <w:p>
@@ -14803,6 +15528,54 @@
         </w:numPr>
       </w:pPr>
       <w:r>
+        <w:t xml:space="preserve">Insert your forceps into the crack of the Petri dish and attempt to sample some mycelium.</w:t>
+      </w:r>
+    </w:p>
+    <w:p>
+      <w:pPr>
+        <w:pStyle w:val="Compact"/>
+        <w:numPr>
+          <w:ilvl w:val="2"/>
+          <w:numId w:val="1209"/>
+        </w:numPr>
+      </w:pPr>
+      <w:r>
+        <w:t xml:space="preserve">If you are unable to remove mycelia with your forceps, use your scalpel to remove mycelia with the least amount of agar possible.</w:t>
+      </w:r>
+    </w:p>
+    <w:p>
+      <w:pPr>
+        <w:pStyle w:val="Compact"/>
+        <w:numPr>
+          <w:ilvl w:val="0"/>
+          <w:numId w:val="1207"/>
+        </w:numPr>
+      </w:pPr>
+      <w:r>
+        <w:t xml:space="preserve">Transfer the mycelia to a Petri dish with cellophane.</w:t>
+      </w:r>
+    </w:p>
+    <w:p>
+      <w:pPr>
+        <w:pStyle w:val="Compact"/>
+        <w:numPr>
+          <w:ilvl w:val="1"/>
+          <w:numId w:val="1210"/>
+        </w:numPr>
+      </w:pPr>
+      <w:r>
+        <w:t xml:space="preserve">Carefully remove the chunk of agar. Replace the lid. Slide the sample plate away. Slide a cellophane plate towards you.</w:t>
+      </w:r>
+    </w:p>
+    <w:p>
+      <w:pPr>
+        <w:pStyle w:val="Compact"/>
+        <w:numPr>
+          <w:ilvl w:val="1"/>
+          <w:numId w:val="1210"/>
+        </w:numPr>
+      </w:pPr>
+      <w:r>
         <w:t xml:space="preserve">Crack open the cellophane plate using your non-dominant hand, and carefully insert the forceps with the agar and mycelium.</w:t>
       </w:r>
     </w:p>
@@ -14811,7 +15584,7 @@
         <w:pStyle w:val="Compact"/>
         <w:numPr>
           <w:ilvl w:val="1"/>
-          <w:numId w:val="1208"/>
+          <w:numId w:val="1210"/>
         </w:numPr>
       </w:pPr>
       <w:r>
@@ -14823,7 +15596,7 @@
         <w:pStyle w:val="Compact"/>
         <w:numPr>
           <w:ilvl w:val="1"/>
-          <w:numId w:val="1208"/>
+          <w:numId w:val="1210"/>
         </w:numPr>
       </w:pPr>
       <w:r>
@@ -14835,7 +15608,7 @@
         <w:pStyle w:val="Compact"/>
         <w:numPr>
           <w:ilvl w:val="1"/>
-          <w:numId w:val="1208"/>
+          <w:numId w:val="1210"/>
         </w:numPr>
       </w:pPr>
       <w:r>
@@ -14847,7 +15620,7 @@
         <w:pStyle w:val="Compact"/>
         <w:numPr>
           <w:ilvl w:val="0"/>
-          <w:numId w:val="1205"/>
+          <w:numId w:val="1207"/>
         </w:numPr>
       </w:pPr>
       <w:r>
@@ -14859,7 +15632,7 @@
         <w:pStyle w:val="Compact"/>
         <w:numPr>
           <w:ilvl w:val="0"/>
-          <w:numId w:val="1205"/>
+          <w:numId w:val="1207"/>
         </w:numPr>
       </w:pPr>
       <w:r>
@@ -14871,7 +15644,7 @@
         <w:pStyle w:val="Compact"/>
         <w:numPr>
           <w:ilvl w:val="0"/>
-          <w:numId w:val="1205"/>
+          <w:numId w:val="1207"/>
         </w:numPr>
       </w:pPr>
       <w:r>
@@ -14911,7 +15684,7 @@
         <w:pStyle w:val="Compact"/>
         <w:numPr>
           <w:ilvl w:val="0"/>
-          <w:numId w:val="1209"/>
+          <w:numId w:val="1211"/>
         </w:numPr>
       </w:pPr>
       <w:r>
@@ -14923,7 +15696,7 @@
         <w:pStyle w:val="Compact"/>
         <w:numPr>
           <w:ilvl w:val="0"/>
-          <w:numId w:val="1210"/>
+          <w:numId w:val="1212"/>
         </w:numPr>
       </w:pPr>
       <w:r>
@@ -14935,7 +15708,7 @@
         <w:pStyle w:val="Compact"/>
         <w:numPr>
           <w:ilvl w:val="0"/>
-          <w:numId w:val="1211"/>
+          <w:numId w:val="1213"/>
         </w:numPr>
       </w:pPr>
       <w:r>
@@ -14947,7 +15720,7 @@
         <w:pStyle w:val="Compact"/>
         <w:numPr>
           <w:ilvl w:val="0"/>
-          <w:numId w:val="1212"/>
+          <w:numId w:val="1214"/>
         </w:numPr>
       </w:pPr>
       <w:r>
@@ -14959,7 +15732,7 @@
         <w:pStyle w:val="Compact"/>
         <w:numPr>
           <w:ilvl w:val="0"/>
-          <w:numId w:val="1213"/>
+          <w:numId w:val="1215"/>
         </w:numPr>
       </w:pPr>
       <w:r>
@@ -14971,7 +15744,7 @@
         <w:pStyle w:val="Compact"/>
         <w:numPr>
           <w:ilvl w:val="0"/>
-          <w:numId w:val="1214"/>
+          <w:numId w:val="1216"/>
         </w:numPr>
       </w:pPr>
       <w:r>
@@ -15019,7 +15792,7 @@
         <w:pStyle w:val="Compact"/>
         <w:numPr>
           <w:ilvl w:val="0"/>
-          <w:numId w:val="1215"/>
+          <w:numId w:val="1217"/>
         </w:numPr>
       </w:pPr>
       <w:r>
@@ -15031,7 +15804,7 @@
         <w:pStyle w:val="Compact"/>
         <w:numPr>
           <w:ilvl w:val="0"/>
-          <w:numId w:val="1215"/>
+          <w:numId w:val="1217"/>
         </w:numPr>
       </w:pPr>
       <w:r>
@@ -15043,7 +15816,7 @@
         <w:pStyle w:val="Compact"/>
         <w:numPr>
           <w:ilvl w:val="0"/>
-          <w:numId w:val="1215"/>
+          <w:numId w:val="1217"/>
         </w:numPr>
       </w:pPr>
       <w:r>
@@ -15055,7 +15828,7 @@
         <w:pStyle w:val="Compact"/>
         <w:numPr>
           <w:ilvl w:val="0"/>
-          <w:numId w:val="1215"/>
+          <w:numId w:val="1217"/>
         </w:numPr>
       </w:pPr>
       <w:r>
@@ -15067,7 +15840,7 @@
         <w:pStyle w:val="Compact"/>
         <w:numPr>
           <w:ilvl w:val="0"/>
-          <w:numId w:val="1215"/>
+          <w:numId w:val="1217"/>
         </w:numPr>
       </w:pPr>
       <w:r>
@@ -15079,7 +15852,7 @@
         <w:pStyle w:val="Compact"/>
         <w:numPr>
           <w:ilvl w:val="0"/>
-          <w:numId w:val="1215"/>
+          <w:numId w:val="1217"/>
         </w:numPr>
       </w:pPr>
       <w:r>
@@ -15091,7 +15864,7 @@
         <w:pStyle w:val="Compact"/>
         <w:numPr>
           <w:ilvl w:val="0"/>
-          <w:numId w:val="1215"/>
+          <w:numId w:val="1217"/>
         </w:numPr>
       </w:pPr>
       <w:r>
@@ -15103,7 +15876,7 @@
         <w:pStyle w:val="Compact"/>
         <w:numPr>
           <w:ilvl w:val="0"/>
-          <w:numId w:val="1215"/>
+          <w:numId w:val="1217"/>
         </w:numPr>
       </w:pPr>
       <w:r>
@@ -15284,7 +16057,7 @@
         <w:pStyle w:val="Compact"/>
         <w:numPr>
           <w:ilvl w:val="0"/>
-          <w:numId w:val="1216"/>
+          <w:numId w:val="1218"/>
         </w:numPr>
       </w:pPr>
       <w:r>
@@ -15296,7 +16069,7 @@
         <w:pStyle w:val="Compact"/>
         <w:numPr>
           <w:ilvl w:val="0"/>
-          <w:numId w:val="1216"/>
+          <w:numId w:val="1218"/>
         </w:numPr>
       </w:pPr>
       <w:r>
@@ -15336,7 +16109,7 @@
         <w:pStyle w:val="Compact"/>
         <w:numPr>
           <w:ilvl w:val="0"/>
-          <w:numId w:val="1217"/>
+          <w:numId w:val="1219"/>
         </w:numPr>
       </w:pPr>
       <w:r>
@@ -15348,7 +16121,7 @@
         <w:pStyle w:val="Compact"/>
         <w:numPr>
           <w:ilvl w:val="0"/>
-          <w:numId w:val="1217"/>
+          <w:numId w:val="1219"/>
         </w:numPr>
       </w:pPr>
       <w:r>
@@ -15360,119 +16133,11 @@
         <w:pStyle w:val="Compact"/>
         <w:numPr>
           <w:ilvl w:val="0"/>
-          <w:numId w:val="1217"/>
+          <w:numId w:val="1219"/>
         </w:numPr>
       </w:pPr>
       <w:r>
         <w:t xml:space="preserve">Make a copy of the MycoEd Metadata Form</w:t>
-      </w:r>
-    </w:p>
-    <w:p>
-      <w:pPr>
-        <w:pStyle w:val="Compact"/>
-        <w:numPr>
-          <w:ilvl w:val="1"/>
-          <w:numId w:val="1218"/>
-        </w:numPr>
-      </w:pPr>
-      <w:r>
-        <w:t xml:space="preserve">Click on MycoEd Metadata Form link</w:t>
-      </w:r>
-    </w:p>
-    <w:p>
-      <w:pPr>
-        <w:pStyle w:val="Compact"/>
-        <w:numPr>
-          <w:ilvl w:val="1"/>
-          <w:numId w:val="1218"/>
-        </w:numPr>
-      </w:pPr>
-      <w:r>
-        <w:t xml:space="preserve">Under file, select Make a Copy</w:t>
-      </w:r>
-    </w:p>
-    <w:p>
-      <w:pPr>
-        <w:pStyle w:val="Compact"/>
-        <w:numPr>
-          <w:ilvl w:val="1"/>
-          <w:numId w:val="1218"/>
-        </w:numPr>
-      </w:pPr>
-      <w:r>
-        <w:t xml:space="preserve">Rename your new copy [University][Instructor Last Name][MycoEd Metadata][Date]</w:t>
-      </w:r>
-    </w:p>
-    <w:p>
-      <w:pPr>
-        <w:pStyle w:val="Compact"/>
-        <w:numPr>
-          <w:ilvl w:val="0"/>
-          <w:numId w:val="1217"/>
-        </w:numPr>
-      </w:pPr>
-      <w:r>
-        <w:t xml:space="preserve">Fill out your copy of the MycoEd Metadata Form</w:t>
-      </w:r>
-    </w:p>
-    <w:p>
-      <w:pPr>
-        <w:pStyle w:val="Compact"/>
-        <w:numPr>
-          <w:ilvl w:val="1"/>
-          <w:numId w:val="1219"/>
-        </w:numPr>
-      </w:pPr>
-      <w:r>
-        <w:t xml:space="preserve">Professor is the instructor for the class and their email address</w:t>
-      </w:r>
-    </w:p>
-    <w:p>
-      <w:pPr>
-        <w:pStyle w:val="Compact"/>
-        <w:numPr>
-          <w:ilvl w:val="1"/>
-          <w:numId w:val="1219"/>
-        </w:numPr>
-      </w:pPr>
-      <w:r>
-        <w:t xml:space="preserve">Name of the University/Institution is your University/Institution</w:t>
-      </w:r>
-    </w:p>
-    <w:p>
-      <w:pPr>
-        <w:pStyle w:val="Compact"/>
-        <w:numPr>
-          <w:ilvl w:val="1"/>
-          <w:numId w:val="1219"/>
-        </w:numPr>
-      </w:pPr>
-      <w:r>
-        <w:t xml:space="preserve">Date submitted/shipped is the date you ship the samples to AGI</w:t>
-      </w:r>
-    </w:p>
-    <w:p>
-      <w:pPr>
-        <w:pStyle w:val="Compact"/>
-        <w:numPr>
-          <w:ilvl w:val="1"/>
-          <w:numId w:val="1219"/>
-        </w:numPr>
-      </w:pPr>
-      <w:r>
-        <w:t xml:space="preserve">JGI proposal name &amp; number is DS 509937 (already provided)</w:t>
-      </w:r>
-    </w:p>
-    <w:p>
-      <w:pPr>
-        <w:pStyle w:val="Compact"/>
-        <w:numPr>
-          <w:ilvl w:val="0"/>
-          <w:numId w:val="1217"/>
-        </w:numPr>
-      </w:pPr>
-      <w:r>
-        <w:t xml:space="preserve">Fill out Sample Table</w:t>
       </w:r>
     </w:p>
     <w:p>
@@ -15484,7 +16149,7 @@
         </w:numPr>
       </w:pPr>
       <w:r>
-        <w:t xml:space="preserve">Enter requested metadata into the table</w:t>
+        <w:t xml:space="preserve">Click on MycoEd Metadata Form link</w:t>
       </w:r>
     </w:p>
     <w:p>
@@ -15496,7 +16161,7 @@
         </w:numPr>
       </w:pPr>
       <w:r>
-        <w:t xml:space="preserve">Use one row per sample/tube</w:t>
+        <w:t xml:space="preserve">Under file, select Make a Copy</w:t>
       </w:r>
     </w:p>
     <w:p>
@@ -15508,79 +16173,19 @@
         </w:numPr>
       </w:pPr>
       <w:r>
-        <w:t xml:space="preserve">Insert additional rows if needed</w:t>
-      </w:r>
-    </w:p>
-    <w:p>
-      <w:pPr>
-        <w:pStyle w:val="Compact"/>
-        <w:numPr>
-          <w:ilvl w:val="1"/>
-          <w:numId w:val="1220"/>
-        </w:numPr>
-      </w:pPr>
-      <w:r>
-        <w:t xml:space="preserve">Columns with gray field headers, B and D, will be filled out by JGI</w:t>
-      </w:r>
-    </w:p>
-    <w:p>
-      <w:pPr>
-        <w:pStyle w:val="Compact"/>
-        <w:numPr>
-          <w:ilvl w:val="1"/>
-          <w:numId w:val="1220"/>
-        </w:numPr>
-      </w:pPr>
-      <w:r>
-        <w:t xml:space="preserve">For Column C, Sample Name - please use below convention for naming: [University][Plant][Plant tissue] Metagenome [Sample ID]</w:t>
-      </w:r>
-    </w:p>
-    <w:p>
-      <w:pPr>
-        <w:pStyle w:val="Compact"/>
-        <w:numPr>
-          <w:ilvl w:val="1"/>
-          <w:numId w:val="1220"/>
-        </w:numPr>
-      </w:pPr>
-      <w:r>
-        <w:t xml:space="preserve">Column G is only needed if you are sending more than 22 samples</w:t>
-      </w:r>
-    </w:p>
-    <w:p>
-      <w:pPr>
-        <w:pStyle w:val="Compact"/>
-        <w:numPr>
-          <w:ilvl w:val="1"/>
-          <w:numId w:val="1220"/>
-        </w:numPr>
-      </w:pPr>
-      <w:r>
-        <w:t xml:space="preserve">Student is the full name of student that collected the sample and their email address</w:t>
-      </w:r>
-    </w:p>
-    <w:p>
-      <w:pPr>
-        <w:pStyle w:val="Compact"/>
-        <w:numPr>
-          <w:ilvl w:val="1"/>
-          <w:numId w:val="1220"/>
-        </w:numPr>
-      </w:pPr>
-      <w:r>
-        <w:t xml:space="preserve">Columns with Yellow Header, X-AF, will be filled out by AGI after DNA extraction</w:t>
-      </w:r>
-    </w:p>
-    <w:p>
-      <w:pPr>
-        <w:pStyle w:val="Compact"/>
-        <w:numPr>
-          <w:ilvl w:val="0"/>
-          <w:numId w:val="1217"/>
-        </w:numPr>
-      </w:pPr>
-      <w:r>
-        <w:t xml:space="preserve">Email form to AGI &amp; JGI</w:t>
+        <w:t xml:space="preserve">Rename your new copy [University][Instructor Last Name][MycoEd Metadata][Date]</w:t>
+      </w:r>
+    </w:p>
+    <w:p>
+      <w:pPr>
+        <w:pStyle w:val="Compact"/>
+        <w:numPr>
+          <w:ilvl w:val="0"/>
+          <w:numId w:val="1219"/>
+        </w:numPr>
+      </w:pPr>
+      <w:r>
+        <w:t xml:space="preserve">Fill out your copy of the MycoEd Metadata Form</w:t>
       </w:r>
     </w:p>
     <w:p>
@@ -15592,7 +16197,7 @@
         </w:numPr>
       </w:pPr>
       <w:r>
-        <w:t xml:space="preserve">Once all required metadata is provided, download a copy to excel</w:t>
+        <w:t xml:space="preserve">Professor is the instructor for the class and their email address</w:t>
       </w:r>
     </w:p>
     <w:p>
@@ -15604,7 +16209,7 @@
         </w:numPr>
       </w:pPr>
       <w:r>
-        <w:t xml:space="preserve">Email a copy to Jayson at (jtalag@ag.arizona.edu ) and Kerrie (kwbarry@lbl.gov).</w:t>
+        <w:t xml:space="preserve">Name of the University/Institution is your University/Institution</w:t>
       </w:r>
     </w:p>
     <w:p>
@@ -15616,25 +16221,7 @@
         </w:numPr>
       </w:pPr>
       <w:r>
-        <w:t xml:space="preserve">Include in the subject line of your email</w:t>
-      </w:r>
-      <w:r>
-        <w:t xml:space="preserve"> </w:t>
-      </w:r>
-      <w:r>
-        <w:t xml:space="preserve">“MyCoEd 509937”</w:t>
-      </w:r>
-      <w:r>
-        <w:t xml:space="preserve"> </w:t>
-      </w:r>
-      <w:r>
-        <w:t xml:space="preserve">[Professor’s Name][University/Institution]</w:t>
-      </w:r>
-      <w:r>
-        <w:t xml:space="preserve"> </w:t>
-      </w:r>
-      <w:r>
-        <w:t xml:space="preserve">“Sample Submission”</w:t>
+        <w:t xml:space="preserve">Date submitted/shipped is the date you ship the samples to AGI</w:t>
       </w:r>
     </w:p>
     <w:p>
@@ -15646,7 +16233,19 @@
         </w:numPr>
       </w:pPr>
       <w:r>
-        <w:t xml:space="preserve">Include in your email your name, your college/university, the exact name of your samples (column D) that are ready to ship to AGI (and the rows in this sheet).</w:t>
+        <w:t xml:space="preserve">JGI proposal name &amp; number is DS 509937 (already provided)</w:t>
+      </w:r>
+    </w:p>
+    <w:p>
+      <w:pPr>
+        <w:pStyle w:val="Compact"/>
+        <w:numPr>
+          <w:ilvl w:val="0"/>
+          <w:numId w:val="1219"/>
+        </w:numPr>
+      </w:pPr>
+      <w:r>
+        <w:t xml:space="preserve">Fill out Sample Table</w:t>
       </w:r>
     </w:p>
     <w:p>
@@ -15654,35 +16253,107 @@
         <w:pStyle w:val="Compact"/>
         <w:numPr>
           <w:ilvl w:val="1"/>
-          <w:numId w:val="1221"/>
-        </w:numPr>
-      </w:pPr>
-      <w:r>
-        <w:t xml:space="preserve">Wait for approval/confirmation from AGI &amp; JGI.</w:t>
-      </w:r>
-    </w:p>
-    <w:p>
-      <w:pPr>
-        <w:pStyle w:val="Compact"/>
-        <w:numPr>
-          <w:ilvl w:val="2"/>
           <w:numId w:val="1222"/>
         </w:numPr>
       </w:pPr>
       <w:r>
-        <w:t xml:space="preserve">If needed make requested changed and email updated copy</w:t>
-      </w:r>
-    </w:p>
-    <w:p>
-      <w:pPr>
-        <w:pStyle w:val="Compact"/>
-        <w:numPr>
-          <w:ilvl w:val="0"/>
-          <w:numId w:val="1217"/>
-        </w:numPr>
-      </w:pPr>
-      <w:r>
-        <w:t xml:space="preserve">Prepare samples for shipment</w:t>
+        <w:t xml:space="preserve">Enter requested metadata into the table</w:t>
+      </w:r>
+    </w:p>
+    <w:p>
+      <w:pPr>
+        <w:pStyle w:val="Compact"/>
+        <w:numPr>
+          <w:ilvl w:val="1"/>
+          <w:numId w:val="1222"/>
+        </w:numPr>
+      </w:pPr>
+      <w:r>
+        <w:t xml:space="preserve">Use one row per sample/tube</w:t>
+      </w:r>
+    </w:p>
+    <w:p>
+      <w:pPr>
+        <w:pStyle w:val="Compact"/>
+        <w:numPr>
+          <w:ilvl w:val="1"/>
+          <w:numId w:val="1222"/>
+        </w:numPr>
+      </w:pPr>
+      <w:r>
+        <w:t xml:space="preserve">Insert additional rows if needed</w:t>
+      </w:r>
+    </w:p>
+    <w:p>
+      <w:pPr>
+        <w:pStyle w:val="Compact"/>
+        <w:numPr>
+          <w:ilvl w:val="1"/>
+          <w:numId w:val="1222"/>
+        </w:numPr>
+      </w:pPr>
+      <w:r>
+        <w:t xml:space="preserve">Columns with gray field headers, B and D, will be filled out by JGI</w:t>
+      </w:r>
+    </w:p>
+    <w:p>
+      <w:pPr>
+        <w:pStyle w:val="Compact"/>
+        <w:numPr>
+          <w:ilvl w:val="1"/>
+          <w:numId w:val="1222"/>
+        </w:numPr>
+      </w:pPr>
+      <w:r>
+        <w:t xml:space="preserve">For Column C, Sample Name - please use below convention for naming: [University][Plant][Plant tissue] Metagenome [Sample ID]</w:t>
+      </w:r>
+    </w:p>
+    <w:p>
+      <w:pPr>
+        <w:pStyle w:val="Compact"/>
+        <w:numPr>
+          <w:ilvl w:val="1"/>
+          <w:numId w:val="1222"/>
+        </w:numPr>
+      </w:pPr>
+      <w:r>
+        <w:t xml:space="preserve">Column G is only needed if you are sending more than 22 samples</w:t>
+      </w:r>
+    </w:p>
+    <w:p>
+      <w:pPr>
+        <w:pStyle w:val="Compact"/>
+        <w:numPr>
+          <w:ilvl w:val="1"/>
+          <w:numId w:val="1222"/>
+        </w:numPr>
+      </w:pPr>
+      <w:r>
+        <w:t xml:space="preserve">Student is the full name of student that collected the sample and their email address</w:t>
+      </w:r>
+    </w:p>
+    <w:p>
+      <w:pPr>
+        <w:pStyle w:val="Compact"/>
+        <w:numPr>
+          <w:ilvl w:val="1"/>
+          <w:numId w:val="1222"/>
+        </w:numPr>
+      </w:pPr>
+      <w:r>
+        <w:t xml:space="preserve">Columns with Yellow Header, X-AF, will be filled out by AGI after DNA extraction</w:t>
+      </w:r>
+    </w:p>
+    <w:p>
+      <w:pPr>
+        <w:pStyle w:val="Compact"/>
+        <w:numPr>
+          <w:ilvl w:val="0"/>
+          <w:numId w:val="1219"/>
+        </w:numPr>
+      </w:pPr>
+      <w:r>
+        <w:t xml:space="preserve">Email form to AGI &amp; JGI</w:t>
       </w:r>
     </w:p>
     <w:p>
@@ -15693,6 +16364,75 @@
           <w:numId w:val="1223"/>
         </w:numPr>
       </w:pPr>
+      <w:r>
+        <w:t xml:space="preserve">Once all required metadata is provided, download a copy to excel</w:t>
+      </w:r>
+    </w:p>
+    <w:p>
+      <w:pPr>
+        <w:pStyle w:val="Compact"/>
+        <w:numPr>
+          <w:ilvl w:val="1"/>
+          <w:numId w:val="1223"/>
+        </w:numPr>
+      </w:pPr>
+      <w:r>
+        <w:t xml:space="preserve">Email a copy to Jayson at (jtalag@ag.arizona.edu ) and Kerrie (kwbarry@lbl.gov).</w:t>
+      </w:r>
+    </w:p>
+    <w:p>
+      <w:pPr>
+        <w:pStyle w:val="Compact"/>
+        <w:numPr>
+          <w:ilvl w:val="1"/>
+          <w:numId w:val="1223"/>
+        </w:numPr>
+      </w:pPr>
+      <w:r>
+        <w:t xml:space="preserve">Include in the subject line of your email</w:t>
+      </w:r>
+      <w:r>
+        <w:t xml:space="preserve"> </w:t>
+      </w:r>
+      <w:r>
+        <w:t xml:space="preserve">“MyCoEd 509937”</w:t>
+      </w:r>
+      <w:r>
+        <w:t xml:space="preserve"> </w:t>
+      </w:r>
+      <w:r>
+        <w:t xml:space="preserve">[Professor’s Name][University/Institution]</w:t>
+      </w:r>
+      <w:r>
+        <w:t xml:space="preserve"> </w:t>
+      </w:r>
+      <w:r>
+        <w:t xml:space="preserve">“Sample Submission”</w:t>
+      </w:r>
+    </w:p>
+    <w:p>
+      <w:pPr>
+        <w:pStyle w:val="Compact"/>
+        <w:numPr>
+          <w:ilvl w:val="1"/>
+          <w:numId w:val="1223"/>
+        </w:numPr>
+      </w:pPr>
+      <w:r>
+        <w:t xml:space="preserve">Include in your email your name, your college/university, the exact name of your samples (column D) that are ready to ship to AGI (and the rows in this sheet).</w:t>
+      </w:r>
+    </w:p>
+    <w:p>
+      <w:pPr>
+        <w:pStyle w:val="Compact"/>
+        <w:numPr>
+          <w:ilvl w:val="1"/>
+          <w:numId w:val="1223"/>
+        </w:numPr>
+      </w:pPr>
+      <w:r>
+        <w:t xml:space="preserve">Wait for approval/confirmation from AGI &amp; JGI.</w:t>
+      </w:r>
     </w:p>
     <w:p>
       <w:pPr>
@@ -15703,6 +16443,39 @@
         </w:numPr>
       </w:pPr>
       <w:r>
+        <w:t xml:space="preserve">If needed make requested changed and email updated copy</w:t>
+      </w:r>
+    </w:p>
+    <w:p>
+      <w:pPr>
+        <w:pStyle w:val="Compact"/>
+        <w:numPr>
+          <w:ilvl w:val="0"/>
+          <w:numId w:val="1219"/>
+        </w:numPr>
+      </w:pPr>
+      <w:r>
+        <w:t xml:space="preserve">Prepare samples for shipment</w:t>
+      </w:r>
+    </w:p>
+    <w:p>
+      <w:pPr>
+        <w:pStyle w:val="Compact"/>
+        <w:numPr>
+          <w:ilvl w:val="1"/>
+          <w:numId w:val="1225"/>
+        </w:numPr>
+      </w:pPr>
+    </w:p>
+    <w:p>
+      <w:pPr>
+        <w:pStyle w:val="Compact"/>
+        <w:numPr>
+          <w:ilvl w:val="2"/>
+          <w:numId w:val="1226"/>
+        </w:numPr>
+      </w:pPr>
+      <w:r>
         <w:t xml:space="preserve">Print out (in Landscape orientation) the paper copy of the Myco-Ed Metadata Form and put it with the shipment and also email the completed sheet to: JTALAG@email.arizona.edu, and kwbarry@lbl.gov</w:t>
       </w:r>
     </w:p>
@@ -15711,7 +16484,7 @@
         <w:pStyle w:val="Compact"/>
         <w:numPr>
           <w:ilvl w:val="1"/>
-          <w:numId w:val="1223"/>
+          <w:numId w:val="1225"/>
         </w:numPr>
       </w:pPr>
       <w:r>
@@ -15723,7 +16496,7 @@
         <w:pStyle w:val="Compact"/>
         <w:numPr>
           <w:ilvl w:val="1"/>
-          <w:numId w:val="1223"/>
+          <w:numId w:val="1225"/>
         </w:numPr>
       </w:pPr>
       <w:r>
@@ -16038,7 +16811,7 @@
         <w:pStyle w:val="Compact"/>
         <w:numPr>
           <w:ilvl w:val="0"/>
-          <w:numId w:val="1225"/>
+          <w:numId w:val="1227"/>
         </w:numPr>
       </w:pPr>
       <w:r>
@@ -16050,7 +16823,7 @@
         <w:pStyle w:val="Compact"/>
         <w:numPr>
           <w:ilvl w:val="0"/>
-          <w:numId w:val="1225"/>
+          <w:numId w:val="1227"/>
         </w:numPr>
       </w:pPr>
       <w:r>
@@ -16062,7 +16835,7 @@
         <w:pStyle w:val="Compact"/>
         <w:numPr>
           <w:ilvl w:val="0"/>
-          <w:numId w:val="1225"/>
+          <w:numId w:val="1227"/>
         </w:numPr>
       </w:pPr>
       <w:r>
@@ -16101,7 +16874,7 @@
         <w:pStyle w:val="Compact"/>
         <w:numPr>
           <w:ilvl w:val="0"/>
-          <w:numId w:val="1226"/>
+          <w:numId w:val="1228"/>
         </w:numPr>
       </w:pPr>
       <w:r>
@@ -16122,7 +16895,7 @@
         <w:pStyle w:val="Compact"/>
         <w:numPr>
           <w:ilvl w:val="0"/>
-          <w:numId w:val="1226"/>
+          <w:numId w:val="1228"/>
         </w:numPr>
       </w:pPr>
       <w:r>
@@ -16158,7 +16931,7 @@
         <w:pStyle w:val="Compact"/>
         <w:numPr>
           <w:ilvl w:val="0"/>
-          <w:numId w:val="1226"/>
+          <w:numId w:val="1228"/>
         </w:numPr>
       </w:pPr>
       <w:r>
@@ -16170,7 +16943,7 @@
         <w:pStyle w:val="Compact"/>
         <w:numPr>
           <w:ilvl w:val="0"/>
-          <w:numId w:val="1226"/>
+          <w:numId w:val="1228"/>
         </w:numPr>
       </w:pPr>
       <w:r>
@@ -16194,7 +16967,7 @@
         <w:pStyle w:val="Compact"/>
         <w:numPr>
           <w:ilvl w:val="0"/>
-          <w:numId w:val="1226"/>
+          <w:numId w:val="1228"/>
         </w:numPr>
       </w:pPr>
       <w:r>
@@ -16206,7 +16979,7 @@
         <w:pStyle w:val="Compact"/>
         <w:numPr>
           <w:ilvl w:val="1"/>
-          <w:numId w:val="1227"/>
+          <w:numId w:val="1229"/>
         </w:numPr>
       </w:pPr>
       <w:r>
@@ -16218,7 +16991,7 @@
         <w:pStyle w:val="Compact"/>
         <w:numPr>
           <w:ilvl w:val="1"/>
-          <w:numId w:val="1227"/>
+          <w:numId w:val="1229"/>
         </w:numPr>
       </w:pPr>
       <w:r>
@@ -16230,7 +17003,7 @@
         <w:pStyle w:val="Compact"/>
         <w:numPr>
           <w:ilvl w:val="1"/>
-          <w:numId w:val="1227"/>
+          <w:numId w:val="1229"/>
         </w:numPr>
       </w:pPr>
       <w:r>
@@ -16242,7 +17015,7 @@
         <w:pStyle w:val="Compact"/>
         <w:numPr>
           <w:ilvl w:val="0"/>
-          <w:numId w:val="1226"/>
+          <w:numId w:val="1228"/>
         </w:numPr>
       </w:pPr>
       <w:r>
@@ -16254,7 +17027,7 @@
         <w:pStyle w:val="Compact"/>
         <w:numPr>
           <w:ilvl w:val="0"/>
-          <w:numId w:val="1226"/>
+          <w:numId w:val="1228"/>
         </w:numPr>
       </w:pPr>
       <w:r>
@@ -16278,7 +17051,7 @@
         <w:pStyle w:val="Compact"/>
         <w:numPr>
           <w:ilvl w:val="0"/>
-          <w:numId w:val="1226"/>
+          <w:numId w:val="1228"/>
         </w:numPr>
       </w:pPr>
       <w:r>
@@ -16290,7 +17063,7 @@
         <w:pStyle w:val="Compact"/>
         <w:numPr>
           <w:ilvl w:val="0"/>
-          <w:numId w:val="1226"/>
+          <w:numId w:val="1228"/>
         </w:numPr>
       </w:pPr>
       <w:r>
@@ -16302,7 +17075,7 @@
         <w:pStyle w:val="Compact"/>
         <w:numPr>
           <w:ilvl w:val="0"/>
-          <w:numId w:val="1226"/>
+          <w:numId w:val="1228"/>
         </w:numPr>
       </w:pPr>
       <w:r>
@@ -16314,7 +17087,7 @@
         <w:pStyle w:val="Compact"/>
         <w:numPr>
           <w:ilvl w:val="0"/>
-          <w:numId w:val="1226"/>
+          <w:numId w:val="1228"/>
         </w:numPr>
       </w:pPr>
       <w:r>
@@ -16350,7 +17123,7 @@
         <w:pStyle w:val="Compact"/>
         <w:numPr>
           <w:ilvl w:val="0"/>
-          <w:numId w:val="1226"/>
+          <w:numId w:val="1228"/>
         </w:numPr>
       </w:pPr>
       <w:r>
@@ -16371,7 +17144,7 @@
         <w:pStyle w:val="Compact"/>
         <w:numPr>
           <w:ilvl w:val="0"/>
-          <w:numId w:val="1226"/>
+          <w:numId w:val="1228"/>
         </w:numPr>
       </w:pPr>
       <w:r>
@@ -16395,7 +17168,7 @@
         <w:pStyle w:val="Compact"/>
         <w:numPr>
           <w:ilvl w:val="0"/>
-          <w:numId w:val="1226"/>
+          <w:numId w:val="1228"/>
         </w:numPr>
       </w:pPr>
       <w:r>
@@ -16407,7 +17180,7 @@
         <w:pStyle w:val="Compact"/>
         <w:numPr>
           <w:ilvl w:val="0"/>
-          <w:numId w:val="1226"/>
+          <w:numId w:val="1228"/>
         </w:numPr>
       </w:pPr>
       <w:r>
@@ -16419,7 +17192,7 @@
         <w:pStyle w:val="Compact"/>
         <w:numPr>
           <w:ilvl w:val="0"/>
-          <w:numId w:val="1226"/>
+          <w:numId w:val="1228"/>
         </w:numPr>
       </w:pPr>
       <w:r>
@@ -16449,7 +17222,7 @@
         <w:pStyle w:val="Compact"/>
         <w:numPr>
           <w:ilvl w:val="0"/>
-          <w:numId w:val="1228"/>
+          <w:numId w:val="1230"/>
         </w:numPr>
       </w:pPr>
       <w:r>
@@ -16461,7 +17234,7 @@
         <w:pStyle w:val="Compact"/>
         <w:numPr>
           <w:ilvl w:val="0"/>
-          <w:numId w:val="1228"/>
+          <w:numId w:val="1230"/>
         </w:numPr>
       </w:pPr>
       <w:r>
@@ -16485,7 +17258,7 @@
         <w:pStyle w:val="Compact"/>
         <w:numPr>
           <w:ilvl w:val="0"/>
-          <w:numId w:val="1228"/>
+          <w:numId w:val="1230"/>
         </w:numPr>
       </w:pPr>
       <w:r>
@@ -16509,7 +17282,7 @@
         <w:pStyle w:val="Compact"/>
         <w:numPr>
           <w:ilvl w:val="0"/>
-          <w:numId w:val="1228"/>
+          <w:numId w:val="1230"/>
         </w:numPr>
       </w:pPr>
       <w:r>
@@ -16521,7 +17294,7 @@
         <w:pStyle w:val="Compact"/>
         <w:numPr>
           <w:ilvl w:val="0"/>
-          <w:numId w:val="1228"/>
+          <w:numId w:val="1230"/>
         </w:numPr>
       </w:pPr>
       <w:r>
@@ -16533,7 +17306,7 @@
         <w:pStyle w:val="Compact"/>
         <w:numPr>
           <w:ilvl w:val="0"/>
-          <w:numId w:val="1228"/>
+          <w:numId w:val="1230"/>
         </w:numPr>
       </w:pPr>
       <w:r>
@@ -16563,7 +17336,7 @@
         <w:pStyle w:val="Compact"/>
         <w:numPr>
           <w:ilvl w:val="0"/>
-          <w:numId w:val="1229"/>
+          <w:numId w:val="1231"/>
         </w:numPr>
       </w:pPr>
       <w:r>
@@ -16587,7 +17360,7 @@
         <w:pStyle w:val="Compact"/>
         <w:numPr>
           <w:ilvl w:val="0"/>
-          <w:numId w:val="1229"/>
+          <w:numId w:val="1231"/>
         </w:numPr>
       </w:pPr>
       <w:r>
@@ -16599,7 +17372,7 @@
         <w:pStyle w:val="Compact"/>
         <w:numPr>
           <w:ilvl w:val="0"/>
-          <w:numId w:val="1229"/>
+          <w:numId w:val="1231"/>
         </w:numPr>
       </w:pPr>
       <w:r>
@@ -16623,7 +17396,7 @@
         <w:pStyle w:val="Compact"/>
         <w:numPr>
           <w:ilvl w:val="0"/>
-          <w:numId w:val="1229"/>
+          <w:numId w:val="1231"/>
         </w:numPr>
       </w:pPr>
       <w:r>
@@ -16635,7 +17408,7 @@
         <w:pStyle w:val="Compact"/>
         <w:numPr>
           <w:ilvl w:val="0"/>
-          <w:numId w:val="1229"/>
+          <w:numId w:val="1231"/>
         </w:numPr>
       </w:pPr>
       <w:r>
@@ -16647,7 +17420,7 @@
         <w:pStyle w:val="Compact"/>
         <w:numPr>
           <w:ilvl w:val="0"/>
-          <w:numId w:val="1229"/>
+          <w:numId w:val="1231"/>
         </w:numPr>
       </w:pPr>
       <w:r>
@@ -16659,7 +17432,7 @@
         <w:pStyle w:val="Compact"/>
         <w:numPr>
           <w:ilvl w:val="0"/>
-          <w:numId w:val="1229"/>
+          <w:numId w:val="1231"/>
         </w:numPr>
       </w:pPr>
       <w:r>
@@ -16671,7 +17444,7 @@
         <w:pStyle w:val="Compact"/>
         <w:numPr>
           <w:ilvl w:val="0"/>
-          <w:numId w:val="1229"/>
+          <w:numId w:val="1231"/>
         </w:numPr>
       </w:pPr>
       <w:r>
@@ -16701,7 +17474,7 @@
         <w:pStyle w:val="Compact"/>
         <w:numPr>
           <w:ilvl w:val="0"/>
-          <w:numId w:val="1230"/>
+          <w:numId w:val="1232"/>
         </w:numPr>
       </w:pPr>
       <w:r>
@@ -16713,7 +17486,7 @@
         <w:pStyle w:val="Compact"/>
         <w:numPr>
           <w:ilvl w:val="0"/>
-          <w:numId w:val="1230"/>
+          <w:numId w:val="1232"/>
         </w:numPr>
       </w:pPr>
       <w:r>
@@ -16737,7 +17510,7 @@
         <w:pStyle w:val="Compact"/>
         <w:numPr>
           <w:ilvl w:val="0"/>
-          <w:numId w:val="1230"/>
+          <w:numId w:val="1232"/>
         </w:numPr>
       </w:pPr>
       <w:r>
@@ -16749,7 +17522,7 @@
         <w:pStyle w:val="Compact"/>
         <w:numPr>
           <w:ilvl w:val="0"/>
-          <w:numId w:val="1230"/>
+          <w:numId w:val="1232"/>
         </w:numPr>
       </w:pPr>
       <w:r>
@@ -16761,7 +17534,7 @@
         <w:pStyle w:val="Compact"/>
         <w:numPr>
           <w:ilvl w:val="0"/>
-          <w:numId w:val="1230"/>
+          <w:numId w:val="1232"/>
         </w:numPr>
       </w:pPr>
       <w:r>
@@ -16782,7 +17555,7 @@
         <w:pStyle w:val="Compact"/>
         <w:numPr>
           <w:ilvl w:val="0"/>
-          <w:numId w:val="1230"/>
+          <w:numId w:val="1232"/>
         </w:numPr>
       </w:pPr>
       <w:r>
@@ -16845,7 +17618,7 @@
         <w:pStyle w:val="Compact"/>
         <w:numPr>
           <w:ilvl w:val="0"/>
-          <w:numId w:val="1230"/>
+          <w:numId w:val="1232"/>
         </w:numPr>
       </w:pPr>
       <w:r>
@@ -16857,7 +17630,7 @@
         <w:pStyle w:val="Compact"/>
         <w:numPr>
           <w:ilvl w:val="0"/>
-          <w:numId w:val="1230"/>
+          <w:numId w:val="1232"/>
         </w:numPr>
       </w:pPr>
       <w:r>
@@ -16944,7 +17717,7 @@
         <w:pStyle w:val="Compact"/>
         <w:numPr>
           <w:ilvl w:val="0"/>
-          <w:numId w:val="1231"/>
+          <w:numId w:val="1233"/>
         </w:numPr>
       </w:pPr>
       <w:r>
@@ -16956,7 +17729,7 @@
         <w:pStyle w:val="Compact"/>
         <w:numPr>
           <w:ilvl w:val="0"/>
-          <w:numId w:val="1231"/>
+          <w:numId w:val="1233"/>
         </w:numPr>
       </w:pPr>
       <w:r>
@@ -16968,7 +17741,7 @@
         <w:pStyle w:val="Compact"/>
         <w:numPr>
           <w:ilvl w:val="0"/>
-          <w:numId w:val="1231"/>
+          <w:numId w:val="1233"/>
         </w:numPr>
       </w:pPr>
       <w:r>
@@ -16980,7 +17753,7 @@
         <w:pStyle w:val="Compact"/>
         <w:numPr>
           <w:ilvl w:val="0"/>
-          <w:numId w:val="1231"/>
+          <w:numId w:val="1233"/>
         </w:numPr>
       </w:pPr>
       <w:r>
@@ -16992,7 +17765,7 @@
         <w:pStyle w:val="Compact"/>
         <w:numPr>
           <w:ilvl w:val="0"/>
-          <w:numId w:val="1231"/>
+          <w:numId w:val="1233"/>
         </w:numPr>
       </w:pPr>
       <w:r>
@@ -17023,7 +17796,7 @@
         <w:pStyle w:val="Compact"/>
         <w:numPr>
           <w:ilvl w:val="0"/>
-          <w:numId w:val="1232"/>
+          <w:numId w:val="1234"/>
         </w:numPr>
       </w:pPr>
       <w:r>
@@ -17047,7 +17820,7 @@
         <w:pStyle w:val="Compact"/>
         <w:numPr>
           <w:ilvl w:val="0"/>
-          <w:numId w:val="1232"/>
+          <w:numId w:val="1234"/>
         </w:numPr>
       </w:pPr>
       <w:r>
@@ -17068,7 +17841,7 @@
         <w:pStyle w:val="Compact"/>
         <w:numPr>
           <w:ilvl w:val="0"/>
-          <w:numId w:val="1232"/>
+          <w:numId w:val="1234"/>
         </w:numPr>
       </w:pPr>
       <w:r>
@@ -17092,7 +17865,7 @@
         <w:pStyle w:val="Compact"/>
         <w:numPr>
           <w:ilvl w:val="0"/>
-          <w:numId w:val="1232"/>
+          <w:numId w:val="1234"/>
         </w:numPr>
       </w:pPr>
       <w:r>
@@ -17104,7 +17877,7 @@
         <w:pStyle w:val="Compact"/>
         <w:numPr>
           <w:ilvl w:val="0"/>
-          <w:numId w:val="1232"/>
+          <w:numId w:val="1234"/>
         </w:numPr>
       </w:pPr>
       <w:r>
@@ -17116,7 +17889,7 @@
         <w:pStyle w:val="Compact"/>
         <w:numPr>
           <w:ilvl w:val="0"/>
-          <w:numId w:val="1232"/>
+          <w:numId w:val="1234"/>
         </w:numPr>
       </w:pPr>
       <w:r>
@@ -17128,7 +17901,7 @@
         <w:pStyle w:val="Compact"/>
         <w:numPr>
           <w:ilvl w:val="0"/>
-          <w:numId w:val="1232"/>
+          <w:numId w:val="1234"/>
         </w:numPr>
       </w:pPr>
       <w:r>
@@ -17140,7 +17913,7 @@
         <w:pStyle w:val="Compact"/>
         <w:numPr>
           <w:ilvl w:val="0"/>
-          <w:numId w:val="1232"/>
+          <w:numId w:val="1234"/>
         </w:numPr>
       </w:pPr>
       <w:r>
@@ -17164,7 +17937,7 @@
         <w:pStyle w:val="Compact"/>
         <w:numPr>
           <w:ilvl w:val="0"/>
-          <w:numId w:val="1232"/>
+          <w:numId w:val="1234"/>
         </w:numPr>
       </w:pPr>
       <w:r>
@@ -17188,7 +17961,7 @@
         <w:pStyle w:val="Compact"/>
         <w:numPr>
           <w:ilvl w:val="0"/>
-          <w:numId w:val="1232"/>
+          <w:numId w:val="1234"/>
         </w:numPr>
       </w:pPr>
       <w:r>
@@ -17210,7 +17983,7 @@
         <w:pStyle w:val="Compact"/>
         <w:numPr>
           <w:ilvl w:val="0"/>
-          <w:numId w:val="1233"/>
+          <w:numId w:val="1235"/>
         </w:numPr>
       </w:pPr>
       <w:r>
@@ -17222,7 +17995,7 @@
         <w:pStyle w:val="Compact"/>
         <w:numPr>
           <w:ilvl w:val="0"/>
-          <w:numId w:val="1233"/>
+          <w:numId w:val="1235"/>
         </w:numPr>
       </w:pPr>
       <w:r>
@@ -17234,7 +18007,7 @@
         <w:pStyle w:val="Compact"/>
         <w:numPr>
           <w:ilvl w:val="0"/>
-          <w:numId w:val="1233"/>
+          <w:numId w:val="1235"/>
         </w:numPr>
       </w:pPr>
       <w:r>
@@ -17246,7 +18019,7 @@
         <w:pStyle w:val="Compact"/>
         <w:numPr>
           <w:ilvl w:val="0"/>
-          <w:numId w:val="1233"/>
+          <w:numId w:val="1235"/>
         </w:numPr>
       </w:pPr>
       <w:r>
@@ -17258,7 +18031,7 @@
         <w:pStyle w:val="Compact"/>
         <w:numPr>
           <w:ilvl w:val="0"/>
-          <w:numId w:val="1233"/>
+          <w:numId w:val="1235"/>
         </w:numPr>
       </w:pPr>
       <w:r>
@@ -17270,7 +18043,7 @@
         <w:pStyle w:val="Compact"/>
         <w:numPr>
           <w:ilvl w:val="0"/>
-          <w:numId w:val="1233"/>
+          <w:numId w:val="1235"/>
         </w:numPr>
       </w:pPr>
       <w:r>
@@ -17291,7 +18064,7 @@
         <w:pStyle w:val="Compact"/>
         <w:numPr>
           <w:ilvl w:val="0"/>
-          <w:numId w:val="1233"/>
+          <w:numId w:val="1235"/>
         </w:numPr>
       </w:pPr>
       <w:r>
@@ -17312,7 +18085,7 @@
         <w:pStyle w:val="Compact"/>
         <w:numPr>
           <w:ilvl w:val="0"/>
-          <w:numId w:val="1233"/>
+          <w:numId w:val="1235"/>
         </w:numPr>
       </w:pPr>
       <w:r>
@@ -17324,7 +18097,7 @@
         <w:pStyle w:val="Compact"/>
         <w:numPr>
           <w:ilvl w:val="0"/>
-          <w:numId w:val="1233"/>
+          <w:numId w:val="1235"/>
         </w:numPr>
       </w:pPr>
       <w:r>
@@ -17336,7 +18109,7 @@
         <w:pStyle w:val="Compact"/>
         <w:numPr>
           <w:ilvl w:val="0"/>
-          <w:numId w:val="1233"/>
+          <w:numId w:val="1235"/>
         </w:numPr>
       </w:pPr>
       <w:r>
@@ -17348,7 +18121,7 @@
         <w:pStyle w:val="Compact"/>
         <w:numPr>
           <w:ilvl w:val="0"/>
-          <w:numId w:val="1233"/>
+          <w:numId w:val="1235"/>
         </w:numPr>
       </w:pPr>
       <w:r>
@@ -17360,7 +18133,7 @@
         <w:pStyle w:val="Compact"/>
         <w:numPr>
           <w:ilvl w:val="0"/>
-          <w:numId w:val="1233"/>
+          <w:numId w:val="1235"/>
         </w:numPr>
       </w:pPr>
       <w:r>
@@ -17384,7 +18157,7 @@
         <w:pStyle w:val="Compact"/>
         <w:numPr>
           <w:ilvl w:val="0"/>
-          <w:numId w:val="1233"/>
+          <w:numId w:val="1235"/>
         </w:numPr>
       </w:pPr>
       <w:r>
@@ -17408,7 +18181,7 @@
         <w:pStyle w:val="Compact"/>
         <w:numPr>
           <w:ilvl w:val="0"/>
-          <w:numId w:val="1233"/>
+          <w:numId w:val="1235"/>
         </w:numPr>
       </w:pPr>
       <w:r>
@@ -17420,7 +18193,7 @@
         <w:pStyle w:val="Compact"/>
         <w:numPr>
           <w:ilvl w:val="0"/>
-          <w:numId w:val="1233"/>
+          <w:numId w:val="1235"/>
         </w:numPr>
       </w:pPr>
       <w:r>
@@ -17444,7 +18217,7 @@
         <w:pStyle w:val="Compact"/>
         <w:numPr>
           <w:ilvl w:val="0"/>
-          <w:numId w:val="1233"/>
+          <w:numId w:val="1235"/>
         </w:numPr>
       </w:pPr>
       <w:r>
@@ -17468,7 +18241,7 @@
         <w:pStyle w:val="Compact"/>
         <w:numPr>
           <w:ilvl w:val="0"/>
-          <w:numId w:val="1233"/>
+          <w:numId w:val="1235"/>
         </w:numPr>
       </w:pPr>
       <w:r>
@@ -17480,7 +18253,7 @@
         <w:pStyle w:val="Compact"/>
         <w:numPr>
           <w:ilvl w:val="0"/>
-          <w:numId w:val="1233"/>
+          <w:numId w:val="1235"/>
         </w:numPr>
       </w:pPr>
       <w:r>
@@ -17492,7 +18265,7 @@
         <w:pStyle w:val="Compact"/>
         <w:numPr>
           <w:ilvl w:val="0"/>
-          <w:numId w:val="1233"/>
+          <w:numId w:val="1235"/>
         </w:numPr>
       </w:pPr>
       <w:r>
@@ -17504,7 +18277,7 @@
         <w:pStyle w:val="Compact"/>
         <w:numPr>
           <w:ilvl w:val="0"/>
-          <w:numId w:val="1233"/>
+          <w:numId w:val="1235"/>
         </w:numPr>
       </w:pPr>
       <w:r>
@@ -17544,7 +18317,7 @@
         <w:pStyle w:val="Compact"/>
         <w:numPr>
           <w:ilvl w:val="0"/>
-          <w:numId w:val="1234"/>
+          <w:numId w:val="1236"/>
         </w:numPr>
       </w:pPr>
       <w:r>
@@ -17556,7 +18329,7 @@
         <w:pStyle w:val="Compact"/>
         <w:numPr>
           <w:ilvl w:val="0"/>
-          <w:numId w:val="1234"/>
+          <w:numId w:val="1236"/>
         </w:numPr>
       </w:pPr>
       <w:r>
@@ -17580,7 +18353,7 @@
         <w:pStyle w:val="Compact"/>
         <w:numPr>
           <w:ilvl w:val="0"/>
-          <w:numId w:val="1234"/>
+          <w:numId w:val="1236"/>
         </w:numPr>
       </w:pPr>
       <w:r>
@@ -17592,7 +18365,7 @@
         <w:pStyle w:val="Compact"/>
         <w:numPr>
           <w:ilvl w:val="0"/>
-          <w:numId w:val="1234"/>
+          <w:numId w:val="1236"/>
         </w:numPr>
       </w:pPr>
       <w:r>
@@ -17622,7 +18395,7 @@
         <w:pStyle w:val="Compact"/>
         <w:numPr>
           <w:ilvl w:val="0"/>
-          <w:numId w:val="1234"/>
+          <w:numId w:val="1236"/>
         </w:numPr>
       </w:pPr>
       <w:r>
@@ -17646,7 +18419,7 @@
         <w:pStyle w:val="Compact"/>
         <w:numPr>
           <w:ilvl w:val="0"/>
-          <w:numId w:val="1234"/>
+          <w:numId w:val="1236"/>
         </w:numPr>
       </w:pPr>
       <w:r>
@@ -17658,7 +18431,7 @@
         <w:pStyle w:val="Compact"/>
         <w:numPr>
           <w:ilvl w:val="0"/>
-          <w:numId w:val="1234"/>
+          <w:numId w:val="1236"/>
         </w:numPr>
       </w:pPr>
       <w:r>
@@ -17670,7 +18443,7 @@
         <w:pStyle w:val="Compact"/>
         <w:numPr>
           <w:ilvl w:val="0"/>
-          <w:numId w:val="1234"/>
+          <w:numId w:val="1236"/>
         </w:numPr>
       </w:pPr>
       <w:r>
@@ -17694,7 +18467,7 @@
         <w:pStyle w:val="Compact"/>
         <w:numPr>
           <w:ilvl w:val="0"/>
-          <w:numId w:val="1234"/>
+          <w:numId w:val="1236"/>
         </w:numPr>
       </w:pPr>
       <w:r>
@@ -17718,7 +18491,7 @@
         <w:pStyle w:val="Compact"/>
         <w:numPr>
           <w:ilvl w:val="0"/>
-          <w:numId w:val="1234"/>
+          <w:numId w:val="1236"/>
         </w:numPr>
       </w:pPr>
       <w:r>
@@ -17752,7 +18525,7 @@
         <w:pStyle w:val="Compact"/>
         <w:numPr>
           <w:ilvl w:val="0"/>
-          <w:numId w:val="1235"/>
+          <w:numId w:val="1237"/>
         </w:numPr>
       </w:pPr>
       <w:r>
@@ -17773,7 +18546,7 @@
         <w:pStyle w:val="Compact"/>
         <w:numPr>
           <w:ilvl w:val="0"/>
-          <w:numId w:val="1235"/>
+          <w:numId w:val="1237"/>
         </w:numPr>
       </w:pPr>
       <w:r>
@@ -17830,7 +18603,7 @@
         <w:pStyle w:val="Compact"/>
         <w:numPr>
           <w:ilvl w:val="0"/>
-          <w:numId w:val="1235"/>
+          <w:numId w:val="1237"/>
         </w:numPr>
       </w:pPr>
       <w:r>
@@ -18051,11 +18824,23 @@
         <w:pStyle w:val="Compact"/>
         <w:numPr>
           <w:ilvl w:val="0"/>
-          <w:numId w:val="1236"/>
+          <w:numId w:val="1238"/>
         </w:numPr>
       </w:pPr>
       <w:r>
         <w:t xml:space="preserve">Honan, A., Wilson, A., Cobian, G., Branco, S., Mondo, S., Barry, K., Gremillion, S., Avis, P., Stewart, J., Dow, E., Knight, C., LaButti, K., Quandt, A., Talag, J., and Lofgren, L., 2025. Myco-Ed Protocols Booklet. protocols.io. https://doi.org/10.17504/protocols.io.rm7vzqd5xvx1/v1</w:t>
+      </w:r>
+    </w:p>
+    <w:p>
+      <w:pPr>
+        <w:pStyle w:val="Compact"/>
+        <w:numPr>
+          <w:ilvl w:val="0"/>
+          <w:numId w:val="1238"/>
+        </w:numPr>
+      </w:pPr>
+      <w:r>
+        <w:t xml:space="preserve">Hardy Diagnostics, 2026. BlueMount Permanent Fungal Stain, Lactophenol Cotton Blue with PVA (Cat. Z137): Product protocol and instructions. https://www.hardydiagnostics.com/assets/pdf/BlueMount_Permanent_Fungal_Stain_Lactophenol_Cotton_Blue_with_PVA.pdf</w:t>
       </w:r>
     </w:p>
     <w:bookmarkEnd w:id="241"/>
@@ -18073,7 +18858,7 @@
         <w:pStyle w:val="Compact"/>
         <w:numPr>
           <w:ilvl w:val="0"/>
-          <w:numId w:val="1237"/>
+          <w:numId w:val="1239"/>
         </w:numPr>
       </w:pPr>
       <w:r>
@@ -18085,7 +18870,7 @@
         <w:pStyle w:val="Compact"/>
         <w:numPr>
           <w:ilvl w:val="0"/>
-          <w:numId w:val="1237"/>
+          <w:numId w:val="1239"/>
         </w:numPr>
       </w:pPr>
       <w:r>
@@ -18097,7 +18882,7 @@
         <w:pStyle w:val="Compact"/>
         <w:numPr>
           <w:ilvl w:val="0"/>
-          <w:numId w:val="1237"/>
+          <w:numId w:val="1239"/>
         </w:numPr>
       </w:pPr>
       <w:r>
@@ -20475,40 +21260,40 @@
     <w:abstractNumId w:val="992"/>
   </w:num>
   <w:num w:numId="1103">
-    <w:abstractNumId w:val="99411"/>
-    <w:lvlOverride w:ilvl="0">
-      <w:startOverride w:val="1"/>
-    </w:lvlOverride>
-    <w:lvlOverride w:ilvl="1">
-      <w:startOverride w:val="1"/>
-    </w:lvlOverride>
-    <w:lvlOverride w:ilvl="2">
-      <w:startOverride w:val="1"/>
-    </w:lvlOverride>
-    <w:lvlOverride w:ilvl="3">
-      <w:startOverride w:val="1"/>
-    </w:lvlOverride>
-    <w:lvlOverride w:ilvl="4">
-      <w:startOverride w:val="1"/>
-    </w:lvlOverride>
-    <w:lvlOverride w:ilvl="5">
-      <w:startOverride w:val="1"/>
-    </w:lvlOverride>
-    <w:lvlOverride w:ilvl="6">
-      <w:startOverride w:val="1"/>
-    </w:lvlOverride>
-    <w:lvlOverride w:ilvl="7">
-      <w:startOverride w:val="1"/>
-    </w:lvlOverride>
-    <w:lvlOverride w:ilvl="8">
-      <w:startOverride w:val="1"/>
-    </w:lvlOverride>
+    <w:abstractNumId w:val="992"/>
   </w:num>
   <w:num w:numId="1104">
     <w:abstractNumId w:val="992"/>
   </w:num>
   <w:num w:numId="1105">
-    <w:abstractNumId w:val="992"/>
+    <w:abstractNumId w:val="99411"/>
+    <w:lvlOverride w:ilvl="0">
+      <w:startOverride w:val="1"/>
+    </w:lvlOverride>
+    <w:lvlOverride w:ilvl="1">
+      <w:startOverride w:val="1"/>
+    </w:lvlOverride>
+    <w:lvlOverride w:ilvl="2">
+      <w:startOverride w:val="1"/>
+    </w:lvlOverride>
+    <w:lvlOverride w:ilvl="3">
+      <w:startOverride w:val="1"/>
+    </w:lvlOverride>
+    <w:lvlOverride w:ilvl="4">
+      <w:startOverride w:val="1"/>
+    </w:lvlOverride>
+    <w:lvlOverride w:ilvl="5">
+      <w:startOverride w:val="1"/>
+    </w:lvlOverride>
+    <w:lvlOverride w:ilvl="6">
+      <w:startOverride w:val="1"/>
+    </w:lvlOverride>
+    <w:lvlOverride w:ilvl="7">
+      <w:startOverride w:val="1"/>
+    </w:lvlOverride>
+    <w:lvlOverride w:ilvl="8">
+      <w:startOverride w:val="1"/>
+    </w:lvlOverride>
   </w:num>
   <w:num w:numId="1106">
     <w:abstractNumId w:val="992"/>
@@ -20541,64 +21326,10 @@
     <w:abstractNumId w:val="992"/>
   </w:num>
   <w:num w:numId="1116">
-    <w:abstractNumId w:val="99411"/>
-    <w:lvlOverride w:ilvl="0">
-      <w:startOverride w:val="1"/>
-    </w:lvlOverride>
-    <w:lvlOverride w:ilvl="1">
-      <w:startOverride w:val="1"/>
-    </w:lvlOverride>
-    <w:lvlOverride w:ilvl="2">
-      <w:startOverride w:val="1"/>
-    </w:lvlOverride>
-    <w:lvlOverride w:ilvl="3">
-      <w:startOverride w:val="1"/>
-    </w:lvlOverride>
-    <w:lvlOverride w:ilvl="4">
-      <w:startOverride w:val="1"/>
-    </w:lvlOverride>
-    <w:lvlOverride w:ilvl="5">
-      <w:startOverride w:val="1"/>
-    </w:lvlOverride>
-    <w:lvlOverride w:ilvl="6">
-      <w:startOverride w:val="1"/>
-    </w:lvlOverride>
-    <w:lvlOverride w:ilvl="7">
-      <w:startOverride w:val="1"/>
-    </w:lvlOverride>
-    <w:lvlOverride w:ilvl="8">
-      <w:startOverride w:val="1"/>
-    </w:lvlOverride>
+    <w:abstractNumId w:val="992"/>
   </w:num>
   <w:num w:numId="1117">
-    <w:abstractNumId w:val="99711"/>
-    <w:lvlOverride w:ilvl="0">
-      <w:startOverride w:val="1"/>
-    </w:lvlOverride>
-    <w:lvlOverride w:ilvl="1">
-      <w:startOverride w:val="1"/>
-    </w:lvlOverride>
-    <w:lvlOverride w:ilvl="2">
-      <w:startOverride w:val="1"/>
-    </w:lvlOverride>
-    <w:lvlOverride w:ilvl="3">
-      <w:startOverride w:val="1"/>
-    </w:lvlOverride>
-    <w:lvlOverride w:ilvl="4">
-      <w:startOverride w:val="1"/>
-    </w:lvlOverride>
-    <w:lvlOverride w:ilvl="5">
-      <w:startOverride w:val="1"/>
-    </w:lvlOverride>
-    <w:lvlOverride w:ilvl="6">
-      <w:startOverride w:val="1"/>
-    </w:lvlOverride>
-    <w:lvlOverride w:ilvl="7">
-      <w:startOverride w:val="1"/>
-    </w:lvlOverride>
-    <w:lvlOverride w:ilvl="8">
-      <w:startOverride w:val="1"/>
-    </w:lvlOverride>
+    <w:abstractNumId w:val="992"/>
   </w:num>
   <w:num w:numId="1118">
     <w:abstractNumId w:val="99411"/>
@@ -20631,6 +21362,66 @@
     </w:lvlOverride>
   </w:num>
   <w:num w:numId="1119">
+    <w:abstractNumId w:val="99711"/>
+    <w:lvlOverride w:ilvl="0">
+      <w:startOverride w:val="1"/>
+    </w:lvlOverride>
+    <w:lvlOverride w:ilvl="1">
+      <w:startOverride w:val="1"/>
+    </w:lvlOverride>
+    <w:lvlOverride w:ilvl="2">
+      <w:startOverride w:val="1"/>
+    </w:lvlOverride>
+    <w:lvlOverride w:ilvl="3">
+      <w:startOverride w:val="1"/>
+    </w:lvlOverride>
+    <w:lvlOverride w:ilvl="4">
+      <w:startOverride w:val="1"/>
+    </w:lvlOverride>
+    <w:lvlOverride w:ilvl="5">
+      <w:startOverride w:val="1"/>
+    </w:lvlOverride>
+    <w:lvlOverride w:ilvl="6">
+      <w:startOverride w:val="1"/>
+    </w:lvlOverride>
+    <w:lvlOverride w:ilvl="7">
+      <w:startOverride w:val="1"/>
+    </w:lvlOverride>
+    <w:lvlOverride w:ilvl="8">
+      <w:startOverride w:val="1"/>
+    </w:lvlOverride>
+  </w:num>
+  <w:num w:numId="1120">
+    <w:abstractNumId w:val="99411"/>
+    <w:lvlOverride w:ilvl="0">
+      <w:startOverride w:val="1"/>
+    </w:lvlOverride>
+    <w:lvlOverride w:ilvl="1">
+      <w:startOverride w:val="1"/>
+    </w:lvlOverride>
+    <w:lvlOverride w:ilvl="2">
+      <w:startOverride w:val="1"/>
+    </w:lvlOverride>
+    <w:lvlOverride w:ilvl="3">
+      <w:startOverride w:val="1"/>
+    </w:lvlOverride>
+    <w:lvlOverride w:ilvl="4">
+      <w:startOverride w:val="1"/>
+    </w:lvlOverride>
+    <w:lvlOverride w:ilvl="5">
+      <w:startOverride w:val="1"/>
+    </w:lvlOverride>
+    <w:lvlOverride w:ilvl="6">
+      <w:startOverride w:val="1"/>
+    </w:lvlOverride>
+    <w:lvlOverride w:ilvl="7">
+      <w:startOverride w:val="1"/>
+    </w:lvlOverride>
+    <w:lvlOverride w:ilvl="8">
+      <w:startOverride w:val="1"/>
+    </w:lvlOverride>
+  </w:num>
+  <w:num w:numId="1121">
     <w:abstractNumId w:val="99413"/>
     <w:lvlOverride w:ilvl="0">
       <w:startOverride w:val="3"/>
@@ -20660,7 +21451,7 @@
       <w:startOverride w:val="3"/>
     </w:lvlOverride>
   </w:num>
-  <w:num w:numId="1120">
+  <w:num w:numId="1122">
     <w:abstractNumId w:val="99415"/>
     <w:lvlOverride w:ilvl="0">
       <w:startOverride w:val="5"/>
@@ -20689,12 +21480,6 @@
     <w:lvlOverride w:ilvl="8">
       <w:startOverride w:val="5"/>
     </w:lvlOverride>
-  </w:num>
-  <w:num w:numId="1121">
-    <w:abstractNumId w:val="992"/>
-  </w:num>
-  <w:num w:numId="1122">
-    <w:abstractNumId w:val="992"/>
   </w:num>
   <w:num w:numId="1123">
     <w:abstractNumId w:val="992"/>
@@ -20742,40 +21527,40 @@
     <w:abstractNumId w:val="992"/>
   </w:num>
   <w:num w:numId="1138">
-    <w:abstractNumId w:val="99411"/>
-    <w:lvlOverride w:ilvl="0">
-      <w:startOverride w:val="1"/>
-    </w:lvlOverride>
-    <w:lvlOverride w:ilvl="1">
-      <w:startOverride w:val="1"/>
-    </w:lvlOverride>
-    <w:lvlOverride w:ilvl="2">
-      <w:startOverride w:val="1"/>
-    </w:lvlOverride>
-    <w:lvlOverride w:ilvl="3">
-      <w:startOverride w:val="1"/>
-    </w:lvlOverride>
-    <w:lvlOverride w:ilvl="4">
-      <w:startOverride w:val="1"/>
-    </w:lvlOverride>
-    <w:lvlOverride w:ilvl="5">
-      <w:startOverride w:val="1"/>
-    </w:lvlOverride>
-    <w:lvlOverride w:ilvl="6">
-      <w:startOverride w:val="1"/>
-    </w:lvlOverride>
-    <w:lvlOverride w:ilvl="7">
-      <w:startOverride w:val="1"/>
-    </w:lvlOverride>
-    <w:lvlOverride w:ilvl="8">
-      <w:startOverride w:val="1"/>
-    </w:lvlOverride>
+    <w:abstractNumId w:val="992"/>
   </w:num>
   <w:num w:numId="1139">
     <w:abstractNumId w:val="992"/>
   </w:num>
   <w:num w:numId="1140">
-    <w:abstractNumId w:val="992"/>
+    <w:abstractNumId w:val="99411"/>
+    <w:lvlOverride w:ilvl="0">
+      <w:startOverride w:val="1"/>
+    </w:lvlOverride>
+    <w:lvlOverride w:ilvl="1">
+      <w:startOverride w:val="1"/>
+    </w:lvlOverride>
+    <w:lvlOverride w:ilvl="2">
+      <w:startOverride w:val="1"/>
+    </w:lvlOverride>
+    <w:lvlOverride w:ilvl="3">
+      <w:startOverride w:val="1"/>
+    </w:lvlOverride>
+    <w:lvlOverride w:ilvl="4">
+      <w:startOverride w:val="1"/>
+    </w:lvlOverride>
+    <w:lvlOverride w:ilvl="5">
+      <w:startOverride w:val="1"/>
+    </w:lvlOverride>
+    <w:lvlOverride w:ilvl="6">
+      <w:startOverride w:val="1"/>
+    </w:lvlOverride>
+    <w:lvlOverride w:ilvl="7">
+      <w:startOverride w:val="1"/>
+    </w:lvlOverride>
+    <w:lvlOverride w:ilvl="8">
+      <w:startOverride w:val="1"/>
+    </w:lvlOverride>
   </w:num>
   <w:num w:numId="1141">
     <w:abstractNumId w:val="992"/>
@@ -20793,40 +21578,40 @@
     <w:abstractNumId w:val="992"/>
   </w:num>
   <w:num w:numId="1146">
-    <w:abstractNumId w:val="99411"/>
-    <w:lvlOverride w:ilvl="0">
-      <w:startOverride w:val="1"/>
-    </w:lvlOverride>
-    <w:lvlOverride w:ilvl="1">
-      <w:startOverride w:val="1"/>
-    </w:lvlOverride>
-    <w:lvlOverride w:ilvl="2">
-      <w:startOverride w:val="1"/>
-    </w:lvlOverride>
-    <w:lvlOverride w:ilvl="3">
-      <w:startOverride w:val="1"/>
-    </w:lvlOverride>
-    <w:lvlOverride w:ilvl="4">
-      <w:startOverride w:val="1"/>
-    </w:lvlOverride>
-    <w:lvlOverride w:ilvl="5">
-      <w:startOverride w:val="1"/>
-    </w:lvlOverride>
-    <w:lvlOverride w:ilvl="6">
-      <w:startOverride w:val="1"/>
-    </w:lvlOverride>
-    <w:lvlOverride w:ilvl="7">
-      <w:startOverride w:val="1"/>
-    </w:lvlOverride>
-    <w:lvlOverride w:ilvl="8">
-      <w:startOverride w:val="1"/>
-    </w:lvlOverride>
+    <w:abstractNumId w:val="992"/>
   </w:num>
   <w:num w:numId="1147">
     <w:abstractNumId w:val="992"/>
   </w:num>
   <w:num w:numId="1148">
-    <w:abstractNumId w:val="992"/>
+    <w:abstractNumId w:val="99411"/>
+    <w:lvlOverride w:ilvl="0">
+      <w:startOverride w:val="1"/>
+    </w:lvlOverride>
+    <w:lvlOverride w:ilvl="1">
+      <w:startOverride w:val="1"/>
+    </w:lvlOverride>
+    <w:lvlOverride w:ilvl="2">
+      <w:startOverride w:val="1"/>
+    </w:lvlOverride>
+    <w:lvlOverride w:ilvl="3">
+      <w:startOverride w:val="1"/>
+    </w:lvlOverride>
+    <w:lvlOverride w:ilvl="4">
+      <w:startOverride w:val="1"/>
+    </w:lvlOverride>
+    <w:lvlOverride w:ilvl="5">
+      <w:startOverride w:val="1"/>
+    </w:lvlOverride>
+    <w:lvlOverride w:ilvl="6">
+      <w:startOverride w:val="1"/>
+    </w:lvlOverride>
+    <w:lvlOverride w:ilvl="7">
+      <w:startOverride w:val="1"/>
+    </w:lvlOverride>
+    <w:lvlOverride w:ilvl="8">
+      <w:startOverride w:val="1"/>
+    </w:lvlOverride>
   </w:num>
   <w:num w:numId="1149">
     <w:abstractNumId w:val="992"/>
@@ -20844,40 +21629,40 @@
     <w:abstractNumId w:val="992"/>
   </w:num>
   <w:num w:numId="1154">
-    <w:abstractNumId w:val="99411"/>
-    <w:lvlOverride w:ilvl="0">
-      <w:startOverride w:val="1"/>
-    </w:lvlOverride>
-    <w:lvlOverride w:ilvl="1">
-      <w:startOverride w:val="1"/>
-    </w:lvlOverride>
-    <w:lvlOverride w:ilvl="2">
-      <w:startOverride w:val="1"/>
-    </w:lvlOverride>
-    <w:lvlOverride w:ilvl="3">
-      <w:startOverride w:val="1"/>
-    </w:lvlOverride>
-    <w:lvlOverride w:ilvl="4">
-      <w:startOverride w:val="1"/>
-    </w:lvlOverride>
-    <w:lvlOverride w:ilvl="5">
-      <w:startOverride w:val="1"/>
-    </w:lvlOverride>
-    <w:lvlOverride w:ilvl="6">
-      <w:startOverride w:val="1"/>
-    </w:lvlOverride>
-    <w:lvlOverride w:ilvl="7">
-      <w:startOverride w:val="1"/>
-    </w:lvlOverride>
-    <w:lvlOverride w:ilvl="8">
-      <w:startOverride w:val="1"/>
-    </w:lvlOverride>
+    <w:abstractNumId w:val="992"/>
   </w:num>
   <w:num w:numId="1155">
     <w:abstractNumId w:val="992"/>
   </w:num>
   <w:num w:numId="1156">
-    <w:abstractNumId w:val="992"/>
+    <w:abstractNumId w:val="99411"/>
+    <w:lvlOverride w:ilvl="0">
+      <w:startOverride w:val="1"/>
+    </w:lvlOverride>
+    <w:lvlOverride w:ilvl="1">
+      <w:startOverride w:val="1"/>
+    </w:lvlOverride>
+    <w:lvlOverride w:ilvl="2">
+      <w:startOverride w:val="1"/>
+    </w:lvlOverride>
+    <w:lvlOverride w:ilvl="3">
+      <w:startOverride w:val="1"/>
+    </w:lvlOverride>
+    <w:lvlOverride w:ilvl="4">
+      <w:startOverride w:val="1"/>
+    </w:lvlOverride>
+    <w:lvlOverride w:ilvl="5">
+      <w:startOverride w:val="1"/>
+    </w:lvlOverride>
+    <w:lvlOverride w:ilvl="6">
+      <w:startOverride w:val="1"/>
+    </w:lvlOverride>
+    <w:lvlOverride w:ilvl="7">
+      <w:startOverride w:val="1"/>
+    </w:lvlOverride>
+    <w:lvlOverride w:ilvl="8">
+      <w:startOverride w:val="1"/>
+    </w:lvlOverride>
   </w:num>
   <w:num w:numId="1157">
     <w:abstractNumId w:val="992"/>
@@ -20904,6 +21689,12 @@
     <w:abstractNumId w:val="992"/>
   </w:num>
   <w:num w:numId="1165">
+    <w:abstractNumId w:val="992"/>
+  </w:num>
+  <w:num w:numId="1166">
+    <w:abstractNumId w:val="992"/>
+  </w:num>
+  <w:num w:numId="1167">
     <w:abstractNumId w:val="99416"/>
     <w:lvlOverride w:ilvl="0">
       <w:startOverride w:val="6"/>
@@ -20933,41 +21724,8 @@
       <w:startOverride w:val="6"/>
     </w:lvlOverride>
   </w:num>
-  <w:num w:numId="1166">
+  <w:num w:numId="1168">
     <w:abstractNumId w:val="991"/>
-  </w:num>
-  <w:num w:numId="1167">
-    <w:abstractNumId w:val="991"/>
-  </w:num>
-  <w:num w:numId="1168">
-    <w:abstractNumId w:val="99411"/>
-    <w:lvlOverride w:ilvl="0">
-      <w:startOverride w:val="1"/>
-    </w:lvlOverride>
-    <w:lvlOverride w:ilvl="1">
-      <w:startOverride w:val="1"/>
-    </w:lvlOverride>
-    <w:lvlOverride w:ilvl="2">
-      <w:startOverride w:val="1"/>
-    </w:lvlOverride>
-    <w:lvlOverride w:ilvl="3">
-      <w:startOverride w:val="1"/>
-    </w:lvlOverride>
-    <w:lvlOverride w:ilvl="4">
-      <w:startOverride w:val="1"/>
-    </w:lvlOverride>
-    <w:lvlOverride w:ilvl="5">
-      <w:startOverride w:val="1"/>
-    </w:lvlOverride>
-    <w:lvlOverride w:ilvl="6">
-      <w:startOverride w:val="1"/>
-    </w:lvlOverride>
-    <w:lvlOverride w:ilvl="7">
-      <w:startOverride w:val="1"/>
-    </w:lvlOverride>
-    <w:lvlOverride w:ilvl="8">
-      <w:startOverride w:val="1"/>
-    </w:lvlOverride>
   </w:num>
   <w:num w:numId="1169">
     <w:abstractNumId w:val="991"/>
@@ -21003,10 +21761,37 @@
     </w:lvlOverride>
   </w:num>
   <w:num w:numId="1171">
-    <w:abstractNumId w:val="992"/>
+    <w:abstractNumId w:val="991"/>
   </w:num>
   <w:num w:numId="1172">
-    <w:abstractNumId w:val="992"/>
+    <w:abstractNumId w:val="99411"/>
+    <w:lvlOverride w:ilvl="0">
+      <w:startOverride w:val="1"/>
+    </w:lvlOverride>
+    <w:lvlOverride w:ilvl="1">
+      <w:startOverride w:val="1"/>
+    </w:lvlOverride>
+    <w:lvlOverride w:ilvl="2">
+      <w:startOverride w:val="1"/>
+    </w:lvlOverride>
+    <w:lvlOverride w:ilvl="3">
+      <w:startOverride w:val="1"/>
+    </w:lvlOverride>
+    <w:lvlOverride w:ilvl="4">
+      <w:startOverride w:val="1"/>
+    </w:lvlOverride>
+    <w:lvlOverride w:ilvl="5">
+      <w:startOverride w:val="1"/>
+    </w:lvlOverride>
+    <w:lvlOverride w:ilvl="6">
+      <w:startOverride w:val="1"/>
+    </w:lvlOverride>
+    <w:lvlOverride w:ilvl="7">
+      <w:startOverride w:val="1"/>
+    </w:lvlOverride>
+    <w:lvlOverride w:ilvl="8">
+      <w:startOverride w:val="1"/>
+    </w:lvlOverride>
   </w:num>
   <w:num w:numId="1173">
     <w:abstractNumId w:val="992"/>
@@ -21033,6 +21818,12 @@
     <w:abstractNumId w:val="992"/>
   </w:num>
   <w:num w:numId="1181">
+    <w:abstractNumId w:val="992"/>
+  </w:num>
+  <w:num w:numId="1182">
+    <w:abstractNumId w:val="992"/>
+  </w:num>
+  <w:num w:numId="1183">
     <w:abstractNumId w:val="99412"/>
     <w:lvlOverride w:ilvl="0">
       <w:startOverride w:val="2"/>
@@ -21061,39 +21852,6 @@
     <w:lvlOverride w:ilvl="8">
       <w:startOverride w:val="2"/>
     </w:lvlOverride>
-  </w:num>
-  <w:num w:numId="1182">
-    <w:abstractNumId w:val="99411"/>
-    <w:lvlOverride w:ilvl="0">
-      <w:startOverride w:val="1"/>
-    </w:lvlOverride>
-    <w:lvlOverride w:ilvl="1">
-      <w:startOverride w:val="1"/>
-    </w:lvlOverride>
-    <w:lvlOverride w:ilvl="2">
-      <w:startOverride w:val="1"/>
-    </w:lvlOverride>
-    <w:lvlOverride w:ilvl="3">
-      <w:startOverride w:val="1"/>
-    </w:lvlOverride>
-    <w:lvlOverride w:ilvl="4">
-      <w:startOverride w:val="1"/>
-    </w:lvlOverride>
-    <w:lvlOverride w:ilvl="5">
-      <w:startOverride w:val="1"/>
-    </w:lvlOverride>
-    <w:lvlOverride w:ilvl="6">
-      <w:startOverride w:val="1"/>
-    </w:lvlOverride>
-    <w:lvlOverride w:ilvl="7">
-      <w:startOverride w:val="1"/>
-    </w:lvlOverride>
-    <w:lvlOverride w:ilvl="8">
-      <w:startOverride w:val="1"/>
-    </w:lvlOverride>
-  </w:num>
-  <w:num w:numId="1183">
-    <w:abstractNumId w:val="991"/>
   </w:num>
   <w:num w:numId="1184">
     <w:abstractNumId w:val="99411"/>
@@ -21126,6 +21884,9 @@
     </w:lvlOverride>
   </w:num>
   <w:num w:numId="1185">
+    <w:abstractNumId w:val="991"/>
+  </w:num>
+  <w:num w:numId="1186">
     <w:abstractNumId w:val="99411"/>
     <w:lvlOverride w:ilvl="0">
       <w:startOverride w:val="1"/>
@@ -21155,7 +21916,37 @@
       <w:startOverride w:val="1"/>
     </w:lvlOverride>
   </w:num>
-  <w:num w:numId="1186">
+  <w:num w:numId="1187">
+    <w:abstractNumId w:val="99411"/>
+    <w:lvlOverride w:ilvl="0">
+      <w:startOverride w:val="1"/>
+    </w:lvlOverride>
+    <w:lvlOverride w:ilvl="1">
+      <w:startOverride w:val="1"/>
+    </w:lvlOverride>
+    <w:lvlOverride w:ilvl="2">
+      <w:startOverride w:val="1"/>
+    </w:lvlOverride>
+    <w:lvlOverride w:ilvl="3">
+      <w:startOverride w:val="1"/>
+    </w:lvlOverride>
+    <w:lvlOverride w:ilvl="4">
+      <w:startOverride w:val="1"/>
+    </w:lvlOverride>
+    <w:lvlOverride w:ilvl="5">
+      <w:startOverride w:val="1"/>
+    </w:lvlOverride>
+    <w:lvlOverride w:ilvl="6">
+      <w:startOverride w:val="1"/>
+    </w:lvlOverride>
+    <w:lvlOverride w:ilvl="7">
+      <w:startOverride w:val="1"/>
+    </w:lvlOverride>
+    <w:lvlOverride w:ilvl="8">
+      <w:startOverride w:val="1"/>
+    </w:lvlOverride>
+  </w:num>
+  <w:num w:numId="1188">
     <w:abstractNumId w:val="99711"/>
     <w:lvlOverride w:ilvl="0">
       <w:startOverride w:val="1"/>
@@ -21185,7 +21976,7 @@
       <w:startOverride w:val="1"/>
     </w:lvlOverride>
   </w:num>
-  <w:num w:numId="1187">
+  <w:num w:numId="1189">
     <w:abstractNumId w:val="99711"/>
     <w:lvlOverride w:ilvl="0">
       <w:startOverride w:val="1"/>
@@ -21215,7 +22006,7 @@
       <w:startOverride w:val="1"/>
     </w:lvlOverride>
   </w:num>
-  <w:num w:numId="1188">
+  <w:num w:numId="1190">
     <w:abstractNumId w:val="99411"/>
     <w:lvlOverride w:ilvl="0">
       <w:startOverride w:val="1"/>
@@ -21244,12 +22035,6 @@
     <w:lvlOverride w:ilvl="8">
       <w:startOverride w:val="1"/>
     </w:lvlOverride>
-  </w:num>
-  <w:num w:numId="1189">
-    <w:abstractNumId w:val="991"/>
-  </w:num>
-  <w:num w:numId="1190">
-    <w:abstractNumId w:val="991"/>
   </w:num>
   <w:num w:numId="1191">
     <w:abstractNumId w:val="991"/>
@@ -21264,10 +22049,10 @@
     <w:abstractNumId w:val="991"/>
   </w:num>
   <w:num w:numId="1195">
-    <w:abstractNumId w:val="992"/>
+    <w:abstractNumId w:val="991"/>
   </w:num>
   <w:num w:numId="1196">
-    <w:abstractNumId w:val="992"/>
+    <w:abstractNumId w:val="991"/>
   </w:num>
   <w:num w:numId="1197">
     <w:abstractNumId w:val="992"/>
@@ -21294,67 +22079,13 @@
     <w:abstractNumId w:val="992"/>
   </w:num>
   <w:num w:numId="1205">
-    <w:abstractNumId w:val="99411"/>
-    <w:lvlOverride w:ilvl="0">
-      <w:startOverride w:val="1"/>
-    </w:lvlOverride>
-    <w:lvlOverride w:ilvl="1">
-      <w:startOverride w:val="1"/>
-    </w:lvlOverride>
-    <w:lvlOverride w:ilvl="2">
-      <w:startOverride w:val="1"/>
-    </w:lvlOverride>
-    <w:lvlOverride w:ilvl="3">
-      <w:startOverride w:val="1"/>
-    </w:lvlOverride>
-    <w:lvlOverride w:ilvl="4">
-      <w:startOverride w:val="1"/>
-    </w:lvlOverride>
-    <w:lvlOverride w:ilvl="5">
-      <w:startOverride w:val="1"/>
-    </w:lvlOverride>
-    <w:lvlOverride w:ilvl="6">
-      <w:startOverride w:val="1"/>
-    </w:lvlOverride>
-    <w:lvlOverride w:ilvl="7">
-      <w:startOverride w:val="1"/>
-    </w:lvlOverride>
-    <w:lvlOverride w:ilvl="8">
-      <w:startOverride w:val="1"/>
-    </w:lvlOverride>
+    <w:abstractNumId w:val="992"/>
   </w:num>
   <w:num w:numId="1206">
-    <w:abstractNumId w:val="99711"/>
-    <w:lvlOverride w:ilvl="0">
-      <w:startOverride w:val="1"/>
-    </w:lvlOverride>
-    <w:lvlOverride w:ilvl="1">
-      <w:startOverride w:val="1"/>
-    </w:lvlOverride>
-    <w:lvlOverride w:ilvl="2">
-      <w:startOverride w:val="1"/>
-    </w:lvlOverride>
-    <w:lvlOverride w:ilvl="3">
-      <w:startOverride w:val="1"/>
-    </w:lvlOverride>
-    <w:lvlOverride w:ilvl="4">
-      <w:startOverride w:val="1"/>
-    </w:lvlOverride>
-    <w:lvlOverride w:ilvl="5">
-      <w:startOverride w:val="1"/>
-    </w:lvlOverride>
-    <w:lvlOverride w:ilvl="6">
-      <w:startOverride w:val="1"/>
-    </w:lvlOverride>
-    <w:lvlOverride w:ilvl="7">
-      <w:startOverride w:val="1"/>
-    </w:lvlOverride>
-    <w:lvlOverride w:ilvl="8">
-      <w:startOverride w:val="1"/>
-    </w:lvlOverride>
+    <w:abstractNumId w:val="992"/>
   </w:num>
   <w:num w:numId="1207">
-    <w:abstractNumId w:val="99511"/>
+    <w:abstractNumId w:val="99411"/>
     <w:lvlOverride w:ilvl="0">
       <w:startOverride w:val="1"/>
     </w:lvlOverride>
@@ -21414,10 +22145,64 @@
     </w:lvlOverride>
   </w:num>
   <w:num w:numId="1209">
-    <w:abstractNumId w:val="992"/>
+    <w:abstractNumId w:val="99511"/>
+    <w:lvlOverride w:ilvl="0">
+      <w:startOverride w:val="1"/>
+    </w:lvlOverride>
+    <w:lvlOverride w:ilvl="1">
+      <w:startOverride w:val="1"/>
+    </w:lvlOverride>
+    <w:lvlOverride w:ilvl="2">
+      <w:startOverride w:val="1"/>
+    </w:lvlOverride>
+    <w:lvlOverride w:ilvl="3">
+      <w:startOverride w:val="1"/>
+    </w:lvlOverride>
+    <w:lvlOverride w:ilvl="4">
+      <w:startOverride w:val="1"/>
+    </w:lvlOverride>
+    <w:lvlOverride w:ilvl="5">
+      <w:startOverride w:val="1"/>
+    </w:lvlOverride>
+    <w:lvlOverride w:ilvl="6">
+      <w:startOverride w:val="1"/>
+    </w:lvlOverride>
+    <w:lvlOverride w:ilvl="7">
+      <w:startOverride w:val="1"/>
+    </w:lvlOverride>
+    <w:lvlOverride w:ilvl="8">
+      <w:startOverride w:val="1"/>
+    </w:lvlOverride>
   </w:num>
   <w:num w:numId="1210">
-    <w:abstractNumId w:val="992"/>
+    <w:abstractNumId w:val="99711"/>
+    <w:lvlOverride w:ilvl="0">
+      <w:startOverride w:val="1"/>
+    </w:lvlOverride>
+    <w:lvlOverride w:ilvl="1">
+      <w:startOverride w:val="1"/>
+    </w:lvlOverride>
+    <w:lvlOverride w:ilvl="2">
+      <w:startOverride w:val="1"/>
+    </w:lvlOverride>
+    <w:lvlOverride w:ilvl="3">
+      <w:startOverride w:val="1"/>
+    </w:lvlOverride>
+    <w:lvlOverride w:ilvl="4">
+      <w:startOverride w:val="1"/>
+    </w:lvlOverride>
+    <w:lvlOverride w:ilvl="5">
+      <w:startOverride w:val="1"/>
+    </w:lvlOverride>
+    <w:lvlOverride w:ilvl="6">
+      <w:startOverride w:val="1"/>
+    </w:lvlOverride>
+    <w:lvlOverride w:ilvl="7">
+      <w:startOverride w:val="1"/>
+    </w:lvlOverride>
+    <w:lvlOverride w:ilvl="8">
+      <w:startOverride w:val="1"/>
+    </w:lvlOverride>
   </w:num>
   <w:num w:numId="1211">
     <w:abstractNumId w:val="992"/>
@@ -21432,37 +22217,10 @@
     <w:abstractNumId w:val="992"/>
   </w:num>
   <w:num w:numId="1215">
-    <w:abstractNumId w:val="99411"/>
-    <w:lvlOverride w:ilvl="0">
-      <w:startOverride w:val="1"/>
-    </w:lvlOverride>
-    <w:lvlOverride w:ilvl="1">
-      <w:startOverride w:val="1"/>
-    </w:lvlOverride>
-    <w:lvlOverride w:ilvl="2">
-      <w:startOverride w:val="1"/>
-    </w:lvlOverride>
-    <w:lvlOverride w:ilvl="3">
-      <w:startOverride w:val="1"/>
-    </w:lvlOverride>
-    <w:lvlOverride w:ilvl="4">
-      <w:startOverride w:val="1"/>
-    </w:lvlOverride>
-    <w:lvlOverride w:ilvl="5">
-      <w:startOverride w:val="1"/>
-    </w:lvlOverride>
-    <w:lvlOverride w:ilvl="6">
-      <w:startOverride w:val="1"/>
-    </w:lvlOverride>
-    <w:lvlOverride w:ilvl="7">
-      <w:startOverride w:val="1"/>
-    </w:lvlOverride>
-    <w:lvlOverride w:ilvl="8">
-      <w:startOverride w:val="1"/>
-    </w:lvlOverride>
+    <w:abstractNumId w:val="992"/>
   </w:num>
   <w:num w:numId="1216">
-    <w:abstractNumId w:val="991"/>
+    <w:abstractNumId w:val="992"/>
   </w:num>
   <w:num w:numId="1217">
     <w:abstractNumId w:val="99411"/>
@@ -21495,37 +22253,10 @@
     </w:lvlOverride>
   </w:num>
   <w:num w:numId="1218">
-    <w:abstractNumId w:val="99711"/>
-    <w:lvlOverride w:ilvl="0">
-      <w:startOverride w:val="1"/>
-    </w:lvlOverride>
-    <w:lvlOverride w:ilvl="1">
-      <w:startOverride w:val="1"/>
-    </w:lvlOverride>
-    <w:lvlOverride w:ilvl="2">
-      <w:startOverride w:val="1"/>
-    </w:lvlOverride>
-    <w:lvlOverride w:ilvl="3">
-      <w:startOverride w:val="1"/>
-    </w:lvlOverride>
-    <w:lvlOverride w:ilvl="4">
-      <w:startOverride w:val="1"/>
-    </w:lvlOverride>
-    <w:lvlOverride w:ilvl="5">
-      <w:startOverride w:val="1"/>
-    </w:lvlOverride>
-    <w:lvlOverride w:ilvl="6">
-      <w:startOverride w:val="1"/>
-    </w:lvlOverride>
-    <w:lvlOverride w:ilvl="7">
-      <w:startOverride w:val="1"/>
-    </w:lvlOverride>
-    <w:lvlOverride w:ilvl="8">
-      <w:startOverride w:val="1"/>
-    </w:lvlOverride>
+    <w:abstractNumId w:val="991"/>
   </w:num>
   <w:num w:numId="1219">
-    <w:abstractNumId w:val="99711"/>
+    <w:abstractNumId w:val="99411"/>
     <w:lvlOverride w:ilvl="0">
       <w:startOverride w:val="1"/>
     </w:lvlOverride>
@@ -21615,7 +22346,7 @@
     </w:lvlOverride>
   </w:num>
   <w:num w:numId="1222">
-    <w:abstractNumId w:val="99511"/>
+    <w:abstractNumId w:val="99711"/>
     <w:lvlOverride w:ilvl="0">
       <w:startOverride w:val="1"/>
     </w:lvlOverride>
@@ -21675,7 +22406,7 @@
     </w:lvlOverride>
   </w:num>
   <w:num w:numId="1224">
-    <w:abstractNumId w:val="99821"/>
+    <w:abstractNumId w:val="99511"/>
     <w:lvlOverride w:ilvl="0">
       <w:startOverride w:val="1"/>
     </w:lvlOverride>
@@ -21705,10 +22436,37 @@
     </w:lvlOverride>
   </w:num>
   <w:num w:numId="1225">
-    <w:abstractNumId w:val="991"/>
+    <w:abstractNumId w:val="99711"/>
+    <w:lvlOverride w:ilvl="0">
+      <w:startOverride w:val="1"/>
+    </w:lvlOverride>
+    <w:lvlOverride w:ilvl="1">
+      <w:startOverride w:val="1"/>
+    </w:lvlOverride>
+    <w:lvlOverride w:ilvl="2">
+      <w:startOverride w:val="1"/>
+    </w:lvlOverride>
+    <w:lvlOverride w:ilvl="3">
+      <w:startOverride w:val="1"/>
+    </w:lvlOverride>
+    <w:lvlOverride w:ilvl="4">
+      <w:startOverride w:val="1"/>
+    </w:lvlOverride>
+    <w:lvlOverride w:ilvl="5">
+      <w:startOverride w:val="1"/>
+    </w:lvlOverride>
+    <w:lvlOverride w:ilvl="6">
+      <w:startOverride w:val="1"/>
+    </w:lvlOverride>
+    <w:lvlOverride w:ilvl="7">
+      <w:startOverride w:val="1"/>
+    </w:lvlOverride>
+    <w:lvlOverride w:ilvl="8">
+      <w:startOverride w:val="1"/>
+    </w:lvlOverride>
   </w:num>
   <w:num w:numId="1226">
-    <w:abstractNumId w:val="99411"/>
+    <w:abstractNumId w:val="99821"/>
     <w:lvlOverride w:ilvl="0">
       <w:startOverride w:val="1"/>
     </w:lvlOverride>
@@ -21771,34 +22529,7 @@
     </w:lvlOverride>
   </w:num>
   <w:num w:numId="1229">
-    <w:abstractNumId w:val="99411"/>
-    <w:lvlOverride w:ilvl="0">
-      <w:startOverride w:val="1"/>
-    </w:lvlOverride>
-    <w:lvlOverride w:ilvl="1">
-      <w:startOverride w:val="1"/>
-    </w:lvlOverride>
-    <w:lvlOverride w:ilvl="2">
-      <w:startOverride w:val="1"/>
-    </w:lvlOverride>
-    <w:lvlOverride w:ilvl="3">
-      <w:startOverride w:val="1"/>
-    </w:lvlOverride>
-    <w:lvlOverride w:ilvl="4">
-      <w:startOverride w:val="1"/>
-    </w:lvlOverride>
-    <w:lvlOverride w:ilvl="5">
-      <w:startOverride w:val="1"/>
-    </w:lvlOverride>
-    <w:lvlOverride w:ilvl="6">
-      <w:startOverride w:val="1"/>
-    </w:lvlOverride>
-    <w:lvlOverride w:ilvl="7">
-      <w:startOverride w:val="1"/>
-    </w:lvlOverride>
-    <w:lvlOverride w:ilvl="8">
-      <w:startOverride w:val="1"/>
-    </w:lvlOverride>
+    <w:abstractNumId w:val="991"/>
   </w:num>
   <w:num w:numId="1230">
     <w:abstractNumId w:val="99411"/>
@@ -21831,7 +22562,34 @@
     </w:lvlOverride>
   </w:num>
   <w:num w:numId="1231">
-    <w:abstractNumId w:val="991"/>
+    <w:abstractNumId w:val="99411"/>
+    <w:lvlOverride w:ilvl="0">
+      <w:startOverride w:val="1"/>
+    </w:lvlOverride>
+    <w:lvlOverride w:ilvl="1">
+      <w:startOverride w:val="1"/>
+    </w:lvlOverride>
+    <w:lvlOverride w:ilvl="2">
+      <w:startOverride w:val="1"/>
+    </w:lvlOverride>
+    <w:lvlOverride w:ilvl="3">
+      <w:startOverride w:val="1"/>
+    </w:lvlOverride>
+    <w:lvlOverride w:ilvl="4">
+      <w:startOverride w:val="1"/>
+    </w:lvlOverride>
+    <w:lvlOverride w:ilvl="5">
+      <w:startOverride w:val="1"/>
+    </w:lvlOverride>
+    <w:lvlOverride w:ilvl="6">
+      <w:startOverride w:val="1"/>
+    </w:lvlOverride>
+    <w:lvlOverride w:ilvl="7">
+      <w:startOverride w:val="1"/>
+    </w:lvlOverride>
+    <w:lvlOverride w:ilvl="8">
+      <w:startOverride w:val="1"/>
+    </w:lvlOverride>
   </w:num>
   <w:num w:numId="1232">
     <w:abstractNumId w:val="99411"/>
@@ -21864,34 +22622,7 @@
     </w:lvlOverride>
   </w:num>
   <w:num w:numId="1233">
-    <w:abstractNumId w:val="99411"/>
-    <w:lvlOverride w:ilvl="0">
-      <w:startOverride w:val="1"/>
-    </w:lvlOverride>
-    <w:lvlOverride w:ilvl="1">
-      <w:startOverride w:val="1"/>
-    </w:lvlOverride>
-    <w:lvlOverride w:ilvl="2">
-      <w:startOverride w:val="1"/>
-    </w:lvlOverride>
-    <w:lvlOverride w:ilvl="3">
-      <w:startOverride w:val="1"/>
-    </w:lvlOverride>
-    <w:lvlOverride w:ilvl="4">
-      <w:startOverride w:val="1"/>
-    </w:lvlOverride>
-    <w:lvlOverride w:ilvl="5">
-      <w:startOverride w:val="1"/>
-    </w:lvlOverride>
-    <w:lvlOverride w:ilvl="6">
-      <w:startOverride w:val="1"/>
-    </w:lvlOverride>
-    <w:lvlOverride w:ilvl="7">
-      <w:startOverride w:val="1"/>
-    </w:lvlOverride>
-    <w:lvlOverride w:ilvl="8">
-      <w:startOverride w:val="1"/>
-    </w:lvlOverride>
+    <w:abstractNumId w:val="991"/>
   </w:num>
   <w:num w:numId="1234">
     <w:abstractNumId w:val="99411"/>
@@ -21954,9 +22685,69 @@
     </w:lvlOverride>
   </w:num>
   <w:num w:numId="1236">
+    <w:abstractNumId w:val="99411"/>
+    <w:lvlOverride w:ilvl="0">
+      <w:startOverride w:val="1"/>
+    </w:lvlOverride>
+    <w:lvlOverride w:ilvl="1">
+      <w:startOverride w:val="1"/>
+    </w:lvlOverride>
+    <w:lvlOverride w:ilvl="2">
+      <w:startOverride w:val="1"/>
+    </w:lvlOverride>
+    <w:lvlOverride w:ilvl="3">
+      <w:startOverride w:val="1"/>
+    </w:lvlOverride>
+    <w:lvlOverride w:ilvl="4">
+      <w:startOverride w:val="1"/>
+    </w:lvlOverride>
+    <w:lvlOverride w:ilvl="5">
+      <w:startOverride w:val="1"/>
+    </w:lvlOverride>
+    <w:lvlOverride w:ilvl="6">
+      <w:startOverride w:val="1"/>
+    </w:lvlOverride>
+    <w:lvlOverride w:ilvl="7">
+      <w:startOverride w:val="1"/>
+    </w:lvlOverride>
+    <w:lvlOverride w:ilvl="8">
+      <w:startOverride w:val="1"/>
+    </w:lvlOverride>
+  </w:num>
+  <w:num w:numId="1237">
+    <w:abstractNumId w:val="99411"/>
+    <w:lvlOverride w:ilvl="0">
+      <w:startOverride w:val="1"/>
+    </w:lvlOverride>
+    <w:lvlOverride w:ilvl="1">
+      <w:startOverride w:val="1"/>
+    </w:lvlOverride>
+    <w:lvlOverride w:ilvl="2">
+      <w:startOverride w:val="1"/>
+    </w:lvlOverride>
+    <w:lvlOverride w:ilvl="3">
+      <w:startOverride w:val="1"/>
+    </w:lvlOverride>
+    <w:lvlOverride w:ilvl="4">
+      <w:startOverride w:val="1"/>
+    </w:lvlOverride>
+    <w:lvlOverride w:ilvl="5">
+      <w:startOverride w:val="1"/>
+    </w:lvlOverride>
+    <w:lvlOverride w:ilvl="6">
+      <w:startOverride w:val="1"/>
+    </w:lvlOverride>
+    <w:lvlOverride w:ilvl="7">
+      <w:startOverride w:val="1"/>
+    </w:lvlOverride>
+    <w:lvlOverride w:ilvl="8">
+      <w:startOverride w:val="1"/>
+    </w:lvlOverride>
+  </w:num>
+  <w:num w:numId="1238">
     <w:abstractNumId w:val="991"/>
   </w:num>
-  <w:num w:numId="1237">
+  <w:num w:numId="1239">
     <w:abstractNumId w:val="991"/>
   </w:num>
 </w:numbering>
